--- a/docs/files/vik/vik_6M2026_lt.docx
+++ b/docs/files/vik/vik_6M2026_lt.docx
@@ -1653,7 +1653,7 @@
                 <w:color w:val="1B7F3B"/>
                 <w:sz w:val="17"/>
               </w:rPr>
-              <w:t>▲ 9 012,5 % vs 6M2025</w:t>
+              <w:t>▲ 7,21 EURm vs 6M2025</w:t>
             </w:r>
           </w:p>
         </w:tc>

--- a/docs/files/vik/vik_6M2026_lt.docx
+++ b/docs/files/vik/vik_6M2026_lt.docx
@@ -2559,24 +2559,10 @@
         <w:rPr>
           <w:sz w:val="24"/>
         </w:rPr>
-        <w:t xml:space="preserve">☐ </w:t>
+        <w:t xml:space="preserve">☑ </w:t>
       </w:r>
       <w:r>
         <w:t>Yes, the company is not in the list of sanctions (add a screenshot)</w:t>
-      </w:r>
-    </w:p>
-    <w:p>
-      <w:pPr>
-        <w:spacing w:after="0"/>
-        <w:ind w:left="397"/>
-      </w:pPr>
-      <w:r>
-        <w:rPr>
-          <w:b/>
-          <w:color w:val="B42318"/>
-          <w:sz w:val="19"/>
-        </w:rPr>
-        <w:t>Reikia peržiūrėti</w:t>
       </w:r>
     </w:p>
     <w:p>
@@ -2596,7 +2582,7 @@
           <w:color w:val="333333"/>
           <w:sz w:val="19"/>
         </w:rPr>
-        <w:t>Automatinė patikra ES, JT, JAV OFAC ir JK konsoliduotuose sankcijų sąrašuose.</w:t>
+        <w:t>Nerasta EU, UN, UK, US OFAC konsoliduotuose sankcijų sąrašuose (automatinė patikra 2026-10-22).</w:t>
       </w:r>
     </w:p>
     <w:p>

--- a/docs/files/vik/vik_6M2026_lt.docx
+++ b/docs/files/vik/vik_6M2026_lt.docx
@@ -2,112 +2,287 @@
 <file path=word/document.xml><?xml version="1.0" encoding="utf-8"?>
 <w:document xmlns:wpc="http://schemas.microsoft.com/office/word/2010/wordprocessingCanvas" xmlns:mo="http://schemas.microsoft.com/office/mac/office/2008/main" xmlns:mc="http://schemas.openxmlformats.org/markup-compatibility/2006" xmlns:mv="urn:schemas-microsoft-com:mac:vml" xmlns:o="urn:schemas-microsoft-com:office:office" xmlns:r="http://schemas.openxmlformats.org/officeDocument/2006/relationships" xmlns:m="http://schemas.openxmlformats.org/officeDocument/2006/math" xmlns:v="urn:schemas-microsoft-com:vml" xmlns:wp14="http://schemas.microsoft.com/office/word/2010/wordprocessingDrawing" xmlns:wp="http://schemas.openxmlformats.org/drawingml/2006/wordprocessingDrawing" xmlns:w10="urn:schemas-microsoft-com:office:word" xmlns:w="http://schemas.openxmlformats.org/wordprocessingml/2006/main" xmlns:w14="http://schemas.microsoft.com/office/word/2010/wordml" xmlns:wpg="http://schemas.microsoft.com/office/word/2010/wordprocessingGroup" xmlns:wpi="http://schemas.microsoft.com/office/word/2010/wordprocessingInk" xmlns:wne="http://schemas.microsoft.com/office/word/2006/wordml" xmlns:wps="http://schemas.microsoft.com/office/word/2010/wordprocessingShape" mc:Ignorable="w14 wp14">
   <w:body>
+    <w:tbl>
+      <w:tblPr>
+        <w:tblW w:w="9639" w:type="dxa"/>
+        <w:tblBorders>
+          <w:top w:val="nil"/>
+          <w:left w:val="nil"/>
+          <w:bottom w:val="nil"/>
+          <w:right w:val="nil"/>
+          <w:insideH w:val="nil"/>
+          <w:insideV w:val="nil"/>
+        </w:tblBorders>
+        <w:tblLayout w:type="fixed"/>
+        <w:tblCellMar>
+          <w:top w:w="260" w:type="dxa"/>
+          <w:left w:w="280" w:type="dxa"/>
+          <w:bottom w:w="260" w:type="dxa"/>
+          <w:right w:w="280" w:type="dxa"/>
+        </w:tblCellMar>
+        <w:tblLook w:firstColumn="1" w:firstRow="1" w:lastColumn="0" w:lastRow="0" w:noHBand="0" w:noVBand="1" w:val="04A0"/>
+      </w:tblPr>
+      <w:tblGrid>
+        <w:gridCol w:w="7030"/>
+        <w:gridCol w:w="2608"/>
+      </w:tblGrid>
+      <w:tr>
+        <w:tc>
+          <w:tcPr>
+            <w:tcW w:type="dxa" w:w="7030"/>
+            <w:shd w:val="clear" w:color="auto" w:fill="1F4E79"/>
+          </w:tcPr>
+          <w:p>
+            <w:pPr>
+              <w:spacing w:before="0" w:after="0"/>
+            </w:pPr>
+            <w:r>
+              <w:rPr>
+                <w:b/>
+                <w:caps/>
+                <w:color w:val="AFC6DD"/>
+                <w:sz w:val="17"/>
+              </w:rPr>
+              <w:t>Emitento apžvalga · 6M2026</w:t>
+            </w:r>
+          </w:p>
+          <w:p>
+            <w:pPr>
+              <w:spacing w:before="40" w:after="0"/>
+            </w:pPr>
+            <w:r>
+              <w:rPr>
+                <w:b/>
+                <w:color w:val="FFFFFF"/>
+                <w:sz w:val="40"/>
+              </w:rPr>
+              <w:t>Valstybės investicinis kapitalas (VIK)</w:t>
+            </w:r>
+          </w:p>
+        </w:tc>
+        <w:tc>
+          <w:tcPr>
+            <w:tcW w:type="dxa" w:w="2608"/>
+            <w:shd w:val="clear" w:color="auto" w:fill="1F4E79"/>
+          </w:tcPr>
+          <w:p>
+            <w:pPr>
+              <w:spacing w:before="280" w:after="0"/>
+              <w:jc w:val="right"/>
+            </w:pPr>
+            <w:r>
+              <w:rPr>
+                <w:b/>
+                <w:color w:val="1B7F3B"/>
+                <w:sz w:val="19"/>
+                <w:shd w:val="clear" w:color="auto" w:fill="E3F3E8"/>
+              </w:rPr>
+              <w:t xml:space="preserve">  ●  TVARKINGA  </w:t>
+            </w:r>
+          </w:p>
+        </w:tc>
+      </w:tr>
+    </w:tbl>
     <w:p>
       <w:pPr>
-        <w:spacing w:after="0"/>
+        <w:pBdr>
+          <w:top w:val="single" w:sz="12" w:color="2A78D6" w:space="0"/>
+        </w:pBdr>
+        <w:spacing w:before="0" w:after="200" w:line="120" w:lineRule="auto"/>
       </w:pPr>
-      <w:r>
-        <w:rPr>
-          <w:b/>
-          <w:color w:val="1F4E79"/>
-          <w:sz w:val="48"/>
-        </w:rPr>
-        <w:t>Valstybės investicinis kapitalas (VIK)</w:t>
-      </w:r>
-    </w:p>
-    <w:p>
-      <w:r>
-        <w:rPr>
-          <w:color w:val="5F6B7A"/>
-          <w:sz w:val="24"/>
-        </w:rPr>
-        <w:t>Emitento apžvalga · 6M2026</w:t>
-      </w:r>
-    </w:p>
-    <w:p>
-      <w:pPr>
-        <w:spacing w:after="0"/>
-      </w:pPr>
-      <w:r>
-        <w:rPr>
-          <w:b/>
-          <w:sz w:val="19"/>
-        </w:rPr>
-        <w:t xml:space="preserve">Analizės data: </w:t>
-      </w:r>
-      <w:r>
-        <w:rPr>
-          <w:b w:val="0"/>
-          <w:sz w:val="19"/>
-        </w:rPr>
-        <w:t>2026-10-22</w:t>
-      </w:r>
-    </w:p>
-    <w:p>
-      <w:pPr>
-        <w:spacing w:after="0"/>
-      </w:pPr>
-      <w:r>
-        <w:rPr>
-          <w:b/>
-          <w:sz w:val="19"/>
-        </w:rPr>
-        <w:t xml:space="preserve">Reitingas: </w:t>
-      </w:r>
-      <w:r>
-        <w:rPr>
-          <w:b w:val="0"/>
-          <w:sz w:val="19"/>
-        </w:rPr>
-        <w:t>Fitch A+ on the EUR 400m bond programme, linked to Lithuania's rating through the state guarantee</w:t>
-      </w:r>
-      <w:hyperlink r:id="rId10">
-        <w:r>
-          <w:rPr>
-            <w:color w:val="2A78D6"/>
-            <w:vertAlign w:val="superscript"/>
-            <w:sz w:val="16"/>
-          </w:rPr>
-          <w:t xml:space="preserve">1</w:t>
-        </w:r>
-      </w:hyperlink>
-    </w:p>
-    <w:p>
-      <w:pPr>
-        <w:spacing w:after="0"/>
-      </w:pPr>
-      <w:r>
-        <w:rPr>
-          <w:b/>
-          <w:sz w:val="19"/>
-        </w:rPr>
-        <w:t xml:space="preserve">Kita ataskaita: </w:t>
-      </w:r>
-      <w:r>
-        <w:rPr>
-          <w:b w:val="0"/>
-          <w:sz w:val="19"/>
-        </w:rPr>
-        <w:t>9M 2026 interim report - expected November 2026</w:t>
-      </w:r>
     </w:p>
     <w:tbl>
       <w:tblPr>
-        <w:tblW w:type="auto" w:w="0"/>
+        <w:tblW w:w="9639" w:type="dxa"/>
+        <w:tblBorders>
+          <w:top w:val="nil"/>
+          <w:left w:val="nil"/>
+          <w:bottom w:val="nil"/>
+          <w:right w:val="nil"/>
+          <w:insideH w:val="nil"/>
+          <w:insideV w:val="nil"/>
+        </w:tblBorders>
+        <w:tblLayout w:type="fixed"/>
+        <w:tblCellMar>
+          <w:top w:w="0" w:type="dxa"/>
+          <w:left w:w="0" w:type="dxa"/>
+          <w:bottom w:w="120" w:type="dxa"/>
+          <w:right w:w="160" w:type="dxa"/>
+        </w:tblCellMar>
         <w:tblLook w:firstColumn="1" w:firstRow="1" w:lastColumn="0" w:lastRow="0" w:noHBand="0" w:noVBand="1" w:val="04A0"/>
       </w:tblPr>
       <w:tblGrid>
-        <w:gridCol w:w="9972"/>
+        <w:gridCol w:w="3213"/>
+        <w:gridCol w:w="3213"/>
+        <w:gridCol w:w="3213"/>
+      </w:tblGrid>
+      <w:tr>
+        <w:tc>
+          <w:tcPr>
+            <w:tcW w:type="dxa" w:w="3213"/>
+            <w:tcBorders>
+              <w:top w:val="nil"/>
+              <w:left w:val="nil"/>
+              <w:bottom w:val="single" w:sz="4" w:color="C9D3DE" w:space="0"/>
+              <w:right w:val="nil"/>
+            </w:tcBorders>
+          </w:tcPr>
+          <w:p>
+            <w:pPr>
+              <w:spacing w:before="0" w:after="20"/>
+            </w:pPr>
+            <w:r>
+              <w:rPr>
+                <w:b/>
+                <w:caps/>
+                <w:color w:val="5F6B7A"/>
+                <w:sz w:val="15"/>
+              </w:rPr>
+              <w:t>Analizės data</w:t>
+            </w:r>
+          </w:p>
+          <w:p>
+            <w:pPr>
+              <w:spacing w:before="0" w:after="0"/>
+            </w:pPr>
+            <w:r>
+              <w:rPr>
+                <w:b w:val="0"/>
+                <w:sz w:val="19"/>
+              </w:rPr>
+              <w:t>2026-10-22</w:t>
+            </w:r>
+          </w:p>
+        </w:tc>
+        <w:tc>
+          <w:tcPr>
+            <w:tcW w:type="dxa" w:w="3213"/>
+            <w:tcBorders>
+              <w:top w:val="nil"/>
+              <w:left w:val="nil"/>
+              <w:bottom w:val="single" w:sz="4" w:color="C9D3DE" w:space="0"/>
+              <w:right w:val="nil"/>
+            </w:tcBorders>
+          </w:tcPr>
+          <w:p>
+            <w:pPr>
+              <w:spacing w:before="0" w:after="20"/>
+            </w:pPr>
+            <w:r>
+              <w:rPr>
+                <w:b/>
+                <w:caps/>
+                <w:color w:val="5F6B7A"/>
+                <w:sz w:val="15"/>
+              </w:rPr>
+              <w:t>Reitingas</w:t>
+            </w:r>
+          </w:p>
+          <w:p>
+            <w:pPr>
+              <w:spacing w:before="0" w:after="0"/>
+            </w:pPr>
+            <w:r>
+              <w:rPr>
+                <w:b w:val="0"/>
+                <w:sz w:val="19"/>
+              </w:rPr>
+              <w:t>Fitch A+ on the EUR 400m bond programme, linked to Lithuania's rating through the state guarantee</w:t>
+            </w:r>
+            <w:hyperlink r:id="rId12">
+              <w:r>
+                <w:rPr>
+                  <w:color w:val="2A78D6"/>
+                  <w:vertAlign w:val="superscript"/>
+                  <w:sz w:val="16"/>
+                </w:rPr>
+                <w:t xml:space="preserve">1</w:t>
+              </w:r>
+            </w:hyperlink>
+          </w:p>
+        </w:tc>
+        <w:tc>
+          <w:tcPr>
+            <w:tcW w:type="dxa" w:w="3213"/>
+            <w:tcBorders>
+              <w:top w:val="nil"/>
+              <w:left w:val="nil"/>
+              <w:bottom w:val="single" w:sz="4" w:color="C9D3DE" w:space="0"/>
+              <w:right w:val="nil"/>
+            </w:tcBorders>
+          </w:tcPr>
+          <w:p>
+            <w:pPr>
+              <w:spacing w:before="0" w:after="20"/>
+            </w:pPr>
+            <w:r>
+              <w:rPr>
+                <w:b/>
+                <w:caps/>
+                <w:color w:val="5F6B7A"/>
+                <w:sz w:val="15"/>
+              </w:rPr>
+              <w:t>Kita ataskaita</w:t>
+            </w:r>
+          </w:p>
+          <w:p>
+            <w:pPr>
+              <w:spacing w:before="0" w:after="0"/>
+            </w:pPr>
+            <w:r>
+              <w:rPr>
+                <w:b w:val="0"/>
+                <w:sz w:val="19"/>
+              </w:rPr>
+              <w:t>9M 2026 interim report - expected November 2026</w:t>
+            </w:r>
+          </w:p>
+        </w:tc>
+      </w:tr>
+    </w:tbl>
+    <w:p>
+      <w:pPr>
+        <w:spacing w:before="0" w:after="80"/>
+      </w:pPr>
+    </w:p>
+    <w:tbl>
+      <w:tblPr>
+        <w:tblW w:w="9639" w:type="dxa"/>
+        <w:tblBorders>
+          <w:top w:val="nil"/>
+          <w:left w:val="nil"/>
+          <w:bottom w:val="nil"/>
+          <w:right w:val="nil"/>
+          <w:insideH w:val="nil"/>
+          <w:insideV w:val="nil"/>
+        </w:tblBorders>
+        <w:tblLayout w:type="fixed"/>
+        <w:tblCellMar>
+          <w:top w:w="180" w:type="dxa"/>
+          <w:left w:w="260" w:type="dxa"/>
+          <w:bottom w:w="200" w:type="dxa"/>
+          <w:right w:w="260" w:type="dxa"/>
+        </w:tblCellMar>
+        <w:tblLook w:firstColumn="1" w:firstRow="1" w:lastColumn="0" w:lastRow="0" w:noHBand="0" w:noVBand="1" w:val="04A0"/>
+      </w:tblPr>
+      <w:tblGrid>
+        <w:gridCol w:w="9639"/>
       </w:tblGrid>
       <w:tr>
         <w:tc>
           <w:tcPr>
             <w:tcW w:type="dxa" w:w="9638"/>
+            <w:tcBorders>
+              <w:top w:val="nil"/>
+              <w:left w:val="single" w:sz="24" w:color="1B7F3B" w:space="0"/>
+              <w:bottom w:val="nil"/>
+              <w:right w:val="nil"/>
+            </w:tcBorders>
             <w:shd w:val="clear" w:color="auto" w:fill="E3F3E8"/>
           </w:tcPr>
           <w:p>
             <w:pPr>
-              <w:spacing w:before="60" w:after="60"/>
+              <w:spacing w:before="0" w:after="0" w:line="276" w:lineRule="auto"/>
             </w:pPr>
             <w:r>
               <w:rPr>
@@ -125,7 +300,7 @@
               </w:rPr>
               <w:t xml:space="preserve"> VIK 100 % priklauso valstybei, obligacijų programai Fitch suteikė A+ reitingą, susietą su valstybės garantija</w:t>
             </w:r>
-            <w:hyperlink r:id="rId11">
+            <w:hyperlink r:id="rId13">
               <w:r>
                 <w:rPr>
                   <w:color w:val="2A78D6"/>
@@ -143,7 +318,7 @@
               </w:rPr>
               <w:t>. I pusm. pelnas 7,1 mln. EUR, nuosavo kapitalo dalis 70 % (apskaičiuota įrankio)</w:t>
             </w:r>
-            <w:hyperlink r:id="rId12">
+            <w:hyperlink r:id="rId14">
               <w:r>
                 <w:rPr>
                   <w:color w:val="2A78D6"/>
@@ -167,63 +342,101 @@
     </w:tbl>
     <w:p>
       <w:pPr>
-        <w:spacing w:after="0"/>
+        <w:spacing w:before="0" w:after="120"/>
       </w:pPr>
     </w:p>
     <w:tbl>
       <w:tblPr>
-        <w:tblW w:type="auto" w:w="0"/>
-        <w:jc w:val="center"/>
+        <w:tblW w:w="9639" w:type="dxa"/>
+        <w:tblBorders>
+          <w:top w:val="nil"/>
+          <w:left w:val="nil"/>
+          <w:bottom w:val="nil"/>
+          <w:right w:val="nil"/>
+          <w:insideH w:val="nil"/>
+          <w:insideV w:val="nil"/>
+        </w:tblBorders>
+        <w:tblLayout w:type="fixed"/>
+        <w:tblCellMar>
+          <w:top w:w="150" w:type="dxa"/>
+          <w:left w:w="170" w:type="dxa"/>
+          <w:bottom w:w="150" w:type="dxa"/>
+          <w:right w:w="100" w:type="dxa"/>
+        </w:tblCellMar>
         <w:tblLook w:firstColumn="1" w:firstRow="1" w:lastColumn="0" w:lastRow="0" w:noHBand="0" w:noVBand="1" w:val="04A0"/>
-        <w:tblBorders>
-          <w:top w:val="single" w:sz="4" w:color="FFFFFF"/>
-          <w:left w:val="nil"/>
-          <w:bottom w:val="single" w:sz="4" w:color="FFFFFF"/>
-          <w:right w:val="nil"/>
-          <w:insideH w:val="single" w:sz="4" w:color="FFFFFF"/>
-          <w:insideV w:val="nil"/>
-        </w:tblBorders>
       </w:tblPr>
       <w:tblGrid>
-        <w:gridCol w:w="2493"/>
-        <w:gridCol w:w="2493"/>
-        <w:gridCol w:w="2493"/>
-        <w:gridCol w:w="2493"/>
+        <w:gridCol w:w="2260"/>
+        <w:gridCol w:w="198"/>
+        <w:gridCol w:w="2260"/>
+        <w:gridCol w:w="198"/>
+        <w:gridCol w:w="2260"/>
+        <w:gridCol w:w="198"/>
+        <w:gridCol w:w="2260"/>
       </w:tblGrid>
       <w:tr>
         <w:tc>
           <w:tcPr>
-            <w:tcW w:type="dxa" w:w="2493"/>
-            <w:shd w:val="clear" w:color="auto" w:fill="EAF1F8"/>
+            <w:tcW w:type="dxa" w:w="2261"/>
+            <w:tcBorders>
+              <w:top w:val="single" w:sz="18" w:color="2A78D6" w:space="0"/>
+              <w:left w:val="single" w:sz="4" w:color="C9D3DE" w:space="0"/>
+              <w:bottom w:val="single" w:sz="4" w:color="C9D3DE" w:space="0"/>
+              <w:right w:val="single" w:sz="4" w:color="C9D3DE" w:space="0"/>
+            </w:tcBorders>
           </w:tcPr>
           <w:p>
-            <w:r/>
+            <w:pPr>
+              <w:spacing w:before="0" w:after="60"/>
+            </w:pPr>
             <w:r>
               <w:rPr>
+                <w:b/>
+                <w:caps/>
                 <w:color w:val="5F6B7A"/>
-                <w:sz w:val="16"/>
+                <w:sz w:val="14"/>
               </w:rPr>
-              <w:t>Turtas (6M2026)</w:t>
+              <w:t>Turtas</w:t>
+            </w:r>
+            <w:r>
+              <w:rPr>
+                <w:b w:val="0"/>
+                <w:color w:val="5F6B7A"/>
+                <w:sz w:val="14"/>
+              </w:rPr>
+              <w:t xml:space="preserve">  ·  6M2026</w:t>
             </w:r>
           </w:p>
           <w:p>
             <w:pPr>
-              <w:spacing w:after="0"/>
+              <w:spacing w:before="0" w:after="20"/>
             </w:pPr>
             <w:r>
               <w:rPr>
                 <w:b/>
                 <w:color w:val="1F4E79"/>
-                <w:sz w:val="26"/>
+                <w:sz w:val="34"/>
               </w:rPr>
-              <w:t>169,4 mln. EUR</w:t>
+              <w:t>169,4</w:t>
+            </w:r>
+            <w:r>
+              <w:rPr>
+                <w:b w:val="0"/>
+                <w:color w:val="5F6B7A"/>
+                <w:sz w:val="18"/>
+              </w:rPr>
+              <w:t xml:space="preserve"> mln. EUR</w:t>
             </w:r>
           </w:p>
           <w:p>
+            <w:pPr>
+              <w:spacing w:before="0" w:after="0"/>
+            </w:pPr>
             <w:r>
               <w:rPr>
+                <w:b w:val="0"/>
                 <w:color w:val="5F6B7A"/>
-                <w:sz w:val="16"/>
+                <w:sz w:val="15"/>
               </w:rPr>
               <w:t>▼ 7,4 % vs 6M2025</w:t>
             </w:r>
@@ -231,37 +444,72 @@
         </w:tc>
         <w:tc>
           <w:tcPr>
-            <w:tcW w:type="dxa" w:w="2493"/>
-            <w:shd w:val="clear" w:color="auto" w:fill="EAF1F8"/>
+            <w:tcW w:type="dxa" w:w="198"/>
+          </w:tcPr>
+          <w:p/>
+        </w:tc>
+        <w:tc>
+          <w:tcPr>
+            <w:tcW w:type="dxa" w:w="2261"/>
+            <w:tcBorders>
+              <w:top w:val="single" w:sz="18" w:color="2A78D6" w:space="0"/>
+              <w:left w:val="single" w:sz="4" w:color="C9D3DE" w:space="0"/>
+              <w:bottom w:val="single" w:sz="4" w:color="C9D3DE" w:space="0"/>
+              <w:right w:val="single" w:sz="4" w:color="C9D3DE" w:space="0"/>
+            </w:tcBorders>
           </w:tcPr>
           <w:p>
-            <w:r/>
+            <w:pPr>
+              <w:spacing w:before="0" w:after="60"/>
+            </w:pPr>
             <w:r>
               <w:rPr>
+                <w:b/>
+                <w:caps/>
                 <w:color w:val="5F6B7A"/>
-                <w:sz w:val="16"/>
+                <w:sz w:val="14"/>
               </w:rPr>
-              <w:t>Nuosavas kapitalas (6M2026)</w:t>
+              <w:t>Nuosavas kapitalas</w:t>
+            </w:r>
+            <w:r>
+              <w:rPr>
+                <w:b w:val="0"/>
+                <w:color w:val="5F6B7A"/>
+                <w:sz w:val="14"/>
+              </w:rPr>
+              <w:t xml:space="preserve">  ·  6M2026</w:t>
             </w:r>
           </w:p>
           <w:p>
             <w:pPr>
-              <w:spacing w:after="0"/>
+              <w:spacing w:before="0" w:after="20"/>
             </w:pPr>
             <w:r>
               <w:rPr>
                 <w:b/>
                 <w:color w:val="1F4E79"/>
-                <w:sz w:val="26"/>
+                <w:sz w:val="34"/>
               </w:rPr>
-              <w:t>118,9 mln. EUR</w:t>
+              <w:t>118,9</w:t>
+            </w:r>
+            <w:r>
+              <w:rPr>
+                <w:b w:val="0"/>
+                <w:color w:val="5F6B7A"/>
+                <w:sz w:val="18"/>
+              </w:rPr>
+              <w:t xml:space="preserve"> mln. EUR</w:t>
             </w:r>
           </w:p>
           <w:p>
+            <w:pPr>
+              <w:spacing w:before="0" w:after="0"/>
+            </w:pPr>
             <w:r>
               <w:rPr>
+                <w:b w:val="0"/>
                 <w:color w:val="5F6B7A"/>
-                <w:sz w:val="16"/>
+                <w:sz w:val="15"/>
               </w:rPr>
               <w:t>▲ 10,2 % vs 6M2025</w:t>
             </w:r>
@@ -269,37 +517,72 @@
         </w:tc>
         <w:tc>
           <w:tcPr>
-            <w:tcW w:type="dxa" w:w="2493"/>
-            <w:shd w:val="clear" w:color="auto" w:fill="EAF1F8"/>
+            <w:tcW w:type="dxa" w:w="198"/>
+          </w:tcPr>
+          <w:p/>
+        </w:tc>
+        <w:tc>
+          <w:tcPr>
+            <w:tcW w:type="dxa" w:w="2261"/>
+            <w:tcBorders>
+              <w:top w:val="single" w:sz="18" w:color="2A78D6" w:space="0"/>
+              <w:left w:val="single" w:sz="4" w:color="C9D3DE" w:space="0"/>
+              <w:bottom w:val="single" w:sz="4" w:color="C9D3DE" w:space="0"/>
+              <w:right w:val="single" w:sz="4" w:color="C9D3DE" w:space="0"/>
+            </w:tcBorders>
           </w:tcPr>
           <w:p>
-            <w:r/>
+            <w:pPr>
+              <w:spacing w:before="0" w:after="60"/>
+            </w:pPr>
             <w:r>
               <w:rPr>
+                <w:b/>
+                <w:caps/>
                 <w:color w:val="5F6B7A"/>
-                <w:sz w:val="16"/>
+                <w:sz w:val="14"/>
               </w:rPr>
-              <w:t>Nuosavo kapitalo dalis (6M2026)</w:t>
+              <w:t>Nuosavo kapitalo dalis</w:t>
+            </w:r>
+            <w:r>
+              <w:rPr>
+                <w:b w:val="0"/>
+                <w:color w:val="5F6B7A"/>
+                <w:sz w:val="14"/>
+              </w:rPr>
+              <w:t xml:space="preserve">  ·  6M2026</w:t>
             </w:r>
           </w:p>
           <w:p>
             <w:pPr>
-              <w:spacing w:after="0"/>
+              <w:spacing w:before="0" w:after="20"/>
             </w:pPr>
             <w:r>
               <w:rPr>
                 <w:b/>
                 <w:color w:val="1F4E79"/>
-                <w:sz w:val="26"/>
+                <w:sz w:val="34"/>
               </w:rPr>
-              <w:t>70,1 %</w:t>
+              <w:t>70,1</w:t>
+            </w:r>
+            <w:r>
+              <w:rPr>
+                <w:b w:val="0"/>
+                <w:color w:val="5F6B7A"/>
+                <w:sz w:val="18"/>
+              </w:rPr>
+              <w:t xml:space="preserve"> %</w:t>
             </w:r>
           </w:p>
           <w:p>
+            <w:pPr>
+              <w:spacing w:before="0" w:after="0"/>
+            </w:pPr>
             <w:r>
               <w:rPr>
+                <w:b w:val="0"/>
                 <w:color w:val="5F6B7A"/>
-                <w:sz w:val="16"/>
+                <w:sz w:val="15"/>
               </w:rPr>
               <w:t>▲ 11,1 p. p. vs 6M2025</w:t>
             </w:r>
@@ -307,37 +590,72 @@
         </w:tc>
         <w:tc>
           <w:tcPr>
-            <w:tcW w:type="dxa" w:w="2493"/>
-            <w:shd w:val="clear" w:color="auto" w:fill="EAF1F8"/>
+            <w:tcW w:type="dxa" w:w="198"/>
+          </w:tcPr>
+          <w:p/>
+        </w:tc>
+        <w:tc>
+          <w:tcPr>
+            <w:tcW w:type="dxa" w:w="2261"/>
+            <w:tcBorders>
+              <w:top w:val="single" w:sz="18" w:color="2A78D6" w:space="0"/>
+              <w:left w:val="single" w:sz="4" w:color="C9D3DE" w:space="0"/>
+              <w:bottom w:val="single" w:sz="4" w:color="C9D3DE" w:space="0"/>
+              <w:right w:val="single" w:sz="4" w:color="C9D3DE" w:space="0"/>
+            </w:tcBorders>
           </w:tcPr>
           <w:p>
-            <w:r/>
+            <w:pPr>
+              <w:spacing w:before="0" w:after="60"/>
+            </w:pPr>
             <w:r>
               <w:rPr>
+                <w:b/>
+                <w:caps/>
                 <w:color w:val="5F6B7A"/>
-                <w:sz w:val="16"/>
+                <w:sz w:val="14"/>
               </w:rPr>
-              <w:t>Grynasis pelnas (6M2026)</w:t>
+              <w:t>Grynasis pelnas</w:t>
+            </w:r>
+            <w:r>
+              <w:rPr>
+                <w:b w:val="0"/>
+                <w:color w:val="5F6B7A"/>
+                <w:sz w:val="14"/>
+              </w:rPr>
+              <w:t xml:space="preserve">  ·  6M2026</w:t>
             </w:r>
           </w:p>
           <w:p>
             <w:pPr>
-              <w:spacing w:after="0"/>
+              <w:spacing w:before="0" w:after="20"/>
             </w:pPr>
             <w:r>
               <w:rPr>
                 <w:b/>
                 <w:color w:val="1F4E79"/>
-                <w:sz w:val="26"/>
+                <w:sz w:val="34"/>
               </w:rPr>
-              <w:t>7,13 mln. EUR</w:t>
+              <w:t>7,13</w:t>
+            </w:r>
+            <w:r>
+              <w:rPr>
+                <w:b w:val="0"/>
+                <w:color w:val="5F6B7A"/>
+                <w:sz w:val="18"/>
+              </w:rPr>
+              <w:t xml:space="preserve"> mln. EUR</w:t>
             </w:r>
           </w:p>
           <w:p>
+            <w:pPr>
+              <w:spacing w:before="0" w:after="0"/>
+            </w:pPr>
             <w:r>
               <w:rPr>
+                <w:b w:val="0"/>
                 <w:color w:val="5F6B7A"/>
-                <w:sz w:val="16"/>
+                <w:sz w:val="15"/>
               </w:rPr>
               <w:t>▲ 9 012,5 % vs 6M2025</w:t>
             </w:r>
@@ -347,11 +665,29 @@
     </w:tbl>
     <w:p>
       <w:pPr>
-        <w:spacing w:before="280" w:after="80"/>
+        <w:spacing w:before="0" w:after="40"/>
+      </w:pPr>
+    </w:p>
+    <w:p>
+      <w:pPr>
+        <w:keepNext/>
         <w:pBdr>
-          <w:bottom w:val="single" w:sz="6" w:color="C9D3DE" w:space="2"/>
+          <w:bottom w:val="single" w:sz="8" w:color="1F4E79" w:space="4"/>
         </w:pBdr>
+        <w:tabs>
+          <w:tab w:pos="482" w:val="left"/>
+        </w:tabs>
+        <w:spacing w:before="360" w:after="160"/>
       </w:pPr>
+      <w:r>
+        <w:rPr>
+          <w:b/>
+          <w:color w:val="2A78D6"/>
+          <w:sz w:val="18"/>
+        </w:rPr>
+        <w:t>01</w:t>
+        <w:tab/>
+      </w:r>
       <w:r>
         <w:rPr>
           <w:b/>
@@ -363,9 +699,21 @@
     </w:p>
     <w:p>
       <w:pPr>
-        <w:pStyle w:val="ListBullet"/>
-        <w:spacing w:after="60"/>
+        <w:tabs>
+          <w:tab w:pos="255" w:val="left"/>
+        </w:tabs>
+        <w:spacing w:before="0" w:after="80"/>
+        <w:ind w:left="255" w:hanging="255"/>
       </w:pPr>
+      <w:r>
+        <w:rPr>
+          <w:b/>
+          <w:color w:val="2A78D6"/>
+          <w:sz w:val="20"/>
+        </w:rPr>
+        <w:t>▪</w:t>
+        <w:tab/>
+      </w:r>
       <w:r>
         <w:rPr>
           <w:b/>
@@ -378,7 +726,7 @@
         </w:rPr>
         <w:t xml:space="preserve"> VIK finansuoja Lietuvos gynybos pramonę ir kitus strateginius sektorius; pagrindinis projektas – Rheinmetall amunicijos gamykla Baisogaloje (VIK investicija iki 71,05 mln. EUR)</w:t>
       </w:r>
-      <w:hyperlink r:id="rId13">
+      <w:hyperlink r:id="rId15">
         <w:r>
           <w:rPr>
             <w:color w:val="2A78D6"/>
@@ -395,7 +743,7 @@
         </w:rPr>
         <w:t>,</w:t>
       </w:r>
-      <w:hyperlink r:id="rId14">
+      <w:hyperlink r:id="rId16">
         <w:r>
           <w:rPr>
             <w:color w:val="2A78D6"/>
@@ -414,9 +762,21 @@
     </w:p>
     <w:p>
       <w:pPr>
-        <w:pStyle w:val="ListBullet"/>
-        <w:spacing w:after="60"/>
+        <w:tabs>
+          <w:tab w:pos="255" w:val="left"/>
+        </w:tabs>
+        <w:spacing w:before="0" w:after="80"/>
+        <w:ind w:left="255" w:hanging="255"/>
       </w:pPr>
+      <w:r>
+        <w:rPr>
+          <w:b/>
+          <w:color w:val="2A78D6"/>
+          <w:sz w:val="20"/>
+        </w:rPr>
+        <w:t>▪</w:t>
+        <w:tab/>
+      </w:r>
       <w:r>
         <w:rPr>
           <w:b/>
@@ -429,7 +789,7 @@
         </w:rPr>
         <w:t xml:space="preserve"> Fitch obligacijų programai suteikė A+ – aukščiausią iki šiol</w:t>
       </w:r>
-      <w:hyperlink r:id="rId10">
+      <w:hyperlink r:id="rId12">
         <w:r>
           <w:rPr>
             <w:color w:val="2A78D6"/>
@@ -448,9 +808,21 @@
     </w:p>
     <w:p>
       <w:pPr>
-        <w:pStyle w:val="ListBullet"/>
-        <w:spacing w:after="60"/>
+        <w:tabs>
+          <w:tab w:pos="255" w:val="left"/>
+        </w:tabs>
+        <w:spacing w:before="0" w:after="80"/>
+        <w:ind w:left="255" w:hanging="255"/>
       </w:pPr>
+      <w:r>
+        <w:rPr>
+          <w:b/>
+          <w:color w:val="2A78D6"/>
+          <w:sz w:val="20"/>
+        </w:rPr>
+        <w:t>▪</w:t>
+        <w:tab/>
+      </w:r>
       <w:r>
         <w:rPr>
           <w:b/>
@@ -463,7 +835,7 @@
         </w:rPr>
         <w:t xml:space="preserve"> iš 200 mln. EUR grąžinta 120,5 mln. EUR (60 %), likusieji – iki 2028 m. vidurio; 2026-07-02 gauta dar 22 mln. EUR</w:t>
       </w:r>
-      <w:hyperlink r:id="rId15">
+      <w:hyperlink r:id="rId17">
         <w:r>
           <w:rPr>
             <w:color w:val="2A78D6"/>
@@ -480,7 +852,7 @@
         </w:rPr>
         <w:t>,</w:t>
       </w:r>
-      <w:hyperlink r:id="rId16">
+      <w:hyperlink r:id="rId18">
         <w:r>
           <w:rPr>
             <w:color w:val="2A78D6"/>
@@ -499,9 +871,21 @@
     </w:p>
     <w:p>
       <w:pPr>
-        <w:pStyle w:val="ListBullet"/>
-        <w:spacing w:after="60"/>
+        <w:tabs>
+          <w:tab w:pos="255" w:val="left"/>
+        </w:tabs>
+        <w:spacing w:before="0" w:after="80"/>
+        <w:ind w:left="255" w:hanging="255"/>
       </w:pPr>
+      <w:r>
+        <w:rPr>
+          <w:b/>
+          <w:color w:val="2A78D6"/>
+          <w:sz w:val="20"/>
+        </w:rPr>
+        <w:t>▪</w:t>
+        <w:tab/>
+      </w:r>
       <w:r>
         <w:rPr>
           <w:b/>
@@ -514,7 +898,7 @@
         </w:rPr>
         <w:t xml:space="preserve"> iš 125 mln. EUR išleistų obligacijų 75 mln. EUR jau išpirkta</w:t>
       </w:r>
-      <w:hyperlink r:id="rId14">
+      <w:hyperlink r:id="rId16">
         <w:r>
           <w:rPr>
             <w:color w:val="2A78D6"/>
@@ -533,11 +917,24 @@
     </w:p>
     <w:p>
       <w:pPr>
-        <w:spacing w:before="280" w:after="80"/>
+        <w:keepNext/>
         <w:pBdr>
-          <w:bottom w:val="single" w:sz="6" w:color="C9D3DE" w:space="2"/>
+          <w:bottom w:val="single" w:sz="8" w:color="1F4E79" w:space="4"/>
         </w:pBdr>
+        <w:tabs>
+          <w:tab w:pos="482" w:val="left"/>
+        </w:tabs>
+        <w:spacing w:before="360" w:after="160"/>
       </w:pPr>
+      <w:r>
+        <w:rPr>
+          <w:b/>
+          <w:color w:val="2A78D6"/>
+          <w:sz w:val="18"/>
+        </w:rPr>
+        <w:t>02</w:t>
+        <w:tab/>
+      </w:r>
       <w:r>
         <w:rPr>
           <w:b/>
@@ -549,37 +946,53 @@
     </w:p>
     <w:tbl>
       <w:tblPr>
-        <w:tblW w:type="auto" w:w="0"/>
+        <w:tblW w:w="9639" w:type="dxa"/>
+        <w:tblBorders>
+          <w:top w:val="nil"/>
+          <w:left w:val="nil"/>
+          <w:bottom w:val="nil"/>
+          <w:right w:val="nil"/>
+          <w:insideH w:val="nil"/>
+          <w:insideV w:val="nil"/>
+        </w:tblBorders>
+        <w:tblLayout w:type="fixed"/>
+        <w:tblCellMar>
+          <w:top w:w="70" w:type="dxa"/>
+          <w:left w:w="100" w:type="dxa"/>
+          <w:bottom w:w="70" w:type="dxa"/>
+          <w:right w:w="100" w:type="dxa"/>
+        </w:tblCellMar>
         <w:tblLook w:firstColumn="1" w:firstRow="1" w:lastColumn="0" w:lastRow="0" w:noHBand="0" w:noVBand="1" w:val="04A0"/>
-        <w:tblBorders>
-          <w:top w:val="single" w:sz="4" w:color="C9D3DE"/>
-          <w:left w:val="nil"/>
-          <w:bottom w:val="single" w:sz="4" w:color="C9D3DE"/>
-          <w:right w:val="nil"/>
-          <w:insideH w:val="single" w:sz="4" w:color="C9D3DE"/>
-          <w:insideV w:val="nil"/>
-        </w:tblBorders>
       </w:tblPr>
       <w:tblGrid>
-        <w:gridCol w:w="1994"/>
-        <w:gridCol w:w="1994"/>
-        <w:gridCol w:w="1994"/>
-        <w:gridCol w:w="1994"/>
-        <w:gridCol w:w="1994"/>
+        <w:gridCol w:w="1701"/>
+        <w:gridCol w:w="2608"/>
+        <w:gridCol w:w="963"/>
+        <w:gridCol w:w="1304"/>
+        <w:gridCol w:w="3061"/>
       </w:tblGrid>
       <w:tr>
         <w:tc>
           <w:tcPr>
             <w:tcW w:type="dxa" w:w="1701"/>
-            <w:shd w:val="clear" w:color="auto" w:fill="1F4E79"/>
+            <w:tcBorders>
+              <w:top w:val="single" w:sz="12" w:color="1F4E79" w:space="0"/>
+              <w:left w:val="nil"/>
+              <w:bottom w:val="single" w:sz="4" w:color="C9D3DE" w:space="0"/>
+              <w:right w:val="nil"/>
+            </w:tcBorders>
+            <w:shd w:val="clear" w:color="auto" w:fill="EAF1F8"/>
           </w:tcPr>
           <w:p>
-            <w:r/>
+            <w:pPr>
+              <w:spacing w:before="0" w:after="0"/>
+            </w:pPr>
             <w:r>
               <w:rPr>
                 <w:b/>
-                <w:color w:val="FFFFFF"/>
-                <w:sz w:val="17"/>
+                <w:caps/>
+                <w:color w:val="1F4E79"/>
+                <w:sz w:val="16"/>
               </w:rPr>
               <w:t>ISIN</w:t>
             </w:r>
@@ -588,15 +1001,24 @@
         <w:tc>
           <w:tcPr>
             <w:tcW w:type="dxa" w:w="2608"/>
-            <w:shd w:val="clear" w:color="auto" w:fill="1F4E79"/>
+            <w:tcBorders>
+              <w:top w:val="single" w:sz="12" w:color="1F4E79" w:space="0"/>
+              <w:left w:val="nil"/>
+              <w:bottom w:val="single" w:sz="4" w:color="C9D3DE" w:space="0"/>
+              <w:right w:val="nil"/>
+            </w:tcBorders>
+            <w:shd w:val="clear" w:color="auto" w:fill="EAF1F8"/>
           </w:tcPr>
           <w:p>
-            <w:r/>
+            <w:pPr>
+              <w:spacing w:before="0" w:after="0"/>
+            </w:pPr>
             <w:r>
               <w:rPr>
                 <w:b/>
-                <w:color w:val="FFFFFF"/>
-                <w:sz w:val="17"/>
+                <w:caps/>
+                <w:color w:val="1F4E79"/>
+                <w:sz w:val="16"/>
               </w:rPr>
               <w:t>Priemonė</w:t>
             </w:r>
@@ -605,18 +1027,25 @@
         <w:tc>
           <w:tcPr>
             <w:tcW w:type="dxa" w:w="964"/>
-            <w:shd w:val="clear" w:color="auto" w:fill="1F4E79"/>
+            <w:tcBorders>
+              <w:top w:val="single" w:sz="12" w:color="1F4E79" w:space="0"/>
+              <w:left w:val="nil"/>
+              <w:bottom w:val="single" w:sz="4" w:color="C9D3DE" w:space="0"/>
+              <w:right w:val="nil"/>
+            </w:tcBorders>
+            <w:shd w:val="clear" w:color="auto" w:fill="EAF1F8"/>
           </w:tcPr>
           <w:p>
             <w:pPr>
+              <w:spacing w:before="0" w:after="0"/>
               <w:jc w:val="right"/>
             </w:pPr>
-            <w:r/>
             <w:r>
               <w:rPr>
                 <w:b/>
-                <w:color w:val="FFFFFF"/>
-                <w:sz w:val="17"/>
+                <w:caps/>
+                <w:color w:val="1F4E79"/>
+                <w:sz w:val="16"/>
               </w:rPr>
               <w:t>Kuponas</w:t>
             </w:r>
@@ -625,15 +1054,24 @@
         <w:tc>
           <w:tcPr>
             <w:tcW w:type="dxa" w:w="1304"/>
-            <w:shd w:val="clear" w:color="auto" w:fill="1F4E79"/>
+            <w:tcBorders>
+              <w:top w:val="single" w:sz="12" w:color="1F4E79" w:space="0"/>
+              <w:left w:val="nil"/>
+              <w:bottom w:val="single" w:sz="4" w:color="C9D3DE" w:space="0"/>
+              <w:right w:val="nil"/>
+            </w:tcBorders>
+            <w:shd w:val="clear" w:color="auto" w:fill="EAF1F8"/>
           </w:tcPr>
           <w:p>
-            <w:r/>
+            <w:pPr>
+              <w:spacing w:before="0" w:after="0"/>
+            </w:pPr>
             <w:r>
               <w:rPr>
                 <w:b/>
-                <w:color w:val="FFFFFF"/>
-                <w:sz w:val="17"/>
+                <w:caps/>
+                <w:color w:val="1F4E79"/>
+                <w:sz w:val="16"/>
               </w:rPr>
               <w:t>Išpirkimas</w:t>
             </w:r>
@@ -642,15 +1080,24 @@
         <w:tc>
           <w:tcPr>
             <w:tcW w:type="dxa" w:w="3061"/>
-            <w:shd w:val="clear" w:color="auto" w:fill="1F4E79"/>
+            <w:tcBorders>
+              <w:top w:val="single" w:sz="12" w:color="1F4E79" w:space="0"/>
+              <w:left w:val="nil"/>
+              <w:bottom w:val="single" w:sz="4" w:color="C9D3DE" w:space="0"/>
+              <w:right w:val="nil"/>
+            </w:tcBorders>
+            <w:shd w:val="clear" w:color="auto" w:fill="EAF1F8"/>
           </w:tcPr>
           <w:p>
-            <w:r/>
+            <w:pPr>
+              <w:spacing w:before="0" w:after="0"/>
+            </w:pPr>
             <w:r>
               <w:rPr>
                 <w:b/>
-                <w:color w:val="FFFFFF"/>
-                <w:sz w:val="17"/>
+                <w:caps/>
+                <w:color w:val="1F4E79"/>
+                <w:sz w:val="16"/>
               </w:rPr>
               <w:t>Pastaba</w:t>
             </w:r>
@@ -661,12 +1108,17 @@
         <w:tc>
           <w:tcPr>
             <w:tcW w:type="dxa" w:w="1701"/>
+            <w:tcBorders>
+              <w:top w:val="nil"/>
+              <w:left w:val="nil"/>
+              <w:bottom w:val="single" w:sz="4" w:color="DDE3EA" w:space="0"/>
+              <w:right w:val="nil"/>
+            </w:tcBorders>
           </w:tcPr>
           <w:p>
             <w:pPr>
-              <w:spacing w:after="0"/>
+              <w:spacing w:before="0" w:after="0"/>
             </w:pPr>
-            <w:r/>
             <w:r>
               <w:rPr>
                 <w:b w:val="0"/>
@@ -679,12 +1131,17 @@
         <w:tc>
           <w:tcPr>
             <w:tcW w:type="dxa" w:w="2608"/>
+            <w:tcBorders>
+              <w:top w:val="nil"/>
+              <w:left w:val="nil"/>
+              <w:bottom w:val="single" w:sz="4" w:color="DDE3EA" w:space="0"/>
+              <w:right w:val="nil"/>
+            </w:tcBorders>
           </w:tcPr>
           <w:p>
             <w:pPr>
-              <w:spacing w:after="0"/>
+              <w:spacing w:before="0" w:after="0"/>
             </w:pPr>
-            <w:r/>
             <w:r>
               <w:rPr>
                 <w:b w:val="0"/>
@@ -697,13 +1154,18 @@
         <w:tc>
           <w:tcPr>
             <w:tcW w:type="dxa" w:w="964"/>
+            <w:tcBorders>
+              <w:top w:val="nil"/>
+              <w:left w:val="nil"/>
+              <w:bottom w:val="single" w:sz="4" w:color="DDE3EA" w:space="0"/>
+              <w:right w:val="nil"/>
+            </w:tcBorders>
           </w:tcPr>
           <w:p>
             <w:pPr>
-              <w:spacing w:after="0"/>
+              <w:spacing w:before="0" w:after="0"/>
               <w:jc w:val="right"/>
             </w:pPr>
-            <w:r/>
             <w:r>
               <w:rPr>
                 <w:b w:val="0"/>
@@ -716,12 +1178,17 @@
         <w:tc>
           <w:tcPr>
             <w:tcW w:type="dxa" w:w="1304"/>
+            <w:tcBorders>
+              <w:top w:val="nil"/>
+              <w:left w:val="nil"/>
+              <w:bottom w:val="single" w:sz="4" w:color="DDE3EA" w:space="0"/>
+              <w:right w:val="nil"/>
+            </w:tcBorders>
           </w:tcPr>
           <w:p>
             <w:pPr>
-              <w:spacing w:after="0"/>
+              <w:spacing w:before="0" w:after="0"/>
             </w:pPr>
-            <w:r/>
             <w:r>
               <w:rPr>
                 <w:b w:val="0"/>
@@ -734,12 +1201,17 @@
         <w:tc>
           <w:tcPr>
             <w:tcW w:type="dxa" w:w="3061"/>
+            <w:tcBorders>
+              <w:top w:val="nil"/>
+              <w:left w:val="nil"/>
+              <w:bottom w:val="single" w:sz="4" w:color="DDE3EA" w:space="0"/>
+              <w:right w:val="nil"/>
+            </w:tcBorders>
           </w:tcPr>
           <w:p>
             <w:pPr>
-              <w:spacing w:after="0"/>
+              <w:spacing w:before="0" w:after="0"/>
             </w:pPr>
-            <w:r/>
             <w:r>
               <w:rPr>
                 <w:b w:val="0"/>
@@ -754,13 +1226,17 @@
         <w:tc>
           <w:tcPr>
             <w:tcW w:type="dxa" w:w="1701"/>
-            <w:shd w:val="clear" w:color="auto" w:fill="F6F8FA"/>
+            <w:tcBorders>
+              <w:top w:val="nil"/>
+              <w:left w:val="nil"/>
+              <w:bottom w:val="single" w:sz="4" w:color="DDE3EA" w:space="0"/>
+              <w:right w:val="nil"/>
+            </w:tcBorders>
           </w:tcPr>
           <w:p>
             <w:pPr>
-              <w:spacing w:after="0"/>
+              <w:spacing w:before="0" w:after="0"/>
             </w:pPr>
-            <w:r/>
             <w:r>
               <w:rPr>
                 <w:b w:val="0"/>
@@ -773,13 +1249,17 @@
         <w:tc>
           <w:tcPr>
             <w:tcW w:type="dxa" w:w="2608"/>
-            <w:shd w:val="clear" w:color="auto" w:fill="F6F8FA"/>
+            <w:tcBorders>
+              <w:top w:val="nil"/>
+              <w:left w:val="nil"/>
+              <w:bottom w:val="single" w:sz="4" w:color="DDE3EA" w:space="0"/>
+              <w:right w:val="nil"/>
+            </w:tcBorders>
           </w:tcPr>
           <w:p>
             <w:pPr>
-              <w:spacing w:after="0"/>
+              <w:spacing w:before="0" w:after="0"/>
             </w:pPr>
-            <w:r/>
             <w:r>
               <w:rPr>
                 <w:b w:val="0"/>
@@ -792,14 +1272,18 @@
         <w:tc>
           <w:tcPr>
             <w:tcW w:type="dxa" w:w="964"/>
-            <w:shd w:val="clear" w:color="auto" w:fill="F6F8FA"/>
+            <w:tcBorders>
+              <w:top w:val="nil"/>
+              <w:left w:val="nil"/>
+              <w:bottom w:val="single" w:sz="4" w:color="DDE3EA" w:space="0"/>
+              <w:right w:val="nil"/>
+            </w:tcBorders>
           </w:tcPr>
           <w:p>
             <w:pPr>
-              <w:spacing w:after="0"/>
+              <w:spacing w:before="0" w:after="0"/>
               <w:jc w:val="right"/>
             </w:pPr>
-            <w:r/>
             <w:r>
               <w:rPr>
                 <w:b w:val="0"/>
@@ -812,13 +1296,17 @@
         <w:tc>
           <w:tcPr>
             <w:tcW w:type="dxa" w:w="1304"/>
-            <w:shd w:val="clear" w:color="auto" w:fill="F6F8FA"/>
+            <w:tcBorders>
+              <w:top w:val="nil"/>
+              <w:left w:val="nil"/>
+              <w:bottom w:val="single" w:sz="4" w:color="DDE3EA" w:space="0"/>
+              <w:right w:val="nil"/>
+            </w:tcBorders>
           </w:tcPr>
           <w:p>
             <w:pPr>
-              <w:spacing w:after="0"/>
+              <w:spacing w:before="0" w:after="0"/>
             </w:pPr>
-            <w:r/>
             <w:r>
               <w:rPr>
                 <w:b w:val="0"/>
@@ -831,13 +1319,17 @@
         <w:tc>
           <w:tcPr>
             <w:tcW w:type="dxa" w:w="3061"/>
-            <w:shd w:val="clear" w:color="auto" w:fill="F6F8FA"/>
+            <w:tcBorders>
+              <w:top w:val="nil"/>
+              <w:left w:val="nil"/>
+              <w:bottom w:val="single" w:sz="4" w:color="DDE3EA" w:space="0"/>
+              <w:right w:val="nil"/>
+            </w:tcBorders>
           </w:tcPr>
           <w:p>
             <w:pPr>
-              <w:spacing w:after="0"/>
+              <w:spacing w:before="0" w:after="0"/>
             </w:pPr>
-            <w:r/>
             <w:r>
               <w:rPr>
                 <w:b w:val="0"/>
@@ -851,11 +1343,29 @@
     </w:tbl>
     <w:p>
       <w:pPr>
-        <w:spacing w:before="280" w:after="80"/>
+        <w:spacing w:before="0" w:after="40"/>
+      </w:pPr>
+    </w:p>
+    <w:p>
+      <w:pPr>
+        <w:keepNext/>
         <w:pBdr>
-          <w:bottom w:val="single" w:sz="6" w:color="C9D3DE" w:space="2"/>
+          <w:bottom w:val="single" w:sz="8" w:color="1F4E79" w:space="4"/>
         </w:pBdr>
+        <w:tabs>
+          <w:tab w:pos="482" w:val="left"/>
+        </w:tabs>
+        <w:spacing w:before="360" w:after="160"/>
       </w:pPr>
+      <w:r>
+        <w:rPr>
+          <w:b/>
+          <w:color w:val="2A78D6"/>
+          <w:sz w:val="18"/>
+        </w:rPr>
+        <w:t>03</w:t>
+        <w:tab/>
+      </w:r>
       <w:r>
         <w:rPr>
           <w:b/>
@@ -867,38 +1377,54 @@
     </w:p>
     <w:tbl>
       <w:tblPr>
-        <w:tblW w:type="auto" w:w="0"/>
+        <w:tblW w:w="9639" w:type="dxa"/>
+        <w:tblBorders>
+          <w:top w:val="nil"/>
+          <w:left w:val="nil"/>
+          <w:bottom w:val="nil"/>
+          <w:right w:val="nil"/>
+          <w:insideH w:val="nil"/>
+          <w:insideV w:val="nil"/>
+        </w:tblBorders>
+        <w:tblLayout w:type="fixed"/>
+        <w:tblCellMar>
+          <w:top w:w="70" w:type="dxa"/>
+          <w:left w:w="100" w:type="dxa"/>
+          <w:bottom w:w="70" w:type="dxa"/>
+          <w:right w:w="100" w:type="dxa"/>
+        </w:tblCellMar>
         <w:tblLook w:firstColumn="1" w:firstRow="1" w:lastColumn="0" w:lastRow="0" w:noHBand="0" w:noVBand="1" w:val="04A0"/>
-        <w:tblBorders>
-          <w:top w:val="single" w:sz="4" w:color="C9D3DE"/>
-          <w:left w:val="nil"/>
-          <w:bottom w:val="single" w:sz="4" w:color="C9D3DE"/>
-          <w:right w:val="nil"/>
-          <w:insideH w:val="single" w:sz="4" w:color="C9D3DE"/>
-          <w:insideV w:val="nil"/>
-        </w:tblBorders>
       </w:tblPr>
       <w:tblGrid>
-        <w:gridCol w:w="1662"/>
-        <w:gridCol w:w="1662"/>
-        <w:gridCol w:w="1662"/>
-        <w:gridCol w:w="1662"/>
-        <w:gridCol w:w="1662"/>
-        <w:gridCol w:w="1662"/>
+        <w:gridCol w:w="2864"/>
+        <w:gridCol w:w="1156"/>
+        <w:gridCol w:w="1156"/>
+        <w:gridCol w:w="1156"/>
+        <w:gridCol w:w="1156"/>
+        <w:gridCol w:w="2148"/>
       </w:tblGrid>
       <w:tr>
         <w:tc>
           <w:tcPr>
-            <w:tcW w:type="dxa" w:w="2948"/>
-            <w:shd w:val="clear" w:color="auto" w:fill="1F4E79"/>
+            <w:tcW w:type="dxa" w:w="2864"/>
+            <w:tcBorders>
+              <w:top w:val="single" w:sz="12" w:color="1F4E79" w:space="0"/>
+              <w:left w:val="nil"/>
+              <w:bottom w:val="single" w:sz="4" w:color="C9D3DE" w:space="0"/>
+              <w:right w:val="nil"/>
+            </w:tcBorders>
+            <w:shd w:val="clear" w:color="auto" w:fill="EAF1F8"/>
           </w:tcPr>
           <w:p>
-            <w:r/>
+            <w:pPr>
+              <w:spacing w:before="0" w:after="0"/>
+            </w:pPr>
             <w:r>
               <w:rPr>
                 <w:b/>
-                <w:color w:val="FFFFFF"/>
-                <w:sz w:val="17"/>
+                <w:caps/>
+                <w:color w:val="1F4E79"/>
+                <w:sz w:val="16"/>
               </w:rPr>
               <w:t>Rodiklis</w:t>
             </w:r>
@@ -906,19 +1432,26 @@
         </w:tc>
         <w:tc>
           <w:tcPr>
-            <w:tcW w:type="dxa" w:w="1191"/>
-            <w:shd w:val="clear" w:color="auto" w:fill="1F4E79"/>
+            <w:tcW w:type="dxa" w:w="1157"/>
+            <w:tcBorders>
+              <w:top w:val="single" w:sz="12" w:color="1F4E79" w:space="0"/>
+              <w:left w:val="nil"/>
+              <w:bottom w:val="single" w:sz="4" w:color="C9D3DE" w:space="0"/>
+              <w:right w:val="nil"/>
+            </w:tcBorders>
+            <w:shd w:val="clear" w:color="auto" w:fill="EAF1F8"/>
           </w:tcPr>
           <w:p>
             <w:pPr>
+              <w:spacing w:before="0" w:after="0"/>
               <w:jc w:val="right"/>
             </w:pPr>
-            <w:r/>
             <w:r>
               <w:rPr>
                 <w:b/>
-                <w:color w:val="FFFFFF"/>
-                <w:sz w:val="17"/>
+                <w:caps/>
+                <w:color w:val="1F4E79"/>
+                <w:sz w:val="16"/>
               </w:rPr>
               <w:t>FY2024</w:t>
             </w:r>
@@ -926,19 +1459,26 @@
         </w:tc>
         <w:tc>
           <w:tcPr>
-            <w:tcW w:type="dxa" w:w="1191"/>
-            <w:shd w:val="clear" w:color="auto" w:fill="1F4E79"/>
+            <w:tcW w:type="dxa" w:w="1157"/>
+            <w:tcBorders>
+              <w:top w:val="single" w:sz="12" w:color="1F4E79" w:space="0"/>
+              <w:left w:val="nil"/>
+              <w:bottom w:val="single" w:sz="4" w:color="C9D3DE" w:space="0"/>
+              <w:right w:val="nil"/>
+            </w:tcBorders>
+            <w:shd w:val="clear" w:color="auto" w:fill="EAF1F8"/>
           </w:tcPr>
           <w:p>
             <w:pPr>
+              <w:spacing w:before="0" w:after="0"/>
               <w:jc w:val="right"/>
             </w:pPr>
-            <w:r/>
             <w:r>
               <w:rPr>
                 <w:b/>
-                <w:color w:val="FFFFFF"/>
-                <w:sz w:val="17"/>
+                <w:caps/>
+                <w:color w:val="1F4E79"/>
+                <w:sz w:val="16"/>
               </w:rPr>
               <w:t>FY2025</w:t>
             </w:r>
@@ -946,19 +1486,26 @@
         </w:tc>
         <w:tc>
           <w:tcPr>
-            <w:tcW w:type="dxa" w:w="1191"/>
-            <w:shd w:val="clear" w:color="auto" w:fill="1F4E79"/>
+            <w:tcW w:type="dxa" w:w="1157"/>
+            <w:tcBorders>
+              <w:top w:val="single" w:sz="12" w:color="1F4E79" w:space="0"/>
+              <w:left w:val="nil"/>
+              <w:bottom w:val="single" w:sz="4" w:color="C9D3DE" w:space="0"/>
+              <w:right w:val="nil"/>
+            </w:tcBorders>
+            <w:shd w:val="clear" w:color="auto" w:fill="EAF1F8"/>
           </w:tcPr>
           <w:p>
             <w:pPr>
+              <w:spacing w:before="0" w:after="0"/>
               <w:jc w:val="right"/>
             </w:pPr>
-            <w:r/>
             <w:r>
               <w:rPr>
                 <w:b/>
-                <w:color w:val="FFFFFF"/>
-                <w:sz w:val="17"/>
+                <w:caps/>
+                <w:color w:val="1F4E79"/>
+                <w:sz w:val="16"/>
               </w:rPr>
               <w:t>6M2025</w:t>
             </w:r>
@@ -966,19 +1513,26 @@
         </w:tc>
         <w:tc>
           <w:tcPr>
-            <w:tcW w:type="dxa" w:w="1191"/>
-            <w:shd w:val="clear" w:color="auto" w:fill="1F4E79"/>
+            <w:tcW w:type="dxa" w:w="1157"/>
+            <w:tcBorders>
+              <w:top w:val="single" w:sz="12" w:color="1F4E79" w:space="0"/>
+              <w:left w:val="nil"/>
+              <w:bottom w:val="single" w:sz="4" w:color="C9D3DE" w:space="0"/>
+              <w:right w:val="nil"/>
+            </w:tcBorders>
+            <w:shd w:val="clear" w:color="auto" w:fill="EAF1F8"/>
           </w:tcPr>
           <w:p>
             <w:pPr>
+              <w:spacing w:before="0" w:after="0"/>
               <w:jc w:val="right"/>
             </w:pPr>
-            <w:r/>
             <w:r>
               <w:rPr>
                 <w:b/>
-                <w:color w:val="FFFFFF"/>
-                <w:sz w:val="17"/>
+                <w:caps/>
+                <w:color w:val="1F4E79"/>
+                <w:sz w:val="16"/>
               </w:rPr>
               <w:t>6M2026</w:t>
             </w:r>
@@ -986,19 +1540,26 @@
         </w:tc>
         <w:tc>
           <w:tcPr>
-            <w:tcW w:type="dxa" w:w="2211"/>
-            <w:shd w:val="clear" w:color="auto" w:fill="1F4E79"/>
+            <w:tcW w:type="dxa" w:w="2148"/>
+            <w:tcBorders>
+              <w:top w:val="single" w:sz="12" w:color="1F4E79" w:space="0"/>
+              <w:left w:val="nil"/>
+              <w:bottom w:val="single" w:sz="4" w:color="C9D3DE" w:space="0"/>
+              <w:right w:val="nil"/>
+            </w:tcBorders>
+            <w:shd w:val="clear" w:color="auto" w:fill="EAF1F8"/>
           </w:tcPr>
           <w:p>
             <w:pPr>
+              <w:spacing w:before="0" w:after="0"/>
               <w:jc w:val="right"/>
             </w:pPr>
-            <w:r/>
             <w:r>
               <w:rPr>
                 <w:b/>
-                <w:color w:val="FFFFFF"/>
-                <w:sz w:val="17"/>
+                <w:caps/>
+                <w:color w:val="1F4E79"/>
+                <w:sz w:val="16"/>
               </w:rPr>
               <w:t>Pokytis</w:t>
             </w:r>
@@ -1008,13 +1569,18 @@
       <w:tr>
         <w:tc>
           <w:tcPr>
-            <w:tcW w:type="dxa" w:w="2948"/>
+            <w:tcW w:type="dxa" w:w="2864"/>
+            <w:tcBorders>
+              <w:top w:val="nil"/>
+              <w:left w:val="nil"/>
+              <w:bottom w:val="single" w:sz="4" w:color="DDE3EA" w:space="0"/>
+              <w:right w:val="nil"/>
+            </w:tcBorders>
           </w:tcPr>
           <w:p>
             <w:pPr>
-              <w:spacing w:after="0"/>
+              <w:spacing w:before="0" w:after="0"/>
             </w:pPr>
-            <w:r/>
             <w:r>
               <w:rPr>
                 <w:b w:val="0"/>
@@ -1022,7 +1588,7 @@
               </w:rPr>
               <w:t>Turtas, mln. EUR</w:t>
             </w:r>
-            <w:hyperlink r:id="rId17">
+            <w:hyperlink r:id="rId19">
               <w:r>
                 <w:rPr>
                   <w:color w:val="2A78D6"/>
@@ -1039,7 +1605,7 @@
               </w:rPr>
               <w:t>,</w:t>
             </w:r>
-            <w:hyperlink r:id="rId18">
+            <w:hyperlink r:id="rId20">
               <w:r>
                 <w:rPr>
                   <w:color w:val="2A78D6"/>
@@ -1056,7 +1622,7 @@
               </w:rPr>
               <w:t>,</w:t>
             </w:r>
-            <w:hyperlink r:id="rId12">
+            <w:hyperlink r:id="rId14">
               <w:r>
                 <w:rPr>
                   <w:color w:val="2A78D6"/>
@@ -1070,14 +1636,19 @@
         </w:tc>
         <w:tc>
           <w:tcPr>
-            <w:tcW w:type="dxa" w:w="1191"/>
+            <w:tcW w:type="dxa" w:w="1157"/>
+            <w:tcBorders>
+              <w:top w:val="nil"/>
+              <w:left w:val="nil"/>
+              <w:bottom w:val="single" w:sz="4" w:color="DDE3EA" w:space="0"/>
+              <w:right w:val="nil"/>
+            </w:tcBorders>
           </w:tcPr>
           <w:p>
             <w:pPr>
-              <w:spacing w:after="0"/>
+              <w:spacing w:before="0" w:after="0"/>
               <w:jc w:val="right"/>
             </w:pPr>
-            <w:r/>
             <w:r>
               <w:rPr>
                 <w:b w:val="0"/>
@@ -1089,14 +1660,19 @@
         </w:tc>
         <w:tc>
           <w:tcPr>
-            <w:tcW w:type="dxa" w:w="1191"/>
+            <w:tcW w:type="dxa" w:w="1157"/>
+            <w:tcBorders>
+              <w:top w:val="nil"/>
+              <w:left w:val="nil"/>
+              <w:bottom w:val="single" w:sz="4" w:color="DDE3EA" w:space="0"/>
+              <w:right w:val="nil"/>
+            </w:tcBorders>
           </w:tcPr>
           <w:p>
             <w:pPr>
-              <w:spacing w:after="0"/>
+              <w:spacing w:before="0" w:after="0"/>
               <w:jc w:val="right"/>
             </w:pPr>
-            <w:r/>
             <w:r>
               <w:rPr>
                 <w:b w:val="0"/>
@@ -1108,14 +1684,19 @@
         </w:tc>
         <w:tc>
           <w:tcPr>
-            <w:tcW w:type="dxa" w:w="1191"/>
+            <w:tcW w:type="dxa" w:w="1157"/>
+            <w:tcBorders>
+              <w:top w:val="nil"/>
+              <w:left w:val="nil"/>
+              <w:bottom w:val="single" w:sz="4" w:color="DDE3EA" w:space="0"/>
+              <w:right w:val="nil"/>
+            </w:tcBorders>
           </w:tcPr>
           <w:p>
             <w:pPr>
-              <w:spacing w:after="0"/>
+              <w:spacing w:before="0" w:after="0"/>
               <w:jc w:val="right"/>
             </w:pPr>
-            <w:r/>
             <w:r>
               <w:rPr>
                 <w:b w:val="0"/>
@@ -1127,14 +1708,19 @@
         </w:tc>
         <w:tc>
           <w:tcPr>
-            <w:tcW w:type="dxa" w:w="1191"/>
+            <w:tcW w:type="dxa" w:w="1157"/>
+            <w:tcBorders>
+              <w:top w:val="nil"/>
+              <w:left w:val="nil"/>
+              <w:bottom w:val="single" w:sz="4" w:color="DDE3EA" w:space="0"/>
+              <w:right w:val="nil"/>
+            </w:tcBorders>
           </w:tcPr>
           <w:p>
             <w:pPr>
-              <w:spacing w:after="0"/>
+              <w:spacing w:before="0" w:after="0"/>
               <w:jc w:val="right"/>
             </w:pPr>
-            <w:r/>
             <w:r>
               <w:rPr>
                 <w:b w:val="0"/>
@@ -1146,14 +1732,19 @@
         </w:tc>
         <w:tc>
           <w:tcPr>
-            <w:tcW w:type="dxa" w:w="2211"/>
+            <w:tcW w:type="dxa" w:w="2148"/>
+            <w:tcBorders>
+              <w:top w:val="nil"/>
+              <w:left w:val="nil"/>
+              <w:bottom w:val="single" w:sz="4" w:color="DDE3EA" w:space="0"/>
+              <w:right w:val="nil"/>
+            </w:tcBorders>
           </w:tcPr>
           <w:p>
             <w:pPr>
-              <w:spacing w:after="0"/>
+              <w:spacing w:before="0" w:after="0"/>
               <w:jc w:val="right"/>
             </w:pPr>
-            <w:r/>
             <w:r>
               <w:rPr>
                 <w:b w:val="0"/>
@@ -1168,14 +1759,18 @@
       <w:tr>
         <w:tc>
           <w:tcPr>
-            <w:tcW w:type="dxa" w:w="2948"/>
-            <w:shd w:val="clear" w:color="auto" w:fill="F6F8FA"/>
+            <w:tcW w:type="dxa" w:w="2864"/>
+            <w:tcBorders>
+              <w:top w:val="nil"/>
+              <w:left w:val="nil"/>
+              <w:bottom w:val="single" w:sz="4" w:color="DDE3EA" w:space="0"/>
+              <w:right w:val="nil"/>
+            </w:tcBorders>
           </w:tcPr>
           <w:p>
             <w:pPr>
-              <w:spacing w:after="0"/>
+              <w:spacing w:before="0" w:after="0"/>
             </w:pPr>
-            <w:r/>
             <w:r>
               <w:rPr>
                 <w:b w:val="0"/>
@@ -1183,7 +1778,7 @@
               </w:rPr>
               <w:t>Nuosavas kapitalas, mln. EUR</w:t>
             </w:r>
-            <w:hyperlink r:id="rId17">
+            <w:hyperlink r:id="rId19">
               <w:r>
                 <w:rPr>
                   <w:color w:val="2A78D6"/>
@@ -1200,7 +1795,7 @@
               </w:rPr>
               <w:t>,</w:t>
             </w:r>
-            <w:hyperlink r:id="rId18">
+            <w:hyperlink r:id="rId20">
               <w:r>
                 <w:rPr>
                   <w:color w:val="2A78D6"/>
@@ -1217,7 +1812,7 @@
               </w:rPr>
               <w:t>,</w:t>
             </w:r>
-            <w:hyperlink r:id="rId12">
+            <w:hyperlink r:id="rId14">
               <w:r>
                 <w:rPr>
                   <w:color w:val="2A78D6"/>
@@ -1231,15 +1826,19 @@
         </w:tc>
         <w:tc>
           <w:tcPr>
-            <w:tcW w:type="dxa" w:w="1191"/>
-            <w:shd w:val="clear" w:color="auto" w:fill="F6F8FA"/>
+            <w:tcW w:type="dxa" w:w="1157"/>
+            <w:tcBorders>
+              <w:top w:val="nil"/>
+              <w:left w:val="nil"/>
+              <w:bottom w:val="single" w:sz="4" w:color="DDE3EA" w:space="0"/>
+              <w:right w:val="nil"/>
+            </w:tcBorders>
           </w:tcPr>
           <w:p>
             <w:pPr>
-              <w:spacing w:after="0"/>
+              <w:spacing w:before="0" w:after="0"/>
               <w:jc w:val="right"/>
             </w:pPr>
-            <w:r/>
             <w:r>
               <w:rPr>
                 <w:b w:val="0"/>
@@ -1251,15 +1850,19 @@
         </w:tc>
         <w:tc>
           <w:tcPr>
-            <w:tcW w:type="dxa" w:w="1191"/>
-            <w:shd w:val="clear" w:color="auto" w:fill="F6F8FA"/>
+            <w:tcW w:type="dxa" w:w="1157"/>
+            <w:tcBorders>
+              <w:top w:val="nil"/>
+              <w:left w:val="nil"/>
+              <w:bottom w:val="single" w:sz="4" w:color="DDE3EA" w:space="0"/>
+              <w:right w:val="nil"/>
+            </w:tcBorders>
           </w:tcPr>
           <w:p>
             <w:pPr>
-              <w:spacing w:after="0"/>
+              <w:spacing w:before="0" w:after="0"/>
               <w:jc w:val="right"/>
             </w:pPr>
-            <w:r/>
             <w:r>
               <w:rPr>
                 <w:b w:val="0"/>
@@ -1271,15 +1874,19 @@
         </w:tc>
         <w:tc>
           <w:tcPr>
-            <w:tcW w:type="dxa" w:w="1191"/>
-            <w:shd w:val="clear" w:color="auto" w:fill="F6F8FA"/>
+            <w:tcW w:type="dxa" w:w="1157"/>
+            <w:tcBorders>
+              <w:top w:val="nil"/>
+              <w:left w:val="nil"/>
+              <w:bottom w:val="single" w:sz="4" w:color="DDE3EA" w:space="0"/>
+              <w:right w:val="nil"/>
+            </w:tcBorders>
           </w:tcPr>
           <w:p>
             <w:pPr>
-              <w:spacing w:after="0"/>
+              <w:spacing w:before="0" w:after="0"/>
               <w:jc w:val="right"/>
             </w:pPr>
-            <w:r/>
             <w:r>
               <w:rPr>
                 <w:b w:val="0"/>
@@ -1291,15 +1898,19 @@
         </w:tc>
         <w:tc>
           <w:tcPr>
-            <w:tcW w:type="dxa" w:w="1191"/>
-            <w:shd w:val="clear" w:color="auto" w:fill="F6F8FA"/>
+            <w:tcW w:type="dxa" w:w="1157"/>
+            <w:tcBorders>
+              <w:top w:val="nil"/>
+              <w:left w:val="nil"/>
+              <w:bottom w:val="single" w:sz="4" w:color="DDE3EA" w:space="0"/>
+              <w:right w:val="nil"/>
+            </w:tcBorders>
           </w:tcPr>
           <w:p>
             <w:pPr>
-              <w:spacing w:after="0"/>
+              <w:spacing w:before="0" w:after="0"/>
               <w:jc w:val="right"/>
             </w:pPr>
-            <w:r/>
             <w:r>
               <w:rPr>
                 <w:b w:val="0"/>
@@ -1311,15 +1922,19 @@
         </w:tc>
         <w:tc>
           <w:tcPr>
-            <w:tcW w:type="dxa" w:w="2211"/>
-            <w:shd w:val="clear" w:color="auto" w:fill="F6F8FA"/>
+            <w:tcW w:type="dxa" w:w="2148"/>
+            <w:tcBorders>
+              <w:top w:val="nil"/>
+              <w:left w:val="nil"/>
+              <w:bottom w:val="single" w:sz="4" w:color="DDE3EA" w:space="0"/>
+              <w:right w:val="nil"/>
+            </w:tcBorders>
           </w:tcPr>
           <w:p>
             <w:pPr>
-              <w:spacing w:after="0"/>
+              <w:spacing w:before="0" w:after="0"/>
               <w:jc w:val="right"/>
             </w:pPr>
-            <w:r/>
             <w:r>
               <w:rPr>
                 <w:b/>
@@ -1334,13 +1949,18 @@
       <w:tr>
         <w:tc>
           <w:tcPr>
-            <w:tcW w:type="dxa" w:w="2948"/>
+            <w:tcW w:type="dxa" w:w="2864"/>
+            <w:tcBorders>
+              <w:top w:val="nil"/>
+              <w:left w:val="nil"/>
+              <w:bottom w:val="single" w:sz="4" w:color="DDE3EA" w:space="0"/>
+              <w:right w:val="nil"/>
+            </w:tcBorders>
           </w:tcPr>
           <w:p>
             <w:pPr>
-              <w:spacing w:after="0"/>
+              <w:spacing w:before="0" w:after="0"/>
             </w:pPr>
-            <w:r/>
             <w:r>
               <w:rPr>
                 <w:b w:val="0"/>
@@ -1348,7 +1968,7 @@
               </w:rPr>
               <w:t>Nuosavo kapitalo dalis</w:t>
             </w:r>
-            <w:hyperlink r:id="rId17">
+            <w:hyperlink r:id="rId19">
               <w:r>
                 <w:rPr>
                   <w:color w:val="2A78D6"/>
@@ -1365,7 +1985,7 @@
               </w:rPr>
               <w:t>,</w:t>
             </w:r>
-            <w:hyperlink r:id="rId18">
+            <w:hyperlink r:id="rId20">
               <w:r>
                 <w:rPr>
                   <w:color w:val="2A78D6"/>
@@ -1382,7 +2002,7 @@
               </w:rPr>
               <w:t>,</w:t>
             </w:r>
-            <w:hyperlink r:id="rId12">
+            <w:hyperlink r:id="rId14">
               <w:r>
                 <w:rPr>
                   <w:color w:val="2A78D6"/>
@@ -1396,14 +2016,19 @@
         </w:tc>
         <w:tc>
           <w:tcPr>
-            <w:tcW w:type="dxa" w:w="1191"/>
+            <w:tcW w:type="dxa" w:w="1157"/>
+            <w:tcBorders>
+              <w:top w:val="nil"/>
+              <w:left w:val="nil"/>
+              <w:bottom w:val="single" w:sz="4" w:color="DDE3EA" w:space="0"/>
+              <w:right w:val="nil"/>
+            </w:tcBorders>
           </w:tcPr>
           <w:p>
             <w:pPr>
-              <w:spacing w:after="0"/>
+              <w:spacing w:before="0" w:after="0"/>
               <w:jc w:val="right"/>
             </w:pPr>
-            <w:r/>
             <w:r>
               <w:rPr>
                 <w:b w:val="0"/>
@@ -1415,14 +2040,19 @@
         </w:tc>
         <w:tc>
           <w:tcPr>
-            <w:tcW w:type="dxa" w:w="1191"/>
+            <w:tcW w:type="dxa" w:w="1157"/>
+            <w:tcBorders>
+              <w:top w:val="nil"/>
+              <w:left w:val="nil"/>
+              <w:bottom w:val="single" w:sz="4" w:color="DDE3EA" w:space="0"/>
+              <w:right w:val="nil"/>
+            </w:tcBorders>
           </w:tcPr>
           <w:p>
             <w:pPr>
-              <w:spacing w:after="0"/>
+              <w:spacing w:before="0" w:after="0"/>
               <w:jc w:val="right"/>
             </w:pPr>
-            <w:r/>
             <w:r>
               <w:rPr>
                 <w:b w:val="0"/>
@@ -1434,14 +2064,19 @@
         </w:tc>
         <w:tc>
           <w:tcPr>
-            <w:tcW w:type="dxa" w:w="1191"/>
+            <w:tcW w:type="dxa" w:w="1157"/>
+            <w:tcBorders>
+              <w:top w:val="nil"/>
+              <w:left w:val="nil"/>
+              <w:bottom w:val="single" w:sz="4" w:color="DDE3EA" w:space="0"/>
+              <w:right w:val="nil"/>
+            </w:tcBorders>
           </w:tcPr>
           <w:p>
             <w:pPr>
-              <w:spacing w:after="0"/>
+              <w:spacing w:before="0" w:after="0"/>
               <w:jc w:val="right"/>
             </w:pPr>
-            <w:r/>
             <w:r>
               <w:rPr>
                 <w:b w:val="0"/>
@@ -1453,15 +2088,20 @@
         </w:tc>
         <w:tc>
           <w:tcPr>
-            <w:tcW w:type="dxa" w:w="1191"/>
+            <w:tcW w:type="dxa" w:w="1157"/>
+            <w:tcBorders>
+              <w:top w:val="nil"/>
+              <w:left w:val="nil"/>
+              <w:bottom w:val="single" w:sz="4" w:color="DDE3EA" w:space="0"/>
+              <w:right w:val="nil"/>
+            </w:tcBorders>
             <w:shd w:val="clear" w:color="auto" w:fill="E3F3E8"/>
           </w:tcPr>
           <w:p>
             <w:pPr>
-              <w:spacing w:after="0"/>
+              <w:spacing w:before="0" w:after="0"/>
               <w:jc w:val="right"/>
             </w:pPr>
-            <w:r/>
             <w:r>
               <w:rPr>
                 <w:b/>
@@ -1473,14 +2113,19 @@
         </w:tc>
         <w:tc>
           <w:tcPr>
-            <w:tcW w:type="dxa" w:w="2211"/>
+            <w:tcW w:type="dxa" w:w="2148"/>
+            <w:tcBorders>
+              <w:top w:val="nil"/>
+              <w:left w:val="nil"/>
+              <w:bottom w:val="single" w:sz="4" w:color="DDE3EA" w:space="0"/>
+              <w:right w:val="nil"/>
+            </w:tcBorders>
           </w:tcPr>
           <w:p>
             <w:pPr>
-              <w:spacing w:after="0"/>
+              <w:spacing w:before="0" w:after="0"/>
               <w:jc w:val="right"/>
             </w:pPr>
-            <w:r/>
             <w:r>
               <w:rPr>
                 <w:b/>
@@ -1495,14 +2140,18 @@
       <w:tr>
         <w:tc>
           <w:tcPr>
-            <w:tcW w:type="dxa" w:w="2948"/>
-            <w:shd w:val="clear" w:color="auto" w:fill="F6F8FA"/>
+            <w:tcW w:type="dxa" w:w="2864"/>
+            <w:tcBorders>
+              <w:top w:val="nil"/>
+              <w:left w:val="nil"/>
+              <w:bottom w:val="single" w:sz="4" w:color="DDE3EA" w:space="0"/>
+              <w:right w:val="nil"/>
+            </w:tcBorders>
           </w:tcPr>
           <w:p>
             <w:pPr>
-              <w:spacing w:after="0"/>
+              <w:spacing w:before="0" w:after="0"/>
             </w:pPr>
-            <w:r/>
             <w:r>
               <w:rPr>
                 <w:b w:val="0"/>
@@ -1510,7 +2159,7 @@
               </w:rPr>
               <w:t>Grynasis pelnas, mln. EUR</w:t>
             </w:r>
-            <w:hyperlink r:id="rId17">
+            <w:hyperlink r:id="rId19">
               <w:r>
                 <w:rPr>
                   <w:color w:val="2A78D6"/>
@@ -1527,7 +2176,7 @@
               </w:rPr>
               <w:t>,</w:t>
             </w:r>
-            <w:hyperlink r:id="rId18">
+            <w:hyperlink r:id="rId20">
               <w:r>
                 <w:rPr>
                   <w:color w:val="2A78D6"/>
@@ -1544,7 +2193,7 @@
               </w:rPr>
               <w:t>,</w:t>
             </w:r>
-            <w:hyperlink r:id="rId12">
+            <w:hyperlink r:id="rId14">
               <w:r>
                 <w:rPr>
                   <w:color w:val="2A78D6"/>
@@ -1558,15 +2207,19 @@
         </w:tc>
         <w:tc>
           <w:tcPr>
-            <w:tcW w:type="dxa" w:w="1191"/>
-            <w:shd w:val="clear" w:color="auto" w:fill="F6F8FA"/>
+            <w:tcW w:type="dxa" w:w="1157"/>
+            <w:tcBorders>
+              <w:top w:val="nil"/>
+              <w:left w:val="nil"/>
+              <w:bottom w:val="single" w:sz="4" w:color="DDE3EA" w:space="0"/>
+              <w:right w:val="nil"/>
+            </w:tcBorders>
           </w:tcPr>
           <w:p>
             <w:pPr>
-              <w:spacing w:after="0"/>
+              <w:spacing w:before="0" w:after="0"/>
               <w:jc w:val="right"/>
             </w:pPr>
-            <w:r/>
             <w:r>
               <w:rPr>
                 <w:b w:val="0"/>
@@ -1578,15 +2231,19 @@
         </w:tc>
         <w:tc>
           <w:tcPr>
-            <w:tcW w:type="dxa" w:w="1191"/>
-            <w:shd w:val="clear" w:color="auto" w:fill="F6F8FA"/>
+            <w:tcW w:type="dxa" w:w="1157"/>
+            <w:tcBorders>
+              <w:top w:val="nil"/>
+              <w:left w:val="nil"/>
+              <w:bottom w:val="single" w:sz="4" w:color="DDE3EA" w:space="0"/>
+              <w:right w:val="nil"/>
+            </w:tcBorders>
           </w:tcPr>
           <w:p>
             <w:pPr>
-              <w:spacing w:after="0"/>
+              <w:spacing w:before="0" w:after="0"/>
               <w:jc w:val="right"/>
             </w:pPr>
-            <w:r/>
             <w:r>
               <w:rPr>
                 <w:b w:val="0"/>
@@ -1598,15 +2255,19 @@
         </w:tc>
         <w:tc>
           <w:tcPr>
-            <w:tcW w:type="dxa" w:w="1191"/>
-            <w:shd w:val="clear" w:color="auto" w:fill="F6F8FA"/>
+            <w:tcW w:type="dxa" w:w="1157"/>
+            <w:tcBorders>
+              <w:top w:val="nil"/>
+              <w:left w:val="nil"/>
+              <w:bottom w:val="single" w:sz="4" w:color="DDE3EA" w:space="0"/>
+              <w:right w:val="nil"/>
+            </w:tcBorders>
           </w:tcPr>
           <w:p>
             <w:pPr>
-              <w:spacing w:after="0"/>
+              <w:spacing w:before="0" w:after="0"/>
               <w:jc w:val="right"/>
             </w:pPr>
-            <w:r/>
             <w:r>
               <w:rPr>
                 <w:b w:val="0"/>
@@ -1618,15 +2279,19 @@
         </w:tc>
         <w:tc>
           <w:tcPr>
-            <w:tcW w:type="dxa" w:w="1191"/>
-            <w:shd w:val="clear" w:color="auto" w:fill="F6F8FA"/>
+            <w:tcW w:type="dxa" w:w="1157"/>
+            <w:tcBorders>
+              <w:top w:val="nil"/>
+              <w:left w:val="nil"/>
+              <w:bottom w:val="single" w:sz="4" w:color="DDE3EA" w:space="0"/>
+              <w:right w:val="nil"/>
+            </w:tcBorders>
           </w:tcPr>
           <w:p>
             <w:pPr>
-              <w:spacing w:after="0"/>
+              <w:spacing w:before="0" w:after="0"/>
               <w:jc w:val="right"/>
             </w:pPr>
-            <w:r/>
             <w:r>
               <w:rPr>
                 <w:b w:val="0"/>
@@ -1638,15 +2303,19 @@
         </w:tc>
         <w:tc>
           <w:tcPr>
-            <w:tcW w:type="dxa" w:w="2211"/>
-            <w:shd w:val="clear" w:color="auto" w:fill="F6F8FA"/>
+            <w:tcW w:type="dxa" w:w="2148"/>
+            <w:tcBorders>
+              <w:top w:val="nil"/>
+              <w:left w:val="nil"/>
+              <w:bottom w:val="single" w:sz="4" w:color="DDE3EA" w:space="0"/>
+              <w:right w:val="nil"/>
+            </w:tcBorders>
           </w:tcPr>
           <w:p>
             <w:pPr>
-              <w:spacing w:after="0"/>
+              <w:spacing w:before="0" w:after="0"/>
               <w:jc w:val="right"/>
             </w:pPr>
-            <w:r/>
             <w:r>
               <w:rPr>
                 <w:b/>
@@ -1660,9 +2329,17 @@
       </w:tr>
     </w:tbl>
     <w:p>
+      <w:pPr>
+        <w:spacing w:before="0" w:after="40"/>
+      </w:pPr>
+    </w:p>
+    <w:p>
+      <w:pPr>
+        <w:spacing w:before="40" w:after="60"/>
+      </w:pPr>
       <w:r>
         <w:rPr>
-          <w:i/>
+          <w:b w:val="0"/>
           <w:color w:val="5F6B7A"/>
           <w:sz w:val="16"/>
         </w:rPr>
@@ -1670,9 +2347,12 @@
       </w:r>
     </w:p>
     <w:p>
+      <w:pPr>
+        <w:spacing w:before="40" w:after="60"/>
+      </w:pPr>
       <w:r>
         <w:rPr>
-          <w:i/>
+          <w:b w:val="0"/>
           <w:color w:val="5F6B7A"/>
           <w:sz w:val="16"/>
         </w:rPr>
@@ -1696,7 +2376,7 @@
                     <pic:cNvPicPr/>
                   </pic:nvPicPr>
                   <pic:blipFill>
-                    <a:blip r:embed="rId19"/>
+                    <a:blip r:embed="rId21"/>
                     <a:stretch>
                       <a:fillRect/>
                     </a:stretch>
@@ -1717,11 +2397,24 @@
     </w:p>
     <w:p>
       <w:pPr>
-        <w:spacing w:before="280" w:after="80"/>
+        <w:keepNext/>
         <w:pBdr>
-          <w:bottom w:val="single" w:sz="6" w:color="C9D3DE" w:space="2"/>
+          <w:bottom w:val="single" w:sz="8" w:color="1F4E79" w:space="4"/>
         </w:pBdr>
+        <w:tabs>
+          <w:tab w:pos="482" w:val="left"/>
+        </w:tabs>
+        <w:spacing w:before="360" w:after="160"/>
       </w:pPr>
+      <w:r>
+        <w:rPr>
+          <w:b/>
+          <w:color w:val="2A78D6"/>
+          <w:sz w:val="18"/>
+        </w:rPr>
+        <w:t>04</w:t>
+        <w:tab/>
+      </w:r>
       <w:r>
         <w:rPr>
           <w:b/>
@@ -1733,16 +2426,28 @@
     </w:p>
     <w:p>
       <w:pPr>
-        <w:pStyle w:val="ListBullet"/>
-        <w:spacing w:after="60"/>
+        <w:tabs>
+          <w:tab w:pos="255" w:val="left"/>
+        </w:tabs>
+        <w:spacing w:before="0" w:after="80"/>
+        <w:ind w:left="255" w:hanging="255"/>
       </w:pPr>
+      <w:r>
+        <w:rPr>
+          <w:b/>
+          <w:color w:val="2A78D6"/>
+          <w:sz w:val="20"/>
+        </w:rPr>
+        <w:t>▪</w:t>
+        <w:tab/>
+      </w:r>
       <w:r>
         <w:rPr>
           <w:b w:val="0"/>
         </w:rPr>
         <w:t>2025 m. VIK įsigijo 49 % EPSO-G Invest (36,3 mln. EUR), kuri valdo 48 % Rheinmetall Defence Lietuva; gamyklos statyba pradėta 2025-11-04</w:t>
       </w:r>
-      <w:hyperlink r:id="rId14">
+      <w:hyperlink r:id="rId16">
         <w:r>
           <w:rPr>
             <w:color w:val="2A78D6"/>
@@ -1761,16 +2466,28 @@
     </w:p>
     <w:p>
       <w:pPr>
-        <w:pStyle w:val="ListBullet"/>
-        <w:spacing w:after="60"/>
+        <w:tabs>
+          <w:tab w:pos="255" w:val="left"/>
+        </w:tabs>
+        <w:spacing w:before="0" w:after="80"/>
+        <w:ind w:left="255" w:hanging="255"/>
       </w:pPr>
+      <w:r>
+        <w:rPr>
+          <w:b/>
+          <w:color w:val="2A78D6"/>
+          <w:sz w:val="20"/>
+        </w:rPr>
+        <w:t>▪</w:t>
+        <w:tab/>
+      </w:r>
       <w:r>
         <w:rPr>
           <w:b w:val="0"/>
         </w:rPr>
         <w:t>2026 m. pasirašytas memorandumas su Rheinmetall Landsysteme ir KNDS Deutschland dėl ~50 mln. EUR techninės priežiūros centro Kauno LEZ</w:t>
       </w:r>
-      <w:hyperlink r:id="rId10">
+      <w:hyperlink r:id="rId12">
         <w:r>
           <w:rPr>
             <w:color w:val="2A78D6"/>
@@ -1789,16 +2506,28 @@
     </w:p>
     <w:p>
       <w:pPr>
-        <w:pStyle w:val="ListBullet"/>
-        <w:spacing w:after="60"/>
+        <w:tabs>
+          <w:tab w:pos="255" w:val="left"/>
+        </w:tabs>
+        <w:spacing w:before="0" w:after="80"/>
+        <w:ind w:left="255" w:hanging="255"/>
       </w:pPr>
+      <w:r>
+        <w:rPr>
+          <w:b/>
+          <w:color w:val="2A78D6"/>
+          <w:sz w:val="20"/>
+        </w:rPr>
+        <w:t>▪</w:t>
+        <w:tab/>
+      </w:r>
       <w:r>
         <w:rPr>
           <w:b w:val="0"/>
         </w:rPr>
         <w:t>2026-02 akcininkas nusprendė perduoti VIK akcijas valstybės valdomai ILTE (reikia Vyriausybės pritarimo)</w:t>
       </w:r>
-      <w:hyperlink r:id="rId20">
+      <w:hyperlink r:id="rId22">
         <w:r>
           <w:rPr>
             <w:color w:val="2A78D6"/>
@@ -1815,7 +2544,7 @@
         </w:rPr>
         <w:t>,</w:t>
       </w:r>
-      <w:hyperlink r:id="rId10">
+      <w:hyperlink r:id="rId12">
         <w:r>
           <w:rPr>
             <w:color w:val="2A78D6"/>
@@ -1834,11 +2563,24 @@
     </w:p>
     <w:p>
       <w:pPr>
-        <w:spacing w:before="280" w:after="80"/>
+        <w:keepNext/>
         <w:pBdr>
-          <w:bottom w:val="single" w:sz="6" w:color="C9D3DE" w:space="2"/>
+          <w:bottom w:val="single" w:sz="8" w:color="1F4E79" w:space="4"/>
         </w:pBdr>
+        <w:tabs>
+          <w:tab w:pos="482" w:val="left"/>
+        </w:tabs>
+        <w:spacing w:before="360" w:after="160"/>
       </w:pPr>
+      <w:r>
+        <w:rPr>
+          <w:b/>
+          <w:color w:val="2A78D6"/>
+          <w:sz w:val="18"/>
+        </w:rPr>
+        <w:t>05</w:t>
+        <w:tab/>
+      </w:r>
       <w:r>
         <w:rPr>
           <w:b/>
@@ -1850,16 +2592,28 @@
     </w:p>
     <w:p>
       <w:pPr>
-        <w:pStyle w:val="ListBullet"/>
-        <w:spacing w:after="60"/>
+        <w:tabs>
+          <w:tab w:pos="255" w:val="left"/>
+        </w:tabs>
+        <w:spacing w:before="0" w:after="80"/>
+        <w:ind w:left="255" w:hanging="255"/>
       </w:pPr>
+      <w:r>
+        <w:rPr>
+          <w:b/>
+          <w:color w:val="2A78D6"/>
+          <w:sz w:val="20"/>
+        </w:rPr>
+        <w:t>▪</w:t>
+        <w:tab/>
+      </w:r>
       <w:r>
         <w:rPr>
           <w:b w:val="0"/>
         </w:rPr>
         <w:t>Turtas 169,4 mln. EUR, nuosavas kapitalas 118,9 mln. EUR; I pusm. pelnas 7,1 mln. EUR, daugiausia dėl 8,0 mln. EUR tikrosios vertės padidėjimo</w:t>
       </w:r>
-      <w:hyperlink r:id="rId12">
+      <w:hyperlink r:id="rId14">
         <w:r>
           <w:rPr>
             <w:color w:val="2A78D6"/>
@@ -1878,16 +2632,28 @@
     </w:p>
     <w:p>
       <w:pPr>
-        <w:pStyle w:val="ListBullet"/>
-        <w:spacing w:after="60"/>
+        <w:tabs>
+          <w:tab w:pos="255" w:val="left"/>
+        </w:tabs>
+        <w:spacing w:before="0" w:after="80"/>
+        <w:ind w:left="255" w:hanging="255"/>
       </w:pPr>
+      <w:r>
+        <w:rPr>
+          <w:b/>
+          <w:color w:val="2A78D6"/>
+          <w:sz w:val="20"/>
+        </w:rPr>
+        <w:t>▪</w:t>
+        <w:tab/>
+      </w:r>
       <w:r>
         <w:rPr>
           <w:b w:val="0"/>
         </w:rPr>
         <w:t>2025 m. pelnas 3,8 mln. EUR (2024 m. – 8,1 mln.); išleistų obligacijų likutis 2026-06-30 – apie 50,6 mln. EUR (apskaičiuota įrankio)</w:t>
       </w:r>
-      <w:hyperlink r:id="rId18">
+      <w:hyperlink r:id="rId20">
         <w:r>
           <w:rPr>
             <w:color w:val="2A78D6"/>
@@ -1904,7 +2670,7 @@
         </w:rPr>
         <w:t>,</w:t>
       </w:r>
-      <w:hyperlink r:id="rId21">
+      <w:hyperlink r:id="rId23">
         <w:r>
           <w:rPr>
             <w:color w:val="2A78D6"/>
@@ -1921,7 +2687,7 @@
         </w:rPr>
         <w:t>,</w:t>
       </w:r>
-      <w:hyperlink r:id="rId12">
+      <w:hyperlink r:id="rId14">
         <w:r>
           <w:rPr>
             <w:color w:val="2A78D6"/>
@@ -1940,11 +2706,24 @@
     </w:p>
     <w:p>
       <w:pPr>
-        <w:spacing w:before="280" w:after="80"/>
+        <w:keepNext/>
         <w:pBdr>
-          <w:bottom w:val="single" w:sz="6" w:color="C9D3DE" w:space="2"/>
+          <w:bottom w:val="single" w:sz="8" w:color="1F4E79" w:space="4"/>
         </w:pBdr>
+        <w:tabs>
+          <w:tab w:pos="482" w:val="left"/>
+        </w:tabs>
+        <w:spacing w:before="360" w:after="160"/>
       </w:pPr>
+      <w:r>
+        <w:rPr>
+          <w:b/>
+          <w:color w:val="2A78D6"/>
+          <w:sz w:val="18"/>
+        </w:rPr>
+        <w:t>06</w:t>
+        <w:tab/>
+      </w:r>
       <w:r>
         <w:rPr>
           <w:b/>
@@ -1956,36 +2735,52 @@
     </w:p>
     <w:tbl>
       <w:tblPr>
-        <w:tblW w:type="auto" w:w="0"/>
+        <w:tblW w:w="9638" w:type="dxa"/>
+        <w:tblBorders>
+          <w:top w:val="nil"/>
+          <w:left w:val="nil"/>
+          <w:bottom w:val="nil"/>
+          <w:right w:val="nil"/>
+          <w:insideH w:val="nil"/>
+          <w:insideV w:val="nil"/>
+        </w:tblBorders>
+        <w:tblLayout w:type="fixed"/>
+        <w:tblCellMar>
+          <w:top w:w="70" w:type="dxa"/>
+          <w:left w:w="100" w:type="dxa"/>
+          <w:bottom w:w="70" w:type="dxa"/>
+          <w:right w:w="100" w:type="dxa"/>
+        </w:tblCellMar>
         <w:tblLook w:firstColumn="1" w:firstRow="1" w:lastColumn="0" w:lastRow="0" w:noHBand="0" w:noVBand="1" w:val="04A0"/>
-        <w:tblBorders>
-          <w:top w:val="single" w:sz="4" w:color="C9D3DE"/>
-          <w:left w:val="nil"/>
-          <w:bottom w:val="single" w:sz="4" w:color="C9D3DE"/>
-          <w:right w:val="nil"/>
-          <w:insideH w:val="single" w:sz="4" w:color="C9D3DE"/>
-          <w:insideV w:val="nil"/>
-        </w:tblBorders>
       </w:tblPr>
       <w:tblGrid>
-        <w:gridCol w:w="2493"/>
-        <w:gridCol w:w="2493"/>
-        <w:gridCol w:w="2493"/>
-        <w:gridCol w:w="2493"/>
+        <w:gridCol w:w="2577"/>
+        <w:gridCol w:w="2577"/>
+        <w:gridCol w:w="3138"/>
+        <w:gridCol w:w="1344"/>
       </w:tblGrid>
       <w:tr>
         <w:tc>
           <w:tcPr>
-            <w:tcW w:type="dxa" w:w="2608"/>
-            <w:shd w:val="clear" w:color="auto" w:fill="1F4E79"/>
+            <w:tcW w:type="dxa" w:w="2578"/>
+            <w:tcBorders>
+              <w:top w:val="single" w:sz="12" w:color="1F4E79" w:space="0"/>
+              <w:left w:val="nil"/>
+              <w:bottom w:val="single" w:sz="4" w:color="C9D3DE" w:space="0"/>
+              <w:right w:val="nil"/>
+            </w:tcBorders>
+            <w:shd w:val="clear" w:color="auto" w:fill="EAF1F8"/>
           </w:tcPr>
           <w:p>
-            <w:r/>
+            <w:pPr>
+              <w:spacing w:before="0" w:after="0"/>
+            </w:pPr>
             <w:r>
               <w:rPr>
                 <w:b/>
-                <w:color w:val="FFFFFF"/>
-                <w:sz w:val="17"/>
+                <w:caps/>
+                <w:color w:val="1F4E79"/>
+                <w:sz w:val="16"/>
               </w:rPr>
               <w:t>Planas / tikslas</w:t>
             </w:r>
@@ -1993,16 +2788,25 @@
         </w:tc>
         <w:tc>
           <w:tcPr>
-            <w:tcW w:type="dxa" w:w="2608"/>
-            <w:shd w:val="clear" w:color="auto" w:fill="1F4E79"/>
+            <w:tcW w:type="dxa" w:w="2578"/>
+            <w:tcBorders>
+              <w:top w:val="single" w:sz="12" w:color="1F4E79" w:space="0"/>
+              <w:left w:val="nil"/>
+              <w:bottom w:val="single" w:sz="4" w:color="C9D3DE" w:space="0"/>
+              <w:right w:val="nil"/>
+            </w:tcBorders>
+            <w:shd w:val="clear" w:color="auto" w:fill="EAF1F8"/>
           </w:tcPr>
           <w:p>
-            <w:r/>
+            <w:pPr>
+              <w:spacing w:before="0" w:after="0"/>
+            </w:pPr>
             <w:r>
               <w:rPr>
                 <w:b/>
-                <w:color w:val="FFFFFF"/>
-                <w:sz w:val="17"/>
+                <w:caps/>
+                <w:color w:val="1F4E79"/>
+                <w:sz w:val="16"/>
               </w:rPr>
               <w:t>Rezultatas</w:t>
             </w:r>
@@ -2010,16 +2814,25 @@
         </w:tc>
         <w:tc>
           <w:tcPr>
-            <w:tcW w:type="dxa" w:w="3175"/>
-            <w:shd w:val="clear" w:color="auto" w:fill="1F4E79"/>
+            <w:tcW w:type="dxa" w:w="3138"/>
+            <w:tcBorders>
+              <w:top w:val="single" w:sz="12" w:color="1F4E79" w:space="0"/>
+              <w:left w:val="nil"/>
+              <w:bottom w:val="single" w:sz="4" w:color="C9D3DE" w:space="0"/>
+              <w:right w:val="nil"/>
+            </w:tcBorders>
+            <w:shd w:val="clear" w:color="auto" w:fill="EAF1F8"/>
           </w:tcPr>
           <w:p>
-            <w:r/>
+            <w:pPr>
+              <w:spacing w:before="0" w:after="0"/>
+            </w:pPr>
             <w:r>
               <w:rPr>
                 <w:b/>
-                <w:color w:val="FFFFFF"/>
-                <w:sz w:val="17"/>
+                <w:caps/>
+                <w:color w:val="1F4E79"/>
+                <w:sz w:val="16"/>
               </w:rPr>
               <w:t>Kas pasikeitė ir kodėl</w:t>
             </w:r>
@@ -2027,16 +2840,25 @@
         </w:tc>
         <w:tc>
           <w:tcPr>
-            <w:tcW w:type="dxa" w:w="1361"/>
-            <w:shd w:val="clear" w:color="auto" w:fill="1F4E79"/>
+            <w:tcW w:type="dxa" w:w="1345"/>
+            <w:tcBorders>
+              <w:top w:val="single" w:sz="12" w:color="1F4E79" w:space="0"/>
+              <w:left w:val="nil"/>
+              <w:bottom w:val="single" w:sz="4" w:color="C9D3DE" w:space="0"/>
+              <w:right w:val="nil"/>
+            </w:tcBorders>
+            <w:shd w:val="clear" w:color="auto" w:fill="EAF1F8"/>
           </w:tcPr>
           <w:p>
-            <w:r/>
+            <w:pPr>
+              <w:spacing w:before="0" w:after="0"/>
+            </w:pPr>
             <w:r>
               <w:rPr>
                 <w:b/>
-                <w:color w:val="FFFFFF"/>
-                <w:sz w:val="17"/>
+                <w:caps/>
+                <w:color w:val="1F4E79"/>
+                <w:sz w:val="16"/>
               </w:rPr>
               <w:t>Būsena</w:t>
             </w:r>
@@ -2046,13 +2868,18 @@
       <w:tr>
         <w:tc>
           <w:tcPr>
-            <w:tcW w:type="dxa" w:w="2608"/>
+            <w:tcW w:type="dxa" w:w="2578"/>
+            <w:tcBorders>
+              <w:top w:val="nil"/>
+              <w:left w:val="nil"/>
+              <w:bottom w:val="single" w:sz="4" w:color="DDE3EA" w:space="0"/>
+              <w:right w:val="nil"/>
+            </w:tcBorders>
           </w:tcPr>
           <w:p>
             <w:pPr>
-              <w:spacing w:after="0"/>
+              <w:spacing w:before="0" w:after="0"/>
             </w:pPr>
-            <w:r/>
             <w:r>
               <w:rPr>
                 <w:b w:val="0"/>
@@ -2064,13 +2891,18 @@
         </w:tc>
         <w:tc>
           <w:tcPr>
-            <w:tcW w:type="dxa" w:w="2608"/>
+            <w:tcW w:type="dxa" w:w="2578"/>
+            <w:tcBorders>
+              <w:top w:val="nil"/>
+              <w:left w:val="nil"/>
+              <w:bottom w:val="single" w:sz="4" w:color="DDE3EA" w:space="0"/>
+              <w:right w:val="nil"/>
+            </w:tcBorders>
           </w:tcPr>
           <w:p>
             <w:pPr>
-              <w:spacing w:after="0"/>
+              <w:spacing w:before="0" w:after="0"/>
             </w:pPr>
-            <w:r/>
             <w:r>
               <w:rPr>
                 <w:b w:val="0"/>
@@ -2078,7 +2910,7 @@
               </w:rPr>
               <w:t>Grąžinta 120,5 mln. EUR (60 %)</w:t>
             </w:r>
-            <w:hyperlink r:id="rId16">
+            <w:hyperlink r:id="rId18">
               <w:r>
                 <w:rPr>
                   <w:color w:val="2A78D6"/>
@@ -2095,7 +2927,7 @@
               </w:rPr>
               <w:t>,</w:t>
             </w:r>
-            <w:hyperlink r:id="rId15">
+            <w:hyperlink r:id="rId17">
               <w:r>
                 <w:rPr>
                   <w:color w:val="2A78D6"/>
@@ -2109,13 +2941,18 @@
         </w:tc>
         <w:tc>
           <w:tcPr>
-            <w:tcW w:type="dxa" w:w="3175"/>
+            <w:tcW w:type="dxa" w:w="3138"/>
+            <w:tcBorders>
+              <w:top w:val="nil"/>
+              <w:left w:val="nil"/>
+              <w:bottom w:val="single" w:sz="4" w:color="DDE3EA" w:space="0"/>
+              <w:right w:val="nil"/>
+            </w:tcBorders>
           </w:tcPr>
           <w:p>
             <w:pPr>
-              <w:spacing w:after="0"/>
+              <w:spacing w:before="0" w:after="0"/>
             </w:pPr>
-            <w:r/>
             <w:r>
               <w:rPr>
                 <w:b w:val="0"/>
@@ -2123,7 +2960,7 @@
               </w:rPr>
               <w:t>Vykdoma pagal planą</w:t>
             </w:r>
-            <w:hyperlink r:id="rId15">
+            <w:hyperlink r:id="rId17">
               <w:r>
                 <w:rPr>
                   <w:color w:val="2A78D6"/>
@@ -2144,14 +2981,19 @@
         </w:tc>
         <w:tc>
           <w:tcPr>
-            <w:tcW w:type="dxa" w:w="1361"/>
+            <w:tcW w:type="dxa" w:w="1345"/>
+            <w:tcBorders>
+              <w:top w:val="nil"/>
+              <w:left w:val="nil"/>
+              <w:bottom w:val="single" w:sz="4" w:color="DDE3EA" w:space="0"/>
+              <w:right w:val="nil"/>
+            </w:tcBorders>
             <w:shd w:val="clear" w:color="auto" w:fill="EAF1F8"/>
           </w:tcPr>
           <w:p>
             <w:pPr>
-              <w:spacing w:after="0"/>
+              <w:spacing w:before="0" w:after="0"/>
             </w:pPr>
-            <w:r/>
             <w:r>
               <w:rPr>
                 <w:b/>
@@ -2165,14 +3007,18 @@
       <w:tr>
         <w:tc>
           <w:tcPr>
-            <w:tcW w:type="dxa" w:w="2608"/>
-            <w:shd w:val="clear" w:color="auto" w:fill="F6F8FA"/>
+            <w:tcW w:type="dxa" w:w="2578"/>
+            <w:tcBorders>
+              <w:top w:val="nil"/>
+              <w:left w:val="nil"/>
+              <w:bottom w:val="single" w:sz="4" w:color="DDE3EA" w:space="0"/>
+              <w:right w:val="nil"/>
+            </w:tcBorders>
           </w:tcPr>
           <w:p>
             <w:pPr>
-              <w:spacing w:after="0"/>
+              <w:spacing w:before="0" w:after="0"/>
             </w:pPr>
-            <w:r/>
             <w:r>
               <w:rPr>
                 <w:b w:val="0"/>
@@ -2184,14 +3030,18 @@
         </w:tc>
         <w:tc>
           <w:tcPr>
-            <w:tcW w:type="dxa" w:w="2608"/>
-            <w:shd w:val="clear" w:color="auto" w:fill="F6F8FA"/>
+            <w:tcW w:type="dxa" w:w="2578"/>
+            <w:tcBorders>
+              <w:top w:val="nil"/>
+              <w:left w:val="nil"/>
+              <w:bottom w:val="single" w:sz="4" w:color="DDE3EA" w:space="0"/>
+              <w:right w:val="nil"/>
+            </w:tcBorders>
           </w:tcPr>
           <w:p>
             <w:pPr>
-              <w:spacing w:after="0"/>
+              <w:spacing w:before="0" w:after="0"/>
             </w:pPr>
-            <w:r/>
             <w:r>
               <w:rPr>
                 <w:b w:val="0"/>
@@ -2199,7 +3049,7 @@
               </w:rPr>
               <w:t>2025 m. investuota 36 mln. EUR; statyba vyksta</w:t>
             </w:r>
-            <w:hyperlink r:id="rId14">
+            <w:hyperlink r:id="rId16">
               <w:r>
                 <w:rPr>
                   <w:color w:val="2A78D6"/>
@@ -2213,14 +3063,18 @@
         </w:tc>
         <w:tc>
           <w:tcPr>
-            <w:tcW w:type="dxa" w:w="3175"/>
-            <w:shd w:val="clear" w:color="auto" w:fill="F6F8FA"/>
+            <w:tcW w:type="dxa" w:w="3138"/>
+            <w:tcBorders>
+              <w:top w:val="nil"/>
+              <w:left w:val="nil"/>
+              <w:bottom w:val="single" w:sz="4" w:color="DDE3EA" w:space="0"/>
+              <w:right w:val="nil"/>
+            </w:tcBorders>
           </w:tcPr>
           <w:p>
             <w:pPr>
-              <w:spacing w:after="0"/>
+              <w:spacing w:before="0" w:after="0"/>
             </w:pPr>
-            <w:r/>
             <w:r>
               <w:rPr>
                 <w:b w:val="0"/>
@@ -2228,7 +3082,7 @@
               </w:rPr>
               <w:t>Vykdoma; finansuojama ir 25 mln. EUR gynybos obligacijomis</w:t>
             </w:r>
-            <w:hyperlink r:id="rId22">
+            <w:hyperlink r:id="rId24">
               <w:r>
                 <w:rPr>
                   <w:color w:val="2A78D6"/>
@@ -2249,14 +3103,19 @@
         </w:tc>
         <w:tc>
           <w:tcPr>
-            <w:tcW w:type="dxa" w:w="1361"/>
+            <w:tcW w:type="dxa" w:w="1345"/>
+            <w:tcBorders>
+              <w:top w:val="nil"/>
+              <w:left w:val="nil"/>
+              <w:bottom w:val="single" w:sz="4" w:color="DDE3EA" w:space="0"/>
+              <w:right w:val="nil"/>
+            </w:tcBorders>
             <w:shd w:val="clear" w:color="auto" w:fill="EAF1F8"/>
           </w:tcPr>
           <w:p>
             <w:pPr>
-              <w:spacing w:after="0"/>
+              <w:spacing w:before="0" w:after="0"/>
             </w:pPr>
-            <w:r/>
             <w:r>
               <w:rPr>
                 <w:b/>
@@ -2270,11 +3129,29 @@
     </w:tbl>
     <w:p>
       <w:pPr>
-        <w:spacing w:before="280" w:after="80"/>
+        <w:spacing w:before="0" w:after="40"/>
+      </w:pPr>
+    </w:p>
+    <w:p>
+      <w:pPr>
+        <w:keepNext/>
         <w:pBdr>
-          <w:bottom w:val="single" w:sz="6" w:color="C9D3DE" w:space="2"/>
+          <w:bottom w:val="single" w:sz="8" w:color="1F4E79" w:space="4"/>
         </w:pBdr>
+        <w:tabs>
+          <w:tab w:pos="482" w:val="left"/>
+        </w:tabs>
+        <w:spacing w:before="360" w:after="160"/>
       </w:pPr>
+      <w:r>
+        <w:rPr>
+          <w:b/>
+          <w:color w:val="2A78D6"/>
+          <w:sz w:val="18"/>
+        </w:rPr>
+        <w:t>07</w:t>
+        <w:tab/>
+      </w:r>
       <w:r>
         <w:rPr>
           <w:b/>
@@ -2286,9 +3163,21 @@
     </w:p>
     <w:p>
       <w:pPr>
-        <w:pStyle w:val="ListBullet"/>
-        <w:spacing w:after="60"/>
+        <w:tabs>
+          <w:tab w:pos="255" w:val="left"/>
+        </w:tabs>
+        <w:spacing w:before="0" w:after="80"/>
+        <w:ind w:left="255" w:hanging="255"/>
       </w:pPr>
+      <w:r>
+        <w:rPr>
+          <w:b/>
+          <w:color w:val="2A78D6"/>
+          <w:sz w:val="20"/>
+        </w:rPr>
+        <w:t>▪</w:t>
+        <w:tab/>
+      </w:r>
       <w:r>
         <w:rPr>
           <w:b/>
@@ -2301,7 +3190,7 @@
         </w:rPr>
         <w:t xml:space="preserve"> 2,826 % obligacija, išpirkimas 2027-06-30 (Nasdaq Vilnius nuo 2022-07-04), ir 3,119 % gynybos obligacija – 25 mln. EUR, išleista 2025-09-24, išpirkimas 2029-09-24; jos lėšos visos skirtos Rheinmetall projektui</w:t>
       </w:r>
-      <w:hyperlink r:id="rId23">
+      <w:hyperlink r:id="rId25">
         <w:r>
           <w:rPr>
             <w:color w:val="2A78D6"/>
@@ -2318,7 +3207,7 @@
         </w:rPr>
         <w:t>,</w:t>
       </w:r>
-      <w:hyperlink r:id="rId22">
+      <w:hyperlink r:id="rId24">
         <w:r>
           <w:rPr>
             <w:color w:val="2A78D6"/>
@@ -2337,9 +3226,21 @@
     </w:p>
     <w:p>
       <w:pPr>
-        <w:pStyle w:val="ListBullet"/>
-        <w:spacing w:after="60"/>
+        <w:tabs>
+          <w:tab w:pos="255" w:val="left"/>
+        </w:tabs>
+        <w:spacing w:before="0" w:after="80"/>
+        <w:ind w:left="255" w:hanging="255"/>
       </w:pPr>
+      <w:r>
+        <w:rPr>
+          <w:b/>
+          <w:color w:val="2A78D6"/>
+          <w:sz w:val="20"/>
+        </w:rPr>
+        <w:t>▪</w:t>
+        <w:tab/>
+      </w:r>
       <w:r>
         <w:rPr>
           <w:b/>
@@ -2352,7 +3253,7 @@
         </w:rPr>
         <w:t xml:space="preserve"> obligacijų įsipareigojimams suteikta valstybės garantija, todėl Fitch A+ reitingas susietas su Lietuvos reitingu</w:t>
       </w:r>
-      <w:hyperlink r:id="rId15">
+      <w:hyperlink r:id="rId17">
         <w:r>
           <w:rPr>
             <w:color w:val="2A78D6"/>
@@ -2371,9 +3272,21 @@
     </w:p>
     <w:p>
       <w:pPr>
-        <w:pStyle w:val="ListBullet"/>
-        <w:spacing w:after="60"/>
+        <w:tabs>
+          <w:tab w:pos="255" w:val="left"/>
+        </w:tabs>
+        <w:spacing w:before="0" w:after="80"/>
+        <w:ind w:left="255" w:hanging="255"/>
       </w:pPr>
+      <w:r>
+        <w:rPr>
+          <w:b/>
+          <w:color w:val="2A78D6"/>
+          <w:sz w:val="20"/>
+        </w:rPr>
+        <w:t>▪</w:t>
+        <w:tab/>
+      </w:r>
       <w:r>
         <w:rPr>
           <w:b/>
@@ -2389,11 +3302,265 @@
     </w:p>
     <w:p>
       <w:pPr>
-        <w:spacing w:before="280" w:after="80"/>
+        <w:keepNext/>
         <w:pBdr>
-          <w:bottom w:val="single" w:sz="6" w:color="C9D3DE" w:space="2"/>
+          <w:bottom w:val="single" w:sz="8" w:color="1F4E79" w:space="4"/>
         </w:pBdr>
+        <w:tabs>
+          <w:tab w:pos="482" w:val="left"/>
+        </w:tabs>
+        <w:spacing w:before="360" w:after="160"/>
       </w:pPr>
+      <w:r>
+        <w:rPr>
+          <w:b/>
+          <w:color w:val="2A78D6"/>
+          <w:sz w:val="18"/>
+        </w:rPr>
+        <w:t>08</w:t>
+        <w:tab/>
+      </w:r>
+      <w:r>
+        <w:rPr>
+          <w:b/>
+          <w:color w:val="1F4E79"/>
+          <w:sz w:val="28"/>
+        </w:rPr>
+        <w:t>Ką rašo spauda</w:t>
+      </w:r>
+    </w:p>
+    <w:p>
+      <w:pPr>
+        <w:spacing w:before="40" w:after="60"/>
+      </w:pPr>
+      <w:r>
+        <w:rPr>
+          <w:b w:val="0"/>
+          <w:color w:val="5F6B7A"/>
+          <w:sz w:val="18"/>
+        </w:rPr>
+        <w:t>Automatinė naujienų paieška (Google News, LT), 2026-07-24 – 2026-10-22: 2 pranešimų.</w:t>
+      </w:r>
+    </w:p>
+    <w:tbl>
+      <w:tblPr>
+        <w:tblW w:w="9639" w:type="dxa"/>
+        <w:tblBorders>
+          <w:top w:val="nil"/>
+          <w:left w:val="nil"/>
+          <w:bottom w:val="nil"/>
+          <w:right w:val="nil"/>
+          <w:insideH w:val="nil"/>
+          <w:insideV w:val="nil"/>
+        </w:tblBorders>
+        <w:tblLayout w:type="fixed"/>
+        <w:tblCellMar>
+          <w:top w:w="80" w:type="dxa"/>
+          <w:left w:w="0" w:type="dxa"/>
+          <w:bottom w:w="80" w:type="dxa"/>
+          <w:right w:w="120" w:type="dxa"/>
+        </w:tblCellMar>
+        <w:tblLook w:firstColumn="1" w:firstRow="1" w:lastColumn="0" w:lastRow="0" w:noHBand="0" w:noVBand="1" w:val="04A0"/>
+      </w:tblPr>
+      <w:tblGrid>
+        <w:gridCol w:w="1020"/>
+        <w:gridCol w:w="1360"/>
+        <w:gridCol w:w="7257"/>
+      </w:tblGrid>
+      <w:tr>
+        <w:tc>
+          <w:tcPr>
+            <w:tcW w:type="dxa" w:w="1020"/>
+            <w:tcBorders>
+              <w:top w:val="nil"/>
+              <w:left w:val="nil"/>
+              <w:bottom w:val="single" w:sz="4" w:color="E3E8EE" w:space="0"/>
+              <w:right w:val="nil"/>
+            </w:tcBorders>
+          </w:tcPr>
+          <w:p>
+            <w:pPr>
+              <w:spacing w:before="0" w:after="0"/>
+            </w:pPr>
+            <w:r>
+              <w:rPr>
+                <w:b w:val="0"/>
+                <w:color w:val="1A1A1A"/>
+                <w:sz w:val="17"/>
+              </w:rPr>
+              <w:t>2026-09-23</w:t>
+            </w:r>
+          </w:p>
+        </w:tc>
+        <w:tc>
+          <w:tcPr>
+            <w:tcW w:type="dxa" w:w="1361"/>
+            <w:tcBorders>
+              <w:top w:val="nil"/>
+              <w:left w:val="nil"/>
+              <w:bottom w:val="single" w:sz="4" w:color="E3E8EE" w:space="0"/>
+              <w:right w:val="nil"/>
+            </w:tcBorders>
+          </w:tcPr>
+          <w:p>
+            <w:pPr>
+              <w:spacing w:before="0" w:after="0"/>
+            </w:pPr>
+            <w:r>
+              <w:rPr>
+                <w:b/>
+                <w:color w:val="5F6B7A"/>
+                <w:sz w:val="14"/>
+                <w:shd w:val="clear" w:color="auto" w:fill="F0F2F5"/>
+              </w:rPr>
+              <w:t xml:space="preserve"> KITA </w:t>
+            </w:r>
+          </w:p>
+        </w:tc>
+        <w:tc>
+          <w:tcPr>
+            <w:tcW w:type="dxa" w:w="7257"/>
+            <w:tcBorders>
+              <w:top w:val="nil"/>
+              <w:left w:val="nil"/>
+              <w:bottom w:val="single" w:sz="4" w:color="E3E8EE" w:space="0"/>
+              <w:right w:val="nil"/>
+            </w:tcBorders>
+          </w:tcPr>
+          <w:p>
+            <w:pPr>
+              <w:spacing w:before="0" w:after="0"/>
+            </w:pPr>
+            <w:hyperlink r:id="rId26">
+              <w:r>
+                <w:rPr>
+                  <w:color w:val="1A1A1A"/>
+                  <w:sz w:val="18"/>
+                </w:rPr>
+                <w:t xml:space="preserve">bendrovei UAB „Valstybės investicinis kapitalas“ numatomas išskirtinis vaidmuo skatinant kapitalo rinkas bei mobilizuojant investicijas gynybos sektoriuje</w:t>
+              </w:r>
+            </w:hyperlink>
+            <w:r>
+              <w:rPr>
+                <w:b w:val="0"/>
+                <w:color w:val="5F6B7A"/>
+                <w:sz w:val="15"/>
+              </w:rPr>
+              <w:t xml:space="preserve">   Lietuvos Respublikos Vyriausybė</w:t>
+            </w:r>
+          </w:p>
+        </w:tc>
+      </w:tr>
+      <w:tr>
+        <w:tc>
+          <w:tcPr>
+            <w:tcW w:type="dxa" w:w="1020"/>
+            <w:tcBorders>
+              <w:top w:val="nil"/>
+              <w:left w:val="nil"/>
+              <w:bottom w:val="single" w:sz="4" w:color="E3E8EE" w:space="0"/>
+              <w:right w:val="nil"/>
+            </w:tcBorders>
+          </w:tcPr>
+          <w:p>
+            <w:pPr>
+              <w:spacing w:before="0" w:after="0"/>
+            </w:pPr>
+            <w:r>
+              <w:rPr>
+                <w:b w:val="0"/>
+                <w:color w:val="1A1A1A"/>
+                <w:sz w:val="17"/>
+              </w:rPr>
+              <w:t>2026-09-23</w:t>
+            </w:r>
+          </w:p>
+        </w:tc>
+        <w:tc>
+          <w:tcPr>
+            <w:tcW w:type="dxa" w:w="1361"/>
+            <w:tcBorders>
+              <w:top w:val="nil"/>
+              <w:left w:val="nil"/>
+              <w:bottom w:val="single" w:sz="4" w:color="E3E8EE" w:space="0"/>
+              <w:right w:val="nil"/>
+            </w:tcBorders>
+          </w:tcPr>
+          <w:p>
+            <w:pPr>
+              <w:spacing w:before="0" w:after="0"/>
+            </w:pPr>
+            <w:r>
+              <w:rPr>
+                <w:b/>
+                <w:color w:val="5F6B7A"/>
+                <w:sz w:val="14"/>
+                <w:shd w:val="clear" w:color="auto" w:fill="F0F2F5"/>
+              </w:rPr>
+              <w:t xml:space="preserve"> KITA </w:t>
+            </w:r>
+          </w:p>
+        </w:tc>
+        <w:tc>
+          <w:tcPr>
+            <w:tcW w:type="dxa" w:w="7257"/>
+            <w:tcBorders>
+              <w:top w:val="nil"/>
+              <w:left w:val="nil"/>
+              <w:bottom w:val="single" w:sz="4" w:color="E3E8EE" w:space="0"/>
+              <w:right w:val="nil"/>
+            </w:tcBorders>
+          </w:tcPr>
+          <w:p>
+            <w:pPr>
+              <w:spacing w:before="0" w:after="0"/>
+            </w:pPr>
+            <w:hyperlink r:id="rId27">
+              <w:r>
+                <w:rPr>
+                  <w:color w:val="1A1A1A"/>
+                  <w:sz w:val="18"/>
+                </w:rPr>
+                <w:t xml:space="preserve">„Valstybės investicinis kapitalas“ nebus prijungtas prie ILTE</w:t>
+              </w:r>
+            </w:hyperlink>
+            <w:r>
+              <w:rPr>
+                <w:b w:val="0"/>
+                <w:color w:val="5F6B7A"/>
+                <w:sz w:val="15"/>
+              </w:rPr>
+              <w:t xml:space="preserve">   15min.lt</w:t>
+            </w:r>
+          </w:p>
+        </w:tc>
+      </w:tr>
+    </w:tbl>
+    <w:p>
+      <w:pPr>
+        <w:spacing w:before="0" w:after="40"/>
+      </w:pPr>
+    </w:p>
+    <w:p>
+      <w:pPr>
+        <w:keepNext/>
+        <w:pBdr>
+          <w:bottom w:val="single" w:sz="8" w:color="1F4E79" w:space="4"/>
+        </w:pBdr>
+        <w:tabs>
+          <w:tab w:pos="482" w:val="left"/>
+        </w:tabs>
+        <w:spacing w:before="360" w:after="160"/>
+      </w:pPr>
+      <w:r>
+        <w:rPr>
+          <w:b/>
+          <w:color w:val="2A78D6"/>
+          <w:sz w:val="18"/>
+        </w:rPr>
+        <w:t>09</w:t>
+        <w:tab/>
+      </w:r>
       <w:r>
         <w:rPr>
           <w:b/>
@@ -2405,850 +3572,1634 @@
     </w:p>
     <w:p>
       <w:pPr>
-        <w:spacing w:before="160"/>
+        <w:keepNext/>
+        <w:shd w:val="clear" w:color="auto" w:fill="EAF1F8"/>
+        <w:spacing w:before="200" w:after="80"/>
+        <w:ind w:left="85"/>
       </w:pPr>
       <w:r>
         <w:rPr>
           <w:b/>
-          <w:sz w:val="22"/>
+          <w:caps/>
+          <w:color w:val="1F4E79"/>
+          <w:sz w:val="19"/>
         </w:rPr>
         <w:t>Exclusionary screening (companies)</w:t>
       </w:r>
     </w:p>
+    <w:tbl>
+      <w:tblPr>
+        <w:tblW w:w="9639" w:type="dxa"/>
+        <w:tblBorders>
+          <w:top w:val="nil"/>
+          <w:left w:val="nil"/>
+          <w:bottom w:val="nil"/>
+          <w:right w:val="nil"/>
+          <w:insideH w:val="nil"/>
+          <w:insideV w:val="nil"/>
+        </w:tblBorders>
+        <w:tblLayout w:type="fixed"/>
+        <w:tblCellMar>
+          <w:top w:w="90" w:type="dxa"/>
+          <w:left w:w="0" w:type="dxa"/>
+          <w:bottom w:w="110" w:type="dxa"/>
+          <w:right w:w="0" w:type="dxa"/>
+        </w:tblCellMar>
+        <w:tblLook w:firstColumn="1" w:firstRow="1" w:lastColumn="0" w:lastRow="0" w:noHBand="0" w:noVBand="1" w:val="04A0"/>
+      </w:tblPr>
+      <w:tblGrid>
+        <w:gridCol w:w="340"/>
+        <w:gridCol w:w="9298"/>
+      </w:tblGrid>
+      <w:tr>
+        <w:tc>
+          <w:tcPr>
+            <w:tcW w:type="dxa" w:w="340"/>
+            <w:tcBorders>
+              <w:top w:val="nil"/>
+              <w:left w:val="nil"/>
+              <w:bottom w:val="single" w:sz="4" w:color="E3E8EE" w:space="0"/>
+              <w:right w:val="nil"/>
+            </w:tcBorders>
+          </w:tcPr>
+          <w:p>
+            <w:pPr>
+              <w:spacing w:before="0" w:after="0"/>
+            </w:pPr>
+            <w:r>
+              <w:rPr>
+                <w:rFonts w:ascii="Segoe UI Symbol" w:hAnsi="Segoe UI Symbol"/>
+                <w:b w:val="0"/>
+                <w:color w:val="1B7F3B"/>
+                <w:sz w:val="24"/>
+              </w:rPr>
+              <w:t>☑</w:t>
+            </w:r>
+          </w:p>
+        </w:tc>
+        <w:tc>
+          <w:tcPr>
+            <w:tcW w:type="dxa" w:w="9298"/>
+            <w:tcBorders>
+              <w:top w:val="nil"/>
+              <w:left w:val="nil"/>
+              <w:bottom w:val="single" w:sz="4" w:color="E3E8EE" w:space="0"/>
+              <w:right w:val="nil"/>
+            </w:tcBorders>
+          </w:tcPr>
+          <w:p>
+            <w:pPr>
+              <w:spacing w:before="0" w:after="40"/>
+            </w:pPr>
+            <w:r>
+              <w:rPr>
+                <w:b/>
+                <w:color w:val="1A1A1A"/>
+                <w:sz w:val="19"/>
+              </w:rPr>
+              <w:t>Yes, the company is not involved in excluded sectors: controversial and nuclear weapons, tobacco, gambling and restricted sectors in fossil fuel</w:t>
+            </w:r>
+          </w:p>
+          <w:p>
+            <w:pPr>
+              <w:tabs>
+                <w:tab w:pos="198" w:val="left"/>
+              </w:tabs>
+              <w:spacing w:before="0" w:after="20"/>
+              <w:ind w:left="198" w:hanging="198"/>
+            </w:pPr>
+            <w:r>
+              <w:rPr>
+                <w:b w:val="0"/>
+                <w:color w:val="5F6B7A"/>
+                <w:sz w:val="18"/>
+              </w:rPr>
+              <w:t>•</w:t>
+              <w:tab/>
+            </w:r>
+            <w:r>
+              <w:rPr>
+                <w:b w:val="0"/>
+                <w:color w:val="333333"/>
+                <w:sz w:val="18"/>
+              </w:rPr>
+              <w:t>Kontroversiškų ar branduolinių ginklų nėra.</w:t>
+            </w:r>
+          </w:p>
+          <w:p>
+            <w:pPr>
+              <w:tabs>
+                <w:tab w:pos="198" w:val="left"/>
+              </w:tabs>
+              <w:spacing w:before="0" w:after="20"/>
+              <w:ind w:left="198" w:hanging="198"/>
+            </w:pPr>
+            <w:r>
+              <w:rPr>
+                <w:b w:val="0"/>
+                <w:color w:val="5F6B7A"/>
+                <w:sz w:val="18"/>
+              </w:rPr>
+              <w:t>•</w:t>
+              <w:tab/>
+            </w:r>
+            <w:r>
+              <w:rPr>
+                <w:b w:val="0"/>
+                <w:color w:val="333333"/>
+                <w:sz w:val="18"/>
+              </w:rPr>
+              <w:t>VIK investuoja į įprastinę gynybos pramonę (Rheinmetall amunicijos gamykla Lietuvoje)</w:t>
+            </w:r>
+            <w:hyperlink r:id="rId16">
+              <w:r>
+                <w:rPr>
+                  <w:color w:val="2A78D6"/>
+                  <w:vertAlign w:val="superscript"/>
+                  <w:sz w:val="15"/>
+                </w:rPr>
+                <w:t xml:space="preserve">9</w:t>
+              </w:r>
+            </w:hyperlink>
+          </w:p>
+          <w:p>
+            <w:pPr>
+              <w:tabs>
+                <w:tab w:pos="198" w:val="left"/>
+              </w:tabs>
+              <w:spacing w:before="0" w:after="20"/>
+              <w:ind w:left="198" w:hanging="198"/>
+            </w:pPr>
+            <w:r>
+              <w:rPr>
+                <w:b w:val="0"/>
+                <w:color w:val="5F6B7A"/>
+                <w:sz w:val="18"/>
+              </w:rPr>
+              <w:t>•</w:t>
+              <w:tab/>
+            </w:r>
+            <w:r>
+              <w:rPr>
+                <w:b w:val="0"/>
+                <w:color w:val="333333"/>
+                <w:sz w:val="18"/>
+              </w:rPr>
+              <w:t>SEB ginklų ir gynybos politika riboja tik kontroversiškus ginklus, branduolinius ginklus ne NATO šalyse, civilinius pusiau automatinius ginklus ir nelicencijuotą prekybą</w:t>
+            </w:r>
+            <w:hyperlink r:id="rId28">
+              <w:r>
+                <w:rPr>
+                  <w:color w:val="2A78D6"/>
+                  <w:vertAlign w:val="superscript"/>
+                  <w:sz w:val="15"/>
+                </w:rPr>
+                <w:t xml:space="preserve">20</w:t>
+              </w:r>
+            </w:hyperlink>
+            <w:r>
+              <w:rPr>
+                <w:b w:val="0"/>
+                <w:color w:val="333333"/>
+                <w:sz w:val="18"/>
+              </w:rPr>
+              <w:t>.</w:t>
+            </w:r>
+          </w:p>
+        </w:tc>
+      </w:tr>
+    </w:tbl>
+    <w:tbl>
+      <w:tblPr>
+        <w:tblW w:w="9639" w:type="dxa"/>
+        <w:tblBorders>
+          <w:top w:val="nil"/>
+          <w:left w:val="nil"/>
+          <w:bottom w:val="nil"/>
+          <w:right w:val="nil"/>
+          <w:insideH w:val="nil"/>
+          <w:insideV w:val="nil"/>
+        </w:tblBorders>
+        <w:tblLayout w:type="fixed"/>
+        <w:tblCellMar>
+          <w:top w:w="90" w:type="dxa"/>
+          <w:left w:w="0" w:type="dxa"/>
+          <w:bottom w:w="110" w:type="dxa"/>
+          <w:right w:w="0" w:type="dxa"/>
+        </w:tblCellMar>
+        <w:tblLook w:firstColumn="1" w:firstRow="1" w:lastColumn="0" w:lastRow="0" w:noHBand="0" w:noVBand="1" w:val="04A0"/>
+      </w:tblPr>
+      <w:tblGrid>
+        <w:gridCol w:w="340"/>
+        <w:gridCol w:w="9298"/>
+      </w:tblGrid>
+      <w:tr>
+        <w:tc>
+          <w:tcPr>
+            <w:tcW w:type="dxa" w:w="340"/>
+            <w:tcBorders>
+              <w:top w:val="nil"/>
+              <w:left w:val="nil"/>
+              <w:bottom w:val="single" w:sz="4" w:color="E3E8EE" w:space="0"/>
+              <w:right w:val="nil"/>
+            </w:tcBorders>
+          </w:tcPr>
+          <w:p>
+            <w:pPr>
+              <w:spacing w:before="0" w:after="0"/>
+            </w:pPr>
+            <w:r>
+              <w:rPr>
+                <w:rFonts w:ascii="Segoe UI Symbol" w:hAnsi="Segoe UI Symbol"/>
+                <w:b w:val="0"/>
+                <w:color w:val="1B7F3B"/>
+                <w:sz w:val="24"/>
+              </w:rPr>
+              <w:t>☑</w:t>
+            </w:r>
+          </w:p>
+        </w:tc>
+        <w:tc>
+          <w:tcPr>
+            <w:tcW w:type="dxa" w:w="9298"/>
+            <w:tcBorders>
+              <w:top w:val="nil"/>
+              <w:left w:val="nil"/>
+              <w:bottom w:val="single" w:sz="4" w:color="E3E8EE" w:space="0"/>
+              <w:right w:val="nil"/>
+            </w:tcBorders>
+          </w:tcPr>
+          <w:p>
+            <w:pPr>
+              <w:spacing w:before="0" w:after="40"/>
+            </w:pPr>
+            <w:r>
+              <w:rPr>
+                <w:b/>
+                <w:color w:val="1A1A1A"/>
+                <w:sz w:val="19"/>
+              </w:rPr>
+              <w:t>Yes, the company does not have red flag/signal related to controversies based on UN Global Compact, OECD Guidelines for Multinational Enterprises or any other relevant principles/standards</w:t>
+            </w:r>
+          </w:p>
+          <w:p>
+            <w:pPr>
+              <w:tabs>
+                <w:tab w:pos="198" w:val="left"/>
+              </w:tabs>
+              <w:spacing w:before="0" w:after="20"/>
+              <w:ind w:left="198" w:hanging="198"/>
+            </w:pPr>
+            <w:r>
+              <w:rPr>
+                <w:b w:val="0"/>
+                <w:color w:val="5F6B7A"/>
+                <w:sz w:val="18"/>
+              </w:rPr>
+              <w:t>•</w:t>
+              <w:tab/>
+            </w:r>
+            <w:r>
+              <w:rPr>
+                <w:b w:val="0"/>
+                <w:color w:val="333333"/>
+                <w:sz w:val="18"/>
+              </w:rPr>
+              <w:t>Ginčų pagal JT Pasaulinį susitarimą ar EBPO gaires nerasta.</w:t>
+            </w:r>
+          </w:p>
+        </w:tc>
+      </w:tr>
+    </w:tbl>
+    <w:tbl>
+      <w:tblPr>
+        <w:tblW w:w="9639" w:type="dxa"/>
+        <w:tblBorders>
+          <w:top w:val="nil"/>
+          <w:left w:val="nil"/>
+          <w:bottom w:val="nil"/>
+          <w:right w:val="nil"/>
+          <w:insideH w:val="nil"/>
+          <w:insideV w:val="nil"/>
+        </w:tblBorders>
+        <w:tblLayout w:type="fixed"/>
+        <w:tblCellMar>
+          <w:top w:w="90" w:type="dxa"/>
+          <w:left w:w="0" w:type="dxa"/>
+          <w:bottom w:w="110" w:type="dxa"/>
+          <w:right w:w="0" w:type="dxa"/>
+        </w:tblCellMar>
+        <w:tblLook w:firstColumn="1" w:firstRow="1" w:lastColumn="0" w:lastRow="0" w:noHBand="0" w:noVBand="1" w:val="04A0"/>
+      </w:tblPr>
+      <w:tblGrid>
+        <w:gridCol w:w="340"/>
+        <w:gridCol w:w="9298"/>
+      </w:tblGrid>
+      <w:tr>
+        <w:tc>
+          <w:tcPr>
+            <w:tcW w:type="dxa" w:w="340"/>
+            <w:tcBorders>
+              <w:top w:val="nil"/>
+              <w:left w:val="nil"/>
+              <w:bottom w:val="single" w:sz="4" w:color="E3E8EE" w:space="0"/>
+              <w:right w:val="nil"/>
+            </w:tcBorders>
+          </w:tcPr>
+          <w:p>
+            <w:pPr>
+              <w:spacing w:before="0" w:after="0"/>
+            </w:pPr>
+            <w:r>
+              <w:rPr>
+                <w:rFonts w:ascii="Segoe UI Symbol" w:hAnsi="Segoe UI Symbol"/>
+                <w:b w:val="0"/>
+                <w:color w:val="1B7F3B"/>
+                <w:sz w:val="24"/>
+              </w:rPr>
+              <w:t>☑</w:t>
+            </w:r>
+          </w:p>
+        </w:tc>
+        <w:tc>
+          <w:tcPr>
+            <w:tcW w:type="dxa" w:w="9298"/>
+            <w:tcBorders>
+              <w:top w:val="nil"/>
+              <w:left w:val="nil"/>
+              <w:bottom w:val="single" w:sz="4" w:color="E3E8EE" w:space="0"/>
+              <w:right w:val="nil"/>
+            </w:tcBorders>
+          </w:tcPr>
+          <w:p>
+            <w:pPr>
+              <w:spacing w:before="0" w:after="40"/>
+            </w:pPr>
+            <w:r>
+              <w:rPr>
+                <w:b/>
+                <w:color w:val="1A1A1A"/>
+                <w:sz w:val="19"/>
+              </w:rPr>
+              <w:t>Yes, the company is not in the list of sanctions (add a screenshot)</w:t>
+            </w:r>
+          </w:p>
+          <w:p>
+            <w:pPr>
+              <w:tabs>
+                <w:tab w:pos="198" w:val="left"/>
+              </w:tabs>
+              <w:spacing w:before="0" w:after="20"/>
+              <w:ind w:left="198" w:hanging="198"/>
+            </w:pPr>
+            <w:r>
+              <w:rPr>
+                <w:b w:val="0"/>
+                <w:color w:val="5F6B7A"/>
+                <w:sz w:val="18"/>
+              </w:rPr>
+              <w:t>•</w:t>
+              <w:tab/>
+            </w:r>
+            <w:r>
+              <w:rPr>
+                <w:b w:val="0"/>
+                <w:color w:val="333333"/>
+                <w:sz w:val="18"/>
+              </w:rPr>
+              <w:t>Nerasta EU, UN, UK, US OFAC konsoliduotuose sankcijų sąrašuose (automatinė patikra 2026-10-22).</w:t>
+            </w:r>
+          </w:p>
+        </w:tc>
+      </w:tr>
+    </w:tbl>
+    <w:tbl>
+      <w:tblPr>
+        <w:tblW w:w="9639" w:type="dxa"/>
+        <w:tblBorders>
+          <w:top w:val="nil"/>
+          <w:left w:val="nil"/>
+          <w:bottom w:val="nil"/>
+          <w:right w:val="nil"/>
+          <w:insideH w:val="nil"/>
+          <w:insideV w:val="nil"/>
+        </w:tblBorders>
+        <w:tblLayout w:type="fixed"/>
+        <w:tblCellMar>
+          <w:top w:w="90" w:type="dxa"/>
+          <w:left w:w="0" w:type="dxa"/>
+          <w:bottom w:w="110" w:type="dxa"/>
+          <w:right w:w="0" w:type="dxa"/>
+        </w:tblCellMar>
+        <w:tblLook w:firstColumn="1" w:firstRow="1" w:lastColumn="0" w:lastRow="0" w:noHBand="0" w:noVBand="1" w:val="04A0"/>
+      </w:tblPr>
+      <w:tblGrid>
+        <w:gridCol w:w="340"/>
+        <w:gridCol w:w="9298"/>
+      </w:tblGrid>
+      <w:tr>
+        <w:tc>
+          <w:tcPr>
+            <w:tcW w:type="dxa" w:w="340"/>
+            <w:tcBorders>
+              <w:top w:val="nil"/>
+              <w:left w:val="nil"/>
+              <w:bottom w:val="single" w:sz="4" w:color="E3E8EE" w:space="0"/>
+              <w:right w:val="nil"/>
+            </w:tcBorders>
+          </w:tcPr>
+          <w:p>
+            <w:pPr>
+              <w:spacing w:before="0" w:after="0"/>
+            </w:pPr>
+            <w:r>
+              <w:rPr>
+                <w:rFonts w:ascii="Segoe UI Symbol" w:hAnsi="Segoe UI Symbol"/>
+                <w:b w:val="0"/>
+                <w:color w:val="1B7F3B"/>
+                <w:sz w:val="24"/>
+              </w:rPr>
+              <w:t>☑</w:t>
+            </w:r>
+          </w:p>
+        </w:tc>
+        <w:tc>
+          <w:tcPr>
+            <w:tcW w:type="dxa" w:w="9298"/>
+            <w:tcBorders>
+              <w:top w:val="nil"/>
+              <w:left w:val="nil"/>
+              <w:bottom w:val="single" w:sz="4" w:color="E3E8EE" w:space="0"/>
+              <w:right w:val="nil"/>
+            </w:tcBorders>
+          </w:tcPr>
+          <w:p>
+            <w:pPr>
+              <w:spacing w:before="0" w:after="40"/>
+            </w:pPr>
+            <w:r>
+              <w:rPr>
+                <w:b/>
+                <w:color w:val="1A1A1A"/>
+                <w:sz w:val="19"/>
+              </w:rPr>
+              <w:t>Yes, issues were not identified from adverse media checks (add a screenshot)</w:t>
+            </w:r>
+          </w:p>
+          <w:p>
+            <w:pPr>
+              <w:tabs>
+                <w:tab w:pos="198" w:val="left"/>
+              </w:tabs>
+              <w:spacing w:before="0" w:after="20"/>
+              <w:ind w:left="198" w:hanging="198"/>
+            </w:pPr>
+            <w:r>
+              <w:rPr>
+                <w:b w:val="0"/>
+                <w:color w:val="5F6B7A"/>
+                <w:sz w:val="18"/>
+              </w:rPr>
+              <w:t>•</w:t>
+              <w:tab/>
+            </w:r>
+            <w:r>
+              <w:rPr>
+                <w:b w:val="0"/>
+                <w:color w:val="333333"/>
+                <w:sz w:val="18"/>
+              </w:rPr>
+              <w:t>Neigiamų naujienų nerasta (2026-10-22).</w:t>
+            </w:r>
+          </w:p>
+          <w:p>
+            <w:pPr>
+              <w:tabs>
+                <w:tab w:pos="198" w:val="left"/>
+              </w:tabs>
+              <w:spacing w:before="0" w:after="20"/>
+              <w:ind w:left="198" w:hanging="198"/>
+            </w:pPr>
+            <w:r>
+              <w:rPr>
+                <w:b w:val="0"/>
+                <w:color w:val="5F6B7A"/>
+                <w:sz w:val="18"/>
+              </w:rPr>
+              <w:t>•</w:t>
+              <w:tab/>
+            </w:r>
+            <w:r>
+              <w:rPr>
+                <w:b w:val="0"/>
+                <w:color w:val="333333"/>
+                <w:sz w:val="18"/>
+              </w:rPr>
+              <w:t>Naujienų suvestinė 2026-07-24 – 2026-10-22: 2 pranešimų, iš jų su neigiamu žodžiu antraštėje – 0 (plačiau – skiltyje „Ką rašo spauda“).</w:t>
+            </w:r>
+          </w:p>
+        </w:tc>
+      </w:tr>
+    </w:tbl>
     <w:p>
       <w:pPr>
-        <w:spacing w:before="80" w:after="20"/>
+        <w:spacing w:before="120" w:after="40"/>
       </w:pPr>
       <w:r>
         <w:rPr>
-          <w:sz w:val="24"/>
-        </w:rPr>
-        <w:t xml:space="preserve">☑ </w:t>
-      </w:r>
-      <w:r>
-        <w:t>Yes, the company is not involved in excluded sectors: controversial and nuclear weapons, tobacco, gambling and restricted sectors in fossil fuel</w:t>
-      </w:r>
-    </w:p>
-    <w:p>
-      <w:pPr>
-        <w:spacing w:after="0"/>
-        <w:ind w:left="510" w:hanging="198"/>
-      </w:pPr>
-      <w:r>
-        <w:rPr>
-          <w:sz w:val="19"/>
-        </w:rPr>
-        <w:t xml:space="preserve">•  </w:t>
-      </w:r>
-      <w:r>
-        <w:rPr>
-          <w:b w:val="0"/>
+          <w:i/>
           <w:color w:val="333333"/>
-          <w:sz w:val="19"/>
-        </w:rPr>
-        <w:t>Kontroversiškų ar branduolinių ginklų nėra.</w:t>
-      </w:r>
-    </w:p>
-    <w:p>
-      <w:pPr>
-        <w:spacing w:after="0"/>
-        <w:ind w:left="510" w:hanging="198"/>
-      </w:pPr>
-      <w:r>
-        <w:rPr>
-          <w:sz w:val="19"/>
-        </w:rPr>
-        <w:t xml:space="preserve">•  </w:t>
-      </w:r>
-      <w:r>
-        <w:rPr>
-          <w:b w:val="0"/>
-          <w:color w:val="333333"/>
-          <w:sz w:val="19"/>
-        </w:rPr>
-        <w:t>VIK investuoja į įprastinę gynybos pramonę (Rheinmetall amunicijos gamykla Lietuvoje)</w:t>
-      </w:r>
-      <w:hyperlink r:id="rId14">
-        <w:r>
-          <w:rPr>
-            <w:color w:val="2A78D6"/>
-            <w:vertAlign w:val="superscript"/>
-            <w:sz w:val="16"/>
-          </w:rPr>
-          <w:t xml:space="preserve">9</w:t>
-        </w:r>
-      </w:hyperlink>
-    </w:p>
-    <w:p>
-      <w:pPr>
-        <w:spacing w:after="120"/>
-        <w:ind w:left="510" w:hanging="198"/>
-      </w:pPr>
-      <w:r>
-        <w:rPr>
-          <w:sz w:val="19"/>
-        </w:rPr>
-        <w:t xml:space="preserve">•  </w:t>
-      </w:r>
-      <w:r>
-        <w:rPr>
-          <w:b w:val="0"/>
-          <w:color w:val="333333"/>
-          <w:sz w:val="19"/>
-        </w:rPr>
-        <w:t>SEB ginklų ir gynybos politika riboja tik kontroversiškus ginklus, branduolinius ginklus ne NATO šalyse, civilinius pusiau automatinius ginklus ir nelicencijuotą prekybą</w:t>
-      </w:r>
-      <w:hyperlink r:id="rId24">
-        <w:r>
-          <w:rPr>
-            <w:color w:val="2A78D6"/>
-            <w:vertAlign w:val="superscript"/>
-            <w:sz w:val="16"/>
-          </w:rPr>
-          <w:t xml:space="preserve">20</w:t>
-        </w:r>
-      </w:hyperlink>
-      <w:r>
-        <w:rPr>
-          <w:b w:val="0"/>
-          <w:color w:val="333333"/>
-          <w:sz w:val="19"/>
-        </w:rPr>
-        <w:t>.</w:t>
-      </w:r>
-    </w:p>
-    <w:p>
-      <w:pPr>
-        <w:spacing w:before="80" w:after="20"/>
-      </w:pPr>
-      <w:r>
-        <w:rPr>
-          <w:sz w:val="24"/>
-        </w:rPr>
-        <w:t xml:space="preserve">☑ </w:t>
-      </w:r>
-      <w:r>
-        <w:t>Yes, the company does not have red flag/signal related to controversies based on UN Global Compact, OECD Guidelines for Multinational Enterprises or any other relevant principles/standards</w:t>
-      </w:r>
-    </w:p>
-    <w:p>
-      <w:pPr>
-        <w:spacing w:after="120"/>
-        <w:ind w:left="510" w:hanging="198"/>
-      </w:pPr>
-      <w:r>
-        <w:rPr>
-          <w:sz w:val="19"/>
-        </w:rPr>
-        <w:t xml:space="preserve">•  </w:t>
-      </w:r>
-      <w:r>
-        <w:rPr>
-          <w:b w:val="0"/>
-          <w:color w:val="333333"/>
-          <w:sz w:val="19"/>
-        </w:rPr>
-        <w:t>Ginčų pagal JT Pasaulinį susitarimą ar EBPO gaires nerasta.</w:t>
-      </w:r>
-    </w:p>
-    <w:p>
-      <w:pPr>
-        <w:spacing w:before="80" w:after="20"/>
-      </w:pPr>
-      <w:r>
-        <w:rPr>
-          <w:sz w:val="24"/>
-        </w:rPr>
-        <w:t xml:space="preserve">☑ </w:t>
-      </w:r>
-      <w:r>
-        <w:t>Yes, the company is not in the list of sanctions (add a screenshot)</w:t>
-      </w:r>
-    </w:p>
-    <w:p>
-      <w:pPr>
-        <w:spacing w:after="120"/>
-        <w:ind w:left="510" w:hanging="198"/>
-      </w:pPr>
-      <w:r>
-        <w:rPr>
-          <w:sz w:val="19"/>
-        </w:rPr>
-        <w:t xml:space="preserve">•  </w:t>
-      </w:r>
-      <w:r>
-        <w:rPr>
-          <w:b w:val="0"/>
-          <w:color w:val="333333"/>
-          <w:sz w:val="19"/>
-        </w:rPr>
-        <w:t>Nerasta EU, UN, UK, US OFAC konsoliduotuose sankcijų sąrašuose (automatinė patikra 2026-10-22).</w:t>
-      </w:r>
-    </w:p>
-    <w:p>
-      <w:pPr>
-        <w:spacing w:before="80" w:after="20"/>
-      </w:pPr>
-      <w:r>
-        <w:rPr>
-          <w:sz w:val="24"/>
-        </w:rPr>
-        <w:t xml:space="preserve">☑ </w:t>
-      </w:r>
-      <w:r>
-        <w:t>Yes, issues were not identified from adverse media checks (add a screenshot)</w:t>
-      </w:r>
-    </w:p>
-    <w:p>
-      <w:pPr>
-        <w:spacing w:after="120"/>
-        <w:ind w:left="510" w:hanging="198"/>
-      </w:pPr>
-      <w:r>
-        <w:rPr>
-          <w:sz w:val="19"/>
-        </w:rPr>
-        <w:t xml:space="preserve">•  </w:t>
-      </w:r>
-      <w:r>
-        <w:rPr>
-          <w:b w:val="0"/>
-          <w:color w:val="333333"/>
-          <w:sz w:val="19"/>
-        </w:rPr>
-        <w:t>Neigiamų naujienų nerasta (2026-10-22).</w:t>
-      </w:r>
-    </w:p>
-    <w:p>
-      <w:r>
-        <w:rPr>
-          <w:i/>
-          <w:sz w:val="19"/>
+          <w:sz w:val="18"/>
         </w:rPr>
         <w:t>In case any red flags, risks, unclarities were identified then additional checks (sanctions screening and adverse media checks) on the company’s Ultimate Beneficial Owners and/or senior management shall be performed.</w:t>
       </w:r>
     </w:p>
     <w:p>
       <w:pPr>
-        <w:spacing w:before="80"/>
+        <w:spacing w:before="120" w:after="40"/>
       </w:pPr>
       <w:r>
         <w:rPr>
           <w:b/>
+          <w:sz w:val="19"/>
         </w:rPr>
         <w:t xml:space="preserve">Additional comments: </w:t>
       </w:r>
     </w:p>
     <w:p>
       <w:pPr>
-        <w:spacing w:before="160"/>
+        <w:keepNext/>
+        <w:shd w:val="clear" w:color="auto" w:fill="EAF1F8"/>
+        <w:spacing w:before="200" w:after="80"/>
+        <w:ind w:left="85"/>
       </w:pPr>
       <w:r>
         <w:rPr>
           <w:b/>
-          <w:sz w:val="22"/>
+          <w:caps/>
+          <w:color w:val="1F4E79"/>
+          <w:sz w:val="19"/>
         </w:rPr>
         <w:t>ESG integration and positive screening (positive answers imply higher allocation)</w:t>
       </w:r>
     </w:p>
+    <w:tbl>
+      <w:tblPr>
+        <w:tblW w:w="9639" w:type="dxa"/>
+        <w:tblBorders>
+          <w:top w:val="nil"/>
+          <w:left w:val="nil"/>
+          <w:bottom w:val="nil"/>
+          <w:right w:val="nil"/>
+          <w:insideH w:val="nil"/>
+          <w:insideV w:val="nil"/>
+        </w:tblBorders>
+        <w:tblLayout w:type="fixed"/>
+        <w:tblCellMar>
+          <w:top w:w="90" w:type="dxa"/>
+          <w:left w:w="0" w:type="dxa"/>
+          <w:bottom w:w="110" w:type="dxa"/>
+          <w:right w:w="0" w:type="dxa"/>
+        </w:tblCellMar>
+        <w:tblLook w:firstColumn="1" w:firstRow="1" w:lastColumn="0" w:lastRow="0" w:noHBand="0" w:noVBand="1" w:val="04A0"/>
+      </w:tblPr>
+      <w:tblGrid>
+        <w:gridCol w:w="340"/>
+        <w:gridCol w:w="9298"/>
+      </w:tblGrid>
+      <w:tr>
+        <w:tc>
+          <w:tcPr>
+            <w:tcW w:type="dxa" w:w="340"/>
+            <w:tcBorders>
+              <w:top w:val="nil"/>
+              <w:left w:val="nil"/>
+              <w:bottom w:val="single" w:sz="4" w:color="E3E8EE" w:space="0"/>
+              <w:right w:val="nil"/>
+            </w:tcBorders>
+          </w:tcPr>
+          <w:p>
+            <w:pPr>
+              <w:spacing w:before="0" w:after="0"/>
+            </w:pPr>
+            <w:r>
+              <w:rPr>
+                <w:rFonts w:ascii="Segoe UI Symbol" w:hAnsi="Segoe UI Symbol"/>
+                <w:b w:val="0"/>
+                <w:color w:val="9AA5B1"/>
+                <w:sz w:val="24"/>
+              </w:rPr>
+              <w:t>☐</w:t>
+            </w:r>
+          </w:p>
+        </w:tc>
+        <w:tc>
+          <w:tcPr>
+            <w:tcW w:type="dxa" w:w="9298"/>
+            <w:tcBorders>
+              <w:top w:val="nil"/>
+              <w:left w:val="nil"/>
+              <w:bottom w:val="single" w:sz="4" w:color="E3E8EE" w:space="0"/>
+              <w:right w:val="nil"/>
+            </w:tcBorders>
+          </w:tcPr>
+          <w:p>
+            <w:pPr>
+              <w:spacing w:before="0" w:after="40"/>
+            </w:pPr>
+            <w:r>
+              <w:rPr>
+                <w:b/>
+                <w:color w:val="1A1A1A"/>
+                <w:sz w:val="19"/>
+              </w:rPr>
+              <w:t>Yes, the company is promoting environmental or social characteristics (activities, ESG policy, good ESG rating, etc)</w:t>
+            </w:r>
+          </w:p>
+          <w:p>
+            <w:pPr>
+              <w:tabs>
+                <w:tab w:pos="198" w:val="left"/>
+              </w:tabs>
+              <w:spacing w:before="0" w:after="20"/>
+              <w:ind w:left="198" w:hanging="198"/>
+            </w:pPr>
+            <w:r>
+              <w:rPr>
+                <w:b w:val="0"/>
+                <w:color w:val="5F6B7A"/>
+                <w:sz w:val="18"/>
+              </w:rPr>
+              <w:t>•</w:t>
+              <w:tab/>
+            </w:r>
+            <w:r>
+              <w:rPr>
+                <w:b w:val="0"/>
+                <w:color w:val="333333"/>
+                <w:sz w:val="18"/>
+              </w:rPr>
+              <w:t>VIK nurodo, kad tvarumas nėra pagrindinis jos tikslas – prioritetas yra gynyba ir saugumas</w:t>
+            </w:r>
+            <w:hyperlink r:id="rId29">
+              <w:r>
+                <w:rPr>
+                  <w:color w:val="2A78D6"/>
+                  <w:vertAlign w:val="superscript"/>
+                  <w:sz w:val="15"/>
+                </w:rPr>
+                <w:t xml:space="preserve">21</w:t>
+              </w:r>
+            </w:hyperlink>
+            <w:r>
+              <w:rPr>
+                <w:b w:val="0"/>
+                <w:color w:val="333333"/>
+                <w:sz w:val="18"/>
+              </w:rPr>
+              <w:t>.</w:t>
+            </w:r>
+          </w:p>
+        </w:tc>
+      </w:tr>
+    </w:tbl>
+    <w:tbl>
+      <w:tblPr>
+        <w:tblW w:w="9639" w:type="dxa"/>
+        <w:tblBorders>
+          <w:top w:val="nil"/>
+          <w:left w:val="nil"/>
+          <w:bottom w:val="nil"/>
+          <w:right w:val="nil"/>
+          <w:insideH w:val="nil"/>
+          <w:insideV w:val="nil"/>
+        </w:tblBorders>
+        <w:tblLayout w:type="fixed"/>
+        <w:tblCellMar>
+          <w:top w:w="90" w:type="dxa"/>
+          <w:left w:w="0" w:type="dxa"/>
+          <w:bottom w:w="110" w:type="dxa"/>
+          <w:right w:w="0" w:type="dxa"/>
+        </w:tblCellMar>
+        <w:tblLook w:firstColumn="1" w:firstRow="1" w:lastColumn="0" w:lastRow="0" w:noHBand="0" w:noVBand="1" w:val="04A0"/>
+      </w:tblPr>
+      <w:tblGrid>
+        <w:gridCol w:w="340"/>
+        <w:gridCol w:w="9298"/>
+      </w:tblGrid>
+      <w:tr>
+        <w:tc>
+          <w:tcPr>
+            <w:tcW w:type="dxa" w:w="340"/>
+            <w:tcBorders>
+              <w:top w:val="nil"/>
+              <w:left w:val="nil"/>
+              <w:bottom w:val="single" w:sz="4" w:color="E3E8EE" w:space="0"/>
+              <w:right w:val="nil"/>
+            </w:tcBorders>
+          </w:tcPr>
+          <w:p>
+            <w:pPr>
+              <w:spacing w:before="0" w:after="0"/>
+            </w:pPr>
+            <w:r>
+              <w:rPr>
+                <w:rFonts w:ascii="Segoe UI Symbol" w:hAnsi="Segoe UI Symbol"/>
+                <w:b w:val="0"/>
+                <w:color w:val="9AA5B1"/>
+                <w:sz w:val="24"/>
+              </w:rPr>
+              <w:t>☐</w:t>
+            </w:r>
+          </w:p>
+        </w:tc>
+        <w:tc>
+          <w:tcPr>
+            <w:tcW w:type="dxa" w:w="9298"/>
+            <w:tcBorders>
+              <w:top w:val="nil"/>
+              <w:left w:val="nil"/>
+              <w:bottom w:val="single" w:sz="4" w:color="E3E8EE" w:space="0"/>
+              <w:right w:val="nil"/>
+            </w:tcBorders>
+          </w:tcPr>
+          <w:p>
+            <w:pPr>
+              <w:spacing w:before="0" w:after="40"/>
+            </w:pPr>
+            <w:r>
+              <w:rPr>
+                <w:b/>
+                <w:color w:val="1A1A1A"/>
+                <w:sz w:val="19"/>
+              </w:rPr>
+              <w:t>Yes, the activities of the company or it’s strategy is aligned with the taxonomy and/or Paris agreement targets (e.g. net zero commitment)</w:t>
+            </w:r>
+          </w:p>
+          <w:p>
+            <w:pPr>
+              <w:tabs>
+                <w:tab w:pos="198" w:val="left"/>
+              </w:tabs>
+              <w:spacing w:before="0" w:after="20"/>
+              <w:ind w:left="198" w:hanging="198"/>
+            </w:pPr>
+            <w:r>
+              <w:rPr>
+                <w:b w:val="0"/>
+                <w:color w:val="5F6B7A"/>
+                <w:sz w:val="18"/>
+              </w:rPr>
+              <w:t>•</w:t>
+              <w:tab/>
+            </w:r>
+            <w:r>
+              <w:rPr>
+                <w:b w:val="0"/>
+                <w:color w:val="333333"/>
+                <w:sz w:val="18"/>
+              </w:rPr>
+              <w:t>Klimato ar taksonomijos tikslų nėra</w:t>
+            </w:r>
+          </w:p>
+          <w:p>
+            <w:pPr>
+              <w:tabs>
+                <w:tab w:pos="198" w:val="left"/>
+              </w:tabs>
+              <w:spacing w:before="0" w:after="20"/>
+              <w:ind w:left="198" w:hanging="198"/>
+            </w:pPr>
+            <w:r>
+              <w:rPr>
+                <w:b w:val="0"/>
+                <w:color w:val="5F6B7A"/>
+                <w:sz w:val="18"/>
+              </w:rPr>
+              <w:t>•</w:t>
+              <w:tab/>
+            </w:r>
+            <w:r>
+              <w:rPr>
+                <w:b w:val="0"/>
+                <w:color w:val="333333"/>
+                <w:sz w:val="18"/>
+              </w:rPr>
+              <w:t>Žalieji pirkimai per CPO LT</w:t>
+            </w:r>
+            <w:hyperlink r:id="rId30">
+              <w:r>
+                <w:rPr>
+                  <w:color w:val="2A78D6"/>
+                  <w:vertAlign w:val="superscript"/>
+                  <w:sz w:val="15"/>
+                </w:rPr>
+                <w:t xml:space="preserve">22</w:t>
+              </w:r>
+            </w:hyperlink>
+            <w:r>
+              <w:rPr>
+                <w:b w:val="0"/>
+                <w:color w:val="333333"/>
+                <w:sz w:val="18"/>
+              </w:rPr>
+              <w:t>.</w:t>
+            </w:r>
+          </w:p>
+        </w:tc>
+      </w:tr>
+    </w:tbl>
+    <w:tbl>
+      <w:tblPr>
+        <w:tblW w:w="9639" w:type="dxa"/>
+        <w:tblBorders>
+          <w:top w:val="nil"/>
+          <w:left w:val="nil"/>
+          <w:bottom w:val="nil"/>
+          <w:right w:val="nil"/>
+          <w:insideH w:val="nil"/>
+          <w:insideV w:val="nil"/>
+        </w:tblBorders>
+        <w:tblLayout w:type="fixed"/>
+        <w:tblCellMar>
+          <w:top w:w="90" w:type="dxa"/>
+          <w:left w:w="0" w:type="dxa"/>
+          <w:bottom w:w="110" w:type="dxa"/>
+          <w:right w:w="0" w:type="dxa"/>
+        </w:tblCellMar>
+        <w:tblLook w:firstColumn="1" w:firstRow="1" w:lastColumn="0" w:lastRow="0" w:noHBand="0" w:noVBand="1" w:val="04A0"/>
+      </w:tblPr>
+      <w:tblGrid>
+        <w:gridCol w:w="340"/>
+        <w:gridCol w:w="9298"/>
+      </w:tblGrid>
+      <w:tr>
+        <w:tc>
+          <w:tcPr>
+            <w:tcW w:type="dxa" w:w="340"/>
+            <w:tcBorders>
+              <w:top w:val="nil"/>
+              <w:left w:val="nil"/>
+              <w:bottom w:val="single" w:sz="4" w:color="E3E8EE" w:space="0"/>
+              <w:right w:val="nil"/>
+            </w:tcBorders>
+          </w:tcPr>
+          <w:p>
+            <w:pPr>
+              <w:spacing w:before="0" w:after="0"/>
+            </w:pPr>
+            <w:r>
+              <w:rPr>
+                <w:rFonts w:ascii="Segoe UI Symbol" w:hAnsi="Segoe UI Symbol"/>
+                <w:b w:val="0"/>
+                <w:color w:val="1B7F3B"/>
+                <w:sz w:val="24"/>
+              </w:rPr>
+              <w:t>☑</w:t>
+            </w:r>
+          </w:p>
+        </w:tc>
+        <w:tc>
+          <w:tcPr>
+            <w:tcW w:type="dxa" w:w="9298"/>
+            <w:tcBorders>
+              <w:top w:val="nil"/>
+              <w:left w:val="nil"/>
+              <w:bottom w:val="single" w:sz="4" w:color="E3E8EE" w:space="0"/>
+              <w:right w:val="nil"/>
+            </w:tcBorders>
+          </w:tcPr>
+          <w:p>
+            <w:pPr>
+              <w:spacing w:before="0" w:after="40"/>
+            </w:pPr>
+            <w:r>
+              <w:rPr>
+                <w:b/>
+                <w:color w:val="1A1A1A"/>
+                <w:sz w:val="19"/>
+              </w:rPr>
+              <w:t>Yes, the company does not have yellow flag/signal related to controversies based on UN Global Compact or any other relevant principles/standards</w:t>
+            </w:r>
+          </w:p>
+          <w:p>
+            <w:pPr>
+              <w:tabs>
+                <w:tab w:pos="198" w:val="left"/>
+              </w:tabs>
+              <w:spacing w:before="0" w:after="20"/>
+              <w:ind w:left="198" w:hanging="198"/>
+            </w:pPr>
+            <w:r>
+              <w:rPr>
+                <w:b w:val="0"/>
+                <w:color w:val="5F6B7A"/>
+                <w:sz w:val="18"/>
+              </w:rPr>
+              <w:t>•</w:t>
+              <w:tab/>
+            </w:r>
+            <w:r>
+              <w:rPr>
+                <w:b w:val="0"/>
+                <w:color w:val="333333"/>
+                <w:sz w:val="18"/>
+              </w:rPr>
+              <w:t>Geltonų signalų nerasta.</w:t>
+            </w:r>
+          </w:p>
+          <w:p>
+            <w:pPr>
+              <w:tabs>
+                <w:tab w:pos="198" w:val="left"/>
+              </w:tabs>
+              <w:spacing w:before="0" w:after="20"/>
+              <w:ind w:left="198" w:hanging="198"/>
+            </w:pPr>
+            <w:r>
+              <w:rPr>
+                <w:b w:val="0"/>
+                <w:color w:val="5F6B7A"/>
+                <w:sz w:val="18"/>
+              </w:rPr>
+              <w:t>•</w:t>
+              <w:tab/>
+            </w:r>
+            <w:r>
+              <w:rPr>
+                <w:b w:val="0"/>
+                <w:color w:val="333333"/>
+                <w:sz w:val="18"/>
+              </w:rPr>
+              <w:t>Taikomas Nasdaq Vilnius valdysenos kodeksas</w:t>
+            </w:r>
+            <w:hyperlink r:id="rId31">
+              <w:r>
+                <w:rPr>
+                  <w:color w:val="2A78D6"/>
+                  <w:vertAlign w:val="superscript"/>
+                  <w:sz w:val="15"/>
+                </w:rPr>
+                <w:t xml:space="preserve">23</w:t>
+              </w:r>
+            </w:hyperlink>
+            <w:r>
+              <w:rPr>
+                <w:b w:val="0"/>
+                <w:color w:val="333333"/>
+                <w:sz w:val="18"/>
+              </w:rPr>
+              <w:t>.</w:t>
+            </w:r>
+          </w:p>
+        </w:tc>
+      </w:tr>
+    </w:tbl>
+    <w:tbl>
+      <w:tblPr>
+        <w:tblW w:w="9639" w:type="dxa"/>
+        <w:tblBorders>
+          <w:top w:val="nil"/>
+          <w:left w:val="nil"/>
+          <w:bottom w:val="nil"/>
+          <w:right w:val="nil"/>
+          <w:insideH w:val="nil"/>
+          <w:insideV w:val="nil"/>
+        </w:tblBorders>
+        <w:tblLayout w:type="fixed"/>
+        <w:tblCellMar>
+          <w:top w:w="90" w:type="dxa"/>
+          <w:left w:w="0" w:type="dxa"/>
+          <w:bottom w:w="110" w:type="dxa"/>
+          <w:right w:w="0" w:type="dxa"/>
+        </w:tblCellMar>
+        <w:tblLook w:firstColumn="1" w:firstRow="1" w:lastColumn="0" w:lastRow="0" w:noHBand="0" w:noVBand="1" w:val="04A0"/>
+      </w:tblPr>
+      <w:tblGrid>
+        <w:gridCol w:w="340"/>
+        <w:gridCol w:w="9298"/>
+      </w:tblGrid>
+      <w:tr>
+        <w:tc>
+          <w:tcPr>
+            <w:tcW w:type="dxa" w:w="340"/>
+            <w:tcBorders>
+              <w:top w:val="nil"/>
+              <w:left w:val="nil"/>
+              <w:bottom w:val="single" w:sz="4" w:color="E3E8EE" w:space="0"/>
+              <w:right w:val="nil"/>
+            </w:tcBorders>
+          </w:tcPr>
+          <w:p>
+            <w:pPr>
+              <w:spacing w:before="0" w:after="0"/>
+            </w:pPr>
+            <w:r>
+              <w:rPr>
+                <w:rFonts w:ascii="Segoe UI Symbol" w:hAnsi="Segoe UI Symbol"/>
+                <w:b w:val="0"/>
+                <w:color w:val="1B7F3B"/>
+                <w:sz w:val="24"/>
+              </w:rPr>
+              <w:t>☑</w:t>
+            </w:r>
+          </w:p>
+        </w:tc>
+        <w:tc>
+          <w:tcPr>
+            <w:tcW w:type="dxa" w:w="9298"/>
+            <w:tcBorders>
+              <w:top w:val="nil"/>
+              <w:left w:val="nil"/>
+              <w:bottom w:val="single" w:sz="4" w:color="E3E8EE" w:space="0"/>
+              <w:right w:val="nil"/>
+            </w:tcBorders>
+          </w:tcPr>
+          <w:p>
+            <w:pPr>
+              <w:spacing w:before="0" w:after="40"/>
+            </w:pPr>
+            <w:r>
+              <w:rPr>
+                <w:b/>
+                <w:color w:val="1A1A1A"/>
+                <w:sz w:val="19"/>
+              </w:rPr>
+              <w:t>Yes, the company fulfills the expectations from SEB thematic and sector policies</w:t>
+            </w:r>
+          </w:p>
+          <w:p>
+            <w:pPr>
+              <w:spacing w:before="40" w:after="0"/>
+            </w:pPr>
+            <w:r>
+              <w:rPr>
+                <w:b/>
+                <w:color w:val="333333"/>
+                <w:sz w:val="18"/>
+              </w:rPr>
+              <w:t>Taikoma</w:t>
+            </w:r>
+          </w:p>
+          <w:p>
+            <w:pPr>
+              <w:tabs>
+                <w:tab w:pos="198" w:val="left"/>
+              </w:tabs>
+              <w:spacing w:before="0" w:after="20"/>
+              <w:ind w:left="198" w:hanging="198"/>
+            </w:pPr>
+            <w:r>
+              <w:rPr>
+                <w:b w:val="0"/>
+                <w:color w:val="5F6B7A"/>
+                <w:sz w:val="18"/>
+              </w:rPr>
+              <w:t>•</w:t>
+              <w:tab/>
+            </w:r>
+            <w:r>
+              <w:rPr>
+                <w:b w:val="0"/>
+                <w:color w:val="333333"/>
+                <w:sz w:val="18"/>
+              </w:rPr>
+              <w:t>Investicijų politika</w:t>
+            </w:r>
+            <w:hyperlink r:id="rId28">
+              <w:r>
+                <w:rPr>
+                  <w:color w:val="2A78D6"/>
+                  <w:vertAlign w:val="superscript"/>
+                  <w:sz w:val="15"/>
+                </w:rPr>
+                <w:t xml:space="preserve">24</w:t>
+              </w:r>
+            </w:hyperlink>
+            <w:r>
+              <w:rPr>
+                <w:b w:val="0"/>
+                <w:color w:val="333333"/>
+                <w:sz w:val="18"/>
+              </w:rPr>
+              <w:t xml:space="preserve"> ir ginklų bei gynybos politika</w:t>
+            </w:r>
+            <w:hyperlink r:id="rId28">
+              <w:r>
+                <w:rPr>
+                  <w:color w:val="2A78D6"/>
+                  <w:vertAlign w:val="superscript"/>
+                  <w:sz w:val="15"/>
+                </w:rPr>
+                <w:t xml:space="preserve">20</w:t>
+              </w:r>
+            </w:hyperlink>
+            <w:r>
+              <w:rPr>
+                <w:b w:val="0"/>
+                <w:color w:val="333333"/>
+                <w:sz w:val="18"/>
+              </w:rPr>
+              <w:t>.</w:t>
+            </w:r>
+          </w:p>
+          <w:p>
+            <w:pPr>
+              <w:spacing w:before="40" w:after="0"/>
+            </w:pPr>
+            <w:r>
+              <w:rPr>
+                <w:b/>
+                <w:color w:val="333333"/>
+                <w:sz w:val="18"/>
+              </w:rPr>
+              <w:t>Atitinka</w:t>
+            </w:r>
+          </w:p>
+          <w:p>
+            <w:pPr>
+              <w:tabs>
+                <w:tab w:pos="198" w:val="left"/>
+              </w:tabs>
+              <w:spacing w:before="0" w:after="20"/>
+              <w:ind w:left="198" w:hanging="198"/>
+            </w:pPr>
+            <w:r>
+              <w:rPr>
+                <w:b w:val="0"/>
+                <w:color w:val="5F6B7A"/>
+                <w:sz w:val="18"/>
+              </w:rPr>
+              <w:t>•</w:t>
+              <w:tab/>
+            </w:r>
+            <w:r>
+              <w:rPr>
+                <w:b w:val="0"/>
+                <w:color w:val="333333"/>
+                <w:sz w:val="18"/>
+              </w:rPr>
+              <w:t>Investicijos į licencijuotą gynybos gamybą NATO šalyje, be kontroversiškų ar branduolinių ginklų</w:t>
+            </w:r>
+            <w:hyperlink r:id="rId16">
+              <w:r>
+                <w:rPr>
+                  <w:color w:val="2A78D6"/>
+                  <w:vertAlign w:val="superscript"/>
+                  <w:sz w:val="15"/>
+                </w:rPr>
+                <w:t xml:space="preserve">9</w:t>
+              </w:r>
+            </w:hyperlink>
+          </w:p>
+          <w:p>
+            <w:pPr>
+              <w:tabs>
+                <w:tab w:pos="198" w:val="left"/>
+              </w:tabs>
+              <w:spacing w:before="0" w:after="20"/>
+              <w:ind w:left="198" w:hanging="198"/>
+            </w:pPr>
+            <w:r>
+              <w:rPr>
+                <w:b w:val="0"/>
+                <w:color w:val="5F6B7A"/>
+                <w:sz w:val="18"/>
+              </w:rPr>
+              <w:t>•</w:t>
+              <w:tab/>
+            </w:r>
+            <w:r>
+              <w:rPr>
+                <w:b w:val="0"/>
+                <w:color w:val="333333"/>
+                <w:sz w:val="18"/>
+              </w:rPr>
+              <w:t>Valdysenos kodeksas</w:t>
+            </w:r>
+            <w:hyperlink r:id="rId31">
+              <w:r>
+                <w:rPr>
+                  <w:color w:val="2A78D6"/>
+                  <w:vertAlign w:val="superscript"/>
+                  <w:sz w:val="15"/>
+                </w:rPr>
+                <w:t xml:space="preserve">23</w:t>
+              </w:r>
+            </w:hyperlink>
+            <w:r>
+              <w:rPr>
+                <w:b w:val="0"/>
+                <w:color w:val="333333"/>
+                <w:sz w:val="18"/>
+              </w:rPr>
+              <w:t>.</w:t>
+            </w:r>
+          </w:p>
+          <w:p>
+            <w:pPr>
+              <w:spacing w:before="40" w:after="0"/>
+            </w:pPr>
+            <w:r>
+              <w:rPr>
+                <w:b/>
+                <w:color w:val="333333"/>
+                <w:sz w:val="18"/>
+              </w:rPr>
+              <w:t>Galėtų būti geriau</w:t>
+            </w:r>
+          </w:p>
+          <w:p>
+            <w:pPr>
+              <w:tabs>
+                <w:tab w:pos="198" w:val="left"/>
+              </w:tabs>
+              <w:spacing w:before="0" w:after="20"/>
+              <w:ind w:left="198" w:hanging="198"/>
+            </w:pPr>
+            <w:r>
+              <w:rPr>
+                <w:b w:val="0"/>
+                <w:color w:val="5F6B7A"/>
+                <w:sz w:val="18"/>
+              </w:rPr>
+              <w:t>•</w:t>
+              <w:tab/>
+            </w:r>
+            <w:r>
+              <w:rPr>
+                <w:b w:val="0"/>
+                <w:color w:val="333333"/>
+                <w:sz w:val="18"/>
+              </w:rPr>
+              <w:t>ESG politikos viešai nerasta.</w:t>
+            </w:r>
+          </w:p>
+        </w:tc>
+      </w:tr>
+    </w:tbl>
     <w:p>
       <w:pPr>
-        <w:spacing w:before="80" w:after="20"/>
-      </w:pPr>
-      <w:r>
-        <w:rPr>
-          <w:sz w:val="24"/>
-        </w:rPr>
-        <w:t xml:space="preserve">☐ </w:t>
-      </w:r>
-      <w:r>
-        <w:t>Yes, the company is promoting environmental or social characteristics (activities, ESG policy, good ESG rating, etc)</w:t>
-      </w:r>
-    </w:p>
-    <w:p>
-      <w:pPr>
-        <w:spacing w:after="120"/>
-        <w:ind w:left="510" w:hanging="198"/>
-      </w:pPr>
-      <w:r>
-        <w:rPr>
-          <w:sz w:val="19"/>
-        </w:rPr>
-        <w:t xml:space="preserve">•  </w:t>
-      </w:r>
-      <w:r>
-        <w:rPr>
-          <w:b w:val="0"/>
-          <w:color w:val="333333"/>
-          <w:sz w:val="19"/>
-        </w:rPr>
-        <w:t>VIK nurodo, kad tvarumas nėra pagrindinis jos tikslas – prioritetas yra gynyba ir saugumas</w:t>
-      </w:r>
-      <w:hyperlink r:id="rId25">
-        <w:r>
-          <w:rPr>
-            <w:color w:val="2A78D6"/>
-            <w:vertAlign w:val="superscript"/>
-            <w:sz w:val="16"/>
-          </w:rPr>
-          <w:t xml:space="preserve">21</w:t>
-        </w:r>
-      </w:hyperlink>
-      <w:r>
-        <w:rPr>
-          <w:b w:val="0"/>
-          <w:color w:val="333333"/>
-          <w:sz w:val="19"/>
-        </w:rPr>
-        <w:t>.</w:t>
-      </w:r>
-    </w:p>
-    <w:p>
-      <w:pPr>
-        <w:spacing w:before="80" w:after="20"/>
-      </w:pPr>
-      <w:r>
-        <w:rPr>
-          <w:sz w:val="24"/>
-        </w:rPr>
-        <w:t xml:space="preserve">☐ </w:t>
-      </w:r>
-      <w:r>
-        <w:t>Yes, the activities of the company or it’s strategy is aligned with the taxonomy and/or Paris agreement targets (e.g. net zero commitment)</w:t>
-      </w:r>
-    </w:p>
-    <w:p>
-      <w:pPr>
-        <w:spacing w:after="0"/>
-        <w:ind w:left="510" w:hanging="198"/>
-      </w:pPr>
-      <w:r>
-        <w:rPr>
-          <w:sz w:val="19"/>
-        </w:rPr>
-        <w:t xml:space="preserve">•  </w:t>
-      </w:r>
-      <w:r>
-        <w:rPr>
-          <w:b w:val="0"/>
-          <w:color w:val="333333"/>
-          <w:sz w:val="19"/>
-        </w:rPr>
-        <w:t>Klimato ar taksonomijos tikslų nėra</w:t>
-      </w:r>
-    </w:p>
-    <w:p>
-      <w:pPr>
-        <w:spacing w:after="120"/>
-        <w:ind w:left="510" w:hanging="198"/>
-      </w:pPr>
-      <w:r>
-        <w:rPr>
-          <w:sz w:val="19"/>
-        </w:rPr>
-        <w:t xml:space="preserve">•  </w:t>
-      </w:r>
-      <w:r>
-        <w:rPr>
-          <w:b w:val="0"/>
-          <w:color w:val="333333"/>
-          <w:sz w:val="19"/>
-        </w:rPr>
-        <w:t>Žalieji pirkimai per CPO LT</w:t>
-      </w:r>
-      <w:hyperlink r:id="rId26">
-        <w:r>
-          <w:rPr>
-            <w:color w:val="2A78D6"/>
-            <w:vertAlign w:val="superscript"/>
-            <w:sz w:val="16"/>
-          </w:rPr>
-          <w:t xml:space="preserve">22</w:t>
-        </w:r>
-      </w:hyperlink>
-      <w:r>
-        <w:rPr>
-          <w:b w:val="0"/>
-          <w:color w:val="333333"/>
-          <w:sz w:val="19"/>
-        </w:rPr>
-        <w:t>.</w:t>
-      </w:r>
-    </w:p>
-    <w:p>
-      <w:pPr>
-        <w:spacing w:before="80" w:after="20"/>
-      </w:pPr>
-      <w:r>
-        <w:rPr>
-          <w:sz w:val="24"/>
-        </w:rPr>
-        <w:t xml:space="preserve">☑ </w:t>
-      </w:r>
-      <w:r>
-        <w:t>Yes, the company does not have yellow flag/signal related to controversies based on UN Global Compact or any other relevant principles/standards</w:t>
-      </w:r>
-    </w:p>
-    <w:p>
-      <w:pPr>
-        <w:spacing w:after="0"/>
-        <w:ind w:left="510" w:hanging="198"/>
-      </w:pPr>
-      <w:r>
-        <w:rPr>
-          <w:sz w:val="19"/>
-        </w:rPr>
-        <w:t xml:space="preserve">•  </w:t>
-      </w:r>
-      <w:r>
-        <w:rPr>
-          <w:b w:val="0"/>
-          <w:color w:val="333333"/>
-          <w:sz w:val="19"/>
-        </w:rPr>
-        <w:t>Geltonų signalų nerasta.</w:t>
-      </w:r>
-    </w:p>
-    <w:p>
-      <w:pPr>
-        <w:spacing w:after="120"/>
-        <w:ind w:left="510" w:hanging="198"/>
-      </w:pPr>
-      <w:r>
-        <w:rPr>
-          <w:sz w:val="19"/>
-        </w:rPr>
-        <w:t xml:space="preserve">•  </w:t>
-      </w:r>
-      <w:r>
-        <w:rPr>
-          <w:b w:val="0"/>
-          <w:color w:val="333333"/>
-          <w:sz w:val="19"/>
-        </w:rPr>
-        <w:t>Taikomas Nasdaq Vilnius valdysenos kodeksas</w:t>
-      </w:r>
-      <w:hyperlink r:id="rId27">
-        <w:r>
-          <w:rPr>
-            <w:color w:val="2A78D6"/>
-            <w:vertAlign w:val="superscript"/>
-            <w:sz w:val="16"/>
-          </w:rPr>
-          <w:t xml:space="preserve">23</w:t>
-        </w:r>
-      </w:hyperlink>
-      <w:r>
-        <w:rPr>
-          <w:b w:val="0"/>
-          <w:color w:val="333333"/>
-          <w:sz w:val="19"/>
-        </w:rPr>
-        <w:t>.</w:t>
-      </w:r>
-    </w:p>
-    <w:p>
-      <w:pPr>
-        <w:spacing w:before="80" w:after="20"/>
-      </w:pPr>
-      <w:r>
-        <w:rPr>
-          <w:sz w:val="24"/>
-        </w:rPr>
-        <w:t xml:space="preserve">☑ </w:t>
-      </w:r>
-      <w:r>
-        <w:t>Yes, the company fulfills the expectations from SEB thematic and sector policies</w:t>
-      </w:r>
-    </w:p>
-    <w:p>
-      <w:pPr>
-        <w:spacing w:after="0"/>
-        <w:ind w:left="397"/>
+        <w:spacing w:before="120" w:after="40"/>
       </w:pPr>
       <w:r>
         <w:rPr>
           <w:b/>
-          <w:color w:val="333333"/>
           <w:sz w:val="19"/>
-        </w:rPr>
-        <w:t>Taikoma</w:t>
-      </w:r>
-    </w:p>
-    <w:p>
-      <w:pPr>
-        <w:spacing w:after="0"/>
-        <w:ind w:left="737" w:hanging="198"/>
-      </w:pPr>
-      <w:r>
-        <w:rPr>
-          <w:sz w:val="19"/>
-        </w:rPr>
-        <w:t xml:space="preserve">•  </w:t>
-      </w:r>
-      <w:r>
-        <w:rPr>
-          <w:b w:val="0"/>
-          <w:color w:val="333333"/>
-          <w:sz w:val="19"/>
-        </w:rPr>
-        <w:t>Investicijų politika</w:t>
-      </w:r>
-      <w:hyperlink r:id="rId24">
-        <w:r>
-          <w:rPr>
-            <w:color w:val="2A78D6"/>
-            <w:vertAlign w:val="superscript"/>
-            <w:sz w:val="16"/>
-          </w:rPr>
-          <w:t xml:space="preserve">24</w:t>
-        </w:r>
-      </w:hyperlink>
-      <w:r>
-        <w:rPr>
-          <w:b w:val="0"/>
-          <w:color w:val="333333"/>
-          <w:sz w:val="19"/>
-        </w:rPr>
-        <w:t xml:space="preserve"> ir ginklų bei gynybos politika</w:t>
-      </w:r>
-      <w:hyperlink r:id="rId24">
-        <w:r>
-          <w:rPr>
-            <w:color w:val="2A78D6"/>
-            <w:vertAlign w:val="superscript"/>
-            <w:sz w:val="16"/>
-          </w:rPr>
-          <w:t xml:space="preserve">20</w:t>
-        </w:r>
-      </w:hyperlink>
-      <w:r>
-        <w:rPr>
-          <w:b w:val="0"/>
-          <w:color w:val="333333"/>
-          <w:sz w:val="19"/>
-        </w:rPr>
-        <w:t>.</w:t>
-      </w:r>
-    </w:p>
-    <w:p>
-      <w:pPr>
-        <w:spacing w:after="0"/>
-        <w:ind w:left="397"/>
-      </w:pPr>
-      <w:r>
-        <w:rPr>
-          <w:b/>
-          <w:color w:val="333333"/>
-          <w:sz w:val="19"/>
-        </w:rPr>
-        <w:t>Atitinka</w:t>
-      </w:r>
-    </w:p>
-    <w:p>
-      <w:pPr>
-        <w:spacing w:after="0"/>
-        <w:ind w:left="737" w:hanging="198"/>
-      </w:pPr>
-      <w:r>
-        <w:rPr>
-          <w:sz w:val="19"/>
-        </w:rPr>
-        <w:t xml:space="preserve">•  </w:t>
-      </w:r>
-      <w:r>
-        <w:rPr>
-          <w:b w:val="0"/>
-          <w:color w:val="333333"/>
-          <w:sz w:val="19"/>
-        </w:rPr>
-        <w:t>Investicijos į licencijuotą gynybos gamybą NATO šalyje, be kontroversiškų ar branduolinių ginklų</w:t>
-      </w:r>
-      <w:hyperlink r:id="rId14">
-        <w:r>
-          <w:rPr>
-            <w:color w:val="2A78D6"/>
-            <w:vertAlign w:val="superscript"/>
-            <w:sz w:val="16"/>
-          </w:rPr>
-          <w:t xml:space="preserve">9</w:t>
-        </w:r>
-      </w:hyperlink>
-    </w:p>
-    <w:p>
-      <w:pPr>
-        <w:spacing w:after="0"/>
-        <w:ind w:left="737" w:hanging="198"/>
-      </w:pPr>
-      <w:r>
-        <w:rPr>
-          <w:sz w:val="19"/>
-        </w:rPr>
-        <w:t xml:space="preserve">•  </w:t>
-      </w:r>
-      <w:r>
-        <w:rPr>
-          <w:b w:val="0"/>
-          <w:color w:val="333333"/>
-          <w:sz w:val="19"/>
-        </w:rPr>
-        <w:t>Valdysenos kodeksas</w:t>
-      </w:r>
-      <w:hyperlink r:id="rId27">
-        <w:r>
-          <w:rPr>
-            <w:color w:val="2A78D6"/>
-            <w:vertAlign w:val="superscript"/>
-            <w:sz w:val="16"/>
-          </w:rPr>
-          <w:t xml:space="preserve">23</w:t>
-        </w:r>
-      </w:hyperlink>
-      <w:r>
-        <w:rPr>
-          <w:b w:val="0"/>
-          <w:color w:val="333333"/>
-          <w:sz w:val="19"/>
-        </w:rPr>
-        <w:t>.</w:t>
-      </w:r>
-    </w:p>
-    <w:p>
-      <w:pPr>
-        <w:spacing w:after="0"/>
-        <w:ind w:left="397"/>
-      </w:pPr>
-      <w:r>
-        <w:rPr>
-          <w:b/>
-          <w:color w:val="333333"/>
-          <w:sz w:val="19"/>
-        </w:rPr>
-        <w:t>Galėtų būti geriau</w:t>
-      </w:r>
-    </w:p>
-    <w:p>
-      <w:pPr>
-        <w:spacing w:after="120"/>
-        <w:ind w:left="737" w:hanging="198"/>
-      </w:pPr>
-      <w:r>
-        <w:rPr>
-          <w:sz w:val="19"/>
-        </w:rPr>
-        <w:t xml:space="preserve">•  </w:t>
-      </w:r>
-      <w:r>
-        <w:rPr>
-          <w:b w:val="0"/>
-          <w:color w:val="333333"/>
-          <w:sz w:val="19"/>
-        </w:rPr>
-        <w:t>ESG politikos viešai nerasta.</w:t>
-      </w:r>
-    </w:p>
-    <w:p>
-      <w:pPr>
-        <w:spacing w:before="80"/>
-      </w:pPr>
-      <w:r>
-        <w:rPr>
-          <w:b/>
         </w:rPr>
         <w:t xml:space="preserve">Additional comments: </w:t>
       </w:r>
     </w:p>
     <w:p>
       <w:pPr>
-        <w:spacing w:before="160"/>
+        <w:keepNext/>
+        <w:shd w:val="clear" w:color="auto" w:fill="EAF1F8"/>
+        <w:spacing w:before="200" w:after="80"/>
+        <w:ind w:left="85"/>
       </w:pPr>
       <w:r>
         <w:rPr>
           <w:b/>
-          <w:sz w:val="22"/>
+          <w:caps/>
+          <w:color w:val="1F4E79"/>
+          <w:sz w:val="19"/>
         </w:rPr>
         <w:t>Engagement</w:t>
       </w:r>
     </w:p>
+    <w:tbl>
+      <w:tblPr>
+        <w:tblW w:w="9639" w:type="dxa"/>
+        <w:tblBorders>
+          <w:top w:val="nil"/>
+          <w:left w:val="nil"/>
+          <w:bottom w:val="nil"/>
+          <w:right w:val="nil"/>
+          <w:insideH w:val="nil"/>
+          <w:insideV w:val="nil"/>
+        </w:tblBorders>
+        <w:tblLayout w:type="fixed"/>
+        <w:tblCellMar>
+          <w:top w:w="90" w:type="dxa"/>
+          <w:left w:w="0" w:type="dxa"/>
+          <w:bottom w:w="110" w:type="dxa"/>
+          <w:right w:w="0" w:type="dxa"/>
+        </w:tblCellMar>
+        <w:tblLook w:firstColumn="1" w:firstRow="1" w:lastColumn="0" w:lastRow="0" w:noHBand="0" w:noVBand="1" w:val="04A0"/>
+      </w:tblPr>
+      <w:tblGrid>
+        <w:gridCol w:w="340"/>
+        <w:gridCol w:w="9298"/>
+      </w:tblGrid>
+      <w:tr>
+        <w:tc>
+          <w:tcPr>
+            <w:tcW w:type="dxa" w:w="340"/>
+            <w:tcBorders>
+              <w:top w:val="nil"/>
+              <w:left w:val="nil"/>
+              <w:bottom w:val="single" w:sz="4" w:color="E3E8EE" w:space="0"/>
+              <w:right w:val="nil"/>
+            </w:tcBorders>
+          </w:tcPr>
+          <w:p>
+            <w:pPr>
+              <w:spacing w:before="0" w:after="0"/>
+            </w:pPr>
+            <w:r>
+              <w:rPr>
+                <w:rFonts w:ascii="Segoe UI Symbol" w:hAnsi="Segoe UI Symbol"/>
+                <w:b w:val="0"/>
+                <w:color w:val="9AA5B1"/>
+                <w:sz w:val="24"/>
+              </w:rPr>
+              <w:t>☐</w:t>
+            </w:r>
+          </w:p>
+        </w:tc>
+        <w:tc>
+          <w:tcPr>
+            <w:tcW w:type="dxa" w:w="9298"/>
+            <w:tcBorders>
+              <w:top w:val="nil"/>
+              <w:left w:val="nil"/>
+              <w:bottom w:val="single" w:sz="4" w:color="E3E8EE" w:space="0"/>
+              <w:right w:val="nil"/>
+            </w:tcBorders>
+          </w:tcPr>
+          <w:p>
+            <w:pPr>
+              <w:spacing w:before="0" w:after="40"/>
+            </w:pPr>
+            <w:r>
+              <w:rPr>
+                <w:b/>
+                <w:color w:val="1A1A1A"/>
+                <w:sz w:val="19"/>
+              </w:rPr>
+              <w:t>Is there a need for pro-active engagement with the company?</w:t>
+            </w:r>
+          </w:p>
+          <w:p>
+            <w:pPr>
+              <w:tabs>
+                <w:tab w:pos="198" w:val="left"/>
+              </w:tabs>
+              <w:spacing w:before="0" w:after="20"/>
+              <w:ind w:left="198" w:hanging="198"/>
+            </w:pPr>
+            <w:r>
+              <w:rPr>
+                <w:b w:val="0"/>
+                <w:color w:val="5F6B7A"/>
+                <w:sz w:val="18"/>
+              </w:rPr>
+              <w:t>•</w:t>
+              <w:tab/>
+            </w:r>
+            <w:r>
+              <w:rPr>
+                <w:b w:val="0"/>
+                <w:color w:val="333333"/>
+                <w:sz w:val="18"/>
+              </w:rPr>
+              <w:t>Nereikia: valstybės įmonė su aiškiu gynybos mandatu.</w:t>
+            </w:r>
+          </w:p>
+        </w:tc>
+      </w:tr>
+    </w:tbl>
     <w:p>
       <w:pPr>
-        <w:spacing w:before="80" w:after="20"/>
-      </w:pPr>
-      <w:r>
-        <w:rPr>
-          <w:sz w:val="24"/>
-        </w:rPr>
-        <w:t xml:space="preserve">☐ </w:t>
-      </w:r>
-      <w:r>
-        <w:t>Is there a need for pro-active engagement with the company?</w:t>
-      </w:r>
-    </w:p>
-    <w:p>
-      <w:pPr>
-        <w:spacing w:after="120"/>
-        <w:ind w:left="510" w:hanging="198"/>
-      </w:pPr>
-      <w:r>
-        <w:rPr>
-          <w:sz w:val="19"/>
-        </w:rPr>
-        <w:t xml:space="preserve">•  </w:t>
-      </w:r>
-      <w:r>
-        <w:rPr>
-          <w:b w:val="0"/>
-          <w:color w:val="333333"/>
-          <w:sz w:val="19"/>
-        </w:rPr>
-        <w:t>Nereikia: valstybės įmonė su aiškiu gynybos mandatu.</w:t>
-      </w:r>
-    </w:p>
-    <w:p>
-      <w:pPr>
-        <w:spacing w:before="80"/>
+        <w:spacing w:before="120" w:after="40"/>
       </w:pPr>
       <w:r>
         <w:rPr>
           <w:b/>
+          <w:sz w:val="19"/>
         </w:rPr>
         <w:t xml:space="preserve">Additional comments: </w:t>
       </w:r>
     </w:p>
     <w:p>
       <w:pPr>
-        <w:spacing w:before="160"/>
+        <w:keepNext/>
+        <w:shd w:val="clear" w:color="auto" w:fill="EAF1F8"/>
+        <w:spacing w:before="200" w:after="80"/>
+        <w:ind w:left="85"/>
       </w:pPr>
       <w:r>
         <w:rPr>
           <w:b/>
-          <w:sz w:val="22"/>
+          <w:caps/>
+          <w:color w:val="1F4E79"/>
+          <w:sz w:val="19"/>
         </w:rPr>
         <w:t>Indicators</w:t>
       </w:r>
     </w:p>
+    <w:tbl>
+      <w:tblPr>
+        <w:tblW w:w="9639" w:type="dxa"/>
+        <w:tblBorders>
+          <w:top w:val="nil"/>
+          <w:left w:val="nil"/>
+          <w:bottom w:val="nil"/>
+          <w:right w:val="nil"/>
+          <w:insideH w:val="nil"/>
+          <w:insideV w:val="nil"/>
+        </w:tblBorders>
+        <w:tblLayout w:type="fixed"/>
+        <w:tblCellMar>
+          <w:top w:w="90" w:type="dxa"/>
+          <w:left w:w="0" w:type="dxa"/>
+          <w:bottom w:w="110" w:type="dxa"/>
+          <w:right w:w="0" w:type="dxa"/>
+        </w:tblCellMar>
+        <w:tblLook w:firstColumn="1" w:firstRow="1" w:lastColumn="0" w:lastRow="0" w:noHBand="0" w:noVBand="1" w:val="04A0"/>
+      </w:tblPr>
+      <w:tblGrid>
+        <w:gridCol w:w="340"/>
+        <w:gridCol w:w="9298"/>
+      </w:tblGrid>
+      <w:tr>
+        <w:tc>
+          <w:tcPr>
+            <w:tcW w:type="dxa" w:w="340"/>
+            <w:tcBorders>
+              <w:top w:val="nil"/>
+              <w:left w:val="nil"/>
+              <w:bottom w:val="single" w:sz="4" w:color="E3E8EE" w:space="0"/>
+              <w:right w:val="nil"/>
+            </w:tcBorders>
+          </w:tcPr>
+          <w:p>
+            <w:pPr>
+              <w:spacing w:before="0" w:after="0"/>
+            </w:pPr>
+            <w:r>
+              <w:rPr>
+                <w:rFonts w:ascii="Segoe UI Symbol" w:hAnsi="Segoe UI Symbol"/>
+                <w:b w:val="0"/>
+                <w:color w:val="1B7F3B"/>
+                <w:sz w:val="24"/>
+              </w:rPr>
+              <w:t>☑</w:t>
+            </w:r>
+          </w:p>
+        </w:tc>
+        <w:tc>
+          <w:tcPr>
+            <w:tcW w:type="dxa" w:w="9298"/>
+            <w:tcBorders>
+              <w:top w:val="nil"/>
+              <w:left w:val="nil"/>
+              <w:bottom w:val="single" w:sz="4" w:color="E3E8EE" w:space="0"/>
+              <w:right w:val="nil"/>
+            </w:tcBorders>
+          </w:tcPr>
+          <w:p>
+            <w:pPr>
+              <w:spacing w:before="0" w:after="40"/>
+            </w:pPr>
+            <w:r>
+              <w:rPr>
+                <w:b/>
+                <w:color w:val="1A1A1A"/>
+                <w:sz w:val="19"/>
+              </w:rPr>
+              <w:t>Yes, the indicators of the company support the targets of sustainability and PAI indicators followed by the Fund</w:t>
+            </w:r>
+          </w:p>
+          <w:p>
+            <w:pPr>
+              <w:tabs>
+                <w:tab w:pos="198" w:val="left"/>
+              </w:tabs>
+              <w:spacing w:before="0" w:after="20"/>
+              <w:ind w:left="198" w:hanging="198"/>
+            </w:pPr>
+            <w:r>
+              <w:rPr>
+                <w:b w:val="0"/>
+                <w:color w:val="5F6B7A"/>
+                <w:sz w:val="18"/>
+              </w:rPr>
+              <w:t>•</w:t>
+              <w:tab/>
+            </w:r>
+            <w:r>
+              <w:rPr>
+                <w:b w:val="0"/>
+                <w:color w:val="333333"/>
+                <w:sz w:val="18"/>
+              </w:rPr>
+              <w:t>Nuosavų patalpų ir turto VIK neturi, todėl tiesioginis poveikis aplinkai nedidelis</w:t>
+            </w:r>
+            <w:hyperlink r:id="rId30">
+              <w:r>
+                <w:rPr>
+                  <w:color w:val="2A78D6"/>
+                  <w:vertAlign w:val="superscript"/>
+                  <w:sz w:val="15"/>
+                </w:rPr>
+                <w:t xml:space="preserve">22</w:t>
+              </w:r>
+            </w:hyperlink>
+            <w:r>
+              <w:rPr>
+                <w:b w:val="0"/>
+                <w:color w:val="333333"/>
+                <w:sz w:val="18"/>
+              </w:rPr>
+              <w:t>.</w:t>
+            </w:r>
+          </w:p>
+          <w:p>
+            <w:pPr>
+              <w:tabs>
+                <w:tab w:pos="198" w:val="left"/>
+              </w:tabs>
+              <w:spacing w:before="0" w:after="20"/>
+              <w:ind w:left="198" w:hanging="198"/>
+            </w:pPr>
+            <w:r>
+              <w:rPr>
+                <w:b w:val="0"/>
+                <w:color w:val="5F6B7A"/>
+                <w:sz w:val="18"/>
+              </w:rPr>
+              <w:t>•</w:t>
+              <w:tab/>
+            </w:r>
+            <w:r>
+              <w:rPr>
+                <w:b w:val="0"/>
+                <w:color w:val="333333"/>
+                <w:sz w:val="18"/>
+              </w:rPr>
+              <w:t>Fondui svarbiausias PAI rodiklis – ginklų sektoriaus poveikis: tik įprastiniai ginklai</w:t>
+            </w:r>
+            <w:hyperlink r:id="rId32">
+              <w:r>
+                <w:rPr>
+                  <w:color w:val="2A78D6"/>
+                  <w:vertAlign w:val="superscript"/>
+                  <w:sz w:val="15"/>
+                </w:rPr>
+                <w:t xml:space="preserve">25</w:t>
+              </w:r>
+            </w:hyperlink>
+            <w:r>
+              <w:rPr>
+                <w:b w:val="0"/>
+                <w:color w:val="333333"/>
+                <w:sz w:val="18"/>
+              </w:rPr>
+              <w:t>.</w:t>
+            </w:r>
+          </w:p>
+        </w:tc>
+      </w:tr>
+    </w:tbl>
     <w:p>
       <w:pPr>
-        <w:spacing w:before="80" w:after="20"/>
-      </w:pPr>
-      <w:r>
-        <w:rPr>
-          <w:sz w:val="24"/>
-        </w:rPr>
-        <w:t xml:space="preserve">☑ </w:t>
-      </w:r>
-      <w:r>
-        <w:t>Yes, the indicators of the company support the targets of sustainability and PAI indicators followed by the Fund</w:t>
-      </w:r>
-    </w:p>
-    <w:p>
-      <w:pPr>
-        <w:spacing w:after="0"/>
-        <w:ind w:left="510" w:hanging="198"/>
-      </w:pPr>
-      <w:r>
-        <w:rPr>
-          <w:sz w:val="19"/>
-        </w:rPr>
-        <w:t xml:space="preserve">•  </w:t>
-      </w:r>
-      <w:r>
-        <w:rPr>
-          <w:b w:val="0"/>
-          <w:color w:val="333333"/>
-          <w:sz w:val="19"/>
-        </w:rPr>
-        <w:t>Nuosavų patalpų ir turto VIK neturi, todėl tiesioginis poveikis aplinkai nedidelis</w:t>
-      </w:r>
-      <w:hyperlink r:id="rId26">
-        <w:r>
-          <w:rPr>
-            <w:color w:val="2A78D6"/>
-            <w:vertAlign w:val="superscript"/>
-            <w:sz w:val="16"/>
-          </w:rPr>
-          <w:t xml:space="preserve">22</w:t>
-        </w:r>
-      </w:hyperlink>
-      <w:r>
-        <w:rPr>
-          <w:b w:val="0"/>
-          <w:color w:val="333333"/>
-          <w:sz w:val="19"/>
-        </w:rPr>
-        <w:t>.</w:t>
-      </w:r>
-    </w:p>
-    <w:p>
-      <w:pPr>
-        <w:spacing w:after="120"/>
-        <w:ind w:left="510" w:hanging="198"/>
-      </w:pPr>
-      <w:r>
-        <w:rPr>
-          <w:sz w:val="19"/>
-        </w:rPr>
-        <w:t xml:space="preserve">•  </w:t>
-      </w:r>
-      <w:r>
-        <w:rPr>
-          <w:b w:val="0"/>
-          <w:color w:val="333333"/>
-          <w:sz w:val="19"/>
-        </w:rPr>
-        <w:t>Fondui svarbiausias PAI rodiklis – ginklų sektoriaus poveikis: tik įprastiniai ginklai</w:t>
-      </w:r>
-      <w:hyperlink r:id="rId28">
-        <w:r>
-          <w:rPr>
-            <w:color w:val="2A78D6"/>
-            <w:vertAlign w:val="superscript"/>
-            <w:sz w:val="16"/>
-          </w:rPr>
-          <w:t xml:space="preserve">25</w:t>
-        </w:r>
-      </w:hyperlink>
-      <w:r>
-        <w:rPr>
-          <w:b w:val="0"/>
-          <w:color w:val="333333"/>
-          <w:sz w:val="19"/>
-        </w:rPr>
-        <w:t>.</w:t>
-      </w:r>
-    </w:p>
-    <w:p>
-      <w:pPr>
-        <w:spacing w:before="80"/>
+        <w:spacing w:before="120" w:after="40"/>
       </w:pPr>
       <w:r>
         <w:rPr>
           <w:b/>
+          <w:sz w:val="19"/>
         </w:rPr>
         <w:t xml:space="preserve">Additional comments: </w:t>
       </w:r>
     </w:p>
     <w:p>
       <w:pPr>
-        <w:spacing w:before="80"/>
+        <w:spacing w:before="120" w:after="40"/>
       </w:pPr>
       <w:r>
         <w:rPr>
           <w:b/>
+          <w:sz w:val="19"/>
         </w:rPr>
         <w:t xml:space="preserve">Conclusion: </w:t>
       </w:r>
       <w:r>
         <w:rPr>
           <w:b w:val="0"/>
+          <w:sz w:val="19"/>
         </w:rPr>
         <w:t>Išimčių ir raudonų signalų nėra. Investuoja į įprastinę gynybos pramonę (leidžiama pagal SEB politiką); tvarumas nėra prioritetas.</w:t>
       </w:r>
     </w:p>
     <w:p>
+      <w:pPr>
+        <w:spacing w:before="40" w:after="60"/>
+      </w:pPr>
       <w:r>
         <w:rPr>
-          <w:i/>
+          <w:b w:val="0"/>
           <w:color w:val="5F6B7A"/>
           <w:sz w:val="16"/>
         </w:rPr>
@@ -3257,11 +5208,24 @@
     </w:p>
     <w:p>
       <w:pPr>
-        <w:spacing w:before="280" w:after="80"/>
+        <w:keepNext/>
         <w:pBdr>
-          <w:bottom w:val="single" w:sz="6" w:color="C9D3DE" w:space="2"/>
+          <w:bottom w:val="single" w:sz="8" w:color="1F4E79" w:space="4"/>
         </w:pBdr>
+        <w:tabs>
+          <w:tab w:pos="482" w:val="left"/>
+        </w:tabs>
+        <w:spacing w:before="360" w:after="160"/>
       </w:pPr>
+      <w:r>
+        <w:rPr>
+          <w:b/>
+          <w:color w:val="2A78D6"/>
+          <w:sz w:val="18"/>
+        </w:rPr>
+        <w:t>10</w:t>
+        <w:tab/>
+      </w:r>
       <w:r>
         <w:rPr>
           <w:b/>
@@ -3273,16 +5237,22 @@
     </w:p>
     <w:p>
       <w:pPr>
-        <w:spacing w:after="20"/>
-        <w:ind w:left="340" w:hanging="340"/>
+        <w:tabs>
+          <w:tab w:pos="397" w:val="left"/>
+        </w:tabs>
+        <w:spacing w:before="0" w:after="30"/>
+        <w:ind w:left="397" w:hanging="397"/>
       </w:pPr>
       <w:r>
         <w:rPr>
+          <w:b w:val="0"/>
+          <w:color w:val="5F6B7A"/>
           <w:sz w:val="17"/>
         </w:rPr>
-        <w:t xml:space="preserve">1. </w:t>
+        <w:t>1.</w:t>
+        <w:tab/>
       </w:r>
-      <w:hyperlink r:id="rId10">
+      <w:hyperlink r:id="rId12">
         <w:r>
           <w:rPr>
             <w:color w:val="2A78D6"/>
@@ -3294,16 +5264,22 @@
     </w:p>
     <w:p>
       <w:pPr>
-        <w:spacing w:after="20"/>
-        <w:ind w:left="340" w:hanging="340"/>
+        <w:tabs>
+          <w:tab w:pos="397" w:val="left"/>
+        </w:tabs>
+        <w:spacing w:before="0" w:after="30"/>
+        <w:ind w:left="397" w:hanging="397"/>
       </w:pPr>
       <w:r>
         <w:rPr>
+          <w:b w:val="0"/>
+          <w:color w:val="5F6B7A"/>
           <w:sz w:val="17"/>
         </w:rPr>
-        <w:t xml:space="preserve">2. </w:t>
+        <w:t>2.</w:t>
+        <w:tab/>
       </w:r>
-      <w:hyperlink r:id="rId11">
+      <w:hyperlink r:id="rId13">
         <w:r>
           <w:rPr>
             <w:color w:val="2A78D6"/>
@@ -3315,16 +5291,22 @@
     </w:p>
     <w:p>
       <w:pPr>
-        <w:spacing w:after="20"/>
-        <w:ind w:left="340" w:hanging="340"/>
+        <w:tabs>
+          <w:tab w:pos="397" w:val="left"/>
+        </w:tabs>
+        <w:spacing w:before="0" w:after="30"/>
+        <w:ind w:left="397" w:hanging="397"/>
       </w:pPr>
       <w:r>
         <w:rPr>
+          <w:b w:val="0"/>
+          <w:color w:val="5F6B7A"/>
           <w:sz w:val="17"/>
         </w:rPr>
-        <w:t xml:space="preserve">3. </w:t>
+        <w:t>3.</w:t>
+        <w:tab/>
       </w:r>
-      <w:hyperlink r:id="rId12">
+      <w:hyperlink r:id="rId14">
         <w:r>
           <w:rPr>
             <w:color w:val="2A78D6"/>
@@ -3336,16 +5318,22 @@
     </w:p>
     <w:p>
       <w:pPr>
-        <w:spacing w:after="20"/>
-        <w:ind w:left="340" w:hanging="340"/>
+        <w:tabs>
+          <w:tab w:pos="397" w:val="left"/>
+        </w:tabs>
+        <w:spacing w:before="0" w:after="30"/>
+        <w:ind w:left="397" w:hanging="397"/>
       </w:pPr>
       <w:r>
         <w:rPr>
+          <w:b w:val="0"/>
+          <w:color w:val="5F6B7A"/>
           <w:sz w:val="17"/>
         </w:rPr>
-        <w:t xml:space="preserve">4. </w:t>
+        <w:t>4.</w:t>
+        <w:tab/>
       </w:r>
-      <w:hyperlink r:id="rId13">
+      <w:hyperlink r:id="rId15">
         <w:r>
           <w:rPr>
             <w:color w:val="2A78D6"/>
@@ -3357,16 +5345,22 @@
     </w:p>
     <w:p>
       <w:pPr>
-        <w:spacing w:after="20"/>
-        <w:ind w:left="340" w:hanging="340"/>
+        <w:tabs>
+          <w:tab w:pos="397" w:val="left"/>
+        </w:tabs>
+        <w:spacing w:before="0" w:after="30"/>
+        <w:ind w:left="397" w:hanging="397"/>
       </w:pPr>
       <w:r>
         <w:rPr>
+          <w:b w:val="0"/>
+          <w:color w:val="5F6B7A"/>
           <w:sz w:val="17"/>
         </w:rPr>
-        <w:t xml:space="preserve">5. </w:t>
+        <w:t>5.</w:t>
+        <w:tab/>
       </w:r>
-      <w:hyperlink r:id="rId14">
+      <w:hyperlink r:id="rId16">
         <w:r>
           <w:rPr>
             <w:color w:val="2A78D6"/>
@@ -3378,16 +5372,22 @@
     </w:p>
     <w:p>
       <w:pPr>
-        <w:spacing w:after="20"/>
-        <w:ind w:left="340" w:hanging="340"/>
+        <w:tabs>
+          <w:tab w:pos="397" w:val="left"/>
+        </w:tabs>
+        <w:spacing w:before="0" w:after="30"/>
+        <w:ind w:left="397" w:hanging="397"/>
       </w:pPr>
       <w:r>
         <w:rPr>
+          <w:b w:val="0"/>
+          <w:color w:val="5F6B7A"/>
           <w:sz w:val="17"/>
         </w:rPr>
-        <w:t xml:space="preserve">6. </w:t>
+        <w:t>6.</w:t>
+        <w:tab/>
       </w:r>
-      <w:hyperlink r:id="rId10">
+      <w:hyperlink r:id="rId12">
         <w:r>
           <w:rPr>
             <w:color w:val="2A78D6"/>
@@ -3399,16 +5399,22 @@
     </w:p>
     <w:p>
       <w:pPr>
-        <w:spacing w:after="20"/>
-        <w:ind w:left="340" w:hanging="340"/>
+        <w:tabs>
+          <w:tab w:pos="397" w:val="left"/>
+        </w:tabs>
+        <w:spacing w:before="0" w:after="30"/>
+        <w:ind w:left="397" w:hanging="397"/>
       </w:pPr>
       <w:r>
         <w:rPr>
+          <w:b w:val="0"/>
+          <w:color w:val="5F6B7A"/>
           <w:sz w:val="17"/>
         </w:rPr>
-        <w:t xml:space="preserve">7. </w:t>
+        <w:t>7.</w:t>
+        <w:tab/>
       </w:r>
-      <w:hyperlink r:id="rId15">
+      <w:hyperlink r:id="rId17">
         <w:r>
           <w:rPr>
             <w:color w:val="2A78D6"/>
@@ -3420,16 +5426,22 @@
     </w:p>
     <w:p>
       <w:pPr>
-        <w:spacing w:after="20"/>
-        <w:ind w:left="340" w:hanging="340"/>
+        <w:tabs>
+          <w:tab w:pos="397" w:val="left"/>
+        </w:tabs>
+        <w:spacing w:before="0" w:after="30"/>
+        <w:ind w:left="397" w:hanging="397"/>
       </w:pPr>
       <w:r>
         <w:rPr>
+          <w:b w:val="0"/>
+          <w:color w:val="5F6B7A"/>
           <w:sz w:val="17"/>
         </w:rPr>
-        <w:t xml:space="preserve">8. </w:t>
+        <w:t>8.</w:t>
+        <w:tab/>
       </w:r>
-      <w:hyperlink r:id="rId16">
+      <w:hyperlink r:id="rId18">
         <w:r>
           <w:rPr>
             <w:color w:val="2A78D6"/>
@@ -3441,16 +5453,22 @@
     </w:p>
     <w:p>
       <w:pPr>
-        <w:spacing w:after="20"/>
-        <w:ind w:left="340" w:hanging="340"/>
+        <w:tabs>
+          <w:tab w:pos="397" w:val="left"/>
+        </w:tabs>
+        <w:spacing w:before="0" w:after="30"/>
+        <w:ind w:left="397" w:hanging="397"/>
       </w:pPr>
       <w:r>
         <w:rPr>
+          <w:b w:val="0"/>
+          <w:color w:val="5F6B7A"/>
           <w:sz w:val="17"/>
         </w:rPr>
-        <w:t xml:space="preserve">9. </w:t>
+        <w:t>9.</w:t>
+        <w:tab/>
       </w:r>
-      <w:hyperlink r:id="rId14">
+      <w:hyperlink r:id="rId16">
         <w:r>
           <w:rPr>
             <w:color w:val="2A78D6"/>
@@ -3462,16 +5480,22 @@
     </w:p>
     <w:p>
       <w:pPr>
-        <w:spacing w:after="20"/>
-        <w:ind w:left="340" w:hanging="340"/>
+        <w:tabs>
+          <w:tab w:pos="397" w:val="left"/>
+        </w:tabs>
+        <w:spacing w:before="0" w:after="30"/>
+        <w:ind w:left="397" w:hanging="397"/>
       </w:pPr>
       <w:r>
         <w:rPr>
+          <w:b w:val="0"/>
+          <w:color w:val="5F6B7A"/>
           <w:sz w:val="17"/>
         </w:rPr>
-        <w:t xml:space="preserve">10. </w:t>
+        <w:t>10.</w:t>
+        <w:tab/>
       </w:r>
-      <w:hyperlink r:id="rId17">
+      <w:hyperlink r:id="rId19">
         <w:r>
           <w:rPr>
             <w:color w:val="2A78D6"/>
@@ -3483,16 +5507,22 @@
     </w:p>
     <w:p>
       <w:pPr>
-        <w:spacing w:after="20"/>
-        <w:ind w:left="340" w:hanging="340"/>
+        <w:tabs>
+          <w:tab w:pos="397" w:val="left"/>
+        </w:tabs>
+        <w:spacing w:before="0" w:after="30"/>
+        <w:ind w:left="397" w:hanging="397"/>
       </w:pPr>
       <w:r>
         <w:rPr>
+          <w:b w:val="0"/>
+          <w:color w:val="5F6B7A"/>
           <w:sz w:val="17"/>
         </w:rPr>
-        <w:t xml:space="preserve">11. </w:t>
+        <w:t>11.</w:t>
+        <w:tab/>
       </w:r>
-      <w:hyperlink r:id="rId18">
+      <w:hyperlink r:id="rId20">
         <w:r>
           <w:rPr>
             <w:color w:val="2A78D6"/>
@@ -3504,16 +5534,22 @@
     </w:p>
     <w:p>
       <w:pPr>
-        <w:spacing w:after="20"/>
-        <w:ind w:left="340" w:hanging="340"/>
+        <w:tabs>
+          <w:tab w:pos="397" w:val="left"/>
+        </w:tabs>
+        <w:spacing w:before="0" w:after="30"/>
+        <w:ind w:left="397" w:hanging="397"/>
       </w:pPr>
       <w:r>
         <w:rPr>
+          <w:b w:val="0"/>
+          <w:color w:val="5F6B7A"/>
           <w:sz w:val="17"/>
         </w:rPr>
-        <w:t xml:space="preserve">12. </w:t>
+        <w:t>12.</w:t>
+        <w:tab/>
       </w:r>
-      <w:hyperlink r:id="rId12">
+      <w:hyperlink r:id="rId14">
         <w:r>
           <w:rPr>
             <w:color w:val="2A78D6"/>
@@ -3525,16 +5561,22 @@
     </w:p>
     <w:p>
       <w:pPr>
-        <w:spacing w:after="20"/>
-        <w:ind w:left="340" w:hanging="340"/>
+        <w:tabs>
+          <w:tab w:pos="397" w:val="left"/>
+        </w:tabs>
+        <w:spacing w:before="0" w:after="30"/>
+        <w:ind w:left="397" w:hanging="397"/>
       </w:pPr>
       <w:r>
         <w:rPr>
+          <w:b w:val="0"/>
+          <w:color w:val="5F6B7A"/>
           <w:sz w:val="17"/>
         </w:rPr>
-        <w:t xml:space="preserve">13. </w:t>
+        <w:t>13.</w:t>
+        <w:tab/>
       </w:r>
-      <w:hyperlink r:id="rId14">
+      <w:hyperlink r:id="rId16">
         <w:r>
           <w:rPr>
             <w:color w:val="2A78D6"/>
@@ -3546,16 +5588,22 @@
     </w:p>
     <w:p>
       <w:pPr>
-        <w:spacing w:after="20"/>
-        <w:ind w:left="340" w:hanging="340"/>
+        <w:tabs>
+          <w:tab w:pos="397" w:val="left"/>
+        </w:tabs>
+        <w:spacing w:before="0" w:after="30"/>
+        <w:ind w:left="397" w:hanging="397"/>
       </w:pPr>
       <w:r>
         <w:rPr>
+          <w:b w:val="0"/>
+          <w:color w:val="5F6B7A"/>
           <w:sz w:val="17"/>
         </w:rPr>
-        <w:t xml:space="preserve">14. </w:t>
+        <w:t>14.</w:t>
+        <w:tab/>
       </w:r>
-      <w:hyperlink r:id="rId20">
+      <w:hyperlink r:id="rId22">
         <w:r>
           <w:rPr>
             <w:color w:val="2A78D6"/>
@@ -3567,16 +5615,22 @@
     </w:p>
     <w:p>
       <w:pPr>
-        <w:spacing w:after="20"/>
-        <w:ind w:left="340" w:hanging="340"/>
+        <w:tabs>
+          <w:tab w:pos="397" w:val="left"/>
+        </w:tabs>
+        <w:spacing w:before="0" w:after="30"/>
+        <w:ind w:left="397" w:hanging="397"/>
       </w:pPr>
       <w:r>
         <w:rPr>
+          <w:b w:val="0"/>
+          <w:color w:val="5F6B7A"/>
           <w:sz w:val="17"/>
         </w:rPr>
-        <w:t xml:space="preserve">15. </w:t>
+        <w:t>15.</w:t>
+        <w:tab/>
       </w:r>
-      <w:hyperlink r:id="rId21">
+      <w:hyperlink r:id="rId23">
         <w:r>
           <w:rPr>
             <w:color w:val="2A78D6"/>
@@ -3588,16 +5642,22 @@
     </w:p>
     <w:p>
       <w:pPr>
-        <w:spacing w:after="20"/>
-        <w:ind w:left="340" w:hanging="340"/>
+        <w:tabs>
+          <w:tab w:pos="397" w:val="left"/>
+        </w:tabs>
+        <w:spacing w:before="0" w:after="30"/>
+        <w:ind w:left="397" w:hanging="397"/>
       </w:pPr>
       <w:r>
         <w:rPr>
+          <w:b w:val="0"/>
+          <w:color w:val="5F6B7A"/>
           <w:sz w:val="17"/>
         </w:rPr>
-        <w:t xml:space="preserve">16. </w:t>
+        <w:t>16.</w:t>
+        <w:tab/>
       </w:r>
-      <w:hyperlink r:id="rId15">
+      <w:hyperlink r:id="rId17">
         <w:r>
           <w:rPr>
             <w:color w:val="2A78D6"/>
@@ -3609,16 +5669,22 @@
     </w:p>
     <w:p>
       <w:pPr>
-        <w:spacing w:after="20"/>
-        <w:ind w:left="340" w:hanging="340"/>
+        <w:tabs>
+          <w:tab w:pos="397" w:val="left"/>
+        </w:tabs>
+        <w:spacing w:before="0" w:after="30"/>
+        <w:ind w:left="397" w:hanging="397"/>
       </w:pPr>
       <w:r>
         <w:rPr>
+          <w:b w:val="0"/>
+          <w:color w:val="5F6B7A"/>
           <w:sz w:val="17"/>
         </w:rPr>
-        <w:t xml:space="preserve">17. </w:t>
+        <w:t>17.</w:t>
+        <w:tab/>
       </w:r>
-      <w:hyperlink r:id="rId22">
+      <w:hyperlink r:id="rId24">
         <w:r>
           <w:rPr>
             <w:color w:val="2A78D6"/>
@@ -3630,16 +5696,22 @@
     </w:p>
     <w:p>
       <w:pPr>
-        <w:spacing w:after="20"/>
-        <w:ind w:left="340" w:hanging="340"/>
+        <w:tabs>
+          <w:tab w:pos="397" w:val="left"/>
+        </w:tabs>
+        <w:spacing w:before="0" w:after="30"/>
+        <w:ind w:left="397" w:hanging="397"/>
       </w:pPr>
       <w:r>
         <w:rPr>
+          <w:b w:val="0"/>
+          <w:color w:val="5F6B7A"/>
           <w:sz w:val="17"/>
         </w:rPr>
-        <w:t xml:space="preserve">18. </w:t>
+        <w:t>18.</w:t>
+        <w:tab/>
       </w:r>
-      <w:hyperlink r:id="rId23">
+      <w:hyperlink r:id="rId25">
         <w:r>
           <w:rPr>
             <w:color w:val="2A78D6"/>
@@ -3651,16 +5723,22 @@
     </w:p>
     <w:p>
       <w:pPr>
-        <w:spacing w:after="20"/>
-        <w:ind w:left="340" w:hanging="340"/>
+        <w:tabs>
+          <w:tab w:pos="397" w:val="left"/>
+        </w:tabs>
+        <w:spacing w:before="0" w:after="30"/>
+        <w:ind w:left="397" w:hanging="397"/>
       </w:pPr>
       <w:r>
         <w:rPr>
+          <w:b w:val="0"/>
+          <w:color w:val="5F6B7A"/>
           <w:sz w:val="17"/>
         </w:rPr>
-        <w:t xml:space="preserve">19. </w:t>
+        <w:t>19.</w:t>
+        <w:tab/>
       </w:r>
-      <w:hyperlink r:id="rId15">
+      <w:hyperlink r:id="rId17">
         <w:r>
           <w:rPr>
             <w:color w:val="2A78D6"/>
@@ -3672,16 +5750,22 @@
     </w:p>
     <w:p>
       <w:pPr>
-        <w:spacing w:after="20"/>
-        <w:ind w:left="340" w:hanging="340"/>
+        <w:tabs>
+          <w:tab w:pos="397" w:val="left"/>
+        </w:tabs>
+        <w:spacing w:before="0" w:after="30"/>
+        <w:ind w:left="397" w:hanging="397"/>
       </w:pPr>
       <w:r>
         <w:rPr>
+          <w:b w:val="0"/>
+          <w:color w:val="5F6B7A"/>
           <w:sz w:val="17"/>
         </w:rPr>
-        <w:t xml:space="preserve">20. </w:t>
+        <w:t>20.</w:t>
+        <w:tab/>
       </w:r>
-      <w:hyperlink r:id="rId24">
+      <w:hyperlink r:id="rId28">
         <w:r>
           <w:rPr>
             <w:color w:val="2A78D6"/>
@@ -3693,16 +5777,22 @@
     </w:p>
     <w:p>
       <w:pPr>
-        <w:spacing w:after="20"/>
-        <w:ind w:left="340" w:hanging="340"/>
+        <w:tabs>
+          <w:tab w:pos="397" w:val="left"/>
+        </w:tabs>
+        <w:spacing w:before="0" w:after="30"/>
+        <w:ind w:left="397" w:hanging="397"/>
       </w:pPr>
       <w:r>
         <w:rPr>
+          <w:b w:val="0"/>
+          <w:color w:val="5F6B7A"/>
           <w:sz w:val="17"/>
         </w:rPr>
-        <w:t xml:space="preserve">21. </w:t>
+        <w:t>21.</w:t>
+        <w:tab/>
       </w:r>
-      <w:hyperlink r:id="rId25">
+      <w:hyperlink r:id="rId29">
         <w:r>
           <w:rPr>
             <w:color w:val="2A78D6"/>
@@ -3714,16 +5804,22 @@
     </w:p>
     <w:p>
       <w:pPr>
-        <w:spacing w:after="20"/>
-        <w:ind w:left="340" w:hanging="340"/>
+        <w:tabs>
+          <w:tab w:pos="397" w:val="left"/>
+        </w:tabs>
+        <w:spacing w:before="0" w:after="30"/>
+        <w:ind w:left="397" w:hanging="397"/>
       </w:pPr>
       <w:r>
         <w:rPr>
+          <w:b w:val="0"/>
+          <w:color w:val="5F6B7A"/>
           <w:sz w:val="17"/>
         </w:rPr>
-        <w:t xml:space="preserve">22. </w:t>
+        <w:t>22.</w:t>
+        <w:tab/>
       </w:r>
-      <w:hyperlink r:id="rId26">
+      <w:hyperlink r:id="rId30">
         <w:r>
           <w:rPr>
             <w:color w:val="2A78D6"/>
@@ -3735,16 +5831,22 @@
     </w:p>
     <w:p>
       <w:pPr>
-        <w:spacing w:after="20"/>
-        <w:ind w:left="340" w:hanging="340"/>
+        <w:tabs>
+          <w:tab w:pos="397" w:val="left"/>
+        </w:tabs>
+        <w:spacing w:before="0" w:after="30"/>
+        <w:ind w:left="397" w:hanging="397"/>
       </w:pPr>
       <w:r>
         <w:rPr>
+          <w:b w:val="0"/>
+          <w:color w:val="5F6B7A"/>
           <w:sz w:val="17"/>
         </w:rPr>
-        <w:t xml:space="preserve">23. </w:t>
+        <w:t>23.</w:t>
+        <w:tab/>
       </w:r>
-      <w:hyperlink r:id="rId27">
+      <w:hyperlink r:id="rId31">
         <w:r>
           <w:rPr>
             <w:color w:val="2A78D6"/>
@@ -3756,16 +5858,22 @@
     </w:p>
     <w:p>
       <w:pPr>
-        <w:spacing w:after="20"/>
-        <w:ind w:left="340" w:hanging="340"/>
+        <w:tabs>
+          <w:tab w:pos="397" w:val="left"/>
+        </w:tabs>
+        <w:spacing w:before="0" w:after="30"/>
+        <w:ind w:left="397" w:hanging="397"/>
       </w:pPr>
       <w:r>
         <w:rPr>
+          <w:b w:val="0"/>
+          <w:color w:val="5F6B7A"/>
           <w:sz w:val="17"/>
         </w:rPr>
-        <w:t xml:space="preserve">24. </w:t>
+        <w:t>24.</w:t>
+        <w:tab/>
       </w:r>
-      <w:hyperlink r:id="rId24">
+      <w:hyperlink r:id="rId28">
         <w:r>
           <w:rPr>
             <w:color w:val="2A78D6"/>
@@ -3777,16 +5885,22 @@
     </w:p>
     <w:p>
       <w:pPr>
-        <w:spacing w:after="20"/>
-        <w:ind w:left="340" w:hanging="340"/>
+        <w:tabs>
+          <w:tab w:pos="397" w:val="left"/>
+        </w:tabs>
+        <w:spacing w:before="0" w:after="30"/>
+        <w:ind w:left="397" w:hanging="397"/>
       </w:pPr>
       <w:r>
         <w:rPr>
+          <w:b w:val="0"/>
+          <w:color w:val="5F6B7A"/>
           <w:sz w:val="17"/>
         </w:rPr>
-        <w:t xml:space="preserve">25. </w:t>
+        <w:t>25.</w:t>
+        <w:tab/>
       </w:r>
-      <w:hyperlink r:id="rId28">
+      <w:hyperlink r:id="rId32">
         <w:r>
           <w:rPr>
             <w:color w:val="2A78D6"/>
@@ -3797,20 +5911,26 @@
       </w:hyperlink>
     </w:p>
     <w:p>
+      <w:pPr>
+        <w:spacing w:before="40" w:after="60"/>
+      </w:pPr>
       <w:r>
         <w:rPr>
-          <w:i/>
+          <w:b w:val="0"/>
           <w:color w:val="5F6B7A"/>
           <w:sz w:val="16"/>
         </w:rPr>
-        <w:t>Ataskaita parengta automatiškai iš viešų šaltinių. Skaičiai pateikiami taip, kaip juos skelbia emitentas; nuorodos [S#] veda į šaltinių sąrašą. Prieš naudojant sprendimui, analitikas turi peržiūrėti pažymėtus punktus.</w:t>
+        <w:t>Ataskaita parengta iš viešų šaltinių. Skaičiai pateikiami taip, kaip juos skelbia emitentas; maži numeriai prie teksto veda į šaltinių sąrašą.</w:t>
       </w:r>
     </w:p>
     <w:sectPr>
-      <w:footerReference w:type="default" r:id="rId9"/>
-      <w:pgSz w:w="12240" w:h="15840"/>
-      <w:pgMar w:top="907" w:right="1134" w:bottom="907" w:left="1134" w:header="720" w:footer="720" w:gutter="0"/>
+      <w:headerReference w:type="default" r:id="rId9"/>
+      <w:footerReference w:type="default" r:id="rId10"/>
+      <w:footerReference w:type="first" r:id="rId11"/>
+      <w:pgSz w:w="11906" w:h="16838"/>
+      <w:pgMar w:top="1020" w:right="1134" w:bottom="1020" w:left="1134" w:header="510" w:footer="454" w:gutter="0"/>
       <w:cols w:space="720"/>
+      <w:titlePg/>
       <w:docGrid w:linePitch="360"/>
     </w:sectPr>
   </w:body>
@@ -3821,19 +5941,100 @@
 <w:ftr xmlns:m="http://schemas.openxmlformats.org/officeDocument/2006/math" xmlns:mc="http://schemas.openxmlformats.org/markup-compatibility/2006" xmlns:mo="http://schemas.microsoft.com/office/mac/office/2008/main" xmlns:mv="urn:schemas-microsoft-com:mac:vml" xmlns:o="urn:schemas-microsoft-com:office:office" xmlns:r="http://schemas.openxmlformats.org/officeDocument/2006/relationships" xmlns:v="urn:schemas-microsoft-com:vml" xmlns:w10="urn:schemas-microsoft-com:office:word" xmlns:w14="http://schemas.microsoft.com/office/word/2010/wordml" xmlns:w="http://schemas.openxmlformats.org/wordprocessingml/2006/main" xmlns:wne="http://schemas.microsoft.com/office/word/2006/wordml" xmlns:wp14="http://schemas.microsoft.com/office/word/2010/wordprocessingDrawing" xmlns:wp="http://schemas.openxmlformats.org/drawingml/2006/wordprocessingDrawing" xmlns:wpc="http://schemas.microsoft.com/office/word/2010/wordprocessingCanvas" xmlns:wpg="http://schemas.microsoft.com/office/word/2010/wordprocessingGroup" xmlns:wpi="http://schemas.microsoft.com/office/word/2010/wordprocessingInk" xmlns:wps="http://schemas.microsoft.com/office/word/2010/wordprocessingShape" mc:Ignorable="w14 wp14">
   <w:p>
     <w:pPr>
-      <w:pStyle w:val="Footer"/>
-      <w:jc w:val="right"/>
+      <w:pBdr>
+        <w:top w:val="single" w:sz="4" w:color="C9D3DE" w:space="4"/>
+      </w:pBdr>
+      <w:tabs>
+        <w:tab w:pos="9638" w:val="right"/>
+      </w:tabs>
     </w:pPr>
     <w:r>
       <w:rPr>
+        <w:b w:val="0"/>
         <w:color w:val="5F6B7A"/>
         <w:sz w:val="16"/>
       </w:rPr>
-      <w:t xml:space="preserve">Valstybės investicinis kapitalas (VIK) · 6M2026 · 2026-10-22   ·   </w:t>
+      <w:t>Valstybės investicinis kapitalas (VIK) · 6M2026 · 2026-10-22</w:t>
+      <w:tab/>
     </w:r>
-    <w:fldSimple w:instr="PAGE"/>
+    <w:r>
+      <w:rPr>
+        <w:b/>
+        <w:color w:val="1F4E79"/>
+        <w:sz w:val="16"/>
+      </w:rPr>
+      <w:fldChar w:fldCharType="begin"/>
+      <w:instrText xml:space="preserve"> PAGE </w:instrText>
+      <w:fldChar w:fldCharType="end"/>
+    </w:r>
   </w:p>
 </w:ftr>
+</file>
+
+<file path=word/footer2.xml><?xml version="1.0" encoding="utf-8"?>
+<w:ftr xmlns:m="http://schemas.openxmlformats.org/officeDocument/2006/math" xmlns:mc="http://schemas.openxmlformats.org/markup-compatibility/2006" xmlns:mo="http://schemas.microsoft.com/office/mac/office/2008/main" xmlns:mv="urn:schemas-microsoft-com:mac:vml" xmlns:o="urn:schemas-microsoft-com:office:office" xmlns:r="http://schemas.openxmlformats.org/officeDocument/2006/relationships" xmlns:v="urn:schemas-microsoft-com:vml" xmlns:w10="urn:schemas-microsoft-com:office:word" xmlns:w14="http://schemas.microsoft.com/office/word/2010/wordml" xmlns:w="http://schemas.openxmlformats.org/wordprocessingml/2006/main" xmlns:wne="http://schemas.microsoft.com/office/word/2006/wordml" xmlns:wp14="http://schemas.microsoft.com/office/word/2010/wordprocessingDrawing" xmlns:wp="http://schemas.openxmlformats.org/drawingml/2006/wordprocessingDrawing" xmlns:wpc="http://schemas.microsoft.com/office/word/2010/wordprocessingCanvas" xmlns:wpg="http://schemas.microsoft.com/office/word/2010/wordprocessingGroup" xmlns:wpi="http://schemas.microsoft.com/office/word/2010/wordprocessingInk" xmlns:wps="http://schemas.microsoft.com/office/word/2010/wordprocessingShape" mc:Ignorable="w14 wp14">
+  <w:p>
+    <w:pPr>
+      <w:pBdr>
+        <w:top w:val="single" w:sz="4" w:color="C9D3DE" w:space="4"/>
+      </w:pBdr>
+      <w:tabs>
+        <w:tab w:pos="9638" w:val="right"/>
+      </w:tabs>
+    </w:pPr>
+    <w:r>
+      <w:rPr>
+        <w:b w:val="0"/>
+        <w:color w:val="5F6B7A"/>
+        <w:sz w:val="16"/>
+      </w:rPr>
+      <w:t>Valstybės investicinis kapitalas (VIK) · 6M2026 · 2026-10-22</w:t>
+      <w:tab/>
+    </w:r>
+    <w:r>
+      <w:rPr>
+        <w:b/>
+        <w:color w:val="1F4E79"/>
+        <w:sz w:val="16"/>
+      </w:rPr>
+      <w:fldChar w:fldCharType="begin"/>
+      <w:instrText xml:space="preserve"> PAGE </w:instrText>
+      <w:fldChar w:fldCharType="end"/>
+    </w:r>
+  </w:p>
+</w:ftr>
+</file>
+
+<file path=word/header1.xml><?xml version="1.0" encoding="utf-8"?>
+<w:hdr xmlns:m="http://schemas.openxmlformats.org/officeDocument/2006/math" xmlns:mc="http://schemas.openxmlformats.org/markup-compatibility/2006" xmlns:mo="http://schemas.microsoft.com/office/mac/office/2008/main" xmlns:mv="urn:schemas-microsoft-com:mac:vml" xmlns:o="urn:schemas-microsoft-com:office:office" xmlns:r="http://schemas.openxmlformats.org/officeDocument/2006/relationships" xmlns:v="urn:schemas-microsoft-com:vml" xmlns:w10="urn:schemas-microsoft-com:office:word" xmlns:w14="http://schemas.microsoft.com/office/word/2010/wordml" xmlns:w="http://schemas.openxmlformats.org/wordprocessingml/2006/main" xmlns:wne="http://schemas.microsoft.com/office/word/2006/wordml" xmlns:wp14="http://schemas.microsoft.com/office/word/2010/wordprocessingDrawing" xmlns:wp="http://schemas.openxmlformats.org/drawingml/2006/wordprocessingDrawing" xmlns:wpc="http://schemas.microsoft.com/office/word/2010/wordprocessingCanvas" xmlns:wpg="http://schemas.microsoft.com/office/word/2010/wordprocessingGroup" xmlns:wpi="http://schemas.microsoft.com/office/word/2010/wordprocessingInk" xmlns:wps="http://schemas.microsoft.com/office/word/2010/wordprocessingShape" mc:Ignorable="w14 wp14">
+  <w:p>
+    <w:pPr>
+      <w:pBdr>
+        <w:bottom w:val="single" w:sz="4" w:color="C9D3DE" w:space="4"/>
+      </w:pBdr>
+      <w:tabs>
+        <w:tab w:pos="9638" w:val="right"/>
+      </w:tabs>
+    </w:pPr>
+    <w:r>
+      <w:rPr>
+        <w:b/>
+        <w:color w:val="1F4E79"/>
+        <w:sz w:val="16"/>
+      </w:rPr>
+      <w:t>Valstybės investicinis kapitalas (VIK)</w:t>
+    </w:r>
+    <w:r>
+      <w:rPr>
+        <w:b w:val="0"/>
+        <w:color w:val="5F6B7A"/>
+        <w:sz w:val="16"/>
+      </w:rPr>
+      <w:tab/>
+      <w:t>Emitento apžvalga · 6M2026</w:t>
+    </w:r>
+  </w:p>
+</w:hdr>
 </file>
 
 <file path=word/numbering.xml><?xml version="1.0" encoding="utf-8"?>
@@ -4200,10 +6401,10 @@
     <w:qFormat/>
     <w:rsid w:val="00FC693F"/>
     <w:pPr>
-      <w:spacing w:after="80"/>
+      <w:spacing w:after="80" w:line="264" w:lineRule="auto"/>
     </w:pPr>
     <w:rPr>
-      <w:rFonts w:ascii="Calibri" w:hAnsi="Calibri"/>
+      <w:rFonts w:ascii="Calibri" w:hAnsi="Calibri" w:eastAsia="Calibri"/>
       <w:color w:val="1A1A1A"/>
       <w:sz w:val="21"/>
     </w:rPr>

--- a/docs/files/vik/vik_6M2026_lt.docx
+++ b/docs/files/vik/vik_6M2026_lt.docx
@@ -175,7 +175,7 @@
                 <w:color w:val="5F6B7A"/>
                 <w:sz w:val="15"/>
               </w:rPr>
-              <w:t>Reitingas</w:t>
+              <w:t>Emitento reitingas</w:t>
             </w:r>
           </w:p>
           <w:p>
@@ -965,16 +965,17 @@
         <w:tblLook w:firstColumn="1" w:firstRow="1" w:lastColumn="0" w:lastRow="0" w:noHBand="0" w:noVBand="1" w:val="04A0"/>
       </w:tblPr>
       <w:tblGrid>
-        <w:gridCol w:w="1701"/>
-        <w:gridCol w:w="2608"/>
-        <w:gridCol w:w="963"/>
-        <w:gridCol w:w="1304"/>
-        <w:gridCol w:w="3061"/>
+        <w:gridCol w:w="1513"/>
+        <w:gridCol w:w="2241"/>
+        <w:gridCol w:w="840"/>
+        <w:gridCol w:w="1120"/>
+        <w:gridCol w:w="1569"/>
+        <w:gridCol w:w="2353"/>
       </w:tblGrid>
       <w:tr>
         <w:tc>
           <w:tcPr>
-            <w:tcW w:type="dxa" w:w="1701"/>
+            <w:tcW w:type="dxa" w:w="1513"/>
             <w:tcBorders>
               <w:top w:val="single" w:sz="12" w:color="1F4E79" w:space="0"/>
               <w:left w:val="nil"/>
@@ -1000,7 +1001,7 @@
         </w:tc>
         <w:tc>
           <w:tcPr>
-            <w:tcW w:type="dxa" w:w="2608"/>
+            <w:tcW w:type="dxa" w:w="2241"/>
             <w:tcBorders>
               <w:top w:val="single" w:sz="12" w:color="1F4E79" w:space="0"/>
               <w:left w:val="nil"/>
@@ -1026,7 +1027,7 @@
         </w:tc>
         <w:tc>
           <w:tcPr>
-            <w:tcW w:type="dxa" w:w="964"/>
+            <w:tcW w:type="dxa" w:w="841"/>
             <w:tcBorders>
               <w:top w:val="single" w:sz="12" w:color="1F4E79" w:space="0"/>
               <w:left w:val="nil"/>
@@ -1053,7 +1054,7 @@
         </w:tc>
         <w:tc>
           <w:tcPr>
-            <w:tcW w:type="dxa" w:w="1304"/>
+            <w:tcW w:type="dxa" w:w="1121"/>
             <w:tcBorders>
               <w:top w:val="single" w:sz="12" w:color="1F4E79" w:space="0"/>
               <w:left w:val="nil"/>
@@ -1079,7 +1080,33 @@
         </w:tc>
         <w:tc>
           <w:tcPr>
-            <w:tcW w:type="dxa" w:w="3061"/>
+            <w:tcW w:type="dxa" w:w="1569"/>
+            <w:tcBorders>
+              <w:top w:val="single" w:sz="12" w:color="1F4E79" w:space="0"/>
+              <w:left w:val="nil"/>
+              <w:bottom w:val="single" w:sz="4" w:color="C9D3DE" w:space="0"/>
+              <w:right w:val="nil"/>
+            </w:tcBorders>
+            <w:shd w:val="clear" w:color="auto" w:fill="EAF1F8"/>
+          </w:tcPr>
+          <w:p>
+            <w:pPr>
+              <w:spacing w:before="0" w:after="0"/>
+            </w:pPr>
+            <w:r>
+              <w:rPr>
+                <w:b/>
+                <w:caps/>
+                <w:color w:val="1F4E79"/>
+                <w:sz w:val="16"/>
+              </w:rPr>
+              <w:t>Emisijos reitingas</w:t>
+            </w:r>
+          </w:p>
+        </w:tc>
+        <w:tc>
+          <w:tcPr>
+            <w:tcW w:type="dxa" w:w="2353"/>
             <w:tcBorders>
               <w:top w:val="single" w:sz="12" w:color="1F4E79" w:space="0"/>
               <w:left w:val="nil"/>
@@ -1107,7 +1134,7 @@
       <w:tr>
         <w:tc>
           <w:tcPr>
-            <w:tcW w:type="dxa" w:w="1701"/>
+            <w:tcW w:type="dxa" w:w="1513"/>
             <w:tcBorders>
               <w:top w:val="nil"/>
               <w:left w:val="nil"/>
@@ -1130,7 +1157,7 @@
         </w:tc>
         <w:tc>
           <w:tcPr>
-            <w:tcW w:type="dxa" w:w="2608"/>
+            <w:tcW w:type="dxa" w:w="2241"/>
             <w:tcBorders>
               <w:top w:val="nil"/>
               <w:left w:val="nil"/>
@@ -1153,7 +1180,7 @@
         </w:tc>
         <w:tc>
           <w:tcPr>
-            <w:tcW w:type="dxa" w:w="964"/>
+            <w:tcW w:type="dxa" w:w="841"/>
             <w:tcBorders>
               <w:top w:val="nil"/>
               <w:left w:val="nil"/>
@@ -1177,7 +1204,7 @@
         </w:tc>
         <w:tc>
           <w:tcPr>
-            <w:tcW w:type="dxa" w:w="1304"/>
+            <w:tcW w:type="dxa" w:w="1121"/>
             <w:tcBorders>
               <w:top w:val="nil"/>
               <w:left w:val="nil"/>
@@ -1200,7 +1227,30 @@
         </w:tc>
         <w:tc>
           <w:tcPr>
-            <w:tcW w:type="dxa" w:w="3061"/>
+            <w:tcW w:type="dxa" w:w="1569"/>
+            <w:tcBorders>
+              <w:top w:val="nil"/>
+              <w:left w:val="nil"/>
+              <w:bottom w:val="single" w:sz="4" w:color="DDE3EA" w:space="0"/>
+              <w:right w:val="nil"/>
+            </w:tcBorders>
+          </w:tcPr>
+          <w:p>
+            <w:pPr>
+              <w:spacing w:before="0" w:after="0"/>
+            </w:pPr>
+            <w:r>
+              <w:rPr>
+                <w:b w:val="0"/>
+                <w:sz w:val="17"/>
+              </w:rPr>
+              <w:t>atskiro nerasta</w:t>
+            </w:r>
+          </w:p>
+        </w:tc>
+        <w:tc>
+          <w:tcPr>
+            <w:tcW w:type="dxa" w:w="2353"/>
             <w:tcBorders>
               <w:top w:val="nil"/>
               <w:left w:val="nil"/>
@@ -1225,7 +1275,7 @@
       <w:tr>
         <w:tc>
           <w:tcPr>
-            <w:tcW w:type="dxa" w:w="1701"/>
+            <w:tcW w:type="dxa" w:w="1513"/>
             <w:tcBorders>
               <w:top w:val="nil"/>
               <w:left w:val="nil"/>
@@ -1248,7 +1298,7 @@
         </w:tc>
         <w:tc>
           <w:tcPr>
-            <w:tcW w:type="dxa" w:w="2608"/>
+            <w:tcW w:type="dxa" w:w="2241"/>
             <w:tcBorders>
               <w:top w:val="nil"/>
               <w:left w:val="nil"/>
@@ -1271,7 +1321,7 @@
         </w:tc>
         <w:tc>
           <w:tcPr>
-            <w:tcW w:type="dxa" w:w="964"/>
+            <w:tcW w:type="dxa" w:w="841"/>
             <w:tcBorders>
               <w:top w:val="nil"/>
               <w:left w:val="nil"/>
@@ -1295,7 +1345,7 @@
         </w:tc>
         <w:tc>
           <w:tcPr>
-            <w:tcW w:type="dxa" w:w="1304"/>
+            <w:tcW w:type="dxa" w:w="1121"/>
             <w:tcBorders>
               <w:top w:val="nil"/>
               <w:left w:val="nil"/>
@@ -1318,7 +1368,30 @@
         </w:tc>
         <w:tc>
           <w:tcPr>
-            <w:tcW w:type="dxa" w:w="3061"/>
+            <w:tcW w:type="dxa" w:w="1569"/>
+            <w:tcBorders>
+              <w:top w:val="nil"/>
+              <w:left w:val="nil"/>
+              <w:bottom w:val="single" w:sz="4" w:color="DDE3EA" w:space="0"/>
+              <w:right w:val="nil"/>
+            </w:tcBorders>
+          </w:tcPr>
+          <w:p>
+            <w:pPr>
+              <w:spacing w:before="0" w:after="0"/>
+            </w:pPr>
+            <w:r>
+              <w:rPr>
+                <w:b w:val="0"/>
+                <w:sz w:val="17"/>
+              </w:rPr>
+              <w:t>atskiro nerasta</w:t>
+            </w:r>
+          </w:p>
+        </w:tc>
+        <w:tc>
+          <w:tcPr>
+            <w:tcW w:type="dxa" w:w="2353"/>
             <w:tcBorders>
               <w:top w:val="nil"/>
               <w:left w:val="nil"/>

--- a/docs/files/vik/vik_6M2026_lt.docx
+++ b/docs/files/vik/vik_6M2026_lt.docx
@@ -2,6 +2,14 @@
 <file path=word/document.xml><?xml version="1.0" encoding="utf-8"?>
 <w:document xmlns:wpc="http://schemas.microsoft.com/office/word/2010/wordprocessingCanvas" xmlns:mo="http://schemas.microsoft.com/office/mac/office/2008/main" xmlns:mc="http://schemas.openxmlformats.org/markup-compatibility/2006" xmlns:mv="urn:schemas-microsoft-com:mac:vml" xmlns:o="urn:schemas-microsoft-com:office:office" xmlns:r="http://schemas.openxmlformats.org/officeDocument/2006/relationships" xmlns:m="http://schemas.openxmlformats.org/officeDocument/2006/math" xmlns:v="urn:schemas-microsoft-com:vml" xmlns:wp14="http://schemas.microsoft.com/office/word/2010/wordprocessingDrawing" xmlns:wp="http://schemas.openxmlformats.org/drawingml/2006/wordprocessingDrawing" xmlns:w10="urn:schemas-microsoft-com:office:word" xmlns:w="http://schemas.openxmlformats.org/wordprocessingml/2006/main" xmlns:w14="http://schemas.microsoft.com/office/word/2010/wordml" xmlns:wpg="http://schemas.microsoft.com/office/word/2010/wordprocessingGroup" xmlns:wpi="http://schemas.microsoft.com/office/word/2010/wordprocessingInk" xmlns:wne="http://schemas.microsoft.com/office/word/2006/wordml" xmlns:wps="http://schemas.microsoft.com/office/word/2010/wordprocessingShape" mc:Ignorable="w14 wp14">
   <w:body>
+    <w:p>
+      <w:pPr>
+        <w:pBdr>
+          <w:top w:val="single" w:sz="24" w:color="12355B" w:space="0"/>
+        </w:pBdr>
+        <w:spacing w:before="0" w:after="200" w:line="120" w:lineRule="auto"/>
+      </w:pPr>
+    </w:p>
     <w:tbl>
       <w:tblPr>
         <w:tblW w:w="9639" w:type="dxa"/>
@@ -15,10 +23,10 @@
         </w:tblBorders>
         <w:tblLayout w:type="fixed"/>
         <w:tblCellMar>
-          <w:top w:w="260" w:type="dxa"/>
-          <w:left w:w="280" w:type="dxa"/>
-          <w:bottom w:w="260" w:type="dxa"/>
-          <w:right w:w="280" w:type="dxa"/>
+          <w:top w:w="0" w:type="dxa"/>
+          <w:left w:w="0" w:type="dxa"/>
+          <w:bottom w:w="0" w:type="dxa"/>
+          <w:right w:w="0" w:type="dxa"/>
         </w:tblCellMar>
         <w:tblLook w:firstColumn="1" w:firstRow="1" w:lastColumn="0" w:lastRow="0" w:noHBand="0" w:noVBand="1" w:val="04A0"/>
       </w:tblPr>
@@ -30,7 +38,6 @@
         <w:tc>
           <w:tcPr>
             <w:tcW w:type="dxa" w:w="7030"/>
-            <w:shd w:val="clear" w:color="auto" w:fill="1F4E79"/>
           </w:tcPr>
           <w:p>
             <w:pPr>
@@ -40,8 +47,8 @@
               <w:rPr>
                 <w:b/>
                 <w:caps/>
-                <w:color w:val="AFC6DD"/>
-                <w:sz w:val="17"/>
+                <w:color w:val="2A78D6"/>
+                <w:sz w:val="16"/>
               </w:rPr>
               <w:t>Emitento apžvalga · 6M2026</w:t>
             </w:r>
@@ -53,28 +60,40 @@
             <w:r>
               <w:rPr>
                 <w:b/>
-                <w:color w:val="FFFFFF"/>
+                <w:color w:val="12355B"/>
                 <w:sz w:val="40"/>
               </w:rPr>
               <w:t>Valstybės investicinis kapitalas (VIK)</w:t>
+            </w:r>
+          </w:p>
+          <w:p>
+            <w:pPr>
+              <w:spacing w:before="40" w:after="0"/>
+            </w:pPr>
+            <w:r>
+              <w:rPr>
+                <w:b w:val="0"/>
+                <w:color w:val="667085"/>
+                <w:sz w:val="18"/>
+              </w:rPr>
+              <w:t>Lietuva</w:t>
             </w:r>
           </w:p>
         </w:tc>
         <w:tc>
           <w:tcPr>
             <w:tcW w:type="dxa" w:w="2608"/>
-            <w:shd w:val="clear" w:color="auto" w:fill="1F4E79"/>
           </w:tcPr>
           <w:p>
             <w:pPr>
-              <w:spacing w:before="280" w:after="0"/>
+              <w:spacing w:before="440" w:after="0"/>
               <w:jc w:val="right"/>
             </w:pPr>
             <w:r>
               <w:rPr>
                 <w:b/>
                 <w:color w:val="1B7F3B"/>
-                <w:sz w:val="19"/>
+                <w:sz w:val="18"/>
                 <w:shd w:val="clear" w:color="auto" w:fill="E3F3E8"/>
               </w:rPr>
               <w:t xml:space="preserve">  ●  TVARKINGA  </w:t>
@@ -86,9 +105,9 @@
     <w:p>
       <w:pPr>
         <w:pBdr>
-          <w:top w:val="single" w:sz="12" w:color="2A78D6" w:space="0"/>
+          <w:top w:val="single" w:sz="4" w:color="D5DCE4" w:space="0"/>
         </w:pBdr>
-        <w:spacing w:before="0" w:after="200" w:line="120" w:lineRule="auto"/>
+        <w:spacing w:before="120" w:after="200" w:line="120" w:lineRule="auto"/>
       </w:pPr>
     </w:p>
     <w:tbl>
@@ -104,39 +123,88 @@
         </w:tblBorders>
         <w:tblLayout w:type="fixed"/>
         <w:tblCellMar>
-          <w:top w:w="0" w:type="dxa"/>
-          <w:left w:w="0" w:type="dxa"/>
-          <w:bottom w:w="120" w:type="dxa"/>
-          <w:right w:w="160" w:type="dxa"/>
+          <w:top w:w="160" w:type="dxa"/>
+          <w:left w:w="220" w:type="dxa"/>
+          <w:bottom w:w="160" w:type="dxa"/>
+          <w:right w:w="220" w:type="dxa"/>
         </w:tblCellMar>
         <w:tblLook w:firstColumn="1" w:firstRow="1" w:lastColumn="0" w:lastRow="0" w:noHBand="0" w:noVBand="1" w:val="04A0"/>
       </w:tblPr>
       <w:tblGrid>
-        <w:gridCol w:w="3213"/>
-        <w:gridCol w:w="3213"/>
-        <w:gridCol w:w="3213"/>
+        <w:gridCol w:w="4819"/>
+        <w:gridCol w:w="4819"/>
       </w:tblGrid>
       <w:tr>
         <w:tc>
           <w:tcPr>
-            <w:tcW w:type="dxa" w:w="3213"/>
+            <w:tcW w:type="dxa" w:w="4819"/>
             <w:tcBorders>
-              <w:top w:val="nil"/>
+              <w:top w:val="single" w:sz="12" w:color="12355B" w:space="0"/>
               <w:left w:val="nil"/>
-              <w:bottom w:val="single" w:sz="4" w:color="C9D3DE" w:space="0"/>
+              <w:bottom w:val="nil"/>
               <w:right w:val="nil"/>
             </w:tcBorders>
+            <w:shd w:val="clear" w:color="auto" w:fill="F4F6F9"/>
           </w:tcPr>
           <w:p>
             <w:pPr>
-              <w:spacing w:before="0" w:after="20"/>
+              <w:spacing w:before="0" w:after="40"/>
+            </w:pPr>
+            <w:r>
+              <w:rPr>
+                <w:b/>
+                <w:color w:val="12355B"/>
+                <w:sz w:val="18"/>
+              </w:rPr>
+              <w:t>Pagrindinė informacija</w:t>
+            </w:r>
+          </w:p>
+          <w:p>
+            <w:pPr>
+              <w:spacing w:before="80" w:after="0"/>
             </w:pPr>
             <w:r>
               <w:rPr>
                 <w:b/>
                 <w:caps/>
-                <w:color w:val="5F6B7A"/>
-                <w:sz w:val="15"/>
+                <w:color w:val="667085"/>
+                <w:sz w:val="14"/>
+              </w:rPr>
+              <w:t>Emitento reitingas</w:t>
+            </w:r>
+          </w:p>
+          <w:p>
+            <w:pPr>
+              <w:spacing w:before="0" w:after="0"/>
+            </w:pPr>
+            <w:r>
+              <w:rPr>
+                <w:b w:val="0"/>
+                <w:sz w:val="18"/>
+              </w:rPr>
+              <w:t>Fitch A+ on the EUR 400m bond programme, linked to Lithuania's rating through the state guarantee</w:t>
+            </w:r>
+            <w:hyperlink r:id="rId12">
+              <w:r>
+                <w:rPr>
+                  <w:color w:val="2A78D6"/>
+                  <w:vertAlign w:val="superscript"/>
+                  <w:sz w:val="15"/>
+                </w:rPr>
+                <w:t xml:space="preserve">1</w:t>
+              </w:r>
+            </w:hyperlink>
+          </w:p>
+          <w:p>
+            <w:pPr>
+              <w:spacing w:before="80" w:after="0"/>
+            </w:pPr>
+            <w:r>
+              <w:rPr>
+                <w:b/>
+                <w:caps/>
+                <w:color w:val="667085"/>
+                <w:sz w:val="14"/>
               </w:rPr>
               <w:t>Analizės data</w:t>
             </w:r>
@@ -148,79 +216,21 @@
             <w:r>
               <w:rPr>
                 <w:b w:val="0"/>
-                <w:sz w:val="19"/>
+                <w:sz w:val="18"/>
               </w:rPr>
               <w:t>2026-10-22</w:t>
             </w:r>
           </w:p>
-        </w:tc>
-        <w:tc>
-          <w:tcPr>
-            <w:tcW w:type="dxa" w:w="3213"/>
-            <w:tcBorders>
-              <w:top w:val="nil"/>
-              <w:left w:val="nil"/>
-              <w:bottom w:val="single" w:sz="4" w:color="C9D3DE" w:space="0"/>
-              <w:right w:val="nil"/>
-            </w:tcBorders>
-          </w:tcPr>
           <w:p>
             <w:pPr>
-              <w:spacing w:before="0" w:after="20"/>
+              <w:spacing w:before="80" w:after="0"/>
             </w:pPr>
             <w:r>
               <w:rPr>
                 <w:b/>
                 <w:caps/>
-                <w:color w:val="5F6B7A"/>
-                <w:sz w:val="15"/>
-              </w:rPr>
-              <w:t>Emitento reitingas</w:t>
-            </w:r>
-          </w:p>
-          <w:p>
-            <w:pPr>
-              <w:spacing w:before="0" w:after="0"/>
-            </w:pPr>
-            <w:r>
-              <w:rPr>
-                <w:b w:val="0"/>
-                <w:sz w:val="19"/>
-              </w:rPr>
-              <w:t>Fitch A+ on the EUR 400m bond programme, linked to Lithuania's rating through the state guarantee</w:t>
-            </w:r>
-            <w:hyperlink r:id="rId12">
-              <w:r>
-                <w:rPr>
-                  <w:color w:val="2A78D6"/>
-                  <w:vertAlign w:val="superscript"/>
-                  <w:sz w:val="16"/>
-                </w:rPr>
-                <w:t xml:space="preserve">1</w:t>
-              </w:r>
-            </w:hyperlink>
-          </w:p>
-        </w:tc>
-        <w:tc>
-          <w:tcPr>
-            <w:tcW w:type="dxa" w:w="3213"/>
-            <w:tcBorders>
-              <w:top w:val="nil"/>
-              <w:left w:val="nil"/>
-              <w:bottom w:val="single" w:sz="4" w:color="C9D3DE" w:space="0"/>
-              <w:right w:val="nil"/>
-            </w:tcBorders>
-          </w:tcPr>
-          <w:p>
-            <w:pPr>
-              <w:spacing w:before="0" w:after="20"/>
-            </w:pPr>
-            <w:r>
-              <w:rPr>
-                <w:b/>
-                <w:caps/>
-                <w:color w:val="5F6B7A"/>
-                <w:sz w:val="15"/>
+                <w:color w:val="667085"/>
+                <w:sz w:val="14"/>
               </w:rPr>
               <w:t>Kita ataskaita</w:t>
             </w:r>
@@ -232,9 +242,138 @@
             <w:r>
               <w:rPr>
                 <w:b w:val="0"/>
-                <w:sz w:val="19"/>
+                <w:sz w:val="18"/>
               </w:rPr>
               <w:t>9M 2026 interim report - expected November 2026</w:t>
+            </w:r>
+          </w:p>
+          <w:p>
+            <w:pPr>
+              <w:spacing w:before="80" w:after="0"/>
+            </w:pPr>
+            <w:r>
+              <w:rPr>
+                <w:b/>
+                <w:caps/>
+                <w:color w:val="667085"/>
+                <w:sz w:val="14"/>
+              </w:rPr>
+              <w:t>Šalis</w:t>
+            </w:r>
+          </w:p>
+          <w:p>
+            <w:pPr>
+              <w:spacing w:before="0" w:after="0"/>
+            </w:pPr>
+            <w:r>
+              <w:rPr>
+                <w:b w:val="0"/>
+                <w:sz w:val="18"/>
+              </w:rPr>
+              <w:t>Lietuva</w:t>
+            </w:r>
+          </w:p>
+        </w:tc>
+        <w:tc>
+          <w:tcPr>
+            <w:tcW w:type="dxa" w:w="4819"/>
+            <w:tcBorders>
+              <w:top w:val="single" w:sz="12" w:color="12355B" w:space="0"/>
+              <w:left w:val="nil"/>
+              <w:bottom w:val="nil"/>
+              <w:right w:val="nil"/>
+            </w:tcBorders>
+            <w:shd w:val="clear" w:color="auto" w:fill="F4F6F9"/>
+          </w:tcPr>
+          <w:p>
+            <w:pPr>
+              <w:spacing w:before="0" w:after="40"/>
+            </w:pPr>
+            <w:r>
+              <w:rPr>
+                <w:b/>
+                <w:color w:val="12355B"/>
+                <w:sz w:val="18"/>
+              </w:rPr>
+              <w:t>Turimi vertybiniai popieriai</w:t>
+            </w:r>
+          </w:p>
+          <w:p>
+            <w:pPr>
+              <w:spacing w:before="80" w:after="0"/>
+            </w:pPr>
+            <w:r>
+              <w:rPr>
+                <w:b/>
+                <w:color w:val="1B2430"/>
+                <w:sz w:val="17"/>
+              </w:rPr>
+              <w:t>Valst. inv. kap. 2.826% 5Y bond</w:t>
+            </w:r>
+          </w:p>
+          <w:p>
+            <w:pPr>
+              <w:spacing w:before="0" w:after="0"/>
+            </w:pPr>
+            <w:r>
+              <w:rPr>
+                <w:b w:val="0"/>
+                <w:color w:val="667085"/>
+                <w:sz w:val="15"/>
+              </w:rPr>
+              <w:t>LT0000406613  ·  2,826 % · 2027-06-30</w:t>
+            </w:r>
+          </w:p>
+          <w:p>
+            <w:pPr>
+              <w:spacing w:before="0" w:after="0"/>
+            </w:pPr>
+            <w:r>
+              <w:rPr>
+                <w:b w:val="0"/>
+                <w:color w:val="12355B"/>
+                <w:sz w:val="15"/>
+              </w:rPr>
+              <w:t>atskiro nerasta</w:t>
+            </w:r>
+          </w:p>
+          <w:p>
+            <w:pPr>
+              <w:spacing w:before="80" w:after="0"/>
+            </w:pPr>
+            <w:r>
+              <w:rPr>
+                <w:b/>
+                <w:color w:val="1B2430"/>
+                <w:sz w:val="17"/>
+              </w:rPr>
+              <w:t>Valst. inv. kap. 3.119% 4Y bond</w:t>
+            </w:r>
+          </w:p>
+          <w:p>
+            <w:pPr>
+              <w:spacing w:before="0" w:after="0"/>
+            </w:pPr>
+            <w:r>
+              <w:rPr>
+                <w:b w:val="0"/>
+                <w:color w:val="667085"/>
+                <w:sz w:val="15"/>
+              </w:rPr>
+              <w:t>LT0000135436  ·  3,119 % · 2029-09-24</w:t>
+            </w:r>
+          </w:p>
+          <w:p>
+            <w:pPr>
+              <w:spacing w:before="0" w:after="0"/>
+            </w:pPr>
+            <w:r>
+              <w:rPr>
+                <w:b w:val="0"/>
+                <w:color w:val="12355B"/>
+                <w:sz w:val="15"/>
+              </w:rPr>
+              <w:t>atskiro nerasta</w:t>
             </w:r>
           </w:p>
         </w:tc>
@@ -242,7 +381,7 @@
     </w:tbl>
     <w:p>
       <w:pPr>
-        <w:spacing w:before="0" w:after="80"/>
+        <w:spacing w:before="0" w:after="120"/>
       </w:pPr>
     </w:p>
     <w:tbl>
@@ -287,7 +426,7 @@
             <w:r>
               <w:rPr>
                 <w:b/>
-                <w:color w:val="1A1A1A"/>
+                <w:color w:val="1B2430"/>
                 <w:sz w:val="21"/>
               </w:rPr>
               <w:t>Pozicija tvarkinga.</w:t>
@@ -295,7 +434,7 @@
             <w:r>
               <w:rPr>
                 <w:b w:val="0"/>
-                <w:color w:val="1A1A1A"/>
+                <w:color w:val="1B2430"/>
                 <w:sz w:val="21"/>
               </w:rPr>
               <w:t xml:space="preserve"> VIK 100 % priklauso valstybei, obligacijų programai Fitch suteikė A+ reitingą, susietą su valstybės garantija</w:t>
@@ -313,7 +452,7 @@
             <w:r>
               <w:rPr>
                 <w:b w:val="0"/>
-                <w:color w:val="1A1A1A"/>
+                <w:color w:val="1B2430"/>
                 <w:sz w:val="21"/>
               </w:rPr>
               <w:t>. I pusm. pelnas 7,1 mln. EUR, nuosavo kapitalo dalis 70 % (apskaičiuota įrankio)</w:t>
@@ -331,7 +470,7 @@
             <w:r>
               <w:rPr>
                 <w:b w:val="0"/>
-                <w:color w:val="1A1A1A"/>
+                <w:color w:val="1B2430"/>
                 <w:sz w:val="21"/>
               </w:rPr>
               <w:t>.</w:t>
@@ -380,9 +519,9 @@
             <w:tcW w:type="dxa" w:w="2261"/>
             <w:tcBorders>
               <w:top w:val="single" w:sz="18" w:color="2A78D6" w:space="0"/>
-              <w:left w:val="single" w:sz="4" w:color="C9D3DE" w:space="0"/>
-              <w:bottom w:val="single" w:sz="4" w:color="C9D3DE" w:space="0"/>
-              <w:right w:val="single" w:sz="4" w:color="C9D3DE" w:space="0"/>
+              <w:left w:val="single" w:sz="4" w:color="D5DCE4" w:space="0"/>
+              <w:bottom w:val="single" w:sz="4" w:color="D5DCE4" w:space="0"/>
+              <w:right w:val="single" w:sz="4" w:color="D5DCE4" w:space="0"/>
             </w:tcBorders>
           </w:tcPr>
           <w:p>
@@ -393,7 +532,7 @@
               <w:rPr>
                 <w:b/>
                 <w:caps/>
-                <w:color w:val="5F6B7A"/>
+                <w:color w:val="667085"/>
                 <w:sz w:val="14"/>
               </w:rPr>
               <w:t>Turtas</w:t>
@@ -401,7 +540,7 @@
             <w:r>
               <w:rPr>
                 <w:b w:val="0"/>
-                <w:color w:val="5F6B7A"/>
+                <w:color w:val="667085"/>
                 <w:sz w:val="14"/>
               </w:rPr>
               <w:t xml:space="preserve">  ·  6M2026</w:t>
@@ -414,7 +553,7 @@
             <w:r>
               <w:rPr>
                 <w:b/>
-                <w:color w:val="1F4E79"/>
+                <w:color w:val="12355B"/>
                 <w:sz w:val="34"/>
               </w:rPr>
               <w:t>169,4</w:t>
@@ -422,7 +561,7 @@
             <w:r>
               <w:rPr>
                 <w:b w:val="0"/>
-                <w:color w:val="5F6B7A"/>
+                <w:color w:val="667085"/>
                 <w:sz w:val="18"/>
               </w:rPr>
               <w:t xml:space="preserve"> mln. EUR</w:t>
@@ -435,7 +574,7 @@
             <w:r>
               <w:rPr>
                 <w:b w:val="0"/>
-                <w:color w:val="5F6B7A"/>
+                <w:color w:val="667085"/>
                 <w:sz w:val="15"/>
               </w:rPr>
               <w:t>▼ 7,4 % vs 6M2025</w:t>
@@ -453,9 +592,9 @@
             <w:tcW w:type="dxa" w:w="2261"/>
             <w:tcBorders>
               <w:top w:val="single" w:sz="18" w:color="2A78D6" w:space="0"/>
-              <w:left w:val="single" w:sz="4" w:color="C9D3DE" w:space="0"/>
-              <w:bottom w:val="single" w:sz="4" w:color="C9D3DE" w:space="0"/>
-              <w:right w:val="single" w:sz="4" w:color="C9D3DE" w:space="0"/>
+              <w:left w:val="single" w:sz="4" w:color="D5DCE4" w:space="0"/>
+              <w:bottom w:val="single" w:sz="4" w:color="D5DCE4" w:space="0"/>
+              <w:right w:val="single" w:sz="4" w:color="D5DCE4" w:space="0"/>
             </w:tcBorders>
           </w:tcPr>
           <w:p>
@@ -466,7 +605,7 @@
               <w:rPr>
                 <w:b/>
                 <w:caps/>
-                <w:color w:val="5F6B7A"/>
+                <w:color w:val="667085"/>
                 <w:sz w:val="14"/>
               </w:rPr>
               <w:t>Nuosavas kapitalas</w:t>
@@ -474,7 +613,7 @@
             <w:r>
               <w:rPr>
                 <w:b w:val="0"/>
-                <w:color w:val="5F6B7A"/>
+                <w:color w:val="667085"/>
                 <w:sz w:val="14"/>
               </w:rPr>
               <w:t xml:space="preserve">  ·  6M2026</w:t>
@@ -487,7 +626,7 @@
             <w:r>
               <w:rPr>
                 <w:b/>
-                <w:color w:val="1F4E79"/>
+                <w:color w:val="12355B"/>
                 <w:sz w:val="34"/>
               </w:rPr>
               <w:t>118,9</w:t>
@@ -495,7 +634,7 @@
             <w:r>
               <w:rPr>
                 <w:b w:val="0"/>
-                <w:color w:val="5F6B7A"/>
+                <w:color w:val="667085"/>
                 <w:sz w:val="18"/>
               </w:rPr>
               <w:t xml:space="preserve"> mln. EUR</w:t>
@@ -508,7 +647,7 @@
             <w:r>
               <w:rPr>
                 <w:b w:val="0"/>
-                <w:color w:val="5F6B7A"/>
+                <w:color w:val="667085"/>
                 <w:sz w:val="15"/>
               </w:rPr>
               <w:t>▲ 10,2 % vs 6M2025</w:t>
@@ -526,9 +665,9 @@
             <w:tcW w:type="dxa" w:w="2261"/>
             <w:tcBorders>
               <w:top w:val="single" w:sz="18" w:color="2A78D6" w:space="0"/>
-              <w:left w:val="single" w:sz="4" w:color="C9D3DE" w:space="0"/>
-              <w:bottom w:val="single" w:sz="4" w:color="C9D3DE" w:space="0"/>
-              <w:right w:val="single" w:sz="4" w:color="C9D3DE" w:space="0"/>
+              <w:left w:val="single" w:sz="4" w:color="D5DCE4" w:space="0"/>
+              <w:bottom w:val="single" w:sz="4" w:color="D5DCE4" w:space="0"/>
+              <w:right w:val="single" w:sz="4" w:color="D5DCE4" w:space="0"/>
             </w:tcBorders>
           </w:tcPr>
           <w:p>
@@ -539,7 +678,7 @@
               <w:rPr>
                 <w:b/>
                 <w:caps/>
-                <w:color w:val="5F6B7A"/>
+                <w:color w:val="667085"/>
                 <w:sz w:val="14"/>
               </w:rPr>
               <w:t>Nuosavo kapitalo dalis</w:t>
@@ -547,7 +686,7 @@
             <w:r>
               <w:rPr>
                 <w:b w:val="0"/>
-                <w:color w:val="5F6B7A"/>
+                <w:color w:val="667085"/>
                 <w:sz w:val="14"/>
               </w:rPr>
               <w:t xml:space="preserve">  ·  6M2026</w:t>
@@ -560,7 +699,7 @@
             <w:r>
               <w:rPr>
                 <w:b/>
-                <w:color w:val="1F4E79"/>
+                <w:color w:val="12355B"/>
                 <w:sz w:val="34"/>
               </w:rPr>
               <w:t>70,1</w:t>
@@ -568,7 +707,7 @@
             <w:r>
               <w:rPr>
                 <w:b w:val="0"/>
-                <w:color w:val="5F6B7A"/>
+                <w:color w:val="667085"/>
                 <w:sz w:val="18"/>
               </w:rPr>
               <w:t xml:space="preserve"> %</w:t>
@@ -581,7 +720,7 @@
             <w:r>
               <w:rPr>
                 <w:b w:val="0"/>
-                <w:color w:val="5F6B7A"/>
+                <w:color w:val="667085"/>
                 <w:sz w:val="15"/>
               </w:rPr>
               <w:t>▲ 11,1 p. p. vs 6M2025</w:t>
@@ -599,9 +738,9 @@
             <w:tcW w:type="dxa" w:w="2261"/>
             <w:tcBorders>
               <w:top w:val="single" w:sz="18" w:color="2A78D6" w:space="0"/>
-              <w:left w:val="single" w:sz="4" w:color="C9D3DE" w:space="0"/>
-              <w:bottom w:val="single" w:sz="4" w:color="C9D3DE" w:space="0"/>
-              <w:right w:val="single" w:sz="4" w:color="C9D3DE" w:space="0"/>
+              <w:left w:val="single" w:sz="4" w:color="D5DCE4" w:space="0"/>
+              <w:bottom w:val="single" w:sz="4" w:color="D5DCE4" w:space="0"/>
+              <w:right w:val="single" w:sz="4" w:color="D5DCE4" w:space="0"/>
             </w:tcBorders>
           </w:tcPr>
           <w:p>
@@ -612,7 +751,7 @@
               <w:rPr>
                 <w:b/>
                 <w:caps/>
-                <w:color w:val="5F6B7A"/>
+                <w:color w:val="667085"/>
                 <w:sz w:val="14"/>
               </w:rPr>
               <w:t>Grynasis pelnas</w:t>
@@ -620,7 +759,7 @@
             <w:r>
               <w:rPr>
                 <w:b w:val="0"/>
-                <w:color w:val="5F6B7A"/>
+                <w:color w:val="667085"/>
                 <w:sz w:val="14"/>
               </w:rPr>
               <w:t xml:space="preserve">  ·  6M2026</w:t>
@@ -633,7 +772,7 @@
             <w:r>
               <w:rPr>
                 <w:b/>
-                <w:color w:val="1F4E79"/>
+                <w:color w:val="12355B"/>
                 <w:sz w:val="34"/>
               </w:rPr>
               <w:t>7,13</w:t>
@@ -641,7 +780,7 @@
             <w:r>
               <w:rPr>
                 <w:b w:val="0"/>
-                <w:color w:val="5F6B7A"/>
+                <w:color w:val="667085"/>
                 <w:sz w:val="18"/>
               </w:rPr>
               <w:t xml:space="preserve"> mln. EUR</w:t>
@@ -654,7 +793,7 @@
             <w:r>
               <w:rPr>
                 <w:b w:val="0"/>
-                <w:color w:val="5F6B7A"/>
+                <w:color w:val="667085"/>
                 <w:sz w:val="15"/>
               </w:rPr>
               <w:t>▲ 9 012,5 % vs 6M2025</w:t>
@@ -671,28 +810,13 @@
     <w:p>
       <w:pPr>
         <w:keepNext/>
-        <w:pBdr>
-          <w:bottom w:val="single" w:sz="8" w:color="1F4E79" w:space="4"/>
-        </w:pBdr>
-        <w:tabs>
-          <w:tab w:pos="482" w:val="left"/>
-        </w:tabs>
-        <w:spacing w:before="360" w:after="160"/>
+        <w:spacing w:before="200" w:after="100"/>
       </w:pPr>
       <w:r>
         <w:rPr>
           <w:b/>
-          <w:color w:val="2A78D6"/>
-          <w:sz w:val="18"/>
-        </w:rPr>
-        <w:t>01</w:t>
-        <w:tab/>
-      </w:r>
-      <w:r>
-        <w:rPr>
-          <w:b/>
-          <w:color w:val="1F4E79"/>
-          <w:sz w:val="28"/>
+          <w:color w:val="12355B"/>
+          <w:sz w:val="26"/>
         </w:rPr>
         <w:t>Trumpa santrauka</w:t>
       </w:r>
@@ -919,7 +1043,7 @@
       <w:pPr>
         <w:keepNext/>
         <w:pBdr>
-          <w:bottom w:val="single" w:sz="8" w:color="1F4E79" w:space="4"/>
+          <w:bottom w:val="single" w:sz="8" w:color="12355B" w:space="4"/>
         </w:pBdr>
         <w:tabs>
           <w:tab w:pos="482" w:val="left"/>
@@ -932,13 +1056,13 @@
           <w:color w:val="2A78D6"/>
           <w:sz w:val="18"/>
         </w:rPr>
-        <w:t>02</w:t>
+        <w:t>01</w:t>
         <w:tab/>
       </w:r>
       <w:r>
         <w:rPr>
           <w:b/>
-          <w:color w:val="1F4E79"/>
+          <w:color w:val="12355B"/>
           <w:sz w:val="28"/>
         </w:rPr>
         <w:t>Turimos priemonės ir ISIN</w:t>
@@ -965,24 +1089,23 @@
         <w:tblLook w:firstColumn="1" w:firstRow="1" w:lastColumn="0" w:lastRow="0" w:noHBand="0" w:noVBand="1" w:val="04A0"/>
       </w:tblPr>
       <w:tblGrid>
-        <w:gridCol w:w="1513"/>
+        <w:gridCol w:w="1457"/>
         <w:gridCol w:w="2241"/>
-        <w:gridCol w:w="840"/>
+        <w:gridCol w:w="1064"/>
         <w:gridCol w:w="1120"/>
         <w:gridCol w:w="1569"/>
-        <w:gridCol w:w="2353"/>
+        <w:gridCol w:w="2185"/>
       </w:tblGrid>
       <w:tr>
         <w:tc>
           <w:tcPr>
-            <w:tcW w:type="dxa" w:w="1513"/>
+            <w:tcW w:type="dxa" w:w="1457"/>
             <w:tcBorders>
-              <w:top w:val="single" w:sz="12" w:color="1F4E79" w:space="0"/>
+              <w:top w:val="nil"/>
               <w:left w:val="nil"/>
-              <w:bottom w:val="single" w:sz="4" w:color="C9D3DE" w:space="0"/>
+              <w:bottom w:val="single" w:sz="8" w:color="12355B" w:space="0"/>
               <w:right w:val="nil"/>
             </w:tcBorders>
-            <w:shd w:val="clear" w:color="auto" w:fill="EAF1F8"/>
           </w:tcPr>
           <w:p>
             <w:pPr>
@@ -992,8 +1115,8 @@
               <w:rPr>
                 <w:b/>
                 <w:caps/>
-                <w:color w:val="1F4E79"/>
-                <w:sz w:val="16"/>
+                <w:color w:val="667085"/>
+                <w:sz w:val="14"/>
               </w:rPr>
               <w:t>ISIN</w:t>
             </w:r>
@@ -1003,12 +1126,11 @@
           <w:tcPr>
             <w:tcW w:type="dxa" w:w="2241"/>
             <w:tcBorders>
-              <w:top w:val="single" w:sz="12" w:color="1F4E79" w:space="0"/>
+              <w:top w:val="nil"/>
               <w:left w:val="nil"/>
-              <w:bottom w:val="single" w:sz="4" w:color="C9D3DE" w:space="0"/>
+              <w:bottom w:val="single" w:sz="8" w:color="12355B" w:space="0"/>
               <w:right w:val="nil"/>
             </w:tcBorders>
-            <w:shd w:val="clear" w:color="auto" w:fill="EAF1F8"/>
           </w:tcPr>
           <w:p>
             <w:pPr>
@@ -1018,8 +1140,8 @@
               <w:rPr>
                 <w:b/>
                 <w:caps/>
-                <w:color w:val="1F4E79"/>
-                <w:sz w:val="16"/>
+                <w:color w:val="667085"/>
+                <w:sz w:val="14"/>
               </w:rPr>
               <w:t>Priemonė</w:t>
             </w:r>
@@ -1027,14 +1149,13 @@
         </w:tc>
         <w:tc>
           <w:tcPr>
-            <w:tcW w:type="dxa" w:w="841"/>
+            <w:tcW w:type="dxa" w:w="1065"/>
             <w:tcBorders>
-              <w:top w:val="single" w:sz="12" w:color="1F4E79" w:space="0"/>
+              <w:top w:val="nil"/>
               <w:left w:val="nil"/>
-              <w:bottom w:val="single" w:sz="4" w:color="C9D3DE" w:space="0"/>
+              <w:bottom w:val="single" w:sz="8" w:color="12355B" w:space="0"/>
               <w:right w:val="nil"/>
             </w:tcBorders>
-            <w:shd w:val="clear" w:color="auto" w:fill="EAF1F8"/>
           </w:tcPr>
           <w:p>
             <w:pPr>
@@ -1045,8 +1166,8 @@
               <w:rPr>
                 <w:b/>
                 <w:caps/>
-                <w:color w:val="1F4E79"/>
-                <w:sz w:val="16"/>
+                <w:color w:val="667085"/>
+                <w:sz w:val="14"/>
               </w:rPr>
               <w:t>Kuponas</w:t>
             </w:r>
@@ -1056,12 +1177,11 @@
           <w:tcPr>
             <w:tcW w:type="dxa" w:w="1121"/>
             <w:tcBorders>
-              <w:top w:val="single" w:sz="12" w:color="1F4E79" w:space="0"/>
+              <w:top w:val="nil"/>
               <w:left w:val="nil"/>
-              <w:bottom w:val="single" w:sz="4" w:color="C9D3DE" w:space="0"/>
+              <w:bottom w:val="single" w:sz="8" w:color="12355B" w:space="0"/>
               <w:right w:val="nil"/>
             </w:tcBorders>
-            <w:shd w:val="clear" w:color="auto" w:fill="EAF1F8"/>
           </w:tcPr>
           <w:p>
             <w:pPr>
@@ -1071,8 +1191,8 @@
               <w:rPr>
                 <w:b/>
                 <w:caps/>
-                <w:color w:val="1F4E79"/>
-                <w:sz w:val="16"/>
+                <w:color w:val="667085"/>
+                <w:sz w:val="14"/>
               </w:rPr>
               <w:t>Išpirkimas</w:t>
             </w:r>
@@ -1082,12 +1202,11 @@
           <w:tcPr>
             <w:tcW w:type="dxa" w:w="1569"/>
             <w:tcBorders>
-              <w:top w:val="single" w:sz="12" w:color="1F4E79" w:space="0"/>
+              <w:top w:val="nil"/>
               <w:left w:val="nil"/>
-              <w:bottom w:val="single" w:sz="4" w:color="C9D3DE" w:space="0"/>
+              <w:bottom w:val="single" w:sz="8" w:color="12355B" w:space="0"/>
               <w:right w:val="nil"/>
             </w:tcBorders>
-            <w:shd w:val="clear" w:color="auto" w:fill="EAF1F8"/>
           </w:tcPr>
           <w:p>
             <w:pPr>
@@ -1097,8 +1216,8 @@
               <w:rPr>
                 <w:b/>
                 <w:caps/>
-                <w:color w:val="1F4E79"/>
-                <w:sz w:val="16"/>
+                <w:color w:val="667085"/>
+                <w:sz w:val="14"/>
               </w:rPr>
               <w:t>Emisijos reitingas</w:t>
             </w:r>
@@ -1106,14 +1225,13 @@
         </w:tc>
         <w:tc>
           <w:tcPr>
-            <w:tcW w:type="dxa" w:w="2353"/>
+            <w:tcW w:type="dxa" w:w="2185"/>
             <w:tcBorders>
-              <w:top w:val="single" w:sz="12" w:color="1F4E79" w:space="0"/>
+              <w:top w:val="nil"/>
               <w:left w:val="nil"/>
-              <w:bottom w:val="single" w:sz="4" w:color="C9D3DE" w:space="0"/>
+              <w:bottom w:val="single" w:sz="8" w:color="12355B" w:space="0"/>
               <w:right w:val="nil"/>
             </w:tcBorders>
-            <w:shd w:val="clear" w:color="auto" w:fill="EAF1F8"/>
           </w:tcPr>
           <w:p>
             <w:pPr>
@@ -1123,8 +1241,8 @@
               <w:rPr>
                 <w:b/>
                 <w:caps/>
-                <w:color w:val="1F4E79"/>
-                <w:sz w:val="16"/>
+                <w:color w:val="667085"/>
+                <w:sz w:val="14"/>
               </w:rPr>
               <w:t>Pastaba</w:t>
             </w:r>
@@ -1134,11 +1252,11 @@
       <w:tr>
         <w:tc>
           <w:tcPr>
-            <w:tcW w:type="dxa" w:w="1513"/>
+            <w:tcW w:type="dxa" w:w="1457"/>
             <w:tcBorders>
               <w:top w:val="nil"/>
               <w:left w:val="nil"/>
-              <w:bottom w:val="single" w:sz="4" w:color="DDE3EA" w:space="0"/>
+              <w:bottom w:val="single" w:sz="4" w:color="E6EAF0" w:space="0"/>
               <w:right w:val="nil"/>
             </w:tcBorders>
           </w:tcPr>
@@ -1161,7 +1279,7 @@
             <w:tcBorders>
               <w:top w:val="nil"/>
               <w:left w:val="nil"/>
-              <w:bottom w:val="single" w:sz="4" w:color="DDE3EA" w:space="0"/>
+              <w:bottom w:val="single" w:sz="4" w:color="E6EAF0" w:space="0"/>
               <w:right w:val="nil"/>
             </w:tcBorders>
           </w:tcPr>
@@ -1180,11 +1298,11 @@
         </w:tc>
         <w:tc>
           <w:tcPr>
-            <w:tcW w:type="dxa" w:w="841"/>
+            <w:tcW w:type="dxa" w:w="1065"/>
             <w:tcBorders>
               <w:top w:val="nil"/>
               <w:left w:val="nil"/>
-              <w:bottom w:val="single" w:sz="4" w:color="DDE3EA" w:space="0"/>
+              <w:bottom w:val="single" w:sz="4" w:color="E6EAF0" w:space="0"/>
               <w:right w:val="nil"/>
             </w:tcBorders>
           </w:tcPr>
@@ -1208,7 +1326,7 @@
             <w:tcBorders>
               <w:top w:val="nil"/>
               <w:left w:val="nil"/>
-              <w:bottom w:val="single" w:sz="4" w:color="DDE3EA" w:space="0"/>
+              <w:bottom w:val="single" w:sz="4" w:color="E6EAF0" w:space="0"/>
               <w:right w:val="nil"/>
             </w:tcBorders>
           </w:tcPr>
@@ -1231,7 +1349,7 @@
             <w:tcBorders>
               <w:top w:val="nil"/>
               <w:left w:val="nil"/>
-              <w:bottom w:val="single" w:sz="4" w:color="DDE3EA" w:space="0"/>
+              <w:bottom w:val="single" w:sz="4" w:color="E6EAF0" w:space="0"/>
               <w:right w:val="nil"/>
             </w:tcBorders>
           </w:tcPr>
@@ -1250,11 +1368,11 @@
         </w:tc>
         <w:tc>
           <w:tcPr>
-            <w:tcW w:type="dxa" w:w="2353"/>
+            <w:tcW w:type="dxa" w:w="2185"/>
             <w:tcBorders>
               <w:top w:val="nil"/>
               <w:left w:val="nil"/>
-              <w:bottom w:val="single" w:sz="4" w:color="DDE3EA" w:space="0"/>
+              <w:bottom w:val="single" w:sz="4" w:color="E6EAF0" w:space="0"/>
               <w:right w:val="nil"/>
             </w:tcBorders>
           </w:tcPr>
@@ -1275,11 +1393,11 @@
       <w:tr>
         <w:tc>
           <w:tcPr>
-            <w:tcW w:type="dxa" w:w="1513"/>
+            <w:tcW w:type="dxa" w:w="1457"/>
             <w:tcBorders>
               <w:top w:val="nil"/>
               <w:left w:val="nil"/>
-              <w:bottom w:val="single" w:sz="4" w:color="DDE3EA" w:space="0"/>
+              <w:bottom w:val="single" w:sz="4" w:color="E6EAF0" w:space="0"/>
               <w:right w:val="nil"/>
             </w:tcBorders>
           </w:tcPr>
@@ -1302,7 +1420,7 @@
             <w:tcBorders>
               <w:top w:val="nil"/>
               <w:left w:val="nil"/>
-              <w:bottom w:val="single" w:sz="4" w:color="DDE3EA" w:space="0"/>
+              <w:bottom w:val="single" w:sz="4" w:color="E6EAF0" w:space="0"/>
               <w:right w:val="nil"/>
             </w:tcBorders>
           </w:tcPr>
@@ -1321,11 +1439,11 @@
         </w:tc>
         <w:tc>
           <w:tcPr>
-            <w:tcW w:type="dxa" w:w="841"/>
+            <w:tcW w:type="dxa" w:w="1065"/>
             <w:tcBorders>
               <w:top w:val="nil"/>
               <w:left w:val="nil"/>
-              <w:bottom w:val="single" w:sz="4" w:color="DDE3EA" w:space="0"/>
+              <w:bottom w:val="single" w:sz="4" w:color="E6EAF0" w:space="0"/>
               <w:right w:val="nil"/>
             </w:tcBorders>
           </w:tcPr>
@@ -1349,7 +1467,7 @@
             <w:tcBorders>
               <w:top w:val="nil"/>
               <w:left w:val="nil"/>
-              <w:bottom w:val="single" w:sz="4" w:color="DDE3EA" w:space="0"/>
+              <w:bottom w:val="single" w:sz="4" w:color="E6EAF0" w:space="0"/>
               <w:right w:val="nil"/>
             </w:tcBorders>
           </w:tcPr>
@@ -1372,7 +1490,7 @@
             <w:tcBorders>
               <w:top w:val="nil"/>
               <w:left w:val="nil"/>
-              <w:bottom w:val="single" w:sz="4" w:color="DDE3EA" w:space="0"/>
+              <w:bottom w:val="single" w:sz="4" w:color="E6EAF0" w:space="0"/>
               <w:right w:val="nil"/>
             </w:tcBorders>
           </w:tcPr>
@@ -1391,11 +1509,11 @@
         </w:tc>
         <w:tc>
           <w:tcPr>
-            <w:tcW w:type="dxa" w:w="2353"/>
+            <w:tcW w:type="dxa" w:w="2185"/>
             <w:tcBorders>
               <w:top w:val="nil"/>
               <w:left w:val="nil"/>
-              <w:bottom w:val="single" w:sz="4" w:color="DDE3EA" w:space="0"/>
+              <w:bottom w:val="single" w:sz="4" w:color="E6EAF0" w:space="0"/>
               <w:right w:val="nil"/>
             </w:tcBorders>
           </w:tcPr>
@@ -1423,7 +1541,7 @@
       <w:pPr>
         <w:keepNext/>
         <w:pBdr>
-          <w:bottom w:val="single" w:sz="8" w:color="1F4E79" w:space="4"/>
+          <w:bottom w:val="single" w:sz="8" w:color="12355B" w:space="4"/>
         </w:pBdr>
         <w:tabs>
           <w:tab w:pos="482" w:val="left"/>
@@ -1436,13 +1554,13 @@
           <w:color w:val="2A78D6"/>
           <w:sz w:val="18"/>
         </w:rPr>
-        <w:t>03</w:t>
+        <w:t>02</w:t>
         <w:tab/>
       </w:r>
       <w:r>
         <w:rPr>
           <w:b/>
-          <w:color w:val="1F4E79"/>
+          <w:color w:val="12355B"/>
           <w:sz w:val="28"/>
         </w:rPr>
         <w:t>Pagrindiniai rodikliai</w:t>
@@ -1481,12 +1599,11 @@
           <w:tcPr>
             <w:tcW w:type="dxa" w:w="2864"/>
             <w:tcBorders>
-              <w:top w:val="single" w:sz="12" w:color="1F4E79" w:space="0"/>
+              <w:top w:val="nil"/>
               <w:left w:val="nil"/>
-              <w:bottom w:val="single" w:sz="4" w:color="C9D3DE" w:space="0"/>
+              <w:bottom w:val="single" w:sz="8" w:color="12355B" w:space="0"/>
               <w:right w:val="nil"/>
             </w:tcBorders>
-            <w:shd w:val="clear" w:color="auto" w:fill="EAF1F8"/>
           </w:tcPr>
           <w:p>
             <w:pPr>
@@ -1496,8 +1613,8 @@
               <w:rPr>
                 <w:b/>
                 <w:caps/>
-                <w:color w:val="1F4E79"/>
-                <w:sz w:val="16"/>
+                <w:color w:val="667085"/>
+                <w:sz w:val="14"/>
               </w:rPr>
               <w:t>Rodiklis</w:t>
             </w:r>
@@ -1507,12 +1624,11 @@
           <w:tcPr>
             <w:tcW w:type="dxa" w:w="1157"/>
             <w:tcBorders>
-              <w:top w:val="single" w:sz="12" w:color="1F4E79" w:space="0"/>
+              <w:top w:val="nil"/>
               <w:left w:val="nil"/>
-              <w:bottom w:val="single" w:sz="4" w:color="C9D3DE" w:space="0"/>
+              <w:bottom w:val="single" w:sz="8" w:color="12355B" w:space="0"/>
               <w:right w:val="nil"/>
             </w:tcBorders>
-            <w:shd w:val="clear" w:color="auto" w:fill="EAF1F8"/>
           </w:tcPr>
           <w:p>
             <w:pPr>
@@ -1523,8 +1639,8 @@
               <w:rPr>
                 <w:b/>
                 <w:caps/>
-                <w:color w:val="1F4E79"/>
-                <w:sz w:val="16"/>
+                <w:color w:val="667085"/>
+                <w:sz w:val="14"/>
               </w:rPr>
               <w:t>FY2024</w:t>
             </w:r>
@@ -1534,12 +1650,11 @@
           <w:tcPr>
             <w:tcW w:type="dxa" w:w="1157"/>
             <w:tcBorders>
-              <w:top w:val="single" w:sz="12" w:color="1F4E79" w:space="0"/>
+              <w:top w:val="nil"/>
               <w:left w:val="nil"/>
-              <w:bottom w:val="single" w:sz="4" w:color="C9D3DE" w:space="0"/>
+              <w:bottom w:val="single" w:sz="8" w:color="12355B" w:space="0"/>
               <w:right w:val="nil"/>
             </w:tcBorders>
-            <w:shd w:val="clear" w:color="auto" w:fill="EAF1F8"/>
           </w:tcPr>
           <w:p>
             <w:pPr>
@@ -1550,8 +1665,8 @@
               <w:rPr>
                 <w:b/>
                 <w:caps/>
-                <w:color w:val="1F4E79"/>
-                <w:sz w:val="16"/>
+                <w:color w:val="667085"/>
+                <w:sz w:val="14"/>
               </w:rPr>
               <w:t>FY2025</w:t>
             </w:r>
@@ -1561,12 +1676,11 @@
           <w:tcPr>
             <w:tcW w:type="dxa" w:w="1157"/>
             <w:tcBorders>
-              <w:top w:val="single" w:sz="12" w:color="1F4E79" w:space="0"/>
+              <w:top w:val="nil"/>
               <w:left w:val="nil"/>
-              <w:bottom w:val="single" w:sz="4" w:color="C9D3DE" w:space="0"/>
+              <w:bottom w:val="single" w:sz="8" w:color="12355B" w:space="0"/>
               <w:right w:val="nil"/>
             </w:tcBorders>
-            <w:shd w:val="clear" w:color="auto" w:fill="EAF1F8"/>
           </w:tcPr>
           <w:p>
             <w:pPr>
@@ -1577,8 +1691,8 @@
               <w:rPr>
                 <w:b/>
                 <w:caps/>
-                <w:color w:val="1F4E79"/>
-                <w:sz w:val="16"/>
+                <w:color w:val="667085"/>
+                <w:sz w:val="14"/>
               </w:rPr>
               <w:t>6M2025</w:t>
             </w:r>
@@ -1588,12 +1702,11 @@
           <w:tcPr>
             <w:tcW w:type="dxa" w:w="1157"/>
             <w:tcBorders>
-              <w:top w:val="single" w:sz="12" w:color="1F4E79" w:space="0"/>
+              <w:top w:val="nil"/>
               <w:left w:val="nil"/>
-              <w:bottom w:val="single" w:sz="4" w:color="C9D3DE" w:space="0"/>
+              <w:bottom w:val="single" w:sz="8" w:color="12355B" w:space="0"/>
               <w:right w:val="nil"/>
             </w:tcBorders>
-            <w:shd w:val="clear" w:color="auto" w:fill="EAF1F8"/>
           </w:tcPr>
           <w:p>
             <w:pPr>
@@ -1604,8 +1717,8 @@
               <w:rPr>
                 <w:b/>
                 <w:caps/>
-                <w:color w:val="1F4E79"/>
-                <w:sz w:val="16"/>
+                <w:color w:val="667085"/>
+                <w:sz w:val="14"/>
               </w:rPr>
               <w:t>6M2026</w:t>
             </w:r>
@@ -1615,12 +1728,11 @@
           <w:tcPr>
             <w:tcW w:type="dxa" w:w="2148"/>
             <w:tcBorders>
-              <w:top w:val="single" w:sz="12" w:color="1F4E79" w:space="0"/>
+              <w:top w:val="nil"/>
               <w:left w:val="nil"/>
-              <w:bottom w:val="single" w:sz="4" w:color="C9D3DE" w:space="0"/>
+              <w:bottom w:val="single" w:sz="8" w:color="12355B" w:space="0"/>
               <w:right w:val="nil"/>
             </w:tcBorders>
-            <w:shd w:val="clear" w:color="auto" w:fill="EAF1F8"/>
           </w:tcPr>
           <w:p>
             <w:pPr>
@@ -1631,8 +1743,8 @@
               <w:rPr>
                 <w:b/>
                 <w:caps/>
-                <w:color w:val="1F4E79"/>
-                <w:sz w:val="16"/>
+                <w:color w:val="667085"/>
+                <w:sz w:val="14"/>
               </w:rPr>
               <w:t>Pokytis</w:t>
             </w:r>
@@ -1646,7 +1758,7 @@
             <w:tcBorders>
               <w:top w:val="nil"/>
               <w:left w:val="nil"/>
-              <w:bottom w:val="single" w:sz="4" w:color="DDE3EA" w:space="0"/>
+              <w:bottom w:val="single" w:sz="4" w:color="E6EAF0" w:space="0"/>
               <w:right w:val="nil"/>
             </w:tcBorders>
           </w:tcPr>
@@ -1713,7 +1825,7 @@
             <w:tcBorders>
               <w:top w:val="nil"/>
               <w:left w:val="nil"/>
-              <w:bottom w:val="single" w:sz="4" w:color="DDE3EA" w:space="0"/>
+              <w:bottom w:val="single" w:sz="4" w:color="E6EAF0" w:space="0"/>
               <w:right w:val="nil"/>
             </w:tcBorders>
           </w:tcPr>
@@ -1737,7 +1849,7 @@
             <w:tcBorders>
               <w:top w:val="nil"/>
               <w:left w:val="nil"/>
-              <w:bottom w:val="single" w:sz="4" w:color="DDE3EA" w:space="0"/>
+              <w:bottom w:val="single" w:sz="4" w:color="E6EAF0" w:space="0"/>
               <w:right w:val="nil"/>
             </w:tcBorders>
           </w:tcPr>
@@ -1761,7 +1873,7 @@
             <w:tcBorders>
               <w:top w:val="nil"/>
               <w:left w:val="nil"/>
-              <w:bottom w:val="single" w:sz="4" w:color="DDE3EA" w:space="0"/>
+              <w:bottom w:val="single" w:sz="4" w:color="E6EAF0" w:space="0"/>
               <w:right w:val="nil"/>
             </w:tcBorders>
           </w:tcPr>
@@ -1785,7 +1897,7 @@
             <w:tcBorders>
               <w:top w:val="nil"/>
               <w:left w:val="nil"/>
-              <w:bottom w:val="single" w:sz="4" w:color="DDE3EA" w:space="0"/>
+              <w:bottom w:val="single" w:sz="4" w:color="E6EAF0" w:space="0"/>
               <w:right w:val="nil"/>
             </w:tcBorders>
           </w:tcPr>
@@ -1809,7 +1921,7 @@
             <w:tcBorders>
               <w:top w:val="nil"/>
               <w:left w:val="nil"/>
-              <w:bottom w:val="single" w:sz="4" w:color="DDE3EA" w:space="0"/>
+              <w:bottom w:val="single" w:sz="4" w:color="E6EAF0" w:space="0"/>
               <w:right w:val="nil"/>
             </w:tcBorders>
           </w:tcPr>
@@ -1836,7 +1948,7 @@
             <w:tcBorders>
               <w:top w:val="nil"/>
               <w:left w:val="nil"/>
-              <w:bottom w:val="single" w:sz="4" w:color="DDE3EA" w:space="0"/>
+              <w:bottom w:val="single" w:sz="4" w:color="E6EAF0" w:space="0"/>
               <w:right w:val="nil"/>
             </w:tcBorders>
           </w:tcPr>
@@ -1903,7 +2015,7 @@
             <w:tcBorders>
               <w:top w:val="nil"/>
               <w:left w:val="nil"/>
-              <w:bottom w:val="single" w:sz="4" w:color="DDE3EA" w:space="0"/>
+              <w:bottom w:val="single" w:sz="4" w:color="E6EAF0" w:space="0"/>
               <w:right w:val="nil"/>
             </w:tcBorders>
           </w:tcPr>
@@ -1927,7 +2039,7 @@
             <w:tcBorders>
               <w:top w:val="nil"/>
               <w:left w:val="nil"/>
-              <w:bottom w:val="single" w:sz="4" w:color="DDE3EA" w:space="0"/>
+              <w:bottom w:val="single" w:sz="4" w:color="E6EAF0" w:space="0"/>
               <w:right w:val="nil"/>
             </w:tcBorders>
           </w:tcPr>
@@ -1951,7 +2063,7 @@
             <w:tcBorders>
               <w:top w:val="nil"/>
               <w:left w:val="nil"/>
-              <w:bottom w:val="single" w:sz="4" w:color="DDE3EA" w:space="0"/>
+              <w:bottom w:val="single" w:sz="4" w:color="E6EAF0" w:space="0"/>
               <w:right w:val="nil"/>
             </w:tcBorders>
           </w:tcPr>
@@ -1975,7 +2087,7 @@
             <w:tcBorders>
               <w:top w:val="nil"/>
               <w:left w:val="nil"/>
-              <w:bottom w:val="single" w:sz="4" w:color="DDE3EA" w:space="0"/>
+              <w:bottom w:val="single" w:sz="4" w:color="E6EAF0" w:space="0"/>
               <w:right w:val="nil"/>
             </w:tcBorders>
           </w:tcPr>
@@ -1999,7 +2111,7 @@
             <w:tcBorders>
               <w:top w:val="nil"/>
               <w:left w:val="nil"/>
-              <w:bottom w:val="single" w:sz="4" w:color="DDE3EA" w:space="0"/>
+              <w:bottom w:val="single" w:sz="4" w:color="E6EAF0" w:space="0"/>
               <w:right w:val="nil"/>
             </w:tcBorders>
           </w:tcPr>
@@ -2026,7 +2138,7 @@
             <w:tcBorders>
               <w:top w:val="nil"/>
               <w:left w:val="nil"/>
-              <w:bottom w:val="single" w:sz="4" w:color="DDE3EA" w:space="0"/>
+              <w:bottom w:val="single" w:sz="4" w:color="E6EAF0" w:space="0"/>
               <w:right w:val="nil"/>
             </w:tcBorders>
           </w:tcPr>
@@ -2093,7 +2205,7 @@
             <w:tcBorders>
               <w:top w:val="nil"/>
               <w:left w:val="nil"/>
-              <w:bottom w:val="single" w:sz="4" w:color="DDE3EA" w:space="0"/>
+              <w:bottom w:val="single" w:sz="4" w:color="E6EAF0" w:space="0"/>
               <w:right w:val="nil"/>
             </w:tcBorders>
           </w:tcPr>
@@ -2117,7 +2229,7 @@
             <w:tcBorders>
               <w:top w:val="nil"/>
               <w:left w:val="nil"/>
-              <w:bottom w:val="single" w:sz="4" w:color="DDE3EA" w:space="0"/>
+              <w:bottom w:val="single" w:sz="4" w:color="E6EAF0" w:space="0"/>
               <w:right w:val="nil"/>
             </w:tcBorders>
           </w:tcPr>
@@ -2141,7 +2253,7 @@
             <w:tcBorders>
               <w:top w:val="nil"/>
               <w:left w:val="nil"/>
-              <w:bottom w:val="single" w:sz="4" w:color="DDE3EA" w:space="0"/>
+              <w:bottom w:val="single" w:sz="4" w:color="E6EAF0" w:space="0"/>
               <w:right w:val="nil"/>
             </w:tcBorders>
           </w:tcPr>
@@ -2165,7 +2277,7 @@
             <w:tcBorders>
               <w:top w:val="nil"/>
               <w:left w:val="nil"/>
-              <w:bottom w:val="single" w:sz="4" w:color="DDE3EA" w:space="0"/>
+              <w:bottom w:val="single" w:sz="4" w:color="E6EAF0" w:space="0"/>
               <w:right w:val="nil"/>
             </w:tcBorders>
             <w:shd w:val="clear" w:color="auto" w:fill="E3F3E8"/>
@@ -2190,7 +2302,7 @@
             <w:tcBorders>
               <w:top w:val="nil"/>
               <w:left w:val="nil"/>
-              <w:bottom w:val="single" w:sz="4" w:color="DDE3EA" w:space="0"/>
+              <w:bottom w:val="single" w:sz="4" w:color="E6EAF0" w:space="0"/>
               <w:right w:val="nil"/>
             </w:tcBorders>
           </w:tcPr>
@@ -2217,7 +2329,7 @@
             <w:tcBorders>
               <w:top w:val="nil"/>
               <w:left w:val="nil"/>
-              <w:bottom w:val="single" w:sz="4" w:color="DDE3EA" w:space="0"/>
+              <w:bottom w:val="single" w:sz="4" w:color="E6EAF0" w:space="0"/>
               <w:right w:val="nil"/>
             </w:tcBorders>
           </w:tcPr>
@@ -2284,7 +2396,7 @@
             <w:tcBorders>
               <w:top w:val="nil"/>
               <w:left w:val="nil"/>
-              <w:bottom w:val="single" w:sz="4" w:color="DDE3EA" w:space="0"/>
+              <w:bottom w:val="single" w:sz="4" w:color="E6EAF0" w:space="0"/>
               <w:right w:val="nil"/>
             </w:tcBorders>
           </w:tcPr>
@@ -2308,7 +2420,7 @@
             <w:tcBorders>
               <w:top w:val="nil"/>
               <w:left w:val="nil"/>
-              <w:bottom w:val="single" w:sz="4" w:color="DDE3EA" w:space="0"/>
+              <w:bottom w:val="single" w:sz="4" w:color="E6EAF0" w:space="0"/>
               <w:right w:val="nil"/>
             </w:tcBorders>
           </w:tcPr>
@@ -2332,7 +2444,7 @@
             <w:tcBorders>
               <w:top w:val="nil"/>
               <w:left w:val="nil"/>
-              <w:bottom w:val="single" w:sz="4" w:color="DDE3EA" w:space="0"/>
+              <w:bottom w:val="single" w:sz="4" w:color="E6EAF0" w:space="0"/>
               <w:right w:val="nil"/>
             </w:tcBorders>
           </w:tcPr>
@@ -2356,7 +2468,7 @@
             <w:tcBorders>
               <w:top w:val="nil"/>
               <w:left w:val="nil"/>
-              <w:bottom w:val="single" w:sz="4" w:color="DDE3EA" w:space="0"/>
+              <w:bottom w:val="single" w:sz="4" w:color="E6EAF0" w:space="0"/>
               <w:right w:val="nil"/>
             </w:tcBorders>
           </w:tcPr>
@@ -2380,7 +2492,7 @@
             <w:tcBorders>
               <w:top w:val="nil"/>
               <w:left w:val="nil"/>
-              <w:bottom w:val="single" w:sz="4" w:color="DDE3EA" w:space="0"/>
+              <w:bottom w:val="single" w:sz="4" w:color="E6EAF0" w:space="0"/>
               <w:right w:val="nil"/>
             </w:tcBorders>
           </w:tcPr>
@@ -2413,7 +2525,7 @@
       <w:r>
         <w:rPr>
           <w:b w:val="0"/>
-          <w:color w:val="5F6B7A"/>
+          <w:color w:val="667085"/>
           <w:sz w:val="16"/>
         </w:rPr>
         <w:t>Spalvos: žalias pokytis – rodiklis gerėja, raudonas – blogėja. Paskutinio laikotarpio langelio fonas: žalias – geras lygis, geltonas – vidutinis, raudonas – silpnas (įrankio orientyrai, config/metric_rules.yaml).</w:t>
@@ -2426,7 +2538,7 @@
       <w:r>
         <w:rPr>
           <w:b w:val="0"/>
-          <w:color w:val="5F6B7A"/>
+          <w:color w:val="667085"/>
           <w:sz w:val="16"/>
         </w:rPr>
         <w:t>* – paimta iš ataskaitos santraukos;  ᶜ – apskaičiuota įrankio. Mažas numeris prie teksto – nuoroda į šaltinį (paspaudus atsidaro dokumentas reikiamame puslapyje).</w:t>
@@ -2472,7 +2584,7 @@
       <w:pPr>
         <w:keepNext/>
         <w:pBdr>
-          <w:bottom w:val="single" w:sz="8" w:color="1F4E79" w:space="4"/>
+          <w:bottom w:val="single" w:sz="8" w:color="12355B" w:space="4"/>
         </w:pBdr>
         <w:tabs>
           <w:tab w:pos="482" w:val="left"/>
@@ -2485,13 +2597,13 @@
           <w:color w:val="2A78D6"/>
           <w:sz w:val="18"/>
         </w:rPr>
-        <w:t>04</w:t>
+        <w:t>03</w:t>
         <w:tab/>
       </w:r>
       <w:r>
         <w:rPr>
           <w:b/>
-          <w:color w:val="1F4E79"/>
+          <w:color w:val="12355B"/>
           <w:sz w:val="28"/>
         </w:rPr>
         <w:t>Veiklos apžvalga</w:t>
@@ -2638,7 +2750,7 @@
       <w:pPr>
         <w:keepNext/>
         <w:pBdr>
-          <w:bottom w:val="single" w:sz="8" w:color="1F4E79" w:space="4"/>
+          <w:bottom w:val="single" w:sz="8" w:color="12355B" w:space="4"/>
         </w:pBdr>
         <w:tabs>
           <w:tab w:pos="482" w:val="left"/>
@@ -2651,13 +2763,13 @@
           <w:color w:val="2A78D6"/>
           <w:sz w:val="18"/>
         </w:rPr>
-        <w:t>05</w:t>
+        <w:t>04</w:t>
         <w:tab/>
       </w:r>
       <w:r>
         <w:rPr>
           <w:b/>
-          <w:color w:val="1F4E79"/>
+          <w:color w:val="12355B"/>
           <w:sz w:val="28"/>
         </w:rPr>
         <w:t>Finansai</w:t>
@@ -2781,7 +2893,7 @@
       <w:pPr>
         <w:keepNext/>
         <w:pBdr>
-          <w:bottom w:val="single" w:sz="8" w:color="1F4E79" w:space="4"/>
+          <w:bottom w:val="single" w:sz="8" w:color="12355B" w:space="4"/>
         </w:pBdr>
         <w:tabs>
           <w:tab w:pos="482" w:val="left"/>
@@ -2794,13 +2906,13 @@
           <w:color w:val="2A78D6"/>
           <w:sz w:val="18"/>
         </w:rPr>
-        <w:t>06</w:t>
+        <w:t>05</w:t>
         <w:tab/>
       </w:r>
       <w:r>
         <w:rPr>
           <w:b/>
-          <w:color w:val="1F4E79"/>
+          <w:color w:val="12355B"/>
           <w:sz w:val="28"/>
         </w:rPr>
         <w:t>Ankstesni planai ir rezultatai</w:t>
@@ -2837,12 +2949,11 @@
           <w:tcPr>
             <w:tcW w:type="dxa" w:w="2578"/>
             <w:tcBorders>
-              <w:top w:val="single" w:sz="12" w:color="1F4E79" w:space="0"/>
+              <w:top w:val="nil"/>
               <w:left w:val="nil"/>
-              <w:bottom w:val="single" w:sz="4" w:color="C9D3DE" w:space="0"/>
+              <w:bottom w:val="single" w:sz="8" w:color="12355B" w:space="0"/>
               <w:right w:val="nil"/>
             </w:tcBorders>
-            <w:shd w:val="clear" w:color="auto" w:fill="EAF1F8"/>
           </w:tcPr>
           <w:p>
             <w:pPr>
@@ -2852,8 +2963,8 @@
               <w:rPr>
                 <w:b/>
                 <w:caps/>
-                <w:color w:val="1F4E79"/>
-                <w:sz w:val="16"/>
+                <w:color w:val="667085"/>
+                <w:sz w:val="14"/>
               </w:rPr>
               <w:t>Planas / tikslas</w:t>
             </w:r>
@@ -2863,12 +2974,11 @@
           <w:tcPr>
             <w:tcW w:type="dxa" w:w="2578"/>
             <w:tcBorders>
-              <w:top w:val="single" w:sz="12" w:color="1F4E79" w:space="0"/>
+              <w:top w:val="nil"/>
               <w:left w:val="nil"/>
-              <w:bottom w:val="single" w:sz="4" w:color="C9D3DE" w:space="0"/>
+              <w:bottom w:val="single" w:sz="8" w:color="12355B" w:space="0"/>
               <w:right w:val="nil"/>
             </w:tcBorders>
-            <w:shd w:val="clear" w:color="auto" w:fill="EAF1F8"/>
           </w:tcPr>
           <w:p>
             <w:pPr>
@@ -2878,8 +2988,8 @@
               <w:rPr>
                 <w:b/>
                 <w:caps/>
-                <w:color w:val="1F4E79"/>
-                <w:sz w:val="16"/>
+                <w:color w:val="667085"/>
+                <w:sz w:val="14"/>
               </w:rPr>
               <w:t>Rezultatas</w:t>
             </w:r>
@@ -2889,12 +2999,11 @@
           <w:tcPr>
             <w:tcW w:type="dxa" w:w="3138"/>
             <w:tcBorders>
-              <w:top w:val="single" w:sz="12" w:color="1F4E79" w:space="0"/>
+              <w:top w:val="nil"/>
               <w:left w:val="nil"/>
-              <w:bottom w:val="single" w:sz="4" w:color="C9D3DE" w:space="0"/>
+              <w:bottom w:val="single" w:sz="8" w:color="12355B" w:space="0"/>
               <w:right w:val="nil"/>
             </w:tcBorders>
-            <w:shd w:val="clear" w:color="auto" w:fill="EAF1F8"/>
           </w:tcPr>
           <w:p>
             <w:pPr>
@@ -2904,8 +3013,8 @@
               <w:rPr>
                 <w:b/>
                 <w:caps/>
-                <w:color w:val="1F4E79"/>
-                <w:sz w:val="16"/>
+                <w:color w:val="667085"/>
+                <w:sz w:val="14"/>
               </w:rPr>
               <w:t>Kas pasikeitė ir kodėl</w:t>
             </w:r>
@@ -2915,12 +3024,11 @@
           <w:tcPr>
             <w:tcW w:type="dxa" w:w="1345"/>
             <w:tcBorders>
-              <w:top w:val="single" w:sz="12" w:color="1F4E79" w:space="0"/>
+              <w:top w:val="nil"/>
               <w:left w:val="nil"/>
-              <w:bottom w:val="single" w:sz="4" w:color="C9D3DE" w:space="0"/>
+              <w:bottom w:val="single" w:sz="8" w:color="12355B" w:space="0"/>
               <w:right w:val="nil"/>
             </w:tcBorders>
-            <w:shd w:val="clear" w:color="auto" w:fill="EAF1F8"/>
           </w:tcPr>
           <w:p>
             <w:pPr>
@@ -2930,8 +3038,8 @@
               <w:rPr>
                 <w:b/>
                 <w:caps/>
-                <w:color w:val="1F4E79"/>
-                <w:sz w:val="16"/>
+                <w:color w:val="667085"/>
+                <w:sz w:val="14"/>
               </w:rPr>
               <w:t>Būsena</w:t>
             </w:r>
@@ -2945,7 +3053,7 @@
             <w:tcBorders>
               <w:top w:val="nil"/>
               <w:left w:val="nil"/>
-              <w:bottom w:val="single" w:sz="4" w:color="DDE3EA" w:space="0"/>
+              <w:bottom w:val="single" w:sz="4" w:color="E6EAF0" w:space="0"/>
               <w:right w:val="nil"/>
             </w:tcBorders>
           </w:tcPr>
@@ -2968,7 +3076,7 @@
             <w:tcBorders>
               <w:top w:val="nil"/>
               <w:left w:val="nil"/>
-              <w:bottom w:val="single" w:sz="4" w:color="DDE3EA" w:space="0"/>
+              <w:bottom w:val="single" w:sz="4" w:color="E6EAF0" w:space="0"/>
               <w:right w:val="nil"/>
             </w:tcBorders>
           </w:tcPr>
@@ -3018,7 +3126,7 @@
             <w:tcBorders>
               <w:top w:val="nil"/>
               <w:left w:val="nil"/>
-              <w:bottom w:val="single" w:sz="4" w:color="DDE3EA" w:space="0"/>
+              <w:bottom w:val="single" w:sz="4" w:color="E6EAF0" w:space="0"/>
               <w:right w:val="nil"/>
             </w:tcBorders>
           </w:tcPr>
@@ -3058,7 +3166,7 @@
             <w:tcBorders>
               <w:top w:val="nil"/>
               <w:left w:val="nil"/>
-              <w:bottom w:val="single" w:sz="4" w:color="DDE3EA" w:space="0"/>
+              <w:bottom w:val="single" w:sz="4" w:color="E6EAF0" w:space="0"/>
               <w:right w:val="nil"/>
             </w:tcBorders>
             <w:shd w:val="clear" w:color="auto" w:fill="EAF1F8"/>
@@ -3084,7 +3192,7 @@
             <w:tcBorders>
               <w:top w:val="nil"/>
               <w:left w:val="nil"/>
-              <w:bottom w:val="single" w:sz="4" w:color="DDE3EA" w:space="0"/>
+              <w:bottom w:val="single" w:sz="4" w:color="E6EAF0" w:space="0"/>
               <w:right w:val="nil"/>
             </w:tcBorders>
           </w:tcPr>
@@ -3107,7 +3215,7 @@
             <w:tcBorders>
               <w:top w:val="nil"/>
               <w:left w:val="nil"/>
-              <w:bottom w:val="single" w:sz="4" w:color="DDE3EA" w:space="0"/>
+              <w:bottom w:val="single" w:sz="4" w:color="E6EAF0" w:space="0"/>
               <w:right w:val="nil"/>
             </w:tcBorders>
           </w:tcPr>
@@ -3140,7 +3248,7 @@
             <w:tcBorders>
               <w:top w:val="nil"/>
               <w:left w:val="nil"/>
-              <w:bottom w:val="single" w:sz="4" w:color="DDE3EA" w:space="0"/>
+              <w:bottom w:val="single" w:sz="4" w:color="E6EAF0" w:space="0"/>
               <w:right w:val="nil"/>
             </w:tcBorders>
           </w:tcPr>
@@ -3180,7 +3288,7 @@
             <w:tcBorders>
               <w:top w:val="nil"/>
               <w:left w:val="nil"/>
-              <w:bottom w:val="single" w:sz="4" w:color="DDE3EA" w:space="0"/>
+              <w:bottom w:val="single" w:sz="4" w:color="E6EAF0" w:space="0"/>
               <w:right w:val="nil"/>
             </w:tcBorders>
             <w:shd w:val="clear" w:color="auto" w:fill="EAF1F8"/>
@@ -3209,7 +3317,7 @@
       <w:pPr>
         <w:keepNext/>
         <w:pBdr>
-          <w:bottom w:val="single" w:sz="8" w:color="1F4E79" w:space="4"/>
+          <w:bottom w:val="single" w:sz="8" w:color="12355B" w:space="4"/>
         </w:pBdr>
         <w:tabs>
           <w:tab w:pos="482" w:val="left"/>
@@ -3222,13 +3330,13 @@
           <w:color w:val="2A78D6"/>
           <w:sz w:val="18"/>
         </w:rPr>
-        <w:t>07</w:t>
+        <w:t>06</w:t>
         <w:tab/>
       </w:r>
       <w:r>
         <w:rPr>
           <w:b/>
-          <w:color w:val="1F4E79"/>
+          <w:color w:val="12355B"/>
           <w:sz w:val="28"/>
         </w:rPr>
         <w:t>Informacija investuotojui ir išvados</w:t>
@@ -3377,7 +3485,1108 @@
       <w:pPr>
         <w:keepNext/>
         <w:pBdr>
-          <w:bottom w:val="single" w:sz="8" w:color="1F4E79" w:space="4"/>
+          <w:bottom w:val="single" w:sz="8" w:color="12355B" w:space="4"/>
+        </w:pBdr>
+        <w:tabs>
+          <w:tab w:pos="482" w:val="left"/>
+        </w:tabs>
+        <w:spacing w:before="360" w:after="160"/>
+      </w:pPr>
+      <w:r>
+        <w:rPr>
+          <w:b/>
+          <w:color w:val="2A78D6"/>
+          <w:sz w:val="18"/>
+        </w:rPr>
+        <w:t>07</w:t>
+        <w:tab/>
+      </w:r>
+      <w:r>
+        <w:rPr>
+          <w:b/>
+          <w:color w:val="12355B"/>
+          <w:sz w:val="28"/>
+        </w:rPr>
+        <w:t>Rinka ir aplinka</w:t>
+      </w:r>
+    </w:p>
+    <w:p>
+      <w:pPr>
+        <w:tabs>
+          <w:tab w:pos="255" w:val="left"/>
+        </w:tabs>
+        <w:spacing w:before="0" w:after="80"/>
+        <w:ind w:left="255" w:hanging="255"/>
+      </w:pPr>
+      <w:r>
+        <w:rPr>
+          <w:b/>
+          <w:color w:val="2A78D6"/>
+          <w:sz w:val="20"/>
+        </w:rPr>
+        <w:t>▪</w:t>
+        <w:tab/>
+      </w:r>
+      <w:r>
+        <w:rPr>
+          <w:b/>
+        </w:rPr>
+        <w:t>Gynybos prioritetas:</w:t>
+      </w:r>
+      <w:r>
+        <w:rPr>
+          <w:b w:val="0"/>
+        </w:rPr>
+        <w:t xml:space="preserve"> pasikeitus geopolitinei aplinkai, investicijų prioritetas teikiamas gynybai ir saugumui</w:t>
+      </w:r>
+      <w:hyperlink r:id="rId15">
+        <w:r>
+          <w:rPr>
+            <w:color w:val="2A78D6"/>
+            <w:vertAlign w:val="superscript"/>
+            <w:sz w:val="17"/>
+          </w:rPr>
+          <w:t xml:space="preserve">20</w:t>
+        </w:r>
+      </w:hyperlink>
+      <w:r>
+        <w:rPr>
+          <w:b w:val="0"/>
+        </w:rPr>
+        <w:t>; VIK gali investuoti iki 71,05 mln. EUR į Rheinmetall Defence Lietuva</w:t>
+      </w:r>
+      <w:hyperlink r:id="rId26">
+        <w:r>
+          <w:rPr>
+            <w:color w:val="2A78D6"/>
+            <w:vertAlign w:val="superscript"/>
+            <w:sz w:val="17"/>
+          </w:rPr>
+          <w:t xml:space="preserve">21</w:t>
+        </w:r>
+      </w:hyperlink>
+      <w:r>
+        <w:rPr>
+          <w:b w:val="0"/>
+        </w:rPr>
+        <w:t>.</w:t>
+      </w:r>
+    </w:p>
+    <w:p>
+      <w:pPr>
+        <w:tabs>
+          <w:tab w:pos="255" w:val="left"/>
+        </w:tabs>
+        <w:spacing w:before="0" w:after="80"/>
+        <w:ind w:left="255" w:hanging="255"/>
+      </w:pPr>
+      <w:r>
+        <w:rPr>
+          <w:b/>
+          <w:color w:val="2A78D6"/>
+          <w:sz w:val="20"/>
+        </w:rPr>
+        <w:t>▪</w:t>
+        <w:tab/>
+      </w:r>
+      <w:r>
+        <w:rPr>
+          <w:b/>
+        </w:rPr>
+        <w:t>Pelną lėmė vertinimas:</w:t>
+      </w:r>
+      <w:r>
+        <w:rPr>
+          <w:b w:val="0"/>
+        </w:rPr>
+        <w:t xml:space="preserve"> grynasis pelnas 7,1 mln. EUR (prieš metus –0,1 mln.) dėl ilgalaikio finansinio turto vertės padidėjimo</w:t>
+      </w:r>
+      <w:hyperlink r:id="rId27">
+        <w:r>
+          <w:rPr>
+            <w:color w:val="2A78D6"/>
+            <w:vertAlign w:val="superscript"/>
+            <w:sz w:val="17"/>
+          </w:rPr>
+          <w:t xml:space="preserve">22</w:t>
+        </w:r>
+      </w:hyperlink>
+      <w:r>
+        <w:rPr>
+          <w:b w:val="0"/>
+        </w:rPr>
+        <w:t>.</w:t>
+      </w:r>
+    </w:p>
+    <w:p>
+      <w:pPr>
+        <w:tabs>
+          <w:tab w:pos="255" w:val="left"/>
+        </w:tabs>
+        <w:spacing w:before="0" w:after="80"/>
+        <w:ind w:left="255" w:hanging="255"/>
+      </w:pPr>
+      <w:r>
+        <w:rPr>
+          <w:b/>
+          <w:color w:val="2A78D6"/>
+          <w:sz w:val="20"/>
+        </w:rPr>
+        <w:t>▪</w:t>
+        <w:tab/>
+      </w:r>
+      <w:r>
+        <w:rPr>
+          <w:b/>
+        </w:rPr>
+        <w:t>Finansavimas:</w:t>
+      </w:r>
+      <w:r>
+        <w:rPr>
+          <w:b w:val="0"/>
+        </w:rPr>
+        <w:t xml:space="preserve"> Fitch obligacijų programai suteikė A+ – aukščiausią iki šiol; Vyriausybė 2026 m. skolinimosi limitą patvirtino 153 mln. EUR</w:t>
+      </w:r>
+      <w:hyperlink r:id="rId12">
+        <w:r>
+          <w:rPr>
+            <w:color w:val="2A78D6"/>
+            <w:vertAlign w:val="superscript"/>
+            <w:sz w:val="17"/>
+          </w:rPr>
+          <w:t xml:space="preserve">6</w:t>
+        </w:r>
+      </w:hyperlink>
+      <w:r>
+        <w:rPr>
+          <w:b w:val="0"/>
+        </w:rPr>
+        <w:t>; iki 2028 m. vidurio grąžos iš PVF ir obligacijų išpirkimo lėšos taps svarbiu finansavimo šaltiniu</w:t>
+      </w:r>
+      <w:hyperlink r:id="rId17">
+        <w:r>
+          <w:rPr>
+            <w:color w:val="2A78D6"/>
+            <w:vertAlign w:val="superscript"/>
+            <w:sz w:val="17"/>
+          </w:rPr>
+          <w:t xml:space="preserve">16</w:t>
+        </w:r>
+      </w:hyperlink>
+      <w:r>
+        <w:rPr>
+          <w:b w:val="0"/>
+        </w:rPr>
+        <w:t>.</w:t>
+      </w:r>
+    </w:p>
+    <w:tbl>
+      <w:tblPr>
+        <w:tblW w:w="9639" w:type="dxa"/>
+        <w:tblBorders>
+          <w:top w:val="nil"/>
+          <w:left w:val="nil"/>
+          <w:bottom w:val="nil"/>
+          <w:right w:val="nil"/>
+          <w:insideH w:val="nil"/>
+          <w:insideV w:val="nil"/>
+        </w:tblBorders>
+        <w:tblLayout w:type="fixed"/>
+        <w:tblCellMar>
+          <w:top w:w="70" w:type="dxa"/>
+          <w:left w:w="100" w:type="dxa"/>
+          <w:bottom w:w="70" w:type="dxa"/>
+          <w:right w:w="100" w:type="dxa"/>
+        </w:tblCellMar>
+        <w:tblLook w:firstColumn="1" w:firstRow="1" w:lastColumn="0" w:lastRow="0" w:noHBand="0" w:noVBand="1" w:val="04A0"/>
+      </w:tblPr>
+      <w:tblGrid>
+        <w:gridCol w:w="3515"/>
+        <w:gridCol w:w="1814"/>
+        <w:gridCol w:w="1360"/>
+        <w:gridCol w:w="1360"/>
+        <w:gridCol w:w="1587"/>
+      </w:tblGrid>
+      <w:tr>
+        <w:tc>
+          <w:tcPr>
+            <w:tcW w:type="dxa" w:w="3515"/>
+            <w:tcBorders>
+              <w:top w:val="nil"/>
+              <w:left w:val="nil"/>
+              <w:bottom w:val="single" w:sz="8" w:color="12355B" w:space="0"/>
+              <w:right w:val="nil"/>
+            </w:tcBorders>
+          </w:tcPr>
+          <w:p>
+            <w:pPr>
+              <w:spacing w:before="0" w:after="0"/>
+            </w:pPr>
+            <w:r>
+              <w:rPr>
+                <w:b/>
+                <w:caps/>
+                <w:color w:val="667085"/>
+                <w:sz w:val="14"/>
+              </w:rPr>
+            </w:r>
+          </w:p>
+        </w:tc>
+        <w:tc>
+          <w:tcPr>
+            <w:tcW w:type="dxa" w:w="1814"/>
+            <w:tcBorders>
+              <w:top w:val="nil"/>
+              <w:left w:val="nil"/>
+              <w:bottom w:val="single" w:sz="8" w:color="12355B" w:space="0"/>
+              <w:right w:val="nil"/>
+            </w:tcBorders>
+          </w:tcPr>
+          <w:p>
+            <w:pPr>
+              <w:spacing w:before="0" w:after="0"/>
+              <w:jc w:val="right"/>
+            </w:pPr>
+            <w:r>
+              <w:rPr>
+                <w:b/>
+                <w:caps/>
+                <w:color w:val="667085"/>
+                <w:sz w:val="14"/>
+              </w:rPr>
+              <w:t>Dabar</w:t>
+            </w:r>
+          </w:p>
+        </w:tc>
+        <w:tc>
+          <w:tcPr>
+            <w:tcW w:type="dxa" w:w="1361"/>
+            <w:tcBorders>
+              <w:top w:val="nil"/>
+              <w:left w:val="nil"/>
+              <w:bottom w:val="single" w:sz="8" w:color="12355B" w:space="0"/>
+              <w:right w:val="nil"/>
+            </w:tcBorders>
+          </w:tcPr>
+          <w:p>
+            <w:pPr>
+              <w:spacing w:before="0" w:after="0"/>
+              <w:jc w:val="right"/>
+            </w:pPr>
+            <w:r>
+              <w:rPr>
+                <w:b/>
+                <w:caps/>
+                <w:color w:val="667085"/>
+                <w:sz w:val="14"/>
+              </w:rPr>
+              <w:t>Prieš 3 mėn.</w:t>
+            </w:r>
+          </w:p>
+        </w:tc>
+        <w:tc>
+          <w:tcPr>
+            <w:tcW w:type="dxa" w:w="1361"/>
+            <w:tcBorders>
+              <w:top w:val="nil"/>
+              <w:left w:val="nil"/>
+              <w:bottom w:val="single" w:sz="8" w:color="12355B" w:space="0"/>
+              <w:right w:val="nil"/>
+            </w:tcBorders>
+          </w:tcPr>
+          <w:p>
+            <w:pPr>
+              <w:spacing w:before="0" w:after="0"/>
+              <w:jc w:val="right"/>
+            </w:pPr>
+            <w:r>
+              <w:rPr>
+                <w:b/>
+                <w:caps/>
+                <w:color w:val="667085"/>
+                <w:sz w:val="14"/>
+              </w:rPr>
+              <w:t>Prieš 12 mėn.</w:t>
+            </w:r>
+          </w:p>
+        </w:tc>
+        <w:tc>
+          <w:tcPr>
+            <w:tcW w:type="dxa" w:w="1587"/>
+            <w:tcBorders>
+              <w:top w:val="nil"/>
+              <w:left w:val="nil"/>
+              <w:bottom w:val="single" w:sz="8" w:color="12355B" w:space="0"/>
+              <w:right w:val="nil"/>
+            </w:tcBorders>
+          </w:tcPr>
+          <w:p>
+            <w:pPr>
+              <w:spacing w:before="0" w:after="0"/>
+              <w:jc w:val="right"/>
+            </w:pPr>
+            <w:r>
+              <w:rPr>
+                <w:b/>
+                <w:caps/>
+                <w:color w:val="667085"/>
+                <w:sz w:val="14"/>
+              </w:rPr>
+              <w:t>Pokytis per 12 mėn.</w:t>
+            </w:r>
+          </w:p>
+        </w:tc>
+      </w:tr>
+      <w:tr>
+        <w:tc>
+          <w:tcPr>
+            <w:tcW w:type="dxa" w:w="3515"/>
+            <w:tcBorders>
+              <w:top w:val="nil"/>
+              <w:left w:val="nil"/>
+              <w:bottom w:val="single" w:sz="4" w:color="E6EAF0" w:space="0"/>
+              <w:right w:val="nil"/>
+            </w:tcBorders>
+          </w:tcPr>
+          <w:p>
+            <w:pPr>
+              <w:spacing w:before="0" w:after="0"/>
+            </w:pPr>
+            <w:r>
+              <w:rPr>
+                <w:b w:val="0"/>
+                <w:sz w:val="17"/>
+              </w:rPr>
+              <w:t>ECB indėlių palūkanų norma</w:t>
+            </w:r>
+          </w:p>
+        </w:tc>
+        <w:tc>
+          <w:tcPr>
+            <w:tcW w:type="dxa" w:w="1814"/>
+            <w:tcBorders>
+              <w:top w:val="nil"/>
+              <w:left w:val="nil"/>
+              <w:bottom w:val="single" w:sz="4" w:color="E6EAF0" w:space="0"/>
+              <w:right w:val="nil"/>
+            </w:tcBorders>
+          </w:tcPr>
+          <w:p>
+            <w:pPr>
+              <w:spacing w:before="0" w:after="0"/>
+              <w:jc w:val="right"/>
+            </w:pPr>
+            <w:r>
+              <w:rPr>
+                <w:b w:val="0"/>
+                <w:sz w:val="17"/>
+              </w:rPr>
+              <w:t>2,50 % (2026-09)</w:t>
+            </w:r>
+          </w:p>
+        </w:tc>
+        <w:tc>
+          <w:tcPr>
+            <w:tcW w:type="dxa" w:w="1361"/>
+            <w:tcBorders>
+              <w:top w:val="nil"/>
+              <w:left w:val="nil"/>
+              <w:bottom w:val="single" w:sz="4" w:color="E6EAF0" w:space="0"/>
+              <w:right w:val="nil"/>
+            </w:tcBorders>
+          </w:tcPr>
+          <w:p>
+            <w:pPr>
+              <w:spacing w:before="0" w:after="0"/>
+              <w:jc w:val="right"/>
+            </w:pPr>
+            <w:r>
+              <w:rPr>
+                <w:b w:val="0"/>
+                <w:sz w:val="17"/>
+              </w:rPr>
+              <w:t>2,25 %</w:t>
+            </w:r>
+          </w:p>
+        </w:tc>
+        <w:tc>
+          <w:tcPr>
+            <w:tcW w:type="dxa" w:w="1361"/>
+            <w:tcBorders>
+              <w:top w:val="nil"/>
+              <w:left w:val="nil"/>
+              <w:bottom w:val="single" w:sz="4" w:color="E6EAF0" w:space="0"/>
+              <w:right w:val="nil"/>
+            </w:tcBorders>
+          </w:tcPr>
+          <w:p>
+            <w:pPr>
+              <w:spacing w:before="0" w:after="0"/>
+              <w:jc w:val="right"/>
+            </w:pPr>
+            <w:r>
+              <w:rPr>
+                <w:b w:val="0"/>
+                <w:sz w:val="17"/>
+              </w:rPr>
+              <w:t>–</w:t>
+            </w:r>
+          </w:p>
+        </w:tc>
+        <w:tc>
+          <w:tcPr>
+            <w:tcW w:type="dxa" w:w="1587"/>
+            <w:tcBorders>
+              <w:top w:val="nil"/>
+              <w:left w:val="nil"/>
+              <w:bottom w:val="single" w:sz="4" w:color="E6EAF0" w:space="0"/>
+              <w:right w:val="nil"/>
+            </w:tcBorders>
+          </w:tcPr>
+          <w:p>
+            <w:pPr>
+              <w:spacing w:before="0" w:after="0"/>
+              <w:jc w:val="right"/>
+            </w:pPr>
+            <w:r>
+              <w:rPr>
+                <w:b w:val="0"/>
+                <w:sz w:val="17"/>
+              </w:rPr>
+              <w:t>–</w:t>
+            </w:r>
+          </w:p>
+        </w:tc>
+      </w:tr>
+      <w:tr>
+        <w:tc>
+          <w:tcPr>
+            <w:tcW w:type="dxa" w:w="3515"/>
+            <w:tcBorders>
+              <w:top w:val="nil"/>
+              <w:left w:val="nil"/>
+              <w:bottom w:val="single" w:sz="4" w:color="E6EAF0" w:space="0"/>
+              <w:right w:val="nil"/>
+            </w:tcBorders>
+          </w:tcPr>
+          <w:p>
+            <w:pPr>
+              <w:spacing w:before="0" w:after="0"/>
+            </w:pPr>
+            <w:r>
+              <w:rPr>
+                <w:b w:val="0"/>
+                <w:sz w:val="17"/>
+              </w:rPr>
+              <w:t>3 mėn. Euribor</w:t>
+            </w:r>
+          </w:p>
+        </w:tc>
+        <w:tc>
+          <w:tcPr>
+            <w:tcW w:type="dxa" w:w="1814"/>
+            <w:tcBorders>
+              <w:top w:val="nil"/>
+              <w:left w:val="nil"/>
+              <w:bottom w:val="single" w:sz="4" w:color="E6EAF0" w:space="0"/>
+              <w:right w:val="nil"/>
+            </w:tcBorders>
+          </w:tcPr>
+          <w:p>
+            <w:pPr>
+              <w:spacing w:before="0" w:after="0"/>
+              <w:jc w:val="right"/>
+            </w:pPr>
+            <w:r>
+              <w:rPr>
+                <w:b w:val="0"/>
+                <w:sz w:val="17"/>
+              </w:rPr>
+              <w:t>2,64 % (2026-09)</w:t>
+            </w:r>
+          </w:p>
+        </w:tc>
+        <w:tc>
+          <w:tcPr>
+            <w:tcW w:type="dxa" w:w="1361"/>
+            <w:tcBorders>
+              <w:top w:val="nil"/>
+              <w:left w:val="nil"/>
+              <w:bottom w:val="single" w:sz="4" w:color="E6EAF0" w:space="0"/>
+              <w:right w:val="nil"/>
+            </w:tcBorders>
+          </w:tcPr>
+          <w:p>
+            <w:pPr>
+              <w:spacing w:before="0" w:after="0"/>
+              <w:jc w:val="right"/>
+            </w:pPr>
+            <w:r>
+              <w:rPr>
+                <w:b w:val="0"/>
+                <w:sz w:val="17"/>
+              </w:rPr>
+              <w:t>2,34 %</w:t>
+            </w:r>
+          </w:p>
+        </w:tc>
+        <w:tc>
+          <w:tcPr>
+            <w:tcW w:type="dxa" w:w="1361"/>
+            <w:tcBorders>
+              <w:top w:val="nil"/>
+              <w:left w:val="nil"/>
+              <w:bottom w:val="single" w:sz="4" w:color="E6EAF0" w:space="0"/>
+              <w:right w:val="nil"/>
+            </w:tcBorders>
+          </w:tcPr>
+          <w:p>
+            <w:pPr>
+              <w:spacing w:before="0" w:after="0"/>
+              <w:jc w:val="right"/>
+            </w:pPr>
+            <w:r>
+              <w:rPr>
+                <w:b w:val="0"/>
+                <w:sz w:val="17"/>
+              </w:rPr>
+              <w:t>2,03 %</w:t>
+            </w:r>
+          </w:p>
+        </w:tc>
+        <w:tc>
+          <w:tcPr>
+            <w:tcW w:type="dxa" w:w="1587"/>
+            <w:tcBorders>
+              <w:top w:val="nil"/>
+              <w:left w:val="nil"/>
+              <w:bottom w:val="single" w:sz="4" w:color="E6EAF0" w:space="0"/>
+              <w:right w:val="nil"/>
+            </w:tcBorders>
+          </w:tcPr>
+          <w:p>
+            <w:pPr>
+              <w:spacing w:before="0" w:after="0"/>
+              <w:jc w:val="right"/>
+            </w:pPr>
+            <w:r>
+              <w:rPr>
+                <w:b w:val="0"/>
+                <w:sz w:val="17"/>
+              </w:rPr>
+              <w:t>▲ 0,61 p. p.</w:t>
+            </w:r>
+          </w:p>
+        </w:tc>
+      </w:tr>
+      <w:tr>
+        <w:tc>
+          <w:tcPr>
+            <w:tcW w:type="dxa" w:w="3515"/>
+            <w:tcBorders>
+              <w:top w:val="nil"/>
+              <w:left w:val="nil"/>
+              <w:bottom w:val="single" w:sz="4" w:color="E6EAF0" w:space="0"/>
+              <w:right w:val="nil"/>
+            </w:tcBorders>
+          </w:tcPr>
+          <w:p>
+            <w:pPr>
+              <w:spacing w:before="0" w:after="0"/>
+            </w:pPr>
+            <w:r>
+              <w:rPr>
+                <w:b w:val="0"/>
+                <w:sz w:val="17"/>
+              </w:rPr>
+              <w:t>6 mėn. Euribor</w:t>
+            </w:r>
+          </w:p>
+        </w:tc>
+        <w:tc>
+          <w:tcPr>
+            <w:tcW w:type="dxa" w:w="1814"/>
+            <w:tcBorders>
+              <w:top w:val="nil"/>
+              <w:left w:val="nil"/>
+              <w:bottom w:val="single" w:sz="4" w:color="E6EAF0" w:space="0"/>
+              <w:right w:val="nil"/>
+            </w:tcBorders>
+          </w:tcPr>
+          <w:p>
+            <w:pPr>
+              <w:spacing w:before="0" w:after="0"/>
+              <w:jc w:val="right"/>
+            </w:pPr>
+            <w:r>
+              <w:rPr>
+                <w:b w:val="0"/>
+                <w:sz w:val="17"/>
+              </w:rPr>
+              <w:t>2,92 % (2026-09)</w:t>
+            </w:r>
+          </w:p>
+        </w:tc>
+        <w:tc>
+          <w:tcPr>
+            <w:tcW w:type="dxa" w:w="1361"/>
+            <w:tcBorders>
+              <w:top w:val="nil"/>
+              <w:left w:val="nil"/>
+              <w:bottom w:val="single" w:sz="4" w:color="E6EAF0" w:space="0"/>
+              <w:right w:val="nil"/>
+            </w:tcBorders>
+          </w:tcPr>
+          <w:p>
+            <w:pPr>
+              <w:spacing w:before="0" w:after="0"/>
+              <w:jc w:val="right"/>
+            </w:pPr>
+            <w:r>
+              <w:rPr>
+                <w:b w:val="0"/>
+                <w:sz w:val="17"/>
+              </w:rPr>
+              <w:t>2,60 %</w:t>
+            </w:r>
+          </w:p>
+        </w:tc>
+        <w:tc>
+          <w:tcPr>
+            <w:tcW w:type="dxa" w:w="1361"/>
+            <w:tcBorders>
+              <w:top w:val="nil"/>
+              <w:left w:val="nil"/>
+              <w:bottom w:val="single" w:sz="4" w:color="E6EAF0" w:space="0"/>
+              <w:right w:val="nil"/>
+            </w:tcBorders>
+          </w:tcPr>
+          <w:p>
+            <w:pPr>
+              <w:spacing w:before="0" w:after="0"/>
+              <w:jc w:val="right"/>
+            </w:pPr>
+            <w:r>
+              <w:rPr>
+                <w:b w:val="0"/>
+                <w:sz w:val="17"/>
+              </w:rPr>
+              <w:t>2,10 %</w:t>
+            </w:r>
+          </w:p>
+        </w:tc>
+        <w:tc>
+          <w:tcPr>
+            <w:tcW w:type="dxa" w:w="1587"/>
+            <w:tcBorders>
+              <w:top w:val="nil"/>
+              <w:left w:val="nil"/>
+              <w:bottom w:val="single" w:sz="4" w:color="E6EAF0" w:space="0"/>
+              <w:right w:val="nil"/>
+            </w:tcBorders>
+          </w:tcPr>
+          <w:p>
+            <w:pPr>
+              <w:spacing w:before="0" w:after="0"/>
+              <w:jc w:val="right"/>
+            </w:pPr>
+            <w:r>
+              <w:rPr>
+                <w:b w:val="0"/>
+                <w:sz w:val="17"/>
+              </w:rPr>
+              <w:t>▲ 0,82 p. p.</w:t>
+            </w:r>
+          </w:p>
+        </w:tc>
+      </w:tr>
+      <w:tr>
+        <w:tc>
+          <w:tcPr>
+            <w:tcW w:type="dxa" w:w="3515"/>
+            <w:tcBorders>
+              <w:top w:val="nil"/>
+              <w:left w:val="nil"/>
+              <w:bottom w:val="single" w:sz="4" w:color="E6EAF0" w:space="0"/>
+              <w:right w:val="nil"/>
+            </w:tcBorders>
+          </w:tcPr>
+          <w:p>
+            <w:pPr>
+              <w:spacing w:before="0" w:after="0"/>
+            </w:pPr>
+            <w:r>
+              <w:rPr>
+                <w:b w:val="0"/>
+                <w:sz w:val="17"/>
+              </w:rPr>
+              <w:t>12 mėn. Euribor</w:t>
+            </w:r>
+          </w:p>
+        </w:tc>
+        <w:tc>
+          <w:tcPr>
+            <w:tcW w:type="dxa" w:w="1814"/>
+            <w:tcBorders>
+              <w:top w:val="nil"/>
+              <w:left w:val="nil"/>
+              <w:bottom w:val="single" w:sz="4" w:color="E6EAF0" w:space="0"/>
+              <w:right w:val="nil"/>
+            </w:tcBorders>
+          </w:tcPr>
+          <w:p>
+            <w:pPr>
+              <w:spacing w:before="0" w:after="0"/>
+              <w:jc w:val="right"/>
+            </w:pPr>
+            <w:r>
+              <w:rPr>
+                <w:b w:val="0"/>
+                <w:sz w:val="17"/>
+              </w:rPr>
+              <w:t>3,25 % (2026-09)</w:t>
+            </w:r>
+          </w:p>
+        </w:tc>
+        <w:tc>
+          <w:tcPr>
+            <w:tcW w:type="dxa" w:w="1361"/>
+            <w:tcBorders>
+              <w:top w:val="nil"/>
+              <w:left w:val="nil"/>
+              <w:bottom w:val="single" w:sz="4" w:color="E6EAF0" w:space="0"/>
+              <w:right w:val="nil"/>
+            </w:tcBorders>
+          </w:tcPr>
+          <w:p>
+            <w:pPr>
+              <w:spacing w:before="0" w:after="0"/>
+              <w:jc w:val="right"/>
+            </w:pPr>
+            <w:r>
+              <w:rPr>
+                <w:b w:val="0"/>
+                <w:sz w:val="17"/>
+              </w:rPr>
+              <w:t>2,80 %</w:t>
+            </w:r>
+          </w:p>
+        </w:tc>
+        <w:tc>
+          <w:tcPr>
+            <w:tcW w:type="dxa" w:w="1361"/>
+            <w:tcBorders>
+              <w:top w:val="nil"/>
+              <w:left w:val="nil"/>
+              <w:bottom w:val="single" w:sz="4" w:color="E6EAF0" w:space="0"/>
+              <w:right w:val="nil"/>
+            </w:tcBorders>
+          </w:tcPr>
+          <w:p>
+            <w:pPr>
+              <w:spacing w:before="0" w:after="0"/>
+              <w:jc w:val="right"/>
+            </w:pPr>
+            <w:r>
+              <w:rPr>
+                <w:b w:val="0"/>
+                <w:sz w:val="17"/>
+              </w:rPr>
+              <w:t>2,17 %</w:t>
+            </w:r>
+          </w:p>
+        </w:tc>
+        <w:tc>
+          <w:tcPr>
+            <w:tcW w:type="dxa" w:w="1587"/>
+            <w:tcBorders>
+              <w:top w:val="nil"/>
+              <w:left w:val="nil"/>
+              <w:bottom w:val="single" w:sz="4" w:color="E6EAF0" w:space="0"/>
+              <w:right w:val="nil"/>
+            </w:tcBorders>
+          </w:tcPr>
+          <w:p>
+            <w:pPr>
+              <w:spacing w:before="0" w:after="0"/>
+              <w:jc w:val="right"/>
+            </w:pPr>
+            <w:r>
+              <w:rPr>
+                <w:b w:val="0"/>
+                <w:sz w:val="17"/>
+              </w:rPr>
+              <w:t>▲ 1,08 p. p.</w:t>
+            </w:r>
+          </w:p>
+        </w:tc>
+      </w:tr>
+      <w:tr>
+        <w:tc>
+          <w:tcPr>
+            <w:tcW w:type="dxa" w:w="3515"/>
+            <w:tcBorders>
+              <w:top w:val="nil"/>
+              <w:left w:val="nil"/>
+              <w:bottom w:val="single" w:sz="4" w:color="E6EAF0" w:space="0"/>
+              <w:right w:val="nil"/>
+            </w:tcBorders>
+          </w:tcPr>
+          <w:p>
+            <w:pPr>
+              <w:spacing w:before="0" w:after="0"/>
+            </w:pPr>
+            <w:r>
+              <w:rPr>
+                <w:b w:val="0"/>
+                <w:sz w:val="17"/>
+              </w:rPr>
+              <w:t>Euro zonos AAA vyriausybių 10 m. pajamingumas</w:t>
+            </w:r>
+          </w:p>
+        </w:tc>
+        <w:tc>
+          <w:tcPr>
+            <w:tcW w:type="dxa" w:w="1814"/>
+            <w:tcBorders>
+              <w:top w:val="nil"/>
+              <w:left w:val="nil"/>
+              <w:bottom w:val="single" w:sz="4" w:color="E6EAF0" w:space="0"/>
+              <w:right w:val="nil"/>
+            </w:tcBorders>
+          </w:tcPr>
+          <w:p>
+            <w:pPr>
+              <w:spacing w:before="0" w:after="0"/>
+              <w:jc w:val="right"/>
+            </w:pPr>
+            <w:r>
+              <w:rPr>
+                <w:b w:val="0"/>
+                <w:sz w:val="17"/>
+              </w:rPr>
+              <w:t>3,43 % (2026-10)</w:t>
+            </w:r>
+          </w:p>
+        </w:tc>
+        <w:tc>
+          <w:tcPr>
+            <w:tcW w:type="dxa" w:w="1361"/>
+            <w:tcBorders>
+              <w:top w:val="nil"/>
+              <w:left w:val="nil"/>
+              <w:bottom w:val="single" w:sz="4" w:color="E6EAF0" w:space="0"/>
+              <w:right w:val="nil"/>
+            </w:tcBorders>
+          </w:tcPr>
+          <w:p>
+            <w:pPr>
+              <w:spacing w:before="0" w:after="0"/>
+              <w:jc w:val="right"/>
+            </w:pPr>
+            <w:r>
+              <w:rPr>
+                <w:b w:val="0"/>
+                <w:sz w:val="17"/>
+              </w:rPr>
+              <w:t>3,23 %</w:t>
+            </w:r>
+          </w:p>
+        </w:tc>
+        <w:tc>
+          <w:tcPr>
+            <w:tcW w:type="dxa" w:w="1361"/>
+            <w:tcBorders>
+              <w:top w:val="nil"/>
+              <w:left w:val="nil"/>
+              <w:bottom w:val="single" w:sz="4" w:color="E6EAF0" w:space="0"/>
+              <w:right w:val="nil"/>
+            </w:tcBorders>
+          </w:tcPr>
+          <w:p>
+            <w:pPr>
+              <w:spacing w:before="0" w:after="0"/>
+              <w:jc w:val="right"/>
+            </w:pPr>
+            <w:r>
+              <w:rPr>
+                <w:b w:val="0"/>
+                <w:sz w:val="17"/>
+              </w:rPr>
+              <w:t>2,72 %</w:t>
+            </w:r>
+          </w:p>
+        </w:tc>
+        <w:tc>
+          <w:tcPr>
+            <w:tcW w:type="dxa" w:w="1587"/>
+            <w:tcBorders>
+              <w:top w:val="nil"/>
+              <w:left w:val="nil"/>
+              <w:bottom w:val="single" w:sz="4" w:color="E6EAF0" w:space="0"/>
+              <w:right w:val="nil"/>
+            </w:tcBorders>
+          </w:tcPr>
+          <w:p>
+            <w:pPr>
+              <w:spacing w:before="0" w:after="0"/>
+              <w:jc w:val="right"/>
+            </w:pPr>
+            <w:r>
+              <w:rPr>
+                <w:b w:val="0"/>
+                <w:sz w:val="17"/>
+              </w:rPr>
+              <w:t>▲ 0,71 p. p.</w:t>
+            </w:r>
+          </w:p>
+        </w:tc>
+      </w:tr>
+      <w:tr>
+        <w:tc>
+          <w:tcPr>
+            <w:tcW w:type="dxa" w:w="3515"/>
+            <w:tcBorders>
+              <w:top w:val="nil"/>
+              <w:left w:val="nil"/>
+              <w:bottom w:val="single" w:sz="4" w:color="E6EAF0" w:space="0"/>
+              <w:right w:val="nil"/>
+            </w:tcBorders>
+          </w:tcPr>
+          <w:p>
+            <w:pPr>
+              <w:spacing w:before="0" w:after="0"/>
+            </w:pPr>
+            <w:r>
+              <w:rPr>
+                <w:b w:val="0"/>
+                <w:sz w:val="17"/>
+              </w:rPr>
+              <w:t>Euro zonos infliacija (SVKI, metinė)</w:t>
+            </w:r>
+          </w:p>
+        </w:tc>
+        <w:tc>
+          <w:tcPr>
+            <w:tcW w:type="dxa" w:w="1814"/>
+            <w:tcBorders>
+              <w:top w:val="nil"/>
+              <w:left w:val="nil"/>
+              <w:bottom w:val="single" w:sz="4" w:color="E6EAF0" w:space="0"/>
+              <w:right w:val="nil"/>
+            </w:tcBorders>
+          </w:tcPr>
+          <w:p>
+            <w:pPr>
+              <w:spacing w:before="0" w:after="0"/>
+              <w:jc w:val="right"/>
+            </w:pPr>
+            <w:r>
+              <w:rPr>
+                <w:b w:val="0"/>
+                <w:sz w:val="17"/>
+              </w:rPr>
+              <w:t>1,90 % (2025-12)</w:t>
+            </w:r>
+          </w:p>
+        </w:tc>
+        <w:tc>
+          <w:tcPr>
+            <w:tcW w:type="dxa" w:w="1361"/>
+            <w:tcBorders>
+              <w:top w:val="nil"/>
+              <w:left w:val="nil"/>
+              <w:bottom w:val="single" w:sz="4" w:color="E6EAF0" w:space="0"/>
+              <w:right w:val="nil"/>
+            </w:tcBorders>
+          </w:tcPr>
+          <w:p>
+            <w:pPr>
+              <w:spacing w:before="0" w:after="0"/>
+              <w:jc w:val="right"/>
+            </w:pPr>
+            <w:r>
+              <w:rPr>
+                <w:b w:val="0"/>
+                <w:sz w:val="17"/>
+              </w:rPr>
+              <w:t>2,20 %</w:t>
+            </w:r>
+          </w:p>
+        </w:tc>
+        <w:tc>
+          <w:tcPr>
+            <w:tcW w:type="dxa" w:w="1361"/>
+            <w:tcBorders>
+              <w:top w:val="nil"/>
+              <w:left w:val="nil"/>
+              <w:bottom w:val="single" w:sz="4" w:color="E6EAF0" w:space="0"/>
+              <w:right w:val="nil"/>
+            </w:tcBorders>
+          </w:tcPr>
+          <w:p>
+            <w:pPr>
+              <w:spacing w:before="0" w:after="0"/>
+              <w:jc w:val="right"/>
+            </w:pPr>
+            <w:r>
+              <w:rPr>
+                <w:b w:val="0"/>
+                <w:sz w:val="17"/>
+              </w:rPr>
+              <w:t>2,40 %</w:t>
+            </w:r>
+          </w:p>
+        </w:tc>
+        <w:tc>
+          <w:tcPr>
+            <w:tcW w:type="dxa" w:w="1587"/>
+            <w:tcBorders>
+              <w:top w:val="nil"/>
+              <w:left w:val="nil"/>
+              <w:bottom w:val="single" w:sz="4" w:color="E6EAF0" w:space="0"/>
+              <w:right w:val="nil"/>
+            </w:tcBorders>
+          </w:tcPr>
+          <w:p>
+            <w:pPr>
+              <w:spacing w:before="0" w:after="0"/>
+              <w:jc w:val="right"/>
+            </w:pPr>
+            <w:r>
+              <w:rPr>
+                <w:b w:val="0"/>
+                <w:sz w:val="17"/>
+              </w:rPr>
+              <w:t>▼ 0,50 p. p.</w:t>
+            </w:r>
+          </w:p>
+        </w:tc>
+      </w:tr>
+    </w:tbl>
+    <w:p>
+      <w:pPr>
+        <w:spacing w:before="0" w:after="40"/>
+      </w:pPr>
+    </w:p>
+    <w:p>
+      <w:pPr>
+        <w:spacing w:before="40" w:after="60"/>
+      </w:pPr>
+      <w:r>
+        <w:rPr>
+          <w:b w:val="0"/>
+          <w:color w:val="667085"/>
+          <w:sz w:val="16"/>
+        </w:rPr>
+        <w:t>Euro zonos palūkanos ir infliacija (ECB duomenys, mėnesio pabaigos reikšmė; Euribor ir infliacija – mėnesio vidurkis). Svarbu kintamų palūkanų ir perkainojamoms (reset) obligacijoms bei refinansavimo kaštams.</w:t>
+      </w:r>
+    </w:p>
+    <w:p>
+      <w:pPr>
+        <w:keepNext/>
+        <w:pBdr>
+          <w:bottom w:val="single" w:sz="8" w:color="12355B" w:space="4"/>
         </w:pBdr>
         <w:tabs>
           <w:tab w:pos="482" w:val="left"/>
@@ -3396,7 +4605,7 @@
       <w:r>
         <w:rPr>
           <w:b/>
-          <w:color w:val="1F4E79"/>
+          <w:color w:val="12355B"/>
           <w:sz w:val="28"/>
         </w:rPr>
         <w:t>Ką rašo spauda</w:t>
@@ -3409,7 +4618,7 @@
       <w:r>
         <w:rPr>
           <w:b w:val="0"/>
-          <w:color w:val="5F6B7A"/>
+          <w:color w:val="667085"/>
           <w:sz w:val="18"/>
         </w:rPr>
         <w:t>Automatinė naujienų paieška (Google News, LT), 2026-07-24 – 2026-10-22: 2 pranešimų.</w:t>
@@ -3458,7 +4667,7 @@
             <w:r>
               <w:rPr>
                 <w:b w:val="0"/>
-                <w:color w:val="1A1A1A"/>
+                <w:color w:val="1B2430"/>
                 <w:sz w:val="17"/>
               </w:rPr>
               <w:t>2026-09-23</w:t>
@@ -3504,10 +4713,10 @@
             <w:pPr>
               <w:spacing w:before="0" w:after="0"/>
             </w:pPr>
-            <w:hyperlink r:id="rId26">
+            <w:hyperlink r:id="rId28">
               <w:r>
                 <w:rPr>
-                  <w:color w:val="1A1A1A"/>
+                  <w:color w:val="1B2430"/>
                   <w:sz w:val="18"/>
                 </w:rPr>
                 <w:t xml:space="preserve">bendrovei UAB „Valstybės investicinis kapitalas“ numatomas išskirtinis vaidmuo skatinant kapitalo rinkas bei mobilizuojant investicijas gynybos sektoriuje</w:t>
@@ -3516,7 +4725,7 @@
             <w:r>
               <w:rPr>
                 <w:b w:val="0"/>
-                <w:color w:val="5F6B7A"/>
+                <w:color w:val="667085"/>
                 <w:sz w:val="15"/>
               </w:rPr>
               <w:t xml:space="preserve">   Lietuvos Respublikos Vyriausybė</w:t>
@@ -3542,7 +4751,7 @@
             <w:r>
               <w:rPr>
                 <w:b w:val="0"/>
-                <w:color w:val="1A1A1A"/>
+                <w:color w:val="1B2430"/>
                 <w:sz w:val="17"/>
               </w:rPr>
               <w:t>2026-09-23</w:t>
@@ -3588,10 +4797,10 @@
             <w:pPr>
               <w:spacing w:before="0" w:after="0"/>
             </w:pPr>
-            <w:hyperlink r:id="rId27">
+            <w:hyperlink r:id="rId29">
               <w:r>
                 <w:rPr>
-                  <w:color w:val="1A1A1A"/>
+                  <w:color w:val="1B2430"/>
                   <w:sz w:val="18"/>
                 </w:rPr>
                 <w:t xml:space="preserve">„Valstybės investicinis kapitalas“ nebus prijungtas prie ILTE</w:t>
@@ -3600,7 +4809,7 @@
             <w:r>
               <w:rPr>
                 <w:b w:val="0"/>
-                <w:color w:val="5F6B7A"/>
+                <w:color w:val="667085"/>
                 <w:sz w:val="15"/>
               </w:rPr>
               <w:t xml:space="preserve">   15min.lt</w:t>
@@ -3618,7 +4827,7 @@
       <w:pPr>
         <w:keepNext/>
         <w:pBdr>
-          <w:bottom w:val="single" w:sz="8" w:color="1F4E79" w:space="4"/>
+          <w:bottom w:val="single" w:sz="8" w:color="12355B" w:space="4"/>
         </w:pBdr>
         <w:tabs>
           <w:tab w:pos="482" w:val="left"/>
@@ -3637,7 +4846,7 @@
       <w:r>
         <w:rPr>
           <w:b/>
-          <w:color w:val="1F4E79"/>
+          <w:color w:val="12355B"/>
           <w:sz w:val="28"/>
         </w:rPr>
         <w:t>ESG report</w:t>
@@ -3646,7 +4855,7 @@
     <w:p>
       <w:pPr>
         <w:keepNext/>
-        <w:shd w:val="clear" w:color="auto" w:fill="EAF1F8"/>
+        <w:shd w:val="clear" w:color="auto" w:fill="EEF3F8"/>
         <w:spacing w:before="200" w:after="80"/>
         <w:ind w:left="85"/>
       </w:pPr>
@@ -3654,7 +4863,7 @@
         <w:rPr>
           <w:b/>
           <w:caps/>
-          <w:color w:val="1F4E79"/>
+          <w:color w:val="12355B"/>
           <w:sz w:val="19"/>
         </w:rPr>
         <w:t>Exclusionary screening (companies)</w:t>
@@ -3727,7 +4936,7 @@
             <w:r>
               <w:rPr>
                 <w:b/>
-                <w:color w:val="1A1A1A"/>
+                <w:color w:val="1B2430"/>
                 <w:sz w:val="19"/>
               </w:rPr>
               <w:t>Yes, the company is not involved in excluded sectors: controversial and nuclear weapons, tobacco, gambling and restricted sectors in fossil fuel</w:t>
@@ -3744,7 +4953,7 @@
             <w:r>
               <w:rPr>
                 <w:b w:val="0"/>
-                <w:color w:val="5F6B7A"/>
+                <w:color w:val="667085"/>
                 <w:sz w:val="18"/>
               </w:rPr>
               <w:t>•</w:t>
@@ -3770,7 +4979,7 @@
             <w:r>
               <w:rPr>
                 <w:b w:val="0"/>
-                <w:color w:val="5F6B7A"/>
+                <w:color w:val="667085"/>
                 <w:sz w:val="18"/>
               </w:rPr>
               <w:t>•</w:t>
@@ -3806,7 +5015,7 @@
             <w:r>
               <w:rPr>
                 <w:b w:val="0"/>
-                <w:color w:val="5F6B7A"/>
+                <w:color w:val="667085"/>
                 <w:sz w:val="18"/>
               </w:rPr>
               <w:t>•</w:t>
@@ -3820,14 +5029,14 @@
               </w:rPr>
               <w:t>SEB ginklų ir gynybos politika riboja tik kontroversiškus ginklus, branduolinius ginklus ne NATO šalyse, civilinius pusiau automatinius ginklus ir nelicencijuotą prekybą</w:t>
             </w:r>
-            <w:hyperlink r:id="rId28">
+            <w:hyperlink r:id="rId30">
               <w:r>
                 <w:rPr>
                   <w:color w:val="2A78D6"/>
                   <w:vertAlign w:val="superscript"/>
                   <w:sz w:val="15"/>
                 </w:rPr>
-                <w:t xml:space="preserve">20</w:t>
+                <w:t xml:space="preserve">23</w:t>
               </w:r>
             </w:hyperlink>
             <w:r>
@@ -3909,7 +5118,7 @@
             <w:r>
               <w:rPr>
                 <w:b/>
-                <w:color w:val="1A1A1A"/>
+                <w:color w:val="1B2430"/>
                 <w:sz w:val="19"/>
               </w:rPr>
               <w:t>Yes, the company does not have red flag/signal related to controversies based on UN Global Compact, OECD Guidelines for Multinational Enterprises or any other relevant principles/standards</w:t>
@@ -3926,7 +5135,7 @@
             <w:r>
               <w:rPr>
                 <w:b w:val="0"/>
-                <w:color w:val="5F6B7A"/>
+                <w:color w:val="667085"/>
                 <w:sz w:val="18"/>
               </w:rPr>
               <w:t>•</w:t>
@@ -4011,7 +5220,7 @@
             <w:r>
               <w:rPr>
                 <w:b/>
-                <w:color w:val="1A1A1A"/>
+                <w:color w:val="1B2430"/>
                 <w:sz w:val="19"/>
               </w:rPr>
               <w:t>Yes, the company is not in the list of sanctions (add a screenshot)</w:t>
@@ -4028,7 +5237,7 @@
             <w:r>
               <w:rPr>
                 <w:b w:val="0"/>
-                <w:color w:val="5F6B7A"/>
+                <w:color w:val="667085"/>
                 <w:sz w:val="18"/>
               </w:rPr>
               <w:t>•</w:t>
@@ -4113,7 +5322,7 @@
             <w:r>
               <w:rPr>
                 <w:b/>
-                <w:color w:val="1A1A1A"/>
+                <w:color w:val="1B2430"/>
                 <w:sz w:val="19"/>
               </w:rPr>
               <w:t>Yes, issues were not identified from adverse media checks (add a screenshot)</w:t>
@@ -4130,7 +5339,7 @@
             <w:r>
               <w:rPr>
                 <w:b w:val="0"/>
-                <w:color w:val="5F6B7A"/>
+                <w:color w:val="667085"/>
                 <w:sz w:val="18"/>
               </w:rPr>
               <w:t>•</w:t>
@@ -4156,7 +5365,7 @@
             <w:r>
               <w:rPr>
                 <w:b w:val="0"/>
-                <w:color w:val="5F6B7A"/>
+                <w:color w:val="667085"/>
                 <w:sz w:val="18"/>
               </w:rPr>
               <w:t>•</w:t>
@@ -4202,7 +5411,7 @@
     <w:p>
       <w:pPr>
         <w:keepNext/>
-        <w:shd w:val="clear" w:color="auto" w:fill="EAF1F8"/>
+        <w:shd w:val="clear" w:color="auto" w:fill="EEF3F8"/>
         <w:spacing w:before="200" w:after="80"/>
         <w:ind w:left="85"/>
       </w:pPr>
@@ -4210,7 +5419,7 @@
         <w:rPr>
           <w:b/>
           <w:caps/>
-          <w:color w:val="1F4E79"/>
+          <w:color w:val="12355B"/>
           <w:sz w:val="19"/>
         </w:rPr>
         <w:t>ESG integration and positive screening (positive answers imply higher allocation)</w:t>
@@ -4283,7 +5492,7 @@
             <w:r>
               <w:rPr>
                 <w:b/>
-                <w:color w:val="1A1A1A"/>
+                <w:color w:val="1B2430"/>
                 <w:sz w:val="19"/>
               </w:rPr>
               <w:t>Yes, the company is promoting environmental or social characteristics (activities, ESG policy, good ESG rating, etc)</w:t>
@@ -4300,7 +5509,7 @@
             <w:r>
               <w:rPr>
                 <w:b w:val="0"/>
-                <w:color w:val="5F6B7A"/>
+                <w:color w:val="667085"/>
                 <w:sz w:val="18"/>
               </w:rPr>
               <w:t>•</w:t>
@@ -4314,14 +5523,14 @@
               </w:rPr>
               <w:t>VIK nurodo, kad tvarumas nėra pagrindinis jos tikslas – prioritetas yra gynyba ir saugumas</w:t>
             </w:r>
-            <w:hyperlink r:id="rId29">
+            <w:hyperlink r:id="rId31">
               <w:r>
                 <w:rPr>
                   <w:color w:val="2A78D6"/>
                   <w:vertAlign w:val="superscript"/>
                   <w:sz w:val="15"/>
                 </w:rPr>
-                <w:t xml:space="preserve">21</w:t>
+                <w:t xml:space="preserve">24</w:t>
               </w:r>
             </w:hyperlink>
             <w:r>
@@ -4403,7 +5612,7 @@
             <w:r>
               <w:rPr>
                 <w:b/>
-                <w:color w:val="1A1A1A"/>
+                <w:color w:val="1B2430"/>
                 <w:sz w:val="19"/>
               </w:rPr>
               <w:t>Yes, the activities of the company or it’s strategy is aligned with the taxonomy and/or Paris agreement targets (e.g. net zero commitment)</w:t>
@@ -4420,7 +5629,7 @@
             <w:r>
               <w:rPr>
                 <w:b w:val="0"/>
-                <w:color w:val="5F6B7A"/>
+                <w:color w:val="667085"/>
                 <w:sz w:val="18"/>
               </w:rPr>
               <w:t>•</w:t>
@@ -4446,7 +5655,7 @@
             <w:r>
               <w:rPr>
                 <w:b w:val="0"/>
-                <w:color w:val="5F6B7A"/>
+                <w:color w:val="667085"/>
                 <w:sz w:val="18"/>
               </w:rPr>
               <w:t>•</w:t>
@@ -4460,14 +5669,14 @@
               </w:rPr>
               <w:t>Žalieji pirkimai per CPO LT</w:t>
             </w:r>
-            <w:hyperlink r:id="rId30">
+            <w:hyperlink r:id="rId32">
               <w:r>
                 <w:rPr>
                   <w:color w:val="2A78D6"/>
                   <w:vertAlign w:val="superscript"/>
                   <w:sz w:val="15"/>
                 </w:rPr>
-                <w:t xml:space="preserve">22</w:t>
+                <w:t xml:space="preserve">25</w:t>
               </w:r>
             </w:hyperlink>
             <w:r>
@@ -4549,7 +5758,7 @@
             <w:r>
               <w:rPr>
                 <w:b/>
-                <w:color w:val="1A1A1A"/>
+                <w:color w:val="1B2430"/>
                 <w:sz w:val="19"/>
               </w:rPr>
               <w:t>Yes, the company does not have yellow flag/signal related to controversies based on UN Global Compact or any other relevant principles/standards</w:t>
@@ -4566,7 +5775,7 @@
             <w:r>
               <w:rPr>
                 <w:b w:val="0"/>
-                <w:color w:val="5F6B7A"/>
+                <w:color w:val="667085"/>
                 <w:sz w:val="18"/>
               </w:rPr>
               <w:t>•</w:t>
@@ -4592,7 +5801,7 @@
             <w:r>
               <w:rPr>
                 <w:b w:val="0"/>
-                <w:color w:val="5F6B7A"/>
+                <w:color w:val="667085"/>
                 <w:sz w:val="18"/>
               </w:rPr>
               <w:t>•</w:t>
@@ -4606,14 +5815,14 @@
               </w:rPr>
               <w:t>Taikomas Nasdaq Vilnius valdysenos kodeksas</w:t>
             </w:r>
-            <w:hyperlink r:id="rId31">
+            <w:hyperlink r:id="rId33">
               <w:r>
                 <w:rPr>
                   <w:color w:val="2A78D6"/>
                   <w:vertAlign w:val="superscript"/>
                   <w:sz w:val="15"/>
                 </w:rPr>
-                <w:t xml:space="preserve">23</w:t>
+                <w:t xml:space="preserve">26</w:t>
               </w:r>
             </w:hyperlink>
             <w:r>
@@ -4695,7 +5904,7 @@
             <w:r>
               <w:rPr>
                 <w:b/>
-                <w:color w:val="1A1A1A"/>
+                <w:color w:val="1B2430"/>
                 <w:sz w:val="19"/>
               </w:rPr>
               <w:t>Yes, the company fulfills the expectations from SEB thematic and sector policies</w:t>
@@ -4725,7 +5934,7 @@
             <w:r>
               <w:rPr>
                 <w:b w:val="0"/>
-                <w:color w:val="5F6B7A"/>
+                <w:color w:val="667085"/>
                 <w:sz w:val="18"/>
               </w:rPr>
               <w:t>•</w:t>
@@ -4739,14 +5948,14 @@
               </w:rPr>
               <w:t>Investicijų politika</w:t>
             </w:r>
-            <w:hyperlink r:id="rId28">
+            <w:hyperlink r:id="rId30">
               <w:r>
                 <w:rPr>
                   <w:color w:val="2A78D6"/>
                   <w:vertAlign w:val="superscript"/>
                   <w:sz w:val="15"/>
                 </w:rPr>
-                <w:t xml:space="preserve">24</w:t>
+                <w:t xml:space="preserve">27</w:t>
               </w:r>
             </w:hyperlink>
             <w:r>
@@ -4757,14 +5966,14 @@
               </w:rPr>
               <w:t xml:space="preserve"> ir ginklų bei gynybos politika</w:t>
             </w:r>
-            <w:hyperlink r:id="rId28">
+            <w:hyperlink r:id="rId30">
               <w:r>
                 <w:rPr>
                   <w:color w:val="2A78D6"/>
                   <w:vertAlign w:val="superscript"/>
                   <w:sz w:val="15"/>
                 </w:rPr>
-                <w:t xml:space="preserve">20</w:t>
+                <w:t xml:space="preserve">23</w:t>
               </w:r>
             </w:hyperlink>
             <w:r>
@@ -4800,7 +6009,7 @@
             <w:r>
               <w:rPr>
                 <w:b w:val="0"/>
-                <w:color w:val="5F6B7A"/>
+                <w:color w:val="667085"/>
                 <w:sz w:val="18"/>
               </w:rPr>
               <w:t>•</w:t>
@@ -4836,7 +6045,7 @@
             <w:r>
               <w:rPr>
                 <w:b w:val="0"/>
-                <w:color w:val="5F6B7A"/>
+                <w:color w:val="667085"/>
                 <w:sz w:val="18"/>
               </w:rPr>
               <w:t>•</w:t>
@@ -4850,14 +6059,14 @@
               </w:rPr>
               <w:t>Valdysenos kodeksas</w:t>
             </w:r>
-            <w:hyperlink r:id="rId31">
+            <w:hyperlink r:id="rId33">
               <w:r>
                 <w:rPr>
                   <w:color w:val="2A78D6"/>
                   <w:vertAlign w:val="superscript"/>
                   <w:sz w:val="15"/>
                 </w:rPr>
-                <w:t xml:space="preserve">23</w:t>
+                <w:t xml:space="preserve">26</w:t>
               </w:r>
             </w:hyperlink>
             <w:r>
@@ -4893,7 +6102,7 @@
             <w:r>
               <w:rPr>
                 <w:b w:val="0"/>
-                <w:color w:val="5F6B7A"/>
+                <w:color w:val="667085"/>
                 <w:sz w:val="18"/>
               </w:rPr>
               <w:t>•</w:t>
@@ -4926,7 +6135,7 @@
     <w:p>
       <w:pPr>
         <w:keepNext/>
-        <w:shd w:val="clear" w:color="auto" w:fill="EAF1F8"/>
+        <w:shd w:val="clear" w:color="auto" w:fill="EEF3F8"/>
         <w:spacing w:before="200" w:after="80"/>
         <w:ind w:left="85"/>
       </w:pPr>
@@ -4934,7 +6143,7 @@
         <w:rPr>
           <w:b/>
           <w:caps/>
-          <w:color w:val="1F4E79"/>
+          <w:color w:val="12355B"/>
           <w:sz w:val="19"/>
         </w:rPr>
         <w:t>Engagement</w:t>
@@ -5007,7 +6216,7 @@
             <w:r>
               <w:rPr>
                 <w:b/>
-                <w:color w:val="1A1A1A"/>
+                <w:color w:val="1B2430"/>
                 <w:sz w:val="19"/>
               </w:rPr>
               <w:t>Is there a need for pro-active engagement with the company?</w:t>
@@ -5024,7 +6233,7 @@
             <w:r>
               <w:rPr>
                 <w:b w:val="0"/>
-                <w:color w:val="5F6B7A"/>
+                <w:color w:val="667085"/>
                 <w:sz w:val="18"/>
               </w:rPr>
               <w:t>•</w:t>
@@ -5057,7 +6266,7 @@
     <w:p>
       <w:pPr>
         <w:keepNext/>
-        <w:shd w:val="clear" w:color="auto" w:fill="EAF1F8"/>
+        <w:shd w:val="clear" w:color="auto" w:fill="EEF3F8"/>
         <w:spacing w:before="200" w:after="80"/>
         <w:ind w:left="85"/>
       </w:pPr>
@@ -5065,7 +6274,7 @@
         <w:rPr>
           <w:b/>
           <w:caps/>
-          <w:color w:val="1F4E79"/>
+          <w:color w:val="12355B"/>
           <w:sz w:val="19"/>
         </w:rPr>
         <w:t>Indicators</w:t>
@@ -5138,7 +6347,7 @@
             <w:r>
               <w:rPr>
                 <w:b/>
-                <w:color w:val="1A1A1A"/>
+                <w:color w:val="1B2430"/>
                 <w:sz w:val="19"/>
               </w:rPr>
               <w:t>Yes, the indicators of the company support the targets of sustainability and PAI indicators followed by the Fund</w:t>
@@ -5155,7 +6364,7 @@
             <w:r>
               <w:rPr>
                 <w:b w:val="0"/>
-                <w:color w:val="5F6B7A"/>
+                <w:color w:val="667085"/>
                 <w:sz w:val="18"/>
               </w:rPr>
               <w:t>•</w:t>
@@ -5169,14 +6378,14 @@
               </w:rPr>
               <w:t>Nuosavų patalpų ir turto VIK neturi, todėl tiesioginis poveikis aplinkai nedidelis</w:t>
             </w:r>
-            <w:hyperlink r:id="rId30">
+            <w:hyperlink r:id="rId32">
               <w:r>
                 <w:rPr>
                   <w:color w:val="2A78D6"/>
                   <w:vertAlign w:val="superscript"/>
                   <w:sz w:val="15"/>
                 </w:rPr>
-                <w:t xml:space="preserve">22</w:t>
+                <w:t xml:space="preserve">25</w:t>
               </w:r>
             </w:hyperlink>
             <w:r>
@@ -5199,7 +6408,7 @@
             <w:r>
               <w:rPr>
                 <w:b w:val="0"/>
-                <w:color w:val="5F6B7A"/>
+                <w:color w:val="667085"/>
                 <w:sz w:val="18"/>
               </w:rPr>
               <w:t>•</w:t>
@@ -5213,14 +6422,14 @@
               </w:rPr>
               <w:t>Fondui svarbiausias PAI rodiklis – ginklų sektoriaus poveikis: tik įprastiniai ginklai</w:t>
             </w:r>
-            <w:hyperlink r:id="rId32">
+            <w:hyperlink r:id="rId34">
               <w:r>
                 <w:rPr>
                   <w:color w:val="2A78D6"/>
                   <w:vertAlign w:val="superscript"/>
                   <w:sz w:val="15"/>
                 </w:rPr>
-                <w:t xml:space="preserve">25</w:t>
+                <w:t xml:space="preserve">28</w:t>
               </w:r>
             </w:hyperlink>
             <w:r>
@@ -5273,7 +6482,7 @@
       <w:r>
         <w:rPr>
           <w:b w:val="0"/>
-          <w:color w:val="5F6B7A"/>
+          <w:color w:val="667085"/>
           <w:sz w:val="16"/>
         </w:rPr>
         <w:t>Taikytos SEB politikos: Policy on Sustainability Considerations in Investments (SEB AB); Arms and Defence sector policy; Environmental Policy on Climate, Nature and Water (thematic); Social and Human Rights Policy (thematic); Governance expectations in sector policies (anti-corruption, tax, reporting)</w:t>
@@ -5283,7 +6492,7 @@
       <w:pPr>
         <w:keepNext/>
         <w:pBdr>
-          <w:bottom w:val="single" w:sz="8" w:color="1F4E79" w:space="4"/>
+          <w:bottom w:val="single" w:sz="8" w:color="12355B" w:space="4"/>
         </w:pBdr>
         <w:tabs>
           <w:tab w:pos="482" w:val="left"/>
@@ -5302,7 +6511,7 @@
       <w:r>
         <w:rPr>
           <w:b/>
-          <w:color w:val="1F4E79"/>
+          <w:color w:val="12355B"/>
           <w:sz w:val="28"/>
         </w:rPr>
         <w:t>Šaltiniai</w:t>
@@ -5319,7 +6528,7 @@
       <w:r>
         <w:rPr>
           <w:b w:val="0"/>
-          <w:color w:val="5F6B7A"/>
+          <w:color w:val="667085"/>
           <w:sz w:val="17"/>
         </w:rPr>
         <w:t>1.</w:t>
@@ -5346,7 +6555,7 @@
       <w:r>
         <w:rPr>
           <w:b w:val="0"/>
-          <w:color w:val="5F6B7A"/>
+          <w:color w:val="667085"/>
           <w:sz w:val="17"/>
         </w:rPr>
         <w:t>2.</w:t>
@@ -5373,7 +6582,7 @@
       <w:r>
         <w:rPr>
           <w:b w:val="0"/>
-          <w:color w:val="5F6B7A"/>
+          <w:color w:val="667085"/>
           <w:sz w:val="17"/>
         </w:rPr>
         <w:t>3.</w:t>
@@ -5400,7 +6609,7 @@
       <w:r>
         <w:rPr>
           <w:b w:val="0"/>
-          <w:color w:val="5F6B7A"/>
+          <w:color w:val="667085"/>
           <w:sz w:val="17"/>
         </w:rPr>
         <w:t>4.</w:t>
@@ -5427,7 +6636,7 @@
       <w:r>
         <w:rPr>
           <w:b w:val="0"/>
-          <w:color w:val="5F6B7A"/>
+          <w:color w:val="667085"/>
           <w:sz w:val="17"/>
         </w:rPr>
         <w:t>5.</w:t>
@@ -5454,7 +6663,7 @@
       <w:r>
         <w:rPr>
           <w:b w:val="0"/>
-          <w:color w:val="5F6B7A"/>
+          <w:color w:val="667085"/>
           <w:sz w:val="17"/>
         </w:rPr>
         <w:t>6.</w:t>
@@ -5481,7 +6690,7 @@
       <w:r>
         <w:rPr>
           <w:b w:val="0"/>
-          <w:color w:val="5F6B7A"/>
+          <w:color w:val="667085"/>
           <w:sz w:val="17"/>
         </w:rPr>
         <w:t>7.</w:t>
@@ -5508,7 +6717,7 @@
       <w:r>
         <w:rPr>
           <w:b w:val="0"/>
-          <w:color w:val="5F6B7A"/>
+          <w:color w:val="667085"/>
           <w:sz w:val="17"/>
         </w:rPr>
         <w:t>8.</w:t>
@@ -5535,7 +6744,7 @@
       <w:r>
         <w:rPr>
           <w:b w:val="0"/>
-          <w:color w:val="5F6B7A"/>
+          <w:color w:val="667085"/>
           <w:sz w:val="17"/>
         </w:rPr>
         <w:t>9.</w:t>
@@ -5562,7 +6771,7 @@
       <w:r>
         <w:rPr>
           <w:b w:val="0"/>
-          <w:color w:val="5F6B7A"/>
+          <w:color w:val="667085"/>
           <w:sz w:val="17"/>
         </w:rPr>
         <w:t>10.</w:t>
@@ -5589,7 +6798,7 @@
       <w:r>
         <w:rPr>
           <w:b w:val="0"/>
-          <w:color w:val="5F6B7A"/>
+          <w:color w:val="667085"/>
           <w:sz w:val="17"/>
         </w:rPr>
         <w:t>11.</w:t>
@@ -5616,7 +6825,7 @@
       <w:r>
         <w:rPr>
           <w:b w:val="0"/>
-          <w:color w:val="5F6B7A"/>
+          <w:color w:val="667085"/>
           <w:sz w:val="17"/>
         </w:rPr>
         <w:t>12.</w:t>
@@ -5643,7 +6852,7 @@
       <w:r>
         <w:rPr>
           <w:b w:val="0"/>
-          <w:color w:val="5F6B7A"/>
+          <w:color w:val="667085"/>
           <w:sz w:val="17"/>
         </w:rPr>
         <w:t>13.</w:t>
@@ -5670,7 +6879,7 @@
       <w:r>
         <w:rPr>
           <w:b w:val="0"/>
-          <w:color w:val="5F6B7A"/>
+          <w:color w:val="667085"/>
           <w:sz w:val="17"/>
         </w:rPr>
         <w:t>14.</w:t>
@@ -5697,7 +6906,7 @@
       <w:r>
         <w:rPr>
           <w:b w:val="0"/>
-          <w:color w:val="5F6B7A"/>
+          <w:color w:val="667085"/>
           <w:sz w:val="17"/>
         </w:rPr>
         <w:t>15.</w:t>
@@ -5724,7 +6933,7 @@
       <w:r>
         <w:rPr>
           <w:b w:val="0"/>
-          <w:color w:val="5F6B7A"/>
+          <w:color w:val="667085"/>
           <w:sz w:val="17"/>
         </w:rPr>
         <w:t>16.</w:t>
@@ -5751,7 +6960,7 @@
       <w:r>
         <w:rPr>
           <w:b w:val="0"/>
-          <w:color w:val="5F6B7A"/>
+          <w:color w:val="667085"/>
           <w:sz w:val="17"/>
         </w:rPr>
         <w:t>17.</w:t>
@@ -5778,7 +6987,7 @@
       <w:r>
         <w:rPr>
           <w:b w:val="0"/>
-          <w:color w:val="5F6B7A"/>
+          <w:color w:val="667085"/>
           <w:sz w:val="17"/>
         </w:rPr>
         <w:t>18.</w:t>
@@ -5805,7 +7014,7 @@
       <w:r>
         <w:rPr>
           <w:b w:val="0"/>
-          <w:color w:val="5F6B7A"/>
+          <w:color w:val="667085"/>
           <w:sz w:val="17"/>
         </w:rPr>
         <w:t>19.</w:t>
@@ -5832,13 +7041,94 @@
       <w:r>
         <w:rPr>
           <w:b w:val="0"/>
-          <w:color w:val="5F6B7A"/>
+          <w:color w:val="667085"/>
           <w:sz w:val="17"/>
         </w:rPr>
         <w:t>20.</w:t>
         <w:tab/>
       </w:r>
-      <w:hyperlink r:id="rId28">
+      <w:hyperlink r:id="rId15">
+        <w:r>
+          <w:rPr>
+            <w:color w:val="2A78D6"/>
+            <w:sz w:val="17"/>
+          </w:rPr>
+          <w:t xml:space="preserve">VIK - Interim report 6M 2026 (unaudited), p. 4, 2026</w:t>
+        </w:r>
+      </w:hyperlink>
+    </w:p>
+    <w:p>
+      <w:pPr>
+        <w:tabs>
+          <w:tab w:pos="397" w:val="left"/>
+        </w:tabs>
+        <w:spacing w:before="0" w:after="30"/>
+        <w:ind w:left="397" w:hanging="397"/>
+      </w:pPr>
+      <w:r>
+        <w:rPr>
+          <w:b w:val="0"/>
+          <w:color w:val="667085"/>
+          <w:sz w:val="17"/>
+        </w:rPr>
+        <w:t>21.</w:t>
+        <w:tab/>
+      </w:r>
+      <w:hyperlink r:id="rId26">
+        <w:r>
+          <w:rPr>
+            <w:color w:val="2A78D6"/>
+            <w:sz w:val="17"/>
+          </w:rPr>
+          <w:t xml:space="preserve">VIK - Interim report 6M 2026 (unaudited), p. 6, 2026</w:t>
+        </w:r>
+      </w:hyperlink>
+    </w:p>
+    <w:p>
+      <w:pPr>
+        <w:tabs>
+          <w:tab w:pos="397" w:val="left"/>
+        </w:tabs>
+        <w:spacing w:before="0" w:after="30"/>
+        <w:ind w:left="397" w:hanging="397"/>
+      </w:pPr>
+      <w:r>
+        <w:rPr>
+          <w:b w:val="0"/>
+          <w:color w:val="667085"/>
+          <w:sz w:val="17"/>
+        </w:rPr>
+        <w:t>22.</w:t>
+        <w:tab/>
+      </w:r>
+      <w:hyperlink r:id="rId27">
+        <w:r>
+          <w:rPr>
+            <w:color w:val="2A78D6"/>
+            <w:sz w:val="17"/>
+          </w:rPr>
+          <w:t xml:space="preserve">VIK - Interim report 6M 2026 (unaudited), p. 21, 2026</w:t>
+        </w:r>
+      </w:hyperlink>
+    </w:p>
+    <w:p>
+      <w:pPr>
+        <w:tabs>
+          <w:tab w:pos="397" w:val="left"/>
+        </w:tabs>
+        <w:spacing w:before="0" w:after="30"/>
+        <w:ind w:left="397" w:hanging="397"/>
+      </w:pPr>
+      <w:r>
+        <w:rPr>
+          <w:b w:val="0"/>
+          <w:color w:val="667085"/>
+          <w:sz w:val="17"/>
+        </w:rPr>
+        <w:t>23.</w:t>
+        <w:tab/>
+      </w:r>
+      <w:hyperlink r:id="rId30">
         <w:r>
           <w:rPr>
             <w:color w:val="2A78D6"/>
@@ -5859,13 +7149,13 @@
       <w:r>
         <w:rPr>
           <w:b w:val="0"/>
-          <w:color w:val="5F6B7A"/>
+          <w:color w:val="667085"/>
           <w:sz w:val="17"/>
         </w:rPr>
-        <w:t>21.</w:t>
+        <w:t>24.</w:t>
         <w:tab/>
       </w:r>
-      <w:hyperlink r:id="rId29">
+      <w:hyperlink r:id="rId31">
         <w:r>
           <w:rPr>
             <w:color w:val="2A78D6"/>
@@ -5886,13 +7176,13 @@
       <w:r>
         <w:rPr>
           <w:b w:val="0"/>
-          <w:color w:val="5F6B7A"/>
+          <w:color w:val="667085"/>
           <w:sz w:val="17"/>
         </w:rPr>
-        <w:t>22.</w:t>
+        <w:t>25.</w:t>
         <w:tab/>
       </w:r>
-      <w:hyperlink r:id="rId30">
+      <w:hyperlink r:id="rId32">
         <w:r>
           <w:rPr>
             <w:color w:val="2A78D6"/>
@@ -5913,13 +7203,13 @@
       <w:r>
         <w:rPr>
           <w:b w:val="0"/>
-          <w:color w:val="5F6B7A"/>
+          <w:color w:val="667085"/>
           <w:sz w:val="17"/>
         </w:rPr>
-        <w:t>23.</w:t>
+        <w:t>26.</w:t>
         <w:tab/>
       </w:r>
-      <w:hyperlink r:id="rId31">
+      <w:hyperlink r:id="rId33">
         <w:r>
           <w:rPr>
             <w:color w:val="2A78D6"/>
@@ -5940,13 +7230,13 @@
       <w:r>
         <w:rPr>
           <w:b w:val="0"/>
-          <w:color w:val="5F6B7A"/>
+          <w:color w:val="667085"/>
           <w:sz w:val="17"/>
         </w:rPr>
-        <w:t>24.</w:t>
+        <w:t>27.</w:t>
         <w:tab/>
       </w:r>
-      <w:hyperlink r:id="rId28">
+      <w:hyperlink r:id="rId30">
         <w:r>
           <w:rPr>
             <w:color w:val="2A78D6"/>
@@ -5967,13 +7257,13 @@
       <w:r>
         <w:rPr>
           <w:b w:val="0"/>
-          <w:color w:val="5F6B7A"/>
+          <w:color w:val="667085"/>
           <w:sz w:val="17"/>
         </w:rPr>
-        <w:t>25.</w:t>
+        <w:t>28.</w:t>
         <w:tab/>
       </w:r>
-      <w:hyperlink r:id="rId32">
+      <w:hyperlink r:id="rId34">
         <w:r>
           <w:rPr>
             <w:color w:val="2A78D6"/>
@@ -5990,7 +7280,7 @@
       <w:r>
         <w:rPr>
           <w:b w:val="0"/>
-          <w:color w:val="5F6B7A"/>
+          <w:color w:val="667085"/>
           <w:sz w:val="16"/>
         </w:rPr>
         <w:t>Ataskaita parengta iš viešų šaltinių. Skaičiai pateikiami taip, kaip juos skelbia emitentas; maži numeriai prie teksto veda į šaltinių sąrašą.</w:t>
@@ -6015,7 +7305,7 @@
   <w:p>
     <w:pPr>
       <w:pBdr>
-        <w:top w:val="single" w:sz="4" w:color="C9D3DE" w:space="4"/>
+        <w:top w:val="single" w:sz="4" w:color="D5DCE4" w:space="4"/>
       </w:pBdr>
       <w:tabs>
         <w:tab w:pos="9638" w:val="right"/>
@@ -6024,7 +7314,7 @@
     <w:r>
       <w:rPr>
         <w:b w:val="0"/>
-        <w:color w:val="5F6B7A"/>
+        <w:color w:val="667085"/>
         <w:sz w:val="16"/>
       </w:rPr>
       <w:t>Valstybės investicinis kapitalas (VIK) · 6M2026 · 2026-10-22</w:t>
@@ -6033,7 +7323,7 @@
     <w:r>
       <w:rPr>
         <w:b/>
-        <w:color w:val="1F4E79"/>
+        <w:color w:val="12355B"/>
         <w:sz w:val="16"/>
       </w:rPr>
       <w:fldChar w:fldCharType="begin"/>
@@ -6049,7 +7339,7 @@
   <w:p>
     <w:pPr>
       <w:pBdr>
-        <w:top w:val="single" w:sz="4" w:color="C9D3DE" w:space="4"/>
+        <w:top w:val="single" w:sz="4" w:color="D5DCE4" w:space="4"/>
       </w:pBdr>
       <w:tabs>
         <w:tab w:pos="9638" w:val="right"/>
@@ -6058,7 +7348,7 @@
     <w:r>
       <w:rPr>
         <w:b w:val="0"/>
-        <w:color w:val="5F6B7A"/>
+        <w:color w:val="667085"/>
         <w:sz w:val="16"/>
       </w:rPr>
       <w:t>Valstybės investicinis kapitalas (VIK) · 6M2026 · 2026-10-22</w:t>
@@ -6067,7 +7357,7 @@
     <w:r>
       <w:rPr>
         <w:b/>
-        <w:color w:val="1F4E79"/>
+        <w:color w:val="12355B"/>
         <w:sz w:val="16"/>
       </w:rPr>
       <w:fldChar w:fldCharType="begin"/>
@@ -6083,7 +7373,7 @@
   <w:p>
     <w:pPr>
       <w:pBdr>
-        <w:bottom w:val="single" w:sz="4" w:color="C9D3DE" w:space="4"/>
+        <w:bottom w:val="single" w:sz="4" w:color="D5DCE4" w:space="4"/>
       </w:pBdr>
       <w:tabs>
         <w:tab w:pos="9638" w:val="right"/>
@@ -6092,7 +7382,7 @@
     <w:r>
       <w:rPr>
         <w:b/>
-        <w:color w:val="1F4E79"/>
+        <w:color w:val="12355B"/>
         <w:sz w:val="16"/>
       </w:rPr>
       <w:t>Valstybės investicinis kapitalas (VIK)</w:t>
@@ -6100,7 +7390,7 @@
     <w:r>
       <w:rPr>
         <w:b w:val="0"/>
-        <w:color w:val="5F6B7A"/>
+        <w:color w:val="667085"/>
         <w:sz w:val="16"/>
       </w:rPr>
       <w:tab/>
@@ -6478,7 +7768,7 @@
     </w:pPr>
     <w:rPr>
       <w:rFonts w:ascii="Calibri" w:hAnsi="Calibri" w:eastAsia="Calibri"/>
-      <w:color w:val="1A1A1A"/>
+      <w:color w:val="1B2430"/>
       <w:sz w:val="21"/>
     </w:rPr>
   </w:style>

--- a/docs/files/vik/vik_6M2026_lt.docx
+++ b/docs/files/vik/vik_6M2026_lt.docx
@@ -4621,7 +4621,7 @@
           <w:color w:val="667085"/>
           <w:sz w:val="18"/>
         </w:rPr>
-        <w:t>Automatinė naujienų paieška (Google News, LT), 2026-07-24 – 2026-10-22: 2 pranešimų.</w:t>
+        <w:t>Automatinė naujienų paieška (Google News, LT), 2026-07-25 – 2026-10-23: 2 pranešimų.</w:t>
       </w:r>
     </w:p>
     <w:tbl>
@@ -5377,7 +5377,7 @@
                 <w:color w:val="333333"/>
                 <w:sz w:val="18"/>
               </w:rPr>
-              <w:t>Naujienų suvestinė 2026-07-24 – 2026-10-22: 2 pranešimų, iš jų su neigiamu žodžiu antraštėje – 0 (plačiau – skiltyje „Ką rašo spauda“).</w:t>
+              <w:t>Naujienų suvestinė 2026-07-25 – 2026-10-23: 2 pranešimų, iš jų su neigiamu žodžiu antraštėje – 0 (plačiau – skiltyje „Ką rašo spauda“).</w:t>
             </w:r>
           </w:p>
         </w:tc>

--- a/docs/files/vik/vik_6M2026_lt.docx
+++ b/docs/files/vik/vik_6M2026_lt.docx
@@ -455,7 +455,7 @@
                 <w:color w:val="1B2430"/>
                 <w:sz w:val="21"/>
               </w:rPr>
-              <w:t>. I pusm. pelnas 7,1 mln. EUR, nuosavo kapitalo dalis 70 % (apskaičiuota įrankio)</w:t>
+              <w:t>. I pusm. pelnas 7,1 mln. EUR, nuosavo kapitalo dalis 70 % (mūsų skaičiavimas)</w:t>
             </w:r>
             <w:hyperlink r:id="rId14">
               <w:r>
@@ -2528,7 +2528,7 @@
           <w:color w:val="667085"/>
           <w:sz w:val="16"/>
         </w:rPr>
-        <w:t>Spalvos: žalias pokytis – rodiklis gerėja, raudonas – blogėja. Paskutinio laikotarpio langelio fonas: žalias – geras lygis, geltonas – vidutinis, raudonas – silpnas (įrankio orientyrai, config/metric_rules.yaml).</w:t>
+        <w:t>Spalvos: žalias pokytis – rodiklis gerėja, raudonas – blogėja. Paskutinio laikotarpio langelio fonas: žalias – geras lygis, geltonas – vidutinis, raudonas – silpnas (vidiniai orientyrai, config/metric_rules.yaml).</w:t>
       </w:r>
     </w:p>
     <w:p>
@@ -2541,7 +2541,7 @@
           <w:color w:val="667085"/>
           <w:sz w:val="16"/>
         </w:rPr>
-        <w:t>* – paimta iš ataskaitos santraukos;  ᶜ – apskaičiuota įrankio. Mažas numeris prie teksto – nuoroda į šaltinį (paspaudus atsidaro dokumentas reikiamame puslapyje).</w:t>
+        <w:t>* – paimta iš ataskaitos santraukos;  ᶜ – mūsų skaičiavimas. Mažas numeris prie teksto – nuoroda į šaltinį (paspaudus atsidaro dokumentas reikiamame puslapyje).</w:t>
       </w:r>
     </w:p>
     <w:p>
@@ -2836,7 +2836,7 @@
         <w:rPr>
           <w:b w:val="0"/>
         </w:rPr>
-        <w:t>2025 m. pelnas 3,8 mln. EUR (2024 m. – 8,1 mln.); išleistų obligacijų likutis 2026-06-30 – apie 50,6 mln. EUR (apskaičiuota įrankio)</w:t>
+        <w:t>2025 m. pelnas 3,8 mln. EUR (2024 m. – 8,1 mln.); išleistų obligacijų likutis 2026-06-30 – apie 50,6 mln. EUR (mūsų skaičiavimas)</w:t>
       </w:r>
       <w:hyperlink r:id="rId20">
         <w:r>

--- a/docs/files/vik/vik_6M2026_lt.docx
+++ b/docs/files/vik/vik_6M2026_lt.docx
@@ -4365,7 +4365,7 @@
                 <w:b w:val="0"/>
                 <w:sz w:val="17"/>
               </w:rPr>
-              <w:t>3,43 % (2026-10)</w:t>
+              <w:t>3,38 % (2026-10)</w:t>
             </w:r>
           </w:p>
         </w:tc>
@@ -4437,7 +4437,7 @@
                 <w:b w:val="0"/>
                 <w:sz w:val="17"/>
               </w:rPr>
-              <w:t>▲ 0,71 p. p.</w:t>
+              <w:t>▲ 0,66 p. p.</w:t>
             </w:r>
           </w:p>
         </w:tc>
@@ -5249,7 +5249,7 @@
                 <w:color w:val="333333"/>
                 <w:sz w:val="18"/>
               </w:rPr>
-              <w:t>Nerasta EU, UN, UK, US OFAC konsoliduotuose sankcijų sąrašuose (automatinė patikra 2026-10-22).</w:t>
+              <w:t>Nerasta EU, UN, UK, US OFAC konsoliduotuose sankcijų sąrašuose (automatinė patikra 2026-10-23).</w:t>
             </w:r>
           </w:p>
         </w:tc>

--- a/docs/files/vik/vik_6M2026_lt.docx
+++ b/docs/files/vik/vik_6M2026_lt.docx
@@ -5468,10 +5468,10 @@
               <w:rPr>
                 <w:rFonts w:ascii="Segoe UI Symbol" w:hAnsi="Segoe UI Symbol"/>
                 <w:b w:val="0"/>
-                <w:color w:val="9AA5B1"/>
+                <w:color w:val="1B7F3B"/>
                 <w:sz w:val="24"/>
               </w:rPr>
-              <w:t>☐</w:t>
+              <w:t>☑</w:t>
             </w:r>
           </w:p>
         </w:tc>
@@ -5500,6 +5500,19 @@
           </w:p>
           <w:p>
             <w:pPr>
+              <w:spacing w:before="40" w:after="0"/>
+            </w:pPr>
+            <w:r>
+              <w:rPr>
+                <w:b/>
+                <w:color w:val="333333"/>
+                <w:sz w:val="18"/>
+              </w:rPr>
+              <w:t>Socialinė nauda – šalies saugumas</w:t>
+            </w:r>
+          </w:p>
+          <w:p>
+            <w:pPr>
               <w:tabs>
                 <w:tab w:pos="198" w:val="left"/>
               </w:tabs>
@@ -5521,7 +5534,77 @@
                 <w:color w:val="333333"/>
                 <w:sz w:val="18"/>
               </w:rPr>
-              <w:t>VIK nurodo, kad tvarumas nėra pagrindinis jos tikslas – prioritetas yra gynyba ir saugumas</w:t>
+              <w:t>VIK finansuoja Lietuvos gynybos ir saugumo pramonę, pvz., amunicijos gamyklą Baisogaloje</w:t>
+            </w:r>
+            <w:hyperlink r:id="rId15">
+              <w:r>
+                <w:rPr>
+                  <w:color w:val="2A78D6"/>
+                  <w:vertAlign w:val="superscript"/>
+                  <w:sz w:val="15"/>
+                </w:rPr>
+                <w:t xml:space="preserve">4</w:t>
+              </w:r>
+            </w:hyperlink>
+            <w:r>
+              <w:rPr>
+                <w:b w:val="0"/>
+                <w:color w:val="333333"/>
+                <w:sz w:val="18"/>
+              </w:rPr>
+              <w:t>.</w:t>
+            </w:r>
+          </w:p>
+          <w:p>
+            <w:pPr>
+              <w:tabs>
+                <w:tab w:pos="198" w:val="left"/>
+              </w:tabs>
+              <w:spacing w:before="0" w:after="20"/>
+              <w:ind w:left="198" w:hanging="198"/>
+            </w:pPr>
+            <w:r>
+              <w:rPr>
+                <w:b w:val="0"/>
+                <w:color w:val="667085"/>
+                <w:sz w:val="18"/>
+              </w:rPr>
+              <w:t>•</w:t>
+              <w:tab/>
+            </w:r>
+            <w:r>
+              <w:rPr>
+                <w:b w:val="0"/>
+                <w:color w:val="333333"/>
+                <w:sz w:val="18"/>
+              </w:rPr>
+              <w:t>Investuodami prisidedame prie šalies saugumo – tai priskiriame ESG „S“ (socialinei) daliai (savininko vertinimas, 2026-10-23).</w:t>
+            </w:r>
+          </w:p>
+          <w:p>
+            <w:pPr>
+              <w:tabs>
+                <w:tab w:pos="198" w:val="left"/>
+              </w:tabs>
+              <w:spacing w:before="0" w:after="20"/>
+              <w:ind w:left="198" w:hanging="198"/>
+            </w:pPr>
+            <w:r>
+              <w:rPr>
+                <w:b w:val="0"/>
+                <w:color w:val="667085"/>
+                <w:sz w:val="18"/>
+              </w:rPr>
+              <w:t>•</w:t>
+              <w:tab/>
+            </w:r>
+            <w:r>
+              <w:rPr>
+                <w:b w:val="0"/>
+                <w:color w:val="333333"/>
+                <w:sz w:val="18"/>
+              </w:rPr>
+              <w:t>Pati VIK nurodo, kad tvarumas nėra jos pagrindinis tikslas, o prioritetas – gynyba ir saugumas</w:t>
             </w:r>
             <w:hyperlink r:id="rId31">
               <w:r>

--- a/docs/files/vik/vik_6M2026_lt.docx
+++ b/docs/files/vik/vik_6M2026_lt.docx
@@ -5578,7 +5578,7 @@
                 <w:color w:val="333333"/>
                 <w:sz w:val="18"/>
               </w:rPr>
-              <w:t>Investuodami prisidedame prie šalies saugumo – tai priskiriame ESG „S“ (socialinei) daliai (savininko vertinimas, 2026-10-23).</w:t>
+              <w:t>Investuodami prisidedame prie šalies saugumo – tai priskiriame ESG „S“ (socialinei) daliai.</w:t>
             </w:r>
           </w:p>
           <w:p>

--- a/docs/files/vik/vik_6M2026_lt.docx
+++ b/docs/files/vik/vik_6M2026_lt.docx
@@ -5252,6 +5252,117 @@
               <w:t>Nerasta EU, UN, UK, US OFAC konsoliduotuose sankcijų sąrašuose (automatinė patikra 2026-10-23).</w:t>
             </w:r>
           </w:p>
+          <w:p>
+            <w:pPr>
+              <w:spacing w:before="40" w:after="0"/>
+            </w:pPr>
+            <w:r>
+              <w:rPr>
+                <w:b/>
+                <w:color w:val="333333"/>
+                <w:sz w:val="18"/>
+              </w:rPr>
+              <w:t>Rankinė patikra</w:t>
+            </w:r>
+          </w:p>
+          <w:p>
+            <w:pPr>
+              <w:tabs>
+                <w:tab w:pos="198" w:val="left"/>
+              </w:tabs>
+              <w:spacing w:before="0" w:after="20"/>
+              <w:ind w:left="198" w:hanging="198"/>
+            </w:pPr>
+            <w:r>
+              <w:rPr>
+                <w:b w:val="0"/>
+                <w:color w:val="667085"/>
+                <w:sz w:val="18"/>
+              </w:rPr>
+              <w:t>•</w:t>
+              <w:tab/>
+            </w:r>
+            <w:r>
+              <w:rPr>
+                <w:b w:val="0"/>
+                <w:color w:val="333333"/>
+                <w:sz w:val="18"/>
+              </w:rPr>
+              <w:t>OFAC sankcijų paieška</w:t>
+            </w:r>
+            <w:hyperlink r:id="rId31">
+              <w:r>
+                <w:rPr>
+                  <w:color w:val="2A78D6"/>
+                  <w:vertAlign w:val="superscript"/>
+                  <w:sz w:val="15"/>
+                </w:rPr>
+                <w:t xml:space="preserve">24</w:t>
+              </w:r>
+            </w:hyperlink>
+          </w:p>
+          <w:p>
+            <w:pPr>
+              <w:tabs>
+                <w:tab w:pos="198" w:val="left"/>
+              </w:tabs>
+              <w:spacing w:before="0" w:after="20"/>
+              <w:ind w:left="198" w:hanging="198"/>
+            </w:pPr>
+            <w:r>
+              <w:rPr>
+                <w:b w:val="0"/>
+                <w:color w:val="667085"/>
+                <w:sz w:val="18"/>
+              </w:rPr>
+              <w:t>•</w:t>
+              <w:tab/>
+            </w:r>
+            <w:r>
+              <w:rPr>
+                <w:b w:val="0"/>
+                <w:color w:val="333333"/>
+                <w:sz w:val="18"/>
+              </w:rPr>
+              <w:t>ES sankcijų žemėlapis</w:t>
+            </w:r>
+            <w:hyperlink r:id="rId32">
+              <w:r>
+                <w:rPr>
+                  <w:color w:val="2A78D6"/>
+                  <w:vertAlign w:val="superscript"/>
+                  <w:sz w:val="15"/>
+                </w:rPr>
+                <w:t xml:space="preserve">25</w:t>
+              </w:r>
+            </w:hyperlink>
+          </w:p>
+          <w:p>
+            <w:pPr>
+              <w:tabs>
+                <w:tab w:pos="198" w:val="left"/>
+              </w:tabs>
+              <w:spacing w:before="0" w:after="20"/>
+              <w:ind w:left="198" w:hanging="198"/>
+            </w:pPr>
+            <w:r>
+              <w:rPr>
+                <w:b w:val="0"/>
+                <w:color w:val="667085"/>
+                <w:sz w:val="18"/>
+              </w:rPr>
+              <w:t>•</w:t>
+              <w:tab/>
+            </w:r>
+            <w:r>
+              <w:rPr>
+                <w:b w:val="0"/>
+                <w:color w:val="333333"/>
+                <w:sz w:val="18"/>
+              </w:rPr>
+              <w:t>SEB eNameChecker (vidinė SEB sistema).</w:t>
+            </w:r>
+          </w:p>
         </w:tc>
       </w:tr>
     </w:tbl>
@@ -5606,14 +5717,14 @@
               </w:rPr>
               <w:t>Pati VIK nurodo, kad tvarumas nėra jos pagrindinis tikslas, o prioritetas – gynyba ir saugumas</w:t>
             </w:r>
-            <w:hyperlink r:id="rId31">
+            <w:hyperlink r:id="rId33">
               <w:r>
                 <w:rPr>
                   <w:color w:val="2A78D6"/>
                   <w:vertAlign w:val="superscript"/>
                   <w:sz w:val="15"/>
                 </w:rPr>
-                <w:t xml:space="preserve">24</w:t>
+                <w:t xml:space="preserve">26</w:t>
               </w:r>
             </w:hyperlink>
             <w:r>
@@ -5752,14 +5863,14 @@
               </w:rPr>
               <w:t>Žalieji pirkimai per CPO LT</w:t>
             </w:r>
-            <w:hyperlink r:id="rId32">
+            <w:hyperlink r:id="rId34">
               <w:r>
                 <w:rPr>
                   <w:color w:val="2A78D6"/>
                   <w:vertAlign w:val="superscript"/>
                   <w:sz w:val="15"/>
                 </w:rPr>
-                <w:t xml:space="preserve">25</w:t>
+                <w:t xml:space="preserve">27</w:t>
               </w:r>
             </w:hyperlink>
             <w:r>
@@ -5898,14 +6009,14 @@
               </w:rPr>
               <w:t>Taikomas Nasdaq Vilnius valdysenos kodeksas</w:t>
             </w:r>
-            <w:hyperlink r:id="rId33">
+            <w:hyperlink r:id="rId35">
               <w:r>
                 <w:rPr>
                   <w:color w:val="2A78D6"/>
                   <w:vertAlign w:val="superscript"/>
                   <w:sz w:val="15"/>
                 </w:rPr>
-                <w:t xml:space="preserve">26</w:t>
+                <w:t xml:space="preserve">28</w:t>
               </w:r>
             </w:hyperlink>
             <w:r>
@@ -6038,7 +6149,7 @@
                   <w:vertAlign w:val="superscript"/>
                   <w:sz w:val="15"/>
                 </w:rPr>
-                <w:t xml:space="preserve">27</w:t>
+                <w:t xml:space="preserve">29</w:t>
               </w:r>
             </w:hyperlink>
             <w:r>
@@ -6142,14 +6253,14 @@
               </w:rPr>
               <w:t>Valdysenos kodeksas</w:t>
             </w:r>
-            <w:hyperlink r:id="rId33">
+            <w:hyperlink r:id="rId35">
               <w:r>
                 <w:rPr>
                   <w:color w:val="2A78D6"/>
                   <w:vertAlign w:val="superscript"/>
                   <w:sz w:val="15"/>
                 </w:rPr>
-                <w:t xml:space="preserve">26</w:t>
+                <w:t xml:space="preserve">28</w:t>
               </w:r>
             </w:hyperlink>
             <w:r>
@@ -6461,14 +6572,14 @@
               </w:rPr>
               <w:t>Nuosavų patalpų ir turto VIK neturi, todėl tiesioginis poveikis aplinkai nedidelis</w:t>
             </w:r>
-            <w:hyperlink r:id="rId32">
+            <w:hyperlink r:id="rId34">
               <w:r>
                 <w:rPr>
                   <w:color w:val="2A78D6"/>
                   <w:vertAlign w:val="superscript"/>
                   <w:sz w:val="15"/>
                 </w:rPr>
-                <w:t xml:space="preserve">25</w:t>
+                <w:t xml:space="preserve">27</w:t>
               </w:r>
             </w:hyperlink>
             <w:r>
@@ -6505,14 +6616,14 @@
               </w:rPr>
               <w:t>Fondui svarbiausias PAI rodiklis – ginklų sektoriaus poveikis: tik įprastiniai ginklai</w:t>
             </w:r>
-            <w:hyperlink r:id="rId34">
+            <w:hyperlink r:id="rId36">
               <w:r>
                 <w:rPr>
                   <w:color w:val="2A78D6"/>
                   <w:vertAlign w:val="superscript"/>
                   <w:sz w:val="15"/>
                 </w:rPr>
-                <w:t xml:space="preserve">28</w:t>
+                <w:t xml:space="preserve">30</w:t>
               </w:r>
             </w:hyperlink>
             <w:r>
@@ -7244,7 +7355,7 @@
             <w:color w:val="2A78D6"/>
             <w:sz w:val="17"/>
           </w:rPr>
-          <w:t xml:space="preserve">VIK - Interim report 6M 2026 (unaudited), p. 13-14, 2026</w:t>
+          <w:t xml:space="preserve">OFAC Sanctions List Search (US Treasury)</w:t>
         </w:r>
       </w:hyperlink>
     </w:p>
@@ -7271,7 +7382,7 @@
             <w:color w:val="2A78D6"/>
             <w:sz w:val="17"/>
           </w:rPr>
-          <w:t xml:space="preserve">VIK - Interim report 6M 2026 (unaudited), p. 14, 2026</w:t>
+          <w:t xml:space="preserve">EU Sanctions Map</w:t>
         </w:r>
       </w:hyperlink>
     </w:p>
@@ -7298,6 +7409,60 @@
             <w:color w:val="2A78D6"/>
             <w:sz w:val="17"/>
           </w:rPr>
+          <w:t xml:space="preserve">VIK - Interim report 6M 2026 (unaudited), p. 13-14, 2026</w:t>
+        </w:r>
+      </w:hyperlink>
+    </w:p>
+    <w:p>
+      <w:pPr>
+        <w:tabs>
+          <w:tab w:pos="397" w:val="left"/>
+        </w:tabs>
+        <w:spacing w:before="0" w:after="30"/>
+        <w:ind w:left="397" w:hanging="397"/>
+      </w:pPr>
+      <w:r>
+        <w:rPr>
+          <w:b w:val="0"/>
+          <w:color w:val="667085"/>
+          <w:sz w:val="17"/>
+        </w:rPr>
+        <w:t>27.</w:t>
+        <w:tab/>
+      </w:r>
+      <w:hyperlink r:id="rId34">
+        <w:r>
+          <w:rPr>
+            <w:color w:val="2A78D6"/>
+            <w:sz w:val="17"/>
+          </w:rPr>
+          <w:t xml:space="preserve">VIK - Interim report 6M 2026 (unaudited), p. 14, 2026</w:t>
+        </w:r>
+      </w:hyperlink>
+    </w:p>
+    <w:p>
+      <w:pPr>
+        <w:tabs>
+          <w:tab w:pos="397" w:val="left"/>
+        </w:tabs>
+        <w:spacing w:before="0" w:after="30"/>
+        <w:ind w:left="397" w:hanging="397"/>
+      </w:pPr>
+      <w:r>
+        <w:rPr>
+          <w:b w:val="0"/>
+          <w:color w:val="667085"/>
+          <w:sz w:val="17"/>
+        </w:rPr>
+        <w:t>28.</w:t>
+        <w:tab/>
+      </w:r>
+      <w:hyperlink r:id="rId35">
+        <w:r>
+          <w:rPr>
+            <w:color w:val="2A78D6"/>
+            <w:sz w:val="17"/>
+          </w:rPr>
           <w:t xml:space="preserve">VIK - Interim report 6M 2026 (unaudited), p. 35, 2026</w:t>
         </w:r>
       </w:hyperlink>
@@ -7316,7 +7481,7 @@
           <w:color w:val="667085"/>
           <w:sz w:val="17"/>
         </w:rPr>
-        <w:t>27.</w:t>
+        <w:t>29.</w:t>
         <w:tab/>
       </w:r>
       <w:hyperlink r:id="rId30">
@@ -7343,10 +7508,10 @@
           <w:color w:val="667085"/>
           <w:sz w:val="17"/>
         </w:rPr>
-        <w:t>28.</w:t>
+        <w:t>30.</w:t>
         <w:tab/>
       </w:r>
-      <w:hyperlink r:id="rId34">
+      <w:hyperlink r:id="rId36">
         <w:r>
           <w:rPr>
             <w:color w:val="2A78D6"/>

--- a/docs/files/vik/vik_6M2026_lt.docx
+++ b/docs/files/vik/vik_6M2026_lt.docx
@@ -4621,7 +4621,7 @@
           <w:color w:val="667085"/>
           <w:sz w:val="18"/>
         </w:rPr>
-        <w:t>Automatinė naujienų paieška (Google News, LT), 2026-07-25 – 2026-10-23: 2 pranešimų.</w:t>
+        <w:t>Automatinė naujienų paieška (Google News, LT), 2026-07-26 – 2026-10-24: 2 pranešimų.</w:t>
       </w:r>
     </w:p>
     <w:tbl>
@@ -5249,7 +5249,7 @@
                 <w:color w:val="333333"/>
                 <w:sz w:val="18"/>
               </w:rPr>
-              <w:t>Nerasta EU, UN, UK, US OFAC konsoliduotuose sankcijų sąrašuose (automatinė patikra 2026-10-23).</w:t>
+              <w:t>Nerasta EU, UN, UK, US OFAC konsoliduotuose sankcijų sąrašuose (automatinė patikra 2026-10-24).</w:t>
             </w:r>
           </w:p>
           <w:p>
@@ -5488,7 +5488,7 @@
                 <w:color w:val="333333"/>
                 <w:sz w:val="18"/>
               </w:rPr>
-              <w:t>Naujienų suvestinė 2026-07-25 – 2026-10-23: 2 pranešimų, iš jų su neigiamu žodžiu antraštėje – 0 (plačiau – skiltyje „Ką rašo spauda“).</w:t>
+              <w:t>Naujienų suvestinė 2026-07-26 – 2026-10-24: 2 pranešimų, iš jų su neigiamu žodžiu antraštėje – 0 (plačiau – skiltyje „Ką rašo spauda“).</w:t>
             </w:r>
           </w:p>
         </w:tc>

--- a/docs/files/vik/vik_6M2026_lt.docx
+++ b/docs/files/vik/vik_6M2026_lt.docx
@@ -4621,7 +4621,7 @@
           <w:color w:val="667085"/>
           <w:sz w:val="18"/>
         </w:rPr>
-        <w:t>Automatinė naujienų paieška (Google News, LT), 2026-07-26 – 2026-10-24: 2 pranešimų.</w:t>
+        <w:t>Automatinė naujienų paieška (Google News, LT), 2026-07-27 – 2026-10-25: 2 pranešimų.</w:t>
       </w:r>
     </w:p>
     <w:tbl>
@@ -5249,7 +5249,7 @@
                 <w:color w:val="333333"/>
                 <w:sz w:val="18"/>
               </w:rPr>
-              <w:t>Nerasta EU, UN, UK, US OFAC konsoliduotuose sankcijų sąrašuose (automatinė patikra 2026-10-24).</w:t>
+              <w:t>Nerasta EU, UN, UK, US OFAC konsoliduotuose sankcijų sąrašuose (automatinė patikra 2026-10-25).</w:t>
             </w:r>
           </w:p>
           <w:p>
@@ -5488,7 +5488,7 @@
                 <w:color w:val="333333"/>
                 <w:sz w:val="18"/>
               </w:rPr>
-              <w:t>Naujienų suvestinė 2026-07-26 – 2026-10-24: 2 pranešimų, iš jų su neigiamu žodžiu antraštėje – 0 (plačiau – skiltyje „Ką rašo spauda“).</w:t>
+              <w:t>Naujienų suvestinė 2026-07-27 – 2026-10-25: 2 pranešimų, iš jų su neigiamu žodžiu antraštėje – 0 (plačiau – skiltyje „Ką rašo spauda“).</w:t>
             </w:r>
           </w:p>
         </w:tc>

--- a/docs/files/vik/vik_6M2026_lt.docx
+++ b/docs/files/vik/vik_6M2026_lt.docx
@@ -4365,7 +4365,7 @@
                 <w:b w:val="0"/>
                 <w:sz w:val="17"/>
               </w:rPr>
-              <w:t>3,38 % (2026-10)</w:t>
+              <w:t>3,37 % (2026-10)</w:t>
             </w:r>
           </w:p>
         </w:tc>
@@ -4437,7 +4437,7 @@
                 <w:b w:val="0"/>
                 <w:sz w:val="17"/>
               </w:rPr>
-              <w:t>▲ 0,66 p. p.</w:t>
+              <w:t>▲ 0,65 p. p.</w:t>
             </w:r>
           </w:p>
         </w:tc>
@@ -4621,7 +4621,7 @@
           <w:color w:val="667085"/>
           <w:sz w:val="18"/>
         </w:rPr>
-        <w:t>Automatinė naujienų paieška (Google News, LT), 2026-07-27 – 2026-10-25: 2 pranešimų.</w:t>
+        <w:t>Automatinė naujienų paieška (Google News, LT), 2026-07-28 – 2026-10-26: 2 pranešimų.</w:t>
       </w:r>
     </w:p>
     <w:tbl>
@@ -5249,7 +5249,7 @@
                 <w:color w:val="333333"/>
                 <w:sz w:val="18"/>
               </w:rPr>
-              <w:t>Nerasta EU, UN, UK, US OFAC konsoliduotuose sankcijų sąrašuose (automatinė patikra 2026-10-25).</w:t>
+              <w:t>Nerasta EU, UN, US OFAC konsoliduotuose sankcijų sąrašuose (automatinė patikra 2026-10-26).</w:t>
             </w:r>
           </w:p>
           <w:p>
@@ -5488,7 +5488,7 @@
                 <w:color w:val="333333"/>
                 <w:sz w:val="18"/>
               </w:rPr>
-              <w:t>Naujienų suvestinė 2026-07-27 – 2026-10-25: 2 pranešimų, iš jų su neigiamu žodžiu antraštėje – 0 (plačiau – skiltyje „Ką rašo spauda“).</w:t>
+              <w:t>Naujienų suvestinė 2026-07-28 – 2026-10-26: 2 pranešimų, iš jų su neigiamu žodžiu antraštėje – 0 (plačiau – skiltyje „Ką rašo spauda“).</w:t>
             </w:r>
           </w:p>
         </w:tc>

--- a/docs/files/vik/vik_6M2026_lt.docx
+++ b/docs/files/vik/vik_6M2026_lt.docx
@@ -4621,7 +4621,7 @@
           <w:color w:val="667085"/>
           <w:sz w:val="18"/>
         </w:rPr>
-        <w:t>Automatinė naujienų paieška (Google News, LT), 2026-07-28 – 2026-10-26: 2 pranešimų.</w:t>
+        <w:t>Automatinė naujienų paieška (Google News, LT), 2026-07-29 – 2026-10-27: 2 pranešimų.</w:t>
       </w:r>
     </w:p>
     <w:tbl>
@@ -5249,7 +5249,7 @@
                 <w:color w:val="333333"/>
                 <w:sz w:val="18"/>
               </w:rPr>
-              <w:t>Nerasta EU, UN, US OFAC konsoliduotuose sankcijų sąrašuose (automatinė patikra 2026-10-26).</w:t>
+              <w:t>Nerasta EU, UN, US OFAC konsoliduotuose sankcijų sąrašuose (automatinė patikra 2026-10-27).</w:t>
             </w:r>
           </w:p>
           <w:p>
@@ -5488,7 +5488,7 @@
                 <w:color w:val="333333"/>
                 <w:sz w:val="18"/>
               </w:rPr>
-              <w:t>Naujienų suvestinė 2026-07-28 – 2026-10-26: 2 pranešimų, iš jų su neigiamu žodžiu antraštėje – 0 (plačiau – skiltyje „Ką rašo spauda“).</w:t>
+              <w:t>Naujienų suvestinė 2026-07-29 – 2026-10-27: 2 pranešimų, iš jų su neigiamu žodžiu antraštėje – 0 (plačiau – skiltyje „Ką rašo spauda“).</w:t>
             </w:r>
           </w:p>
         </w:tc>

--- a/docs/files/vik/vik_6M2026_lt.docx
+++ b/docs/files/vik/vik_6M2026_lt.docx
@@ -4621,7 +4621,7 @@
           <w:color w:val="667085"/>
           <w:sz w:val="18"/>
         </w:rPr>
-        <w:t>Automatinė naujienų paieška (Google News, LT), 2026-07-29 – 2026-10-27: 2 pranešimų.</w:t>
+        <w:t>Automatinė naujienų paieška (Google News, LT), 2026-07-30 – 2026-10-28: 2 pranešimų.</w:t>
       </w:r>
     </w:p>
     <w:tbl>
@@ -5249,7 +5249,7 @@
                 <w:color w:val="333333"/>
                 <w:sz w:val="18"/>
               </w:rPr>
-              <w:t>Nerasta EU, UN, US OFAC konsoliduotuose sankcijų sąrašuose (automatinė patikra 2026-10-27).</w:t>
+              <w:t>Nerasta EU, UN, US OFAC konsoliduotuose sankcijų sąrašuose (automatinė patikra 2026-10-28).</w:t>
             </w:r>
           </w:p>
           <w:p>
@@ -5488,7 +5488,7 @@
                 <w:color w:val="333333"/>
                 <w:sz w:val="18"/>
               </w:rPr>
-              <w:t>Naujienų suvestinė 2026-07-29 – 2026-10-27: 2 pranešimų, iš jų su neigiamu žodžiu antraštėje – 0 (plačiau – skiltyje „Ką rašo spauda“).</w:t>
+              <w:t>Naujienų suvestinė 2026-07-30 – 2026-10-28: 2 pranešimų, iš jų su neigiamu žodžiu antraštėje – 0 (plačiau – skiltyje „Ką rašo spauda“).</w:t>
             </w:r>
           </w:p>
         </w:tc>

--- a/docs/files/vik/vik_6M2026_lt.docx
+++ b/docs/files/vik/vik_6M2026_lt.docx
@@ -4621,7 +4621,7 @@
           <w:color w:val="667085"/>
           <w:sz w:val="18"/>
         </w:rPr>
-        <w:t>Automatinė naujienų paieška (Google News, LT), 2026-07-30 – 2026-10-28: 2 pranešimų.</w:t>
+        <w:t>Automatinė naujienų paieška (Google News, LT), 2026-08-01 – 2026-10-30: 2 pranešimų.</w:t>
       </w:r>
     </w:p>
     <w:tbl>
@@ -5249,7 +5249,7 @@
                 <w:color w:val="333333"/>
                 <w:sz w:val="18"/>
               </w:rPr>
-              <w:t>Nerasta EU, UN, US OFAC konsoliduotuose sankcijų sąrašuose (automatinė patikra 2026-10-28).</w:t>
+              <w:t>Nerasta EU, UN, US OFAC konsoliduotuose sankcijų sąrašuose (automatinė patikra 2026-10-30).</w:t>
             </w:r>
           </w:p>
           <w:p>
@@ -5488,7 +5488,7 @@
                 <w:color w:val="333333"/>
                 <w:sz w:val="18"/>
               </w:rPr>
-              <w:t>Naujienų suvestinė 2026-07-30 – 2026-10-28: 2 pranešimų, iš jų su neigiamu žodžiu antraštėje – 0 (plačiau – skiltyje „Ką rašo spauda“).</w:t>
+              <w:t>Naujienų suvestinė 2026-08-01 – 2026-10-30: 2 pranešimų, iš jų su neigiamu žodžiu antraštėje – 0 (plačiau – skiltyje „Ką rašo spauda“).</w:t>
             </w:r>
           </w:p>
         </w:tc>

--- a/docs/files/vik/vik_6M2026_lt.docx
+++ b/docs/files/vik/vik_6M2026_lt.docx
@@ -4621,7 +4621,7 @@
           <w:color w:val="667085"/>
           <w:sz w:val="18"/>
         </w:rPr>
-        <w:t>Automatinė naujienų paieška (Google News, LT), 2026-08-01 – 2026-10-30: 2 pranešimų.</w:t>
+        <w:t>Automatinė naujienų paieška (Google News, LT), 2026-08-02 – 2026-10-31: 2 pranešimų.</w:t>
       </w:r>
     </w:p>
     <w:tbl>
@@ -5249,7 +5249,7 @@
                 <w:color w:val="333333"/>
                 <w:sz w:val="18"/>
               </w:rPr>
-              <w:t>Nerasta EU, UN, US OFAC konsoliduotuose sankcijų sąrašuose (automatinė patikra 2026-10-30).</w:t>
+              <w:t>Nerasta EU, UN, US OFAC konsoliduotuose sankcijų sąrašuose (automatinė patikra 2026-10-31).</w:t>
             </w:r>
           </w:p>
           <w:p>
@@ -5488,7 +5488,7 @@
                 <w:color w:val="333333"/>
                 <w:sz w:val="18"/>
               </w:rPr>
-              <w:t>Naujienų suvestinė 2026-08-01 – 2026-10-30: 2 pranešimų, iš jų su neigiamu žodžiu antraštėje – 0 (plačiau – skiltyje „Ką rašo spauda“).</w:t>
+              <w:t>Naujienų suvestinė 2026-08-02 – 2026-10-31: 2 pranešimų, iš jų su neigiamu žodžiu antraštėje – 0 (plačiau – skiltyje „Ką rašo spauda“).</w:t>
             </w:r>
           </w:p>
         </w:tc>
